--- a/media/document/akt.docx
+++ b/media/document/akt.docx
@@ -23,8 +23,174 @@
           <w:szCs w:val="20"/>
           <w:lang w:val="en-US"/>
         </w:rPr>
-        <w:t>Sarf materiallari, ehtiyot qismlar va uskunalar o'rnatish ishlari haqida</w:t>
-      </w:r>
+        <w:t xml:space="preserve">Sarf </w:t>
+      </w:r>
+      <w:proofErr w:type="spellStart"/>
+      <w:r>
+        <w:rPr>
+          <w:b/>
+          <w:bCs/>
+          <w:sz w:val="20"/>
+          <w:szCs w:val="20"/>
+          <w:lang w:val="en-US"/>
+        </w:rPr>
+        <w:t>materiallari</w:t>
+      </w:r>
+      <w:proofErr w:type="spellEnd"/>
+      <w:r>
+        <w:rPr>
+          <w:b/>
+          <w:bCs/>
+          <w:sz w:val="20"/>
+          <w:szCs w:val="20"/>
+          <w:lang w:val="en-US"/>
+        </w:rPr>
+        <w:t xml:space="preserve">, </w:t>
+      </w:r>
+      <w:proofErr w:type="spellStart"/>
+      <w:r>
+        <w:rPr>
+          <w:b/>
+          <w:bCs/>
+          <w:sz w:val="20"/>
+          <w:szCs w:val="20"/>
+          <w:lang w:val="en-US"/>
+        </w:rPr>
+        <w:t>ehtiyot</w:t>
+      </w:r>
+      <w:proofErr w:type="spellEnd"/>
+      <w:r>
+        <w:rPr>
+          <w:b/>
+          <w:bCs/>
+          <w:sz w:val="20"/>
+          <w:szCs w:val="20"/>
+          <w:lang w:val="en-US"/>
+        </w:rPr>
+        <w:t xml:space="preserve"> </w:t>
+      </w:r>
+      <w:proofErr w:type="spellStart"/>
+      <w:r>
+        <w:rPr>
+          <w:b/>
+          <w:bCs/>
+          <w:sz w:val="20"/>
+          <w:szCs w:val="20"/>
+          <w:lang w:val="en-US"/>
+        </w:rPr>
+        <w:t>qismlar</w:t>
+      </w:r>
+      <w:proofErr w:type="spellEnd"/>
+      <w:r>
+        <w:rPr>
+          <w:b/>
+          <w:bCs/>
+          <w:sz w:val="20"/>
+          <w:szCs w:val="20"/>
+          <w:lang w:val="en-US"/>
+        </w:rPr>
+        <w:t xml:space="preserve"> </w:t>
+      </w:r>
+      <w:proofErr w:type="spellStart"/>
+      <w:r>
+        <w:rPr>
+          <w:b/>
+          <w:bCs/>
+          <w:sz w:val="20"/>
+          <w:szCs w:val="20"/>
+          <w:lang w:val="en-US"/>
+        </w:rPr>
+        <w:t>va</w:t>
+      </w:r>
+      <w:proofErr w:type="spellEnd"/>
+      <w:r>
+        <w:rPr>
+          <w:b/>
+          <w:bCs/>
+          <w:sz w:val="20"/>
+          <w:szCs w:val="20"/>
+          <w:lang w:val="en-US"/>
+        </w:rPr>
+        <w:t xml:space="preserve"> </w:t>
+      </w:r>
+      <w:proofErr w:type="spellStart"/>
+      <w:r>
+        <w:rPr>
+          <w:b/>
+          <w:bCs/>
+          <w:sz w:val="20"/>
+          <w:szCs w:val="20"/>
+          <w:lang w:val="en-US"/>
+        </w:rPr>
+        <w:t>uskunalar</w:t>
+      </w:r>
+      <w:proofErr w:type="spellEnd"/>
+      <w:r>
+        <w:rPr>
+          <w:b/>
+          <w:bCs/>
+          <w:sz w:val="20"/>
+          <w:szCs w:val="20"/>
+          <w:lang w:val="en-US"/>
+        </w:rPr>
+        <w:t xml:space="preserve"> </w:t>
+      </w:r>
+      <w:proofErr w:type="spellStart"/>
+      <w:r>
+        <w:rPr>
+          <w:b/>
+          <w:bCs/>
+          <w:sz w:val="20"/>
+          <w:szCs w:val="20"/>
+          <w:lang w:val="en-US"/>
+        </w:rPr>
+        <w:t>o'rnatish</w:t>
+      </w:r>
+      <w:proofErr w:type="spellEnd"/>
+      <w:r>
+        <w:rPr>
+          <w:b/>
+          <w:bCs/>
+          <w:sz w:val="20"/>
+          <w:szCs w:val="20"/>
+          <w:lang w:val="en-US"/>
+        </w:rPr>
+        <w:t xml:space="preserve"> </w:t>
+      </w:r>
+      <w:proofErr w:type="spellStart"/>
+      <w:r>
+        <w:rPr>
+          <w:b/>
+          <w:bCs/>
+          <w:sz w:val="20"/>
+          <w:szCs w:val="20"/>
+          <w:lang w:val="en-US"/>
+        </w:rPr>
+        <w:t>ishlari</w:t>
+      </w:r>
+      <w:proofErr w:type="spellEnd"/>
+      <w:r>
+        <w:rPr>
+          <w:b/>
+          <w:bCs/>
+          <w:sz w:val="20"/>
+          <w:szCs w:val="20"/>
+          <w:lang w:val="en-US"/>
+        </w:rPr>
+        <w:t xml:space="preserve"> </w:t>
+      </w:r>
+      <w:proofErr w:type="spellStart"/>
+      <w:r>
+        <w:rPr>
+          <w:b/>
+          <w:bCs/>
+          <w:sz w:val="20"/>
+          <w:szCs w:val="20"/>
+          <w:lang w:val="en-US"/>
+        </w:rPr>
+        <w:t>haqida</w:t>
+      </w:r>
+      <w:proofErr w:type="spellEnd"/>
     </w:p>
     <w:p>
       <w:pPr>
@@ -148,7 +314,463 @@
           <w:lang w:val="en-US" w:eastAsia="ru-RU"/>
           <w14:ligatures w14:val="none"/>
         </w:rPr>
-        <w:t>Biz, quyida imzo chekuvchilar, O‘zbekiston Respublikasi Iqtisodiyot va Moliya vazirligi huzuridagi “Axborot texnalogiyalar markazi” davlat unitar korxonasining vakillari:</w:t>
+        <w:t xml:space="preserve">Biz, </w:t>
+      </w:r>
+      <w:proofErr w:type="spellStart"/>
+      <w:r>
+        <w:rPr>
+          <w:rFonts w:eastAsia="Times New Roman" w:cs="Times New Roman"/>
+          <w:color w:val="000000"/>
+          <w:kern w:val="0"/>
+          <w:sz w:val="20"/>
+          <w:szCs w:val="20"/>
+          <w:lang w:val="en-US" w:eastAsia="ru-RU"/>
+          <w14:ligatures w14:val="none"/>
+        </w:rPr>
+        <w:t>quyida</w:t>
+      </w:r>
+      <w:proofErr w:type="spellEnd"/>
+      <w:r>
+        <w:rPr>
+          <w:rFonts w:eastAsia="Times New Roman" w:cs="Times New Roman"/>
+          <w:color w:val="000000"/>
+          <w:kern w:val="0"/>
+          <w:sz w:val="20"/>
+          <w:szCs w:val="20"/>
+          <w:lang w:val="en-US" w:eastAsia="ru-RU"/>
+          <w14:ligatures w14:val="none"/>
+        </w:rPr>
+        <w:t xml:space="preserve"> </w:t>
+      </w:r>
+      <w:proofErr w:type="spellStart"/>
+      <w:r>
+        <w:rPr>
+          <w:rFonts w:eastAsia="Times New Roman" w:cs="Times New Roman"/>
+          <w:color w:val="000000"/>
+          <w:kern w:val="0"/>
+          <w:sz w:val="20"/>
+          <w:szCs w:val="20"/>
+          <w:lang w:val="en-US" w:eastAsia="ru-RU"/>
+          <w14:ligatures w14:val="none"/>
+        </w:rPr>
+        <w:t>imzo</w:t>
+      </w:r>
+      <w:proofErr w:type="spellEnd"/>
+      <w:r>
+        <w:rPr>
+          <w:rFonts w:eastAsia="Times New Roman" w:cs="Times New Roman"/>
+          <w:color w:val="000000"/>
+          <w:kern w:val="0"/>
+          <w:sz w:val="20"/>
+          <w:szCs w:val="20"/>
+          <w:lang w:val="en-US" w:eastAsia="ru-RU"/>
+          <w14:ligatures w14:val="none"/>
+        </w:rPr>
+        <w:t xml:space="preserve"> </w:t>
+      </w:r>
+      <w:proofErr w:type="spellStart"/>
+      <w:r>
+        <w:rPr>
+          <w:rFonts w:eastAsia="Times New Roman" w:cs="Times New Roman"/>
+          <w:color w:val="000000"/>
+          <w:kern w:val="0"/>
+          <w:sz w:val="20"/>
+          <w:szCs w:val="20"/>
+          <w:lang w:val="en-US" w:eastAsia="ru-RU"/>
+          <w14:ligatures w14:val="none"/>
+        </w:rPr>
+        <w:t>chekuvchilar</w:t>
+      </w:r>
+      <w:proofErr w:type="spellEnd"/>
+      <w:r>
+        <w:rPr>
+          <w:rFonts w:eastAsia="Times New Roman" w:cs="Times New Roman"/>
+          <w:color w:val="000000"/>
+          <w:kern w:val="0"/>
+          <w:sz w:val="20"/>
+          <w:szCs w:val="20"/>
+          <w:lang w:val="en-US" w:eastAsia="ru-RU"/>
+          <w14:ligatures w14:val="none"/>
+        </w:rPr>
+        <w:t xml:space="preserve">, </w:t>
+      </w:r>
+      <w:proofErr w:type="spellStart"/>
+      <w:proofErr w:type="gramStart"/>
+      <w:r>
+        <w:rPr>
+          <w:rFonts w:eastAsia="Times New Roman" w:cs="Times New Roman"/>
+          <w:color w:val="000000"/>
+          <w:kern w:val="0"/>
+          <w:sz w:val="20"/>
+          <w:szCs w:val="20"/>
+          <w:lang w:val="en-US" w:eastAsia="ru-RU"/>
+          <w14:ligatures w14:val="none"/>
+        </w:rPr>
+        <w:t>O‘</w:t>
+      </w:r>
+      <w:proofErr w:type="gramEnd"/>
+      <w:r>
+        <w:rPr>
+          <w:rFonts w:eastAsia="Times New Roman" w:cs="Times New Roman"/>
+          <w:color w:val="000000"/>
+          <w:kern w:val="0"/>
+          <w:sz w:val="20"/>
+          <w:szCs w:val="20"/>
+          <w:lang w:val="en-US" w:eastAsia="ru-RU"/>
+          <w14:ligatures w14:val="none"/>
+        </w:rPr>
+        <w:t>zbekiston</w:t>
+      </w:r>
+      <w:proofErr w:type="spellEnd"/>
+      <w:r>
+        <w:rPr>
+          <w:rFonts w:eastAsia="Times New Roman" w:cs="Times New Roman"/>
+          <w:color w:val="000000"/>
+          <w:kern w:val="0"/>
+          <w:sz w:val="20"/>
+          <w:szCs w:val="20"/>
+          <w:lang w:val="en-US" w:eastAsia="ru-RU"/>
+          <w14:ligatures w14:val="none"/>
+        </w:rPr>
+        <w:t xml:space="preserve"> </w:t>
+      </w:r>
+      <w:proofErr w:type="spellStart"/>
+      <w:r>
+        <w:rPr>
+          <w:rFonts w:eastAsia="Times New Roman" w:cs="Times New Roman"/>
+          <w:color w:val="000000"/>
+          <w:kern w:val="0"/>
+          <w:sz w:val="20"/>
+          <w:szCs w:val="20"/>
+          <w:lang w:val="en-US" w:eastAsia="ru-RU"/>
+          <w14:ligatures w14:val="none"/>
+        </w:rPr>
+        <w:t>Respublikasi</w:t>
+      </w:r>
+      <w:proofErr w:type="spellEnd"/>
+      <w:r>
+        <w:rPr>
+          <w:rFonts w:eastAsia="Times New Roman" w:cs="Times New Roman"/>
+          <w:color w:val="000000"/>
+          <w:kern w:val="0"/>
+          <w:sz w:val="20"/>
+          <w:szCs w:val="20"/>
+          <w:lang w:val="en-US" w:eastAsia="ru-RU"/>
+          <w14:ligatures w14:val="none"/>
+        </w:rPr>
+        <w:t xml:space="preserve"> </w:t>
+      </w:r>
+      <w:proofErr w:type="spellStart"/>
+      <w:r>
+        <w:rPr>
+          <w:rFonts w:eastAsia="Times New Roman" w:cs="Times New Roman"/>
+          <w:color w:val="000000"/>
+          <w:kern w:val="0"/>
+          <w:sz w:val="20"/>
+          <w:szCs w:val="20"/>
+          <w:lang w:val="en-US" w:eastAsia="ru-RU"/>
+          <w14:ligatures w14:val="none"/>
+        </w:rPr>
+        <w:t>Iqtisodiyot</w:t>
+      </w:r>
+      <w:proofErr w:type="spellEnd"/>
+      <w:r>
+        <w:rPr>
+          <w:rFonts w:eastAsia="Times New Roman" w:cs="Times New Roman"/>
+          <w:color w:val="000000"/>
+          <w:kern w:val="0"/>
+          <w:sz w:val="20"/>
+          <w:szCs w:val="20"/>
+          <w:lang w:val="en-US" w:eastAsia="ru-RU"/>
+          <w14:ligatures w14:val="none"/>
+        </w:rPr>
+        <w:t xml:space="preserve"> </w:t>
+      </w:r>
+      <w:proofErr w:type="spellStart"/>
+      <w:r>
+        <w:rPr>
+          <w:rFonts w:eastAsia="Times New Roman" w:cs="Times New Roman"/>
+          <w:color w:val="000000"/>
+          <w:kern w:val="0"/>
+          <w:sz w:val="20"/>
+          <w:szCs w:val="20"/>
+          <w:lang w:val="en-US" w:eastAsia="ru-RU"/>
+          <w14:ligatures w14:val="none"/>
+        </w:rPr>
+        <w:t>va</w:t>
+      </w:r>
+      <w:proofErr w:type="spellEnd"/>
+      <w:r>
+        <w:rPr>
+          <w:rFonts w:eastAsia="Times New Roman" w:cs="Times New Roman"/>
+          <w:color w:val="000000"/>
+          <w:kern w:val="0"/>
+          <w:sz w:val="20"/>
+          <w:szCs w:val="20"/>
+          <w:lang w:val="en-US" w:eastAsia="ru-RU"/>
+          <w14:ligatures w14:val="none"/>
+        </w:rPr>
+        <w:t xml:space="preserve"> </w:t>
+      </w:r>
+      <w:proofErr w:type="spellStart"/>
+      <w:r>
+        <w:rPr>
+          <w:rFonts w:eastAsia="Times New Roman" w:cs="Times New Roman"/>
+          <w:color w:val="000000"/>
+          <w:kern w:val="0"/>
+          <w:sz w:val="20"/>
+          <w:szCs w:val="20"/>
+          <w:lang w:val="en-US" w:eastAsia="ru-RU"/>
+          <w14:ligatures w14:val="none"/>
+        </w:rPr>
+        <w:t>Moliya</w:t>
+      </w:r>
+      <w:proofErr w:type="spellEnd"/>
+      <w:r>
+        <w:rPr>
+          <w:rFonts w:eastAsia="Times New Roman" w:cs="Times New Roman"/>
+          <w:color w:val="000000"/>
+          <w:kern w:val="0"/>
+          <w:sz w:val="20"/>
+          <w:szCs w:val="20"/>
+          <w:lang w:val="en-US" w:eastAsia="ru-RU"/>
+          <w14:ligatures w14:val="none"/>
+        </w:rPr>
+        <w:t xml:space="preserve"> </w:t>
+      </w:r>
+      <w:proofErr w:type="spellStart"/>
+      <w:r>
+        <w:rPr>
+          <w:rFonts w:eastAsia="Times New Roman" w:cs="Times New Roman"/>
+          <w:color w:val="000000"/>
+          <w:kern w:val="0"/>
+          <w:sz w:val="20"/>
+          <w:szCs w:val="20"/>
+          <w:lang w:val="en-US" w:eastAsia="ru-RU"/>
+          <w14:ligatures w14:val="none"/>
+        </w:rPr>
+        <w:t>vazirligi</w:t>
+      </w:r>
+      <w:proofErr w:type="spellEnd"/>
+      <w:r>
+        <w:rPr>
+          <w:rFonts w:eastAsia="Times New Roman" w:cs="Times New Roman"/>
+          <w:color w:val="000000"/>
+          <w:kern w:val="0"/>
+          <w:sz w:val="20"/>
+          <w:szCs w:val="20"/>
+          <w:lang w:val="en-US" w:eastAsia="ru-RU"/>
+          <w14:ligatures w14:val="none"/>
+        </w:rPr>
+        <w:t xml:space="preserve"> </w:t>
+      </w:r>
+      <w:proofErr w:type="spellStart"/>
+      <w:r>
+        <w:rPr>
+          <w:rFonts w:eastAsia="Times New Roman" w:cs="Times New Roman"/>
+          <w:color w:val="000000"/>
+          <w:kern w:val="0"/>
+          <w:sz w:val="20"/>
+          <w:szCs w:val="20"/>
+          <w:lang w:val="en-US" w:eastAsia="ru-RU"/>
+          <w14:ligatures w14:val="none"/>
+        </w:rPr>
+        <w:t>huzuridagi</w:t>
+      </w:r>
+      <w:proofErr w:type="spellEnd"/>
+      <w:r>
+        <w:rPr>
+          <w:rFonts w:eastAsia="Times New Roman" w:cs="Times New Roman"/>
+          <w:color w:val="000000"/>
+          <w:kern w:val="0"/>
+          <w:sz w:val="20"/>
+          <w:szCs w:val="20"/>
+          <w:lang w:val="en-US" w:eastAsia="ru-RU"/>
+          <w14:ligatures w14:val="none"/>
+        </w:rPr>
+        <w:t xml:space="preserve"> “</w:t>
+      </w:r>
+      <w:proofErr w:type="spellStart"/>
+      <w:r>
+        <w:rPr>
+          <w:rFonts w:eastAsia="Times New Roman" w:cs="Times New Roman"/>
+          <w:color w:val="000000"/>
+          <w:kern w:val="0"/>
+          <w:sz w:val="20"/>
+          <w:szCs w:val="20"/>
+          <w:lang w:val="en-US" w:eastAsia="ru-RU"/>
+          <w14:ligatures w14:val="none"/>
+        </w:rPr>
+        <w:t>Axborot</w:t>
+      </w:r>
+      <w:proofErr w:type="spellEnd"/>
+      <w:r>
+        <w:rPr>
+          <w:rFonts w:eastAsia="Times New Roman" w:cs="Times New Roman"/>
+          <w:color w:val="000000"/>
+          <w:kern w:val="0"/>
+          <w:sz w:val="20"/>
+          <w:szCs w:val="20"/>
+          <w:lang w:val="en-US" w:eastAsia="ru-RU"/>
+          <w14:ligatures w14:val="none"/>
+        </w:rPr>
+        <w:t xml:space="preserve"> </w:t>
+      </w:r>
+      <w:proofErr w:type="spellStart"/>
+      <w:r>
+        <w:rPr>
+          <w:rFonts w:eastAsia="Times New Roman" w:cs="Times New Roman"/>
+          <w:color w:val="000000"/>
+          <w:kern w:val="0"/>
+          <w:sz w:val="20"/>
+          <w:szCs w:val="20"/>
+          <w:lang w:val="en-US" w:eastAsia="ru-RU"/>
+          <w14:ligatures w14:val="none"/>
+        </w:rPr>
+        <w:t>texnalogiyalar</w:t>
+      </w:r>
+      <w:proofErr w:type="spellEnd"/>
+      <w:r>
+        <w:rPr>
+          <w:rFonts w:eastAsia="Times New Roman" w:cs="Times New Roman"/>
+          <w:color w:val="000000"/>
+          <w:kern w:val="0"/>
+          <w:sz w:val="20"/>
+          <w:szCs w:val="20"/>
+          <w:lang w:val="en-US" w:eastAsia="ru-RU"/>
+          <w14:ligatures w14:val="none"/>
+        </w:rPr>
+        <w:t xml:space="preserve"> </w:t>
+      </w:r>
+      <w:proofErr w:type="spellStart"/>
+      <w:r>
+        <w:rPr>
+          <w:rFonts w:eastAsia="Times New Roman" w:cs="Times New Roman"/>
+          <w:color w:val="000000"/>
+          <w:kern w:val="0"/>
+          <w:sz w:val="20"/>
+          <w:szCs w:val="20"/>
+          <w:lang w:val="en-US" w:eastAsia="ru-RU"/>
+          <w14:ligatures w14:val="none"/>
+        </w:rPr>
+        <w:t>markazi</w:t>
+      </w:r>
+      <w:proofErr w:type="spellEnd"/>
+      <w:r>
+        <w:rPr>
+          <w:rFonts w:eastAsia="Times New Roman" w:cs="Times New Roman"/>
+          <w:color w:val="000000"/>
+          <w:kern w:val="0"/>
+          <w:sz w:val="20"/>
+          <w:szCs w:val="20"/>
+          <w:lang w:val="en-US" w:eastAsia="ru-RU"/>
+          <w14:ligatures w14:val="none"/>
+        </w:rPr>
+        <w:t xml:space="preserve">” </w:t>
+      </w:r>
+      <w:proofErr w:type="spellStart"/>
+      <w:r>
+        <w:rPr>
+          <w:rFonts w:eastAsia="Times New Roman" w:cs="Times New Roman"/>
+          <w:color w:val="000000"/>
+          <w:kern w:val="0"/>
+          <w:sz w:val="20"/>
+          <w:szCs w:val="20"/>
+          <w:lang w:val="en-US" w:eastAsia="ru-RU"/>
+          <w14:ligatures w14:val="none"/>
+        </w:rPr>
+        <w:t>davlat</w:t>
+      </w:r>
+      <w:proofErr w:type="spellEnd"/>
+      <w:r>
+        <w:rPr>
+          <w:rFonts w:eastAsia="Times New Roman" w:cs="Times New Roman"/>
+          <w:color w:val="000000"/>
+          <w:kern w:val="0"/>
+          <w:sz w:val="20"/>
+          <w:szCs w:val="20"/>
+          <w:lang w:val="en-US" w:eastAsia="ru-RU"/>
+          <w14:ligatures w14:val="none"/>
+        </w:rPr>
+        <w:t xml:space="preserve"> </w:t>
+      </w:r>
+      <w:proofErr w:type="spellStart"/>
+      <w:r>
+        <w:rPr>
+          <w:rFonts w:eastAsia="Times New Roman" w:cs="Times New Roman"/>
+          <w:color w:val="000000"/>
+          <w:kern w:val="0"/>
+          <w:sz w:val="20"/>
+          <w:szCs w:val="20"/>
+          <w:lang w:val="en-US" w:eastAsia="ru-RU"/>
+          <w14:ligatures w14:val="none"/>
+        </w:rPr>
+        <w:t>unitar</w:t>
+      </w:r>
+      <w:proofErr w:type="spellEnd"/>
+      <w:r>
+        <w:rPr>
+          <w:rFonts w:eastAsia="Times New Roman" w:cs="Times New Roman"/>
+          <w:color w:val="000000"/>
+          <w:kern w:val="0"/>
+          <w:sz w:val="20"/>
+          <w:szCs w:val="20"/>
+          <w:lang w:val="en-US" w:eastAsia="ru-RU"/>
+          <w14:ligatures w14:val="none"/>
+        </w:rPr>
+        <w:t xml:space="preserve"> </w:t>
+      </w:r>
+      <w:proofErr w:type="spellStart"/>
+      <w:r>
+        <w:rPr>
+          <w:rFonts w:eastAsia="Times New Roman" w:cs="Times New Roman"/>
+          <w:color w:val="000000"/>
+          <w:kern w:val="0"/>
+          <w:sz w:val="20"/>
+          <w:szCs w:val="20"/>
+          <w:lang w:val="en-US" w:eastAsia="ru-RU"/>
+          <w14:ligatures w14:val="none"/>
+        </w:rPr>
+        <w:t>korxonasining</w:t>
+      </w:r>
+      <w:proofErr w:type="spellEnd"/>
+      <w:r>
+        <w:rPr>
+          <w:rFonts w:eastAsia="Times New Roman" w:cs="Times New Roman"/>
+          <w:color w:val="000000"/>
+          <w:kern w:val="0"/>
+          <w:sz w:val="20"/>
+          <w:szCs w:val="20"/>
+          <w:lang w:val="en-US" w:eastAsia="ru-RU"/>
+          <w14:ligatures w14:val="none"/>
+        </w:rPr>
+        <w:t xml:space="preserve"> </w:t>
+      </w:r>
+      <w:proofErr w:type="spellStart"/>
+      <w:r>
+        <w:rPr>
+          <w:rFonts w:eastAsia="Times New Roman" w:cs="Times New Roman"/>
+          <w:color w:val="000000"/>
+          <w:kern w:val="0"/>
+          <w:sz w:val="20"/>
+          <w:szCs w:val="20"/>
+          <w:lang w:val="en-US" w:eastAsia="ru-RU"/>
+          <w14:ligatures w14:val="none"/>
+        </w:rPr>
+        <w:t>vakillari</w:t>
+      </w:r>
+      <w:proofErr w:type="spellEnd"/>
+      <w:r>
+        <w:rPr>
+          <w:rFonts w:eastAsia="Times New Roman" w:cs="Times New Roman"/>
+          <w:color w:val="000000"/>
+          <w:kern w:val="0"/>
+          <w:sz w:val="20"/>
+          <w:szCs w:val="20"/>
+          <w:lang w:val="en-US" w:eastAsia="ru-RU"/>
+          <w14:ligatures w14:val="none"/>
+        </w:rPr>
+        <w:t>:</w:t>
       </w:r>
     </w:p>
     <w:p>
@@ -215,7 +837,43 @@
           <w:szCs w:val="14"/>
           <w:lang w:val="en-US"/>
         </w:rPr>
-        <w:t>(FIO, ATM mutaxassisning lavozimi)</w:t>
+        <w:t xml:space="preserve">(FIO, ATM </w:t>
+      </w:r>
+      <w:proofErr w:type="spellStart"/>
+      <w:r>
+        <w:rPr>
+          <w:sz w:val="14"/>
+          <w:szCs w:val="14"/>
+          <w:lang w:val="en-US"/>
+        </w:rPr>
+        <w:t>mutaxassisning</w:t>
+      </w:r>
+      <w:proofErr w:type="spellEnd"/>
+      <w:r>
+        <w:rPr>
+          <w:sz w:val="14"/>
+          <w:szCs w:val="14"/>
+          <w:lang w:val="en-US"/>
+        </w:rPr>
+        <w:t xml:space="preserve"> </w:t>
+      </w:r>
+      <w:proofErr w:type="spellStart"/>
+      <w:r>
+        <w:rPr>
+          <w:sz w:val="14"/>
+          <w:szCs w:val="14"/>
+          <w:lang w:val="en-US"/>
+        </w:rPr>
+        <w:t>lavozimi</w:t>
+      </w:r>
+      <w:proofErr w:type="spellEnd"/>
+      <w:r>
+        <w:rPr>
+          <w:sz w:val="14"/>
+          <w:szCs w:val="14"/>
+          <w:lang w:val="en-US"/>
+        </w:rPr>
+        <w:t>)</w:t>
       </w:r>
     </w:p>
     <w:p>
@@ -302,7 +960,43 @@
           <w:szCs w:val="14"/>
           <w:lang w:val="en-US"/>
         </w:rPr>
-        <w:t>(FIO, ATM mutaxassisning lavozimi)</w:t>
+        <w:t xml:space="preserve">(FIO, ATM </w:t>
+      </w:r>
+      <w:proofErr w:type="spellStart"/>
+      <w:r>
+        <w:rPr>
+          <w:sz w:val="14"/>
+          <w:szCs w:val="14"/>
+          <w:lang w:val="en-US"/>
+        </w:rPr>
+        <w:t>mutaxassisning</w:t>
+      </w:r>
+      <w:proofErr w:type="spellEnd"/>
+      <w:r>
+        <w:rPr>
+          <w:sz w:val="14"/>
+          <w:szCs w:val="14"/>
+          <w:lang w:val="en-US"/>
+        </w:rPr>
+        <w:t xml:space="preserve"> </w:t>
+      </w:r>
+      <w:proofErr w:type="spellStart"/>
+      <w:r>
+        <w:rPr>
+          <w:sz w:val="14"/>
+          <w:szCs w:val="14"/>
+          <w:lang w:val="en-US"/>
+        </w:rPr>
+        <w:t>lavozimi</w:t>
+      </w:r>
+      <w:proofErr w:type="spellEnd"/>
+      <w:r>
+        <w:rPr>
+          <w:sz w:val="14"/>
+          <w:szCs w:val="14"/>
+          <w:lang w:val="en-US"/>
+        </w:rPr>
+        <w:t>)</w:t>
       </w:r>
     </w:p>
     <w:p>
@@ -365,13 +1059,131 @@
           <w:lang w:val="en-US"/>
         </w:rPr>
       </w:pPr>
-      <w:r>
-        <w:rPr>
-          <w:sz w:val="20"/>
-          <w:szCs w:val="20"/>
-          <w:lang w:val="en-US"/>
-        </w:rPr>
-        <w:t>ushbu dalolatnoma quyidagi ishlarni bajarilganligi uchun tuzilgan:</w:t>
+      <w:proofErr w:type="spellStart"/>
+      <w:r>
+        <w:rPr>
+          <w:sz w:val="20"/>
+          <w:szCs w:val="20"/>
+          <w:lang w:val="en-US"/>
+        </w:rPr>
+        <w:t>ushbu</w:t>
+      </w:r>
+      <w:proofErr w:type="spellEnd"/>
+      <w:r>
+        <w:rPr>
+          <w:sz w:val="20"/>
+          <w:szCs w:val="20"/>
+          <w:lang w:val="en-US"/>
+        </w:rPr>
+        <w:t xml:space="preserve"> </w:t>
+      </w:r>
+      <w:proofErr w:type="spellStart"/>
+      <w:r>
+        <w:rPr>
+          <w:sz w:val="20"/>
+          <w:szCs w:val="20"/>
+          <w:lang w:val="en-US"/>
+        </w:rPr>
+        <w:t>dalolatnoma</w:t>
+      </w:r>
+      <w:proofErr w:type="spellEnd"/>
+      <w:r>
+        <w:rPr>
+          <w:sz w:val="20"/>
+          <w:szCs w:val="20"/>
+          <w:lang w:val="en-US"/>
+        </w:rPr>
+        <w:t xml:space="preserve"> </w:t>
+      </w:r>
+      <w:proofErr w:type="spellStart"/>
+      <w:r>
+        <w:rPr>
+          <w:sz w:val="20"/>
+          <w:szCs w:val="20"/>
+          <w:lang w:val="en-US"/>
+        </w:rPr>
+        <w:t>quyidagi</w:t>
+      </w:r>
+      <w:proofErr w:type="spellEnd"/>
+      <w:r>
+        <w:rPr>
+          <w:sz w:val="20"/>
+          <w:szCs w:val="20"/>
+          <w:lang w:val="en-US"/>
+        </w:rPr>
+        <w:t xml:space="preserve"> </w:t>
+      </w:r>
+      <w:proofErr w:type="spellStart"/>
+      <w:r>
+        <w:rPr>
+          <w:sz w:val="20"/>
+          <w:szCs w:val="20"/>
+          <w:lang w:val="en-US"/>
+        </w:rPr>
+        <w:t>ishlarni</w:t>
+      </w:r>
+      <w:proofErr w:type="spellEnd"/>
+      <w:r>
+        <w:rPr>
+          <w:sz w:val="20"/>
+          <w:szCs w:val="20"/>
+          <w:lang w:val="en-US"/>
+        </w:rPr>
+        <w:t xml:space="preserve"> </w:t>
+      </w:r>
+      <w:proofErr w:type="spellStart"/>
+      <w:r>
+        <w:rPr>
+          <w:sz w:val="20"/>
+          <w:szCs w:val="20"/>
+          <w:lang w:val="en-US"/>
+        </w:rPr>
+        <w:t>bajarilganligi</w:t>
+      </w:r>
+      <w:proofErr w:type="spellEnd"/>
+      <w:r>
+        <w:rPr>
+          <w:sz w:val="20"/>
+          <w:szCs w:val="20"/>
+          <w:lang w:val="en-US"/>
+        </w:rPr>
+        <w:t xml:space="preserve"> </w:t>
+      </w:r>
+      <w:proofErr w:type="spellStart"/>
+      <w:r>
+        <w:rPr>
+          <w:sz w:val="20"/>
+          <w:szCs w:val="20"/>
+          <w:lang w:val="en-US"/>
+        </w:rPr>
+        <w:t>uchun</w:t>
+      </w:r>
+      <w:proofErr w:type="spellEnd"/>
+      <w:r>
+        <w:rPr>
+          <w:sz w:val="20"/>
+          <w:szCs w:val="20"/>
+          <w:lang w:val="en-US"/>
+        </w:rPr>
+        <w:t xml:space="preserve"> </w:t>
+      </w:r>
+      <w:proofErr w:type="spellStart"/>
+      <w:r>
+        <w:rPr>
+          <w:sz w:val="20"/>
+          <w:szCs w:val="20"/>
+          <w:lang w:val="en-US"/>
+        </w:rPr>
+        <w:t>tuzilgan</w:t>
+      </w:r>
+      <w:proofErr w:type="spellEnd"/>
+      <w:r>
+        <w:rPr>
+          <w:sz w:val="20"/>
+          <w:szCs w:val="20"/>
+          <w:lang w:val="en-US"/>
+        </w:rPr>
+        <w:t>:</w:t>
       </w:r>
     </w:p>
     <w:p>
@@ -409,6 +1221,7 @@
           <w14:ligatures w14:val="none"/>
         </w:rPr>
       </w:pPr>
+      <w:proofErr w:type="spellStart"/>
       <w:r>
         <w:rPr>
           <w:rFonts w:eastAsia="Times New Roman" w:cs="Times New Roman"/>
@@ -422,8 +1235,105 @@
           <w:lang w:val="en-US" w:eastAsia="ru-RU"/>
           <w14:ligatures w14:val="none"/>
         </w:rPr>
-        <w:t>Quyda ko’rsatilgan materiallarni o’rnatish</w:t>
-      </w:r>
+        <w:t>Quyda</w:t>
+      </w:r>
+      <w:proofErr w:type="spellEnd"/>
+      <w:r>
+        <w:rPr>
+          <w:rFonts w:eastAsia="Times New Roman" w:cs="Times New Roman"/>
+          <w:b/>
+          <w:bCs/>
+          <w:color w:val="000000"/>
+          <w:kern w:val="0"/>
+          <w:sz w:val="20"/>
+          <w:szCs w:val="20"/>
+          <w:u w:val="single"/>
+          <w:lang w:val="en-US" w:eastAsia="ru-RU"/>
+          <w14:ligatures w14:val="none"/>
+        </w:rPr>
+        <w:t xml:space="preserve"> </w:t>
+      </w:r>
+      <w:proofErr w:type="spellStart"/>
+      <w:r>
+        <w:rPr>
+          <w:rFonts w:eastAsia="Times New Roman" w:cs="Times New Roman"/>
+          <w:b/>
+          <w:bCs/>
+          <w:color w:val="000000"/>
+          <w:kern w:val="0"/>
+          <w:sz w:val="20"/>
+          <w:szCs w:val="20"/>
+          <w:u w:val="single"/>
+          <w:lang w:val="en-US" w:eastAsia="ru-RU"/>
+          <w14:ligatures w14:val="none"/>
+        </w:rPr>
+        <w:t>ko’rsatilgan</w:t>
+      </w:r>
+      <w:proofErr w:type="spellEnd"/>
+      <w:r>
+        <w:rPr>
+          <w:rFonts w:eastAsia="Times New Roman" w:cs="Times New Roman"/>
+          <w:b/>
+          <w:bCs/>
+          <w:color w:val="000000"/>
+          <w:kern w:val="0"/>
+          <w:sz w:val="20"/>
+          <w:szCs w:val="20"/>
+          <w:u w:val="single"/>
+          <w:lang w:val="en-US" w:eastAsia="ru-RU"/>
+          <w14:ligatures w14:val="none"/>
+        </w:rPr>
+        <w:t xml:space="preserve"> </w:t>
+      </w:r>
+      <w:proofErr w:type="spellStart"/>
+      <w:r>
+        <w:rPr>
+          <w:rFonts w:eastAsia="Times New Roman" w:cs="Times New Roman"/>
+          <w:b/>
+          <w:bCs/>
+          <w:color w:val="000000"/>
+          <w:kern w:val="0"/>
+          <w:sz w:val="20"/>
+          <w:szCs w:val="20"/>
+          <w:u w:val="single"/>
+          <w:lang w:val="en-US" w:eastAsia="ru-RU"/>
+          <w14:ligatures w14:val="none"/>
+        </w:rPr>
+        <w:t>materiallarni</w:t>
+      </w:r>
+      <w:proofErr w:type="spellEnd"/>
+      <w:r>
+        <w:rPr>
+          <w:rFonts w:eastAsia="Times New Roman" w:cs="Times New Roman"/>
+          <w:b/>
+          <w:bCs/>
+          <w:color w:val="000000"/>
+          <w:kern w:val="0"/>
+          <w:sz w:val="20"/>
+          <w:szCs w:val="20"/>
+          <w:u w:val="single"/>
+          <w:lang w:val="en-US" w:eastAsia="ru-RU"/>
+          <w14:ligatures w14:val="none"/>
+        </w:rPr>
+        <w:t xml:space="preserve"> </w:t>
+      </w:r>
+      <w:proofErr w:type="spellStart"/>
+      <w:r>
+        <w:rPr>
+          <w:rFonts w:eastAsia="Times New Roman" w:cs="Times New Roman"/>
+          <w:b/>
+          <w:bCs/>
+          <w:color w:val="000000"/>
+          <w:kern w:val="0"/>
+          <w:sz w:val="20"/>
+          <w:szCs w:val="20"/>
+          <w:u w:val="single"/>
+          <w:lang w:val="en-US" w:eastAsia="ru-RU"/>
+          <w14:ligatures w14:val="none"/>
+        </w:rPr>
+        <w:t>o’rnatish</w:t>
+      </w:r>
+      <w:proofErr w:type="spellEnd"/>
     </w:p>
     <w:p>
       <w:pPr>
@@ -441,7 +1351,133 @@
           <w:szCs w:val="14"/>
           <w:lang w:val="en-US"/>
         </w:rPr>
-        <w:t>(ATM mutaxassislari tomonidan bajarilgan ish turlari bo'yicha tafsilotlar)</w:t>
+        <w:t xml:space="preserve">(ATM </w:t>
+      </w:r>
+      <w:proofErr w:type="spellStart"/>
+      <w:r>
+        <w:rPr>
+          <w:sz w:val="14"/>
+          <w:szCs w:val="14"/>
+          <w:lang w:val="en-US"/>
+        </w:rPr>
+        <w:t>mutaxassislari</w:t>
+      </w:r>
+      <w:proofErr w:type="spellEnd"/>
+      <w:r>
+        <w:rPr>
+          <w:sz w:val="14"/>
+          <w:szCs w:val="14"/>
+          <w:lang w:val="en-US"/>
+        </w:rPr>
+        <w:t xml:space="preserve"> </w:t>
+      </w:r>
+      <w:proofErr w:type="spellStart"/>
+      <w:r>
+        <w:rPr>
+          <w:sz w:val="14"/>
+          <w:szCs w:val="14"/>
+          <w:lang w:val="en-US"/>
+        </w:rPr>
+        <w:t>tomonidan</w:t>
+      </w:r>
+      <w:proofErr w:type="spellEnd"/>
+      <w:r>
+        <w:rPr>
+          <w:sz w:val="14"/>
+          <w:szCs w:val="14"/>
+          <w:lang w:val="en-US"/>
+        </w:rPr>
+        <w:t xml:space="preserve"> </w:t>
+      </w:r>
+      <w:proofErr w:type="spellStart"/>
+      <w:r>
+        <w:rPr>
+          <w:sz w:val="14"/>
+          <w:szCs w:val="14"/>
+          <w:lang w:val="en-US"/>
+        </w:rPr>
+        <w:t>bajarilgan</w:t>
+      </w:r>
+      <w:proofErr w:type="spellEnd"/>
+      <w:r>
+        <w:rPr>
+          <w:sz w:val="14"/>
+          <w:szCs w:val="14"/>
+          <w:lang w:val="en-US"/>
+        </w:rPr>
+        <w:t xml:space="preserve"> </w:t>
+      </w:r>
+      <w:proofErr w:type="spellStart"/>
+      <w:r>
+        <w:rPr>
+          <w:sz w:val="14"/>
+          <w:szCs w:val="14"/>
+          <w:lang w:val="en-US"/>
+        </w:rPr>
+        <w:t>ish</w:t>
+      </w:r>
+      <w:proofErr w:type="spellEnd"/>
+      <w:r>
+        <w:rPr>
+          <w:sz w:val="14"/>
+          <w:szCs w:val="14"/>
+          <w:lang w:val="en-US"/>
+        </w:rPr>
+        <w:t xml:space="preserve"> </w:t>
+      </w:r>
+      <w:proofErr w:type="spellStart"/>
+      <w:r>
+        <w:rPr>
+          <w:sz w:val="14"/>
+          <w:szCs w:val="14"/>
+          <w:lang w:val="en-US"/>
+        </w:rPr>
+        <w:t>turlari</w:t>
+      </w:r>
+      <w:proofErr w:type="spellEnd"/>
+      <w:r>
+        <w:rPr>
+          <w:sz w:val="14"/>
+          <w:szCs w:val="14"/>
+          <w:lang w:val="en-US"/>
+        </w:rPr>
+        <w:t xml:space="preserve"> </w:t>
+      </w:r>
+      <w:proofErr w:type="spellStart"/>
+      <w:r>
+        <w:rPr>
+          <w:sz w:val="14"/>
+          <w:szCs w:val="14"/>
+          <w:lang w:val="en-US"/>
+        </w:rPr>
+        <w:t>bo'yicha</w:t>
+      </w:r>
+      <w:proofErr w:type="spellEnd"/>
+      <w:r>
+        <w:rPr>
+          <w:sz w:val="14"/>
+          <w:szCs w:val="14"/>
+          <w:lang w:val="en-US"/>
+        </w:rPr>
+        <w:t xml:space="preserve"> </w:t>
+      </w:r>
+      <w:proofErr w:type="spellStart"/>
+      <w:r>
+        <w:rPr>
+          <w:sz w:val="14"/>
+          <w:szCs w:val="14"/>
+          <w:lang w:val="en-US"/>
+        </w:rPr>
+        <w:t>tafsilotlar</w:t>
+      </w:r>
+      <w:proofErr w:type="spellEnd"/>
+      <w:r>
+        <w:rPr>
+          <w:sz w:val="14"/>
+          <w:szCs w:val="14"/>
+          <w:lang w:val="en-US"/>
+        </w:rPr>
+        <w:t>)</w:t>
       </w:r>
     </w:p>
     <w:p>
@@ -474,15 +1510,149 @@
           <w:lang w:val="en-US"/>
         </w:rPr>
       </w:pPr>
-      <w:r>
-        <w:rPr>
-          <w:b/>
-          <w:bCs/>
-          <w:sz w:val="20"/>
-          <w:szCs w:val="20"/>
-          <w:lang w:val="en-US"/>
-        </w:rPr>
-        <w:t xml:space="preserve">Iqtisodiyot va Moliya vazirligining huzuridagi  ATM tomonidan </w:t>
+      <w:proofErr w:type="spellStart"/>
+      <w:r>
+        <w:rPr>
+          <w:b/>
+          <w:bCs/>
+          <w:sz w:val="20"/>
+          <w:szCs w:val="20"/>
+          <w:lang w:val="en-US"/>
+        </w:rPr>
+        <w:t>Iqtisodiyot</w:t>
+      </w:r>
+      <w:proofErr w:type="spellEnd"/>
+      <w:r>
+        <w:rPr>
+          <w:b/>
+          <w:bCs/>
+          <w:sz w:val="20"/>
+          <w:szCs w:val="20"/>
+          <w:lang w:val="en-US"/>
+        </w:rPr>
+        <w:t xml:space="preserve"> </w:t>
+      </w:r>
+      <w:proofErr w:type="spellStart"/>
+      <w:r>
+        <w:rPr>
+          <w:b/>
+          <w:bCs/>
+          <w:sz w:val="20"/>
+          <w:szCs w:val="20"/>
+          <w:lang w:val="en-US"/>
+        </w:rPr>
+        <w:t>va</w:t>
+      </w:r>
+      <w:proofErr w:type="spellEnd"/>
+      <w:r>
+        <w:rPr>
+          <w:b/>
+          <w:bCs/>
+          <w:sz w:val="20"/>
+          <w:szCs w:val="20"/>
+          <w:lang w:val="en-US"/>
+        </w:rPr>
+        <w:t xml:space="preserve"> </w:t>
+      </w:r>
+      <w:proofErr w:type="spellStart"/>
+      <w:r>
+        <w:rPr>
+          <w:b/>
+          <w:bCs/>
+          <w:sz w:val="20"/>
+          <w:szCs w:val="20"/>
+          <w:lang w:val="en-US"/>
+        </w:rPr>
+        <w:t>Moliya</w:t>
+      </w:r>
+      <w:proofErr w:type="spellEnd"/>
+      <w:r>
+        <w:rPr>
+          <w:b/>
+          <w:bCs/>
+          <w:sz w:val="20"/>
+          <w:szCs w:val="20"/>
+          <w:lang w:val="en-US"/>
+        </w:rPr>
+        <w:t xml:space="preserve"> </w:t>
+      </w:r>
+      <w:proofErr w:type="spellStart"/>
+      <w:r>
+        <w:rPr>
+          <w:b/>
+          <w:bCs/>
+          <w:sz w:val="20"/>
+          <w:szCs w:val="20"/>
+          <w:lang w:val="en-US"/>
+        </w:rPr>
+        <w:t>vazirligining</w:t>
+      </w:r>
+      <w:proofErr w:type="spellEnd"/>
+      <w:r>
+        <w:rPr>
+          <w:b/>
+          <w:bCs/>
+          <w:sz w:val="20"/>
+          <w:szCs w:val="20"/>
+          <w:lang w:val="en-US"/>
+        </w:rPr>
+        <w:t xml:space="preserve"> </w:t>
+      </w:r>
+      <w:proofErr w:type="spellStart"/>
+      <w:proofErr w:type="gramStart"/>
+      <w:r>
+        <w:rPr>
+          <w:b/>
+          <w:bCs/>
+          <w:sz w:val="20"/>
+          <w:szCs w:val="20"/>
+          <w:lang w:val="en-US"/>
+        </w:rPr>
+        <w:t>huzuridagi</w:t>
+      </w:r>
+      <w:proofErr w:type="spellEnd"/>
+      <w:r>
+        <w:rPr>
+          <w:b/>
+          <w:bCs/>
+          <w:sz w:val="20"/>
+          <w:szCs w:val="20"/>
+          <w:lang w:val="en-US"/>
+        </w:rPr>
+        <w:t xml:space="preserve">  ATM</w:t>
+      </w:r>
+      <w:proofErr w:type="gramEnd"/>
+      <w:r>
+        <w:rPr>
+          <w:b/>
+          <w:bCs/>
+          <w:sz w:val="20"/>
+          <w:szCs w:val="20"/>
+          <w:lang w:val="en-US"/>
+        </w:rPr>
+        <w:t xml:space="preserve"> </w:t>
+      </w:r>
+      <w:proofErr w:type="spellStart"/>
+      <w:r>
+        <w:rPr>
+          <w:b/>
+          <w:bCs/>
+          <w:sz w:val="20"/>
+          <w:szCs w:val="20"/>
+          <w:lang w:val="en-US"/>
+        </w:rPr>
+        <w:t>tomonidan</w:t>
+      </w:r>
+      <w:proofErr w:type="spellEnd"/>
+      <w:r>
+        <w:rPr>
+          <w:b/>
+          <w:bCs/>
+          <w:sz w:val="20"/>
+          <w:szCs w:val="20"/>
+          <w:lang w:val="en-US"/>
+        </w:rPr>
+        <w:t xml:space="preserve"> </w:t>
       </w:r>
     </w:p>
     <w:p>
@@ -497,15 +1667,159 @@
           <w:lang w:val="en-US"/>
         </w:rPr>
       </w:pPr>
-      <w:r>
-        <w:rPr>
-          <w:b/>
-          <w:bCs/>
-          <w:sz w:val="20"/>
-          <w:szCs w:val="20"/>
-          <w:lang w:val="en-US"/>
-        </w:rPr>
-        <w:t>quyidagi materiallari, ehtiyot qismlar va uskunalar o'rnatildi:</w:t>
+      <w:proofErr w:type="spellStart"/>
+      <w:r>
+        <w:rPr>
+          <w:b/>
+          <w:bCs/>
+          <w:sz w:val="20"/>
+          <w:szCs w:val="20"/>
+          <w:lang w:val="en-US"/>
+        </w:rPr>
+        <w:t>quyidagi</w:t>
+      </w:r>
+      <w:proofErr w:type="spellEnd"/>
+      <w:r>
+        <w:rPr>
+          <w:b/>
+          <w:bCs/>
+          <w:sz w:val="20"/>
+          <w:szCs w:val="20"/>
+          <w:lang w:val="en-US"/>
+        </w:rPr>
+        <w:t xml:space="preserve"> </w:t>
+      </w:r>
+      <w:proofErr w:type="spellStart"/>
+      <w:r>
+        <w:rPr>
+          <w:b/>
+          <w:bCs/>
+          <w:sz w:val="20"/>
+          <w:szCs w:val="20"/>
+          <w:lang w:val="en-US"/>
+        </w:rPr>
+        <w:t>materiallari</w:t>
+      </w:r>
+      <w:proofErr w:type="spellEnd"/>
+      <w:r>
+        <w:rPr>
+          <w:b/>
+          <w:bCs/>
+          <w:sz w:val="20"/>
+          <w:szCs w:val="20"/>
+          <w:lang w:val="en-US"/>
+        </w:rPr>
+        <w:t xml:space="preserve">, </w:t>
+      </w:r>
+      <w:proofErr w:type="spellStart"/>
+      <w:r>
+        <w:rPr>
+          <w:b/>
+          <w:bCs/>
+          <w:sz w:val="20"/>
+          <w:szCs w:val="20"/>
+          <w:lang w:val="en-US"/>
+        </w:rPr>
+        <w:t>ehtiyot</w:t>
+      </w:r>
+      <w:proofErr w:type="spellEnd"/>
+      <w:r>
+        <w:rPr>
+          <w:b/>
+          <w:bCs/>
+          <w:sz w:val="20"/>
+          <w:szCs w:val="20"/>
+          <w:lang w:val="en-US"/>
+        </w:rPr>
+        <w:t xml:space="preserve"> </w:t>
+      </w:r>
+      <w:proofErr w:type="spellStart"/>
+      <w:r>
+        <w:rPr>
+          <w:b/>
+          <w:bCs/>
+          <w:sz w:val="20"/>
+          <w:szCs w:val="20"/>
+          <w:lang w:val="en-US"/>
+        </w:rPr>
+        <w:t>qismlar</w:t>
+      </w:r>
+      <w:proofErr w:type="spellEnd"/>
+      <w:r>
+        <w:rPr>
+          <w:b/>
+          <w:bCs/>
+          <w:sz w:val="20"/>
+          <w:szCs w:val="20"/>
+          <w:lang w:val="en-US"/>
+        </w:rPr>
+        <w:t xml:space="preserve"> </w:t>
+      </w:r>
+      <w:proofErr w:type="spellStart"/>
+      <w:r>
+        <w:rPr>
+          <w:b/>
+          <w:bCs/>
+          <w:sz w:val="20"/>
+          <w:szCs w:val="20"/>
+          <w:lang w:val="en-US"/>
+        </w:rPr>
+        <w:t>va</w:t>
+      </w:r>
+      <w:proofErr w:type="spellEnd"/>
+      <w:r>
+        <w:rPr>
+          <w:b/>
+          <w:bCs/>
+          <w:sz w:val="20"/>
+          <w:szCs w:val="20"/>
+          <w:lang w:val="en-US"/>
+        </w:rPr>
+        <w:t xml:space="preserve"> </w:t>
+      </w:r>
+      <w:proofErr w:type="spellStart"/>
+      <w:r>
+        <w:rPr>
+          <w:b/>
+          <w:bCs/>
+          <w:sz w:val="20"/>
+          <w:szCs w:val="20"/>
+          <w:lang w:val="en-US"/>
+        </w:rPr>
+        <w:t>uskunalar</w:t>
+      </w:r>
+      <w:proofErr w:type="spellEnd"/>
+      <w:r>
+        <w:rPr>
+          <w:b/>
+          <w:bCs/>
+          <w:sz w:val="20"/>
+          <w:szCs w:val="20"/>
+          <w:lang w:val="en-US"/>
+        </w:rPr>
+        <w:t xml:space="preserve"> </w:t>
+      </w:r>
+      <w:proofErr w:type="spellStart"/>
+      <w:r>
+        <w:rPr>
+          <w:b/>
+          <w:bCs/>
+          <w:sz w:val="20"/>
+          <w:szCs w:val="20"/>
+          <w:lang w:val="en-US"/>
+        </w:rPr>
+        <w:t>o'rnatildi</w:t>
+      </w:r>
+      <w:proofErr w:type="spellEnd"/>
+      <w:r>
+        <w:rPr>
+          <w:b/>
+          <w:bCs/>
+          <w:sz w:val="20"/>
+          <w:szCs w:val="20"/>
+          <w:lang w:val="en-US"/>
+        </w:rPr>
+        <w:t>:</w:t>
       </w:r>
     </w:p>
     <w:p>
@@ -535,7 +1849,107 @@
           <w:szCs w:val="20"/>
           <w:lang w:val="en-US"/>
         </w:rPr>
-        <w:t xml:space="preserve">4 - mart 2025  yildagi  1 - sonli shartnomaga muvofiq </w:t>
+        <w:t xml:space="preserve">4 - mart </w:t>
+      </w:r>
+      <w:proofErr w:type="gramStart"/>
+      <w:r>
+        <w:rPr>
+          <w:b/>
+          <w:bCs/>
+          <w:sz w:val="20"/>
+          <w:szCs w:val="20"/>
+          <w:lang w:val="en-US"/>
+        </w:rPr>
+        <w:t xml:space="preserve">2025  </w:t>
+      </w:r>
+      <w:proofErr w:type="spellStart"/>
+      <w:r>
+        <w:rPr>
+          <w:b/>
+          <w:bCs/>
+          <w:sz w:val="20"/>
+          <w:szCs w:val="20"/>
+          <w:lang w:val="en-US"/>
+        </w:rPr>
+        <w:t>yildagi</w:t>
+      </w:r>
+      <w:proofErr w:type="spellEnd"/>
+      <w:proofErr w:type="gramEnd"/>
+      <w:r>
+        <w:rPr>
+          <w:b/>
+          <w:bCs/>
+          <w:sz w:val="20"/>
+          <w:szCs w:val="20"/>
+          <w:lang w:val="en-US"/>
+        </w:rPr>
+        <w:t xml:space="preserve">  1 - </w:t>
+      </w:r>
+      <w:proofErr w:type="spellStart"/>
+      <w:r>
+        <w:rPr>
+          <w:b/>
+          <w:bCs/>
+          <w:sz w:val="20"/>
+          <w:szCs w:val="20"/>
+          <w:lang w:val="en-US"/>
+        </w:rPr>
+        <w:t>sonli</w:t>
+      </w:r>
+      <w:proofErr w:type="spellEnd"/>
+      <w:r>
+        <w:rPr>
+          <w:b/>
+          <w:bCs/>
+          <w:sz w:val="20"/>
+          <w:szCs w:val="20"/>
+          <w:lang w:val="en-US"/>
+        </w:rPr>
+        <w:t xml:space="preserve"> </w:t>
+      </w:r>
+      <w:proofErr w:type="spellStart"/>
+      <w:r>
+        <w:rPr>
+          <w:b/>
+          <w:bCs/>
+          <w:sz w:val="20"/>
+          <w:szCs w:val="20"/>
+          <w:lang w:val="en-US"/>
+        </w:rPr>
+        <w:t>shartnomaga</w:t>
+      </w:r>
+      <w:proofErr w:type="spellEnd"/>
+      <w:r>
+        <w:rPr>
+          <w:b/>
+          <w:bCs/>
+          <w:sz w:val="20"/>
+          <w:szCs w:val="20"/>
+          <w:lang w:val="en-US"/>
+        </w:rPr>
+        <w:t xml:space="preserve"> </w:t>
+      </w:r>
+      <w:proofErr w:type="spellStart"/>
+      <w:r>
+        <w:rPr>
+          <w:b/>
+          <w:bCs/>
+          <w:sz w:val="20"/>
+          <w:szCs w:val="20"/>
+          <w:lang w:val="en-US"/>
+        </w:rPr>
+        <w:t>muvofiq</w:t>
+      </w:r>
+      <w:proofErr w:type="spellEnd"/>
+      <w:r>
+        <w:rPr>
+          <w:b/>
+          <w:bCs/>
+          <w:sz w:val="20"/>
+          <w:szCs w:val="20"/>
+          <w:lang w:val="en-US"/>
+        </w:rPr>
+        <w:t xml:space="preserve"> </w:t>
       </w:r>
     </w:p>
     <w:p>
@@ -568,15 +1982,115 @@
           <w:lang w:val="en-US"/>
         </w:rPr>
       </w:pPr>
-      <w:r>
-        <w:rPr>
-          <w:b/>
-          <w:bCs/>
-          <w:sz w:val="20"/>
-          <w:szCs w:val="20"/>
-          <w:lang w:val="en-US"/>
-        </w:rPr>
-        <w:t>Yaroqsiz ehtiyot qismlar foydalanuvchida qoldirildi.</w:t>
+      <w:proofErr w:type="spellStart"/>
+      <w:r>
+        <w:rPr>
+          <w:b/>
+          <w:bCs/>
+          <w:sz w:val="20"/>
+          <w:szCs w:val="20"/>
+          <w:lang w:val="en-US"/>
+        </w:rPr>
+        <w:t>Yaroqsiz</w:t>
+      </w:r>
+      <w:proofErr w:type="spellEnd"/>
+      <w:r>
+        <w:rPr>
+          <w:b/>
+          <w:bCs/>
+          <w:sz w:val="20"/>
+          <w:szCs w:val="20"/>
+          <w:lang w:val="en-US"/>
+        </w:rPr>
+        <w:t xml:space="preserve"> </w:t>
+      </w:r>
+      <w:proofErr w:type="spellStart"/>
+      <w:r>
+        <w:rPr>
+          <w:b/>
+          <w:bCs/>
+          <w:sz w:val="20"/>
+          <w:szCs w:val="20"/>
+          <w:lang w:val="en-US"/>
+        </w:rPr>
+        <w:t>ehtiyot</w:t>
+      </w:r>
+      <w:proofErr w:type="spellEnd"/>
+      <w:r>
+        <w:rPr>
+          <w:b/>
+          <w:bCs/>
+          <w:sz w:val="20"/>
+          <w:szCs w:val="20"/>
+          <w:lang w:val="en-US"/>
+        </w:rPr>
+        <w:t xml:space="preserve"> </w:t>
+      </w:r>
+      <w:proofErr w:type="spellStart"/>
+      <w:r>
+        <w:rPr>
+          <w:b/>
+          <w:bCs/>
+          <w:sz w:val="20"/>
+          <w:szCs w:val="20"/>
+          <w:lang w:val="en-US"/>
+        </w:rPr>
+        <w:t>qismlar</w:t>
+      </w:r>
+      <w:proofErr w:type="spellEnd"/>
+      <w:r>
+        <w:rPr>
+          <w:b/>
+          <w:bCs/>
+          <w:sz w:val="20"/>
+          <w:szCs w:val="20"/>
+          <w:lang w:val="en-US"/>
+        </w:rPr>
+        <w:t xml:space="preserve"> </w:t>
+      </w:r>
+      <w:proofErr w:type="spellStart"/>
+      <w:r>
+        <w:rPr>
+          <w:b/>
+          <w:bCs/>
+          <w:sz w:val="20"/>
+          <w:szCs w:val="20"/>
+          <w:lang w:val="en-US"/>
+        </w:rPr>
+        <w:t>foydalanuvchida</w:t>
+      </w:r>
+      <w:proofErr w:type="spellEnd"/>
+      <w:r>
+        <w:rPr>
+          <w:b/>
+          <w:bCs/>
+          <w:sz w:val="20"/>
+          <w:szCs w:val="20"/>
+          <w:lang w:val="en-US"/>
+        </w:rPr>
+        <w:t xml:space="preserve"> </w:t>
+      </w:r>
+      <w:proofErr w:type="spellStart"/>
+      <w:r>
+        <w:rPr>
+          <w:b/>
+          <w:bCs/>
+          <w:sz w:val="20"/>
+          <w:szCs w:val="20"/>
+          <w:lang w:val="en-US"/>
+        </w:rPr>
+        <w:t>qoldirildi</w:t>
+      </w:r>
+      <w:proofErr w:type="spellEnd"/>
+      <w:r>
+        <w:rPr>
+          <w:b/>
+          <w:bCs/>
+          <w:sz w:val="20"/>
+          <w:szCs w:val="20"/>
+          <w:lang w:val="en-US"/>
+        </w:rPr>
+        <w:t>.</w:t>
       </w:r>
     </w:p>
     <w:p>
@@ -594,7 +2108,233 @@
           <w:szCs w:val="20"/>
           <w:lang w:val="en-US"/>
         </w:rPr>
-        <w:t xml:space="preserve"> Izoh: o'rnatilgan ehtiyot qismlar yoki asbob-uskunalar  birlikdagi narxi, buxgalteriya hisobini yuritish uchun.</w:t>
+        <w:t xml:space="preserve"> </w:t>
+      </w:r>
+      <w:proofErr w:type="spellStart"/>
+      <w:r>
+        <w:rPr>
+          <w:sz w:val="20"/>
+          <w:szCs w:val="20"/>
+          <w:lang w:val="en-US"/>
+        </w:rPr>
+        <w:t>Izoh</w:t>
+      </w:r>
+      <w:proofErr w:type="spellEnd"/>
+      <w:r>
+        <w:rPr>
+          <w:sz w:val="20"/>
+          <w:szCs w:val="20"/>
+          <w:lang w:val="en-US"/>
+        </w:rPr>
+        <w:t xml:space="preserve">: </w:t>
+      </w:r>
+      <w:proofErr w:type="spellStart"/>
+      <w:r>
+        <w:rPr>
+          <w:sz w:val="20"/>
+          <w:szCs w:val="20"/>
+          <w:lang w:val="en-US"/>
+        </w:rPr>
+        <w:t>o'rnatilgan</w:t>
+      </w:r>
+      <w:proofErr w:type="spellEnd"/>
+      <w:r>
+        <w:rPr>
+          <w:sz w:val="20"/>
+          <w:szCs w:val="20"/>
+          <w:lang w:val="en-US"/>
+        </w:rPr>
+        <w:t xml:space="preserve"> </w:t>
+      </w:r>
+      <w:proofErr w:type="spellStart"/>
+      <w:r>
+        <w:rPr>
+          <w:sz w:val="20"/>
+          <w:szCs w:val="20"/>
+          <w:lang w:val="en-US"/>
+        </w:rPr>
+        <w:t>ehtiyot</w:t>
+      </w:r>
+      <w:proofErr w:type="spellEnd"/>
+      <w:r>
+        <w:rPr>
+          <w:sz w:val="20"/>
+          <w:szCs w:val="20"/>
+          <w:lang w:val="en-US"/>
+        </w:rPr>
+        <w:t xml:space="preserve"> </w:t>
+      </w:r>
+      <w:proofErr w:type="spellStart"/>
+      <w:r>
+        <w:rPr>
+          <w:sz w:val="20"/>
+          <w:szCs w:val="20"/>
+          <w:lang w:val="en-US"/>
+        </w:rPr>
+        <w:t>qismlar</w:t>
+      </w:r>
+      <w:proofErr w:type="spellEnd"/>
+      <w:r>
+        <w:rPr>
+          <w:sz w:val="20"/>
+          <w:szCs w:val="20"/>
+          <w:lang w:val="en-US"/>
+        </w:rPr>
+        <w:t xml:space="preserve"> </w:t>
+      </w:r>
+      <w:proofErr w:type="spellStart"/>
+      <w:r>
+        <w:rPr>
+          <w:sz w:val="20"/>
+          <w:szCs w:val="20"/>
+          <w:lang w:val="en-US"/>
+        </w:rPr>
+        <w:t>yoki</w:t>
+      </w:r>
+      <w:proofErr w:type="spellEnd"/>
+      <w:r>
+        <w:rPr>
+          <w:sz w:val="20"/>
+          <w:szCs w:val="20"/>
+          <w:lang w:val="en-US"/>
+        </w:rPr>
+        <w:t xml:space="preserve"> </w:t>
+      </w:r>
+      <w:proofErr w:type="spellStart"/>
+      <w:r>
+        <w:rPr>
+          <w:sz w:val="20"/>
+          <w:szCs w:val="20"/>
+          <w:lang w:val="en-US"/>
+        </w:rPr>
+        <w:t>asbob-</w:t>
+      </w:r>
+      <w:proofErr w:type="gramStart"/>
+      <w:r>
+        <w:rPr>
+          <w:sz w:val="20"/>
+          <w:szCs w:val="20"/>
+          <w:lang w:val="en-US"/>
+        </w:rPr>
+        <w:t>uskunalar</w:t>
+      </w:r>
+      <w:proofErr w:type="spellEnd"/>
+      <w:r>
+        <w:rPr>
+          <w:sz w:val="20"/>
+          <w:szCs w:val="20"/>
+          <w:lang w:val="en-US"/>
+        </w:rPr>
+        <w:t xml:space="preserve">  </w:t>
+      </w:r>
+      <w:proofErr w:type="spellStart"/>
+      <w:r>
+        <w:rPr>
+          <w:sz w:val="20"/>
+          <w:szCs w:val="20"/>
+          <w:lang w:val="en-US"/>
+        </w:rPr>
+        <w:t>birlikdagi</w:t>
+      </w:r>
+      <w:proofErr w:type="spellEnd"/>
+      <w:proofErr w:type="gramEnd"/>
+      <w:r>
+        <w:rPr>
+          <w:sz w:val="20"/>
+          <w:szCs w:val="20"/>
+          <w:lang w:val="en-US"/>
+        </w:rPr>
+        <w:t xml:space="preserve"> </w:t>
+      </w:r>
+      <w:proofErr w:type="spellStart"/>
+      <w:r>
+        <w:rPr>
+          <w:sz w:val="20"/>
+          <w:szCs w:val="20"/>
+          <w:lang w:val="en-US"/>
+        </w:rPr>
+        <w:t>narxi</w:t>
+      </w:r>
+      <w:proofErr w:type="spellEnd"/>
+      <w:r>
+        <w:rPr>
+          <w:sz w:val="20"/>
+          <w:szCs w:val="20"/>
+          <w:lang w:val="en-US"/>
+        </w:rPr>
+        <w:t xml:space="preserve">, </w:t>
+      </w:r>
+      <w:proofErr w:type="spellStart"/>
+      <w:r>
+        <w:rPr>
+          <w:sz w:val="20"/>
+          <w:szCs w:val="20"/>
+          <w:lang w:val="en-US"/>
+        </w:rPr>
+        <w:t>buxgalteriya</w:t>
+      </w:r>
+      <w:proofErr w:type="spellEnd"/>
+      <w:r>
+        <w:rPr>
+          <w:sz w:val="20"/>
+          <w:szCs w:val="20"/>
+          <w:lang w:val="en-US"/>
+        </w:rPr>
+        <w:t xml:space="preserve"> </w:t>
+      </w:r>
+      <w:proofErr w:type="spellStart"/>
+      <w:r>
+        <w:rPr>
+          <w:sz w:val="20"/>
+          <w:szCs w:val="20"/>
+          <w:lang w:val="en-US"/>
+        </w:rPr>
+        <w:t>hisobini</w:t>
+      </w:r>
+      <w:proofErr w:type="spellEnd"/>
+      <w:r>
+        <w:rPr>
+          <w:sz w:val="20"/>
+          <w:szCs w:val="20"/>
+          <w:lang w:val="en-US"/>
+        </w:rPr>
+        <w:t xml:space="preserve"> </w:t>
+      </w:r>
+      <w:proofErr w:type="spellStart"/>
+      <w:r>
+        <w:rPr>
+          <w:sz w:val="20"/>
+          <w:szCs w:val="20"/>
+          <w:lang w:val="en-US"/>
+        </w:rPr>
+        <w:t>yuritish</w:t>
+      </w:r>
+      <w:proofErr w:type="spellEnd"/>
+      <w:r>
+        <w:rPr>
+          <w:sz w:val="20"/>
+          <w:szCs w:val="20"/>
+          <w:lang w:val="en-US"/>
+        </w:rPr>
+        <w:t xml:space="preserve"> </w:t>
+      </w:r>
+      <w:proofErr w:type="spellStart"/>
+      <w:r>
+        <w:rPr>
+          <w:sz w:val="20"/>
+          <w:szCs w:val="20"/>
+          <w:lang w:val="en-US"/>
+        </w:rPr>
+        <w:t>uchun</w:t>
+      </w:r>
+      <w:proofErr w:type="spellEnd"/>
+      <w:r>
+        <w:rPr>
+          <w:sz w:val="20"/>
+          <w:szCs w:val="20"/>
+          <w:lang w:val="en-US"/>
+        </w:rPr>
+        <w:t>.</w:t>
       </w:r>
     </w:p>
     <w:p>
@@ -626,48 +2366,71 @@
           <w:lang w:val="en-US"/>
         </w:rPr>
       </w:pPr>
-      <w:r>
-        <w:rPr>
-          <w:b/>
-          <w:bCs/>
-          <w:sz w:val="20"/>
-          <w:szCs w:val="20"/>
-          <w:lang w:val="en-US"/>
-        </w:rPr>
-        <w:t>Xizmat ko'rsatuvchinig vakili:</w:t>
-      </w:r>
-    </w:p>
-    <w:p>
-      <w:pPr>
-        <w:spacing w:after="0"/>
-        <w:jc w:val="center"/>
-        <w:rPr>
-          <w:rFonts w:eastAsia="Times New Roman" w:cs="Times New Roman"/>
-          <w:b/>
-          <w:bCs/>
-          <w:color w:val="000000"/>
-          <w:kern w:val="0"/>
-          <w:sz w:val="20"/>
-          <w:szCs w:val="20"/>
-          <w:u w:val="single"/>
-          <w:lang w:val="en-US" w:eastAsia="ru-RU"/>
-          <w14:ligatures w14:val="none"/>
-        </w:rPr>
-      </w:pPr>
-      <w:r>
-        <w:rPr>
-          <w:rFonts w:eastAsia="Times New Roman" w:cs="Times New Roman"/>
-          <w:b/>
-          <w:bCs/>
-          <w:color w:val="000000"/>
-          <w:kern w:val="0"/>
-          <w:sz w:val="20"/>
-          <w:szCs w:val="20"/>
-          <w:u w:val="single"/>
-          <w:lang w:val="en-US" w:eastAsia="ru-RU"/>
-          <w14:ligatures w14:val="none"/>
-        </w:rPr>
-        <w:t>________________________</w:t>
+      <w:proofErr w:type="spellStart"/>
+      <w:r>
+        <w:rPr>
+          <w:b/>
+          <w:bCs/>
+          <w:sz w:val="20"/>
+          <w:szCs w:val="20"/>
+          <w:lang w:val="en-US"/>
+        </w:rPr>
+        <w:t>Xizmat</w:t>
+      </w:r>
+      <w:proofErr w:type="spellEnd"/>
+      <w:r>
+        <w:rPr>
+          <w:b/>
+          <w:bCs/>
+          <w:sz w:val="20"/>
+          <w:szCs w:val="20"/>
+          <w:lang w:val="en-US"/>
+        </w:rPr>
+        <w:t xml:space="preserve"> </w:t>
+      </w:r>
+      <w:proofErr w:type="spellStart"/>
+      <w:r>
+        <w:rPr>
+          <w:b/>
+          <w:bCs/>
+          <w:sz w:val="20"/>
+          <w:szCs w:val="20"/>
+          <w:lang w:val="en-US"/>
+        </w:rPr>
+        <w:t>ko'rsatuvchinig</w:t>
+      </w:r>
+      <w:proofErr w:type="spellEnd"/>
+      <w:r>
+        <w:rPr>
+          <w:b/>
+          <w:bCs/>
+          <w:sz w:val="20"/>
+          <w:szCs w:val="20"/>
+          <w:lang w:val="en-US"/>
+        </w:rPr>
+        <w:t xml:space="preserve"> </w:t>
+      </w:r>
+      <w:proofErr w:type="spellStart"/>
+      <w:r>
+        <w:rPr>
+          <w:b/>
+          <w:bCs/>
+          <w:sz w:val="20"/>
+          <w:szCs w:val="20"/>
+          <w:lang w:val="en-US"/>
+        </w:rPr>
+        <w:t>vakili</w:t>
+      </w:r>
+      <w:proofErr w:type="spellEnd"/>
+      <w:r>
+        <w:rPr>
+          <w:b/>
+          <w:bCs/>
+          <w:sz w:val="20"/>
+          <w:szCs w:val="20"/>
+          <w:lang w:val="en-US"/>
+        </w:rPr>
+        <w:t>:</w:t>
       </w:r>
     </w:p>
     <w:p>
@@ -675,37 +2438,201 @@
         <w:spacing w:line="259" w:lineRule="auto"/>
         <w:jc w:val="center"/>
         <w:rPr>
-          <w:sz w:val="14"/>
-          <w:szCs w:val="14"/>
+          <w:b/>
+          <w:bCs/>
+          <w:sz w:val="20"/>
+          <w:szCs w:val="20"/>
           <w:lang w:val="en-US"/>
         </w:rPr>
       </w:pPr>
-      <w:r>
-        <w:rPr>
-          <w:sz w:val="14"/>
-          <w:szCs w:val="14"/>
-          <w:lang w:val="en-US"/>
-        </w:rPr>
-        <w:t>(imzo)</w:t>
-      </w:r>
     </w:p>
     <w:p>
       <w:pPr>
         <w:spacing w:line="259" w:lineRule="auto"/>
         <w:jc w:val="center"/>
         <w:rPr>
-          <w:sz w:val="14"/>
-          <w:szCs w:val="14"/>
+          <w:b/>
+          <w:bCs/>
+          <w:sz w:val="20"/>
+          <w:szCs w:val="20"/>
           <w:lang w:val="en-US"/>
         </w:rPr>
       </w:pPr>
-      <w:r>
-        <w:rPr>
-          <w:sz w:val="14"/>
-          <w:szCs w:val="14"/>
-          <w:lang w:val="en-US"/>
-        </w:rPr>
-        <w:t>Muhir o’rni</w:t>
+      <w:proofErr w:type="spellStart"/>
+      <w:r>
+        <w:rPr>
+          <w:b/>
+          <w:bCs/>
+          <w:sz w:val="20"/>
+          <w:szCs w:val="20"/>
+          <w:lang w:val="en-US"/>
+        </w:rPr>
+        <w:t>O'zbekiston</w:t>
+      </w:r>
+      <w:proofErr w:type="spellEnd"/>
+      <w:r>
+        <w:rPr>
+          <w:b/>
+          <w:bCs/>
+          <w:sz w:val="20"/>
+          <w:szCs w:val="20"/>
+          <w:lang w:val="en-US"/>
+        </w:rPr>
+        <w:t xml:space="preserve"> </w:t>
+      </w:r>
+      <w:proofErr w:type="spellStart"/>
+      <w:r>
+        <w:rPr>
+          <w:b/>
+          <w:bCs/>
+          <w:sz w:val="20"/>
+          <w:szCs w:val="20"/>
+          <w:lang w:val="en-US"/>
+        </w:rPr>
+        <w:t>Respublikasi</w:t>
+      </w:r>
+      <w:proofErr w:type="spellEnd"/>
+      <w:r>
+        <w:rPr>
+          <w:b/>
+          <w:bCs/>
+          <w:sz w:val="20"/>
+          <w:szCs w:val="20"/>
+          <w:lang w:val="en-US"/>
+        </w:rPr>
+        <w:t xml:space="preserve"> </w:t>
+      </w:r>
+      <w:proofErr w:type="spellStart"/>
+      <w:r>
+        <w:rPr>
+          <w:b/>
+          <w:bCs/>
+          <w:sz w:val="20"/>
+          <w:szCs w:val="20"/>
+          <w:lang w:val="en-US"/>
+        </w:rPr>
+        <w:t>Iqtisodiyot</w:t>
+      </w:r>
+      <w:proofErr w:type="spellEnd"/>
+      <w:r>
+        <w:rPr>
+          <w:b/>
+          <w:bCs/>
+          <w:sz w:val="20"/>
+          <w:szCs w:val="20"/>
+          <w:lang w:val="en-US"/>
+        </w:rPr>
+        <w:t xml:space="preserve"> </w:t>
+      </w:r>
+      <w:proofErr w:type="spellStart"/>
+      <w:r>
+        <w:rPr>
+          <w:b/>
+          <w:bCs/>
+          <w:sz w:val="20"/>
+          <w:szCs w:val="20"/>
+          <w:lang w:val="en-US"/>
+        </w:rPr>
+        <w:t>va</w:t>
+      </w:r>
+      <w:proofErr w:type="spellEnd"/>
+      <w:r>
+        <w:rPr>
+          <w:b/>
+          <w:bCs/>
+          <w:sz w:val="20"/>
+          <w:szCs w:val="20"/>
+          <w:lang w:val="en-US"/>
+        </w:rPr>
+        <w:t xml:space="preserve"> </w:t>
+      </w:r>
+      <w:proofErr w:type="spellStart"/>
+      <w:r>
+        <w:rPr>
+          <w:b/>
+          <w:bCs/>
+          <w:sz w:val="20"/>
+          <w:szCs w:val="20"/>
+          <w:lang w:val="en-US"/>
+        </w:rPr>
+        <w:t>Moliya</w:t>
+      </w:r>
+      <w:proofErr w:type="spellEnd"/>
+      <w:r>
+        <w:rPr>
+          <w:b/>
+          <w:bCs/>
+          <w:sz w:val="20"/>
+          <w:szCs w:val="20"/>
+          <w:lang w:val="en-US"/>
+        </w:rPr>
+        <w:t xml:space="preserve"> </w:t>
+      </w:r>
+      <w:proofErr w:type="spellStart"/>
+      <w:r>
+        <w:rPr>
+          <w:b/>
+          <w:bCs/>
+          <w:sz w:val="20"/>
+          <w:szCs w:val="20"/>
+          <w:lang w:val="en-US"/>
+        </w:rPr>
+        <w:t>vazirligi</w:t>
+      </w:r>
+      <w:proofErr w:type="spellEnd"/>
+      <w:r>
+        <w:rPr>
+          <w:b/>
+          <w:bCs/>
+          <w:sz w:val="20"/>
+          <w:szCs w:val="20"/>
+          <w:lang w:val="en-US"/>
+        </w:rPr>
+        <w:t xml:space="preserve"> </w:t>
+      </w:r>
+      <w:proofErr w:type="spellStart"/>
+      <w:r>
+        <w:rPr>
+          <w:b/>
+          <w:bCs/>
+          <w:sz w:val="20"/>
+          <w:szCs w:val="20"/>
+          <w:lang w:val="en-US"/>
+        </w:rPr>
+        <w:t>tashkiloti</w:t>
+      </w:r>
+      <w:proofErr w:type="spellEnd"/>
+      <w:r>
+        <w:rPr>
+          <w:b/>
+          <w:bCs/>
+          <w:sz w:val="20"/>
+          <w:szCs w:val="20"/>
+          <w:lang w:val="en-US"/>
+        </w:rPr>
+        <w:t xml:space="preserve"> </w:t>
+      </w:r>
+      <w:proofErr w:type="spellStart"/>
+      <w:r>
+        <w:rPr>
+          <w:b/>
+          <w:bCs/>
+          <w:sz w:val="20"/>
+          <w:szCs w:val="20"/>
+          <w:lang w:val="en-US"/>
+        </w:rPr>
+        <w:t>vakili</w:t>
+      </w:r>
+      <w:proofErr w:type="spellEnd"/>
+      <w:r>
+        <w:rPr>
+          <w:b/>
+          <w:bCs/>
+          <w:sz w:val="20"/>
+          <w:szCs w:val="20"/>
+          <w:lang w:val="en-US"/>
+        </w:rPr>
+        <w:t>:</w:t>
       </w:r>
     </w:p>
     <w:p>
@@ -720,76 +2647,16 @@
           <w:lang w:val="en-US"/>
         </w:rPr>
       </w:pPr>
-      <w:r>
-        <w:rPr>
-          <w:b/>
-          <w:bCs/>
-          <w:sz w:val="20"/>
-          <w:szCs w:val="20"/>
-          <w:lang w:val="en-US"/>
-        </w:rPr>
-        <w:t>O'zbekiston Respublikasi Iqtisodiyot va Moliya vazirligi tashkiloti vakili:</w:t>
-      </w:r>
-    </w:p>
-    <w:p>
-      <w:pPr>
-        <w:spacing w:after="0"/>
-        <w:jc w:val="center"/>
-        <w:rPr>
-          <w:rFonts w:eastAsia="Times New Roman" w:cs="Times New Roman"/>
-          <w:b/>
-          <w:bCs/>
-          <w:color w:val="000000"/>
-          <w:kern w:val="0"/>
-          <w:sz w:val="20"/>
-          <w:szCs w:val="20"/>
-          <w:u w:val="single"/>
-          <w:lang w:val="en-US" w:eastAsia="ru-RU"/>
-          <w14:ligatures w14:val="none"/>
-        </w:rPr>
-      </w:pPr>
-      <w:r>
-        <w:rPr>
-          <w:rFonts w:eastAsia="Times New Roman" w:cs="Times New Roman"/>
-          <w:b/>
-          <w:bCs/>
-          <w:color w:val="000000"/>
-          <w:kern w:val="0"/>
-          <w:sz w:val="20"/>
-          <w:szCs w:val="20"/>
-          <w:u w:val="single"/>
-          <w:lang w:val="en-US" w:eastAsia="ru-RU"/>
-          <w14:ligatures w14:val="none"/>
-        </w:rPr>
-        <w:t>_______________________</w:t>
-      </w:r>
     </w:p>
     <w:p>
       <w:pPr>
         <w:spacing w:line="259" w:lineRule="auto"/>
         <w:jc w:val="center"/>
         <w:rPr>
-          <w:sz w:val="14"/>
-          <w:szCs w:val="14"/>
-          <w:lang w:val="en-US"/>
-        </w:rPr>
-      </w:pPr>
-      <w:r>
-        <w:rPr>
-          <w:sz w:val="14"/>
-          <w:szCs w:val="14"/>
-          <w:lang w:val="en-US"/>
-        </w:rPr>
-        <w:t>(imzo)</w:t>
-      </w:r>
-    </w:p>
-    <w:p>
-      <w:pPr>
-        <w:spacing w:line="259" w:lineRule="auto"/>
-        <w:jc w:val="center"/>
-        <w:rPr>
-          <w:sz w:val="14"/>
-          <w:szCs w:val="14"/>
+          <w:b/>
+          <w:bCs/>
+          <w:sz w:val="20"/>
+          <w:szCs w:val="20"/>
           <w:lang w:val="en-US"/>
         </w:rPr>
         <w:sectPr>
@@ -800,14 +2667,6 @@
           <w:docGrid w:linePitch="381"/>
         </w:sectPr>
       </w:pPr>
-      <w:r>
-        <w:rPr>
-          <w:sz w:val="14"/>
-          <w:szCs w:val="14"/>
-          <w:lang w:val="en-US"/>
-        </w:rPr>
-        <w:t>Muhir o’rni</w:t>
-      </w:r>
     </w:p>
     <w:p>
       <w:pPr>

--- a/media/document/akt.docx
+++ b/media/document/akt.docx
@@ -37,8 +37,174 @@
           <w:szCs w:val="20"/>
           <w:lang w:val="en-US"/>
         </w:rPr>
-        <w:t>Sarf materiallari, ehtiyot qismlar va uskunalar o'rnatish ishlari haqida</w:t>
-      </w:r>
+        <w:t xml:space="preserve">Sarf </w:t>
+      </w:r>
+      <w:proofErr w:type="spellStart"/>
+      <w:r>
+        <w:rPr>
+          <w:b/>
+          <w:bCs/>
+          <w:sz w:val="20"/>
+          <w:szCs w:val="20"/>
+          <w:lang w:val="en-US"/>
+        </w:rPr>
+        <w:t>materiallari</w:t>
+      </w:r>
+      <w:proofErr w:type="spellEnd"/>
+      <w:r>
+        <w:rPr>
+          <w:b/>
+          <w:bCs/>
+          <w:sz w:val="20"/>
+          <w:szCs w:val="20"/>
+          <w:lang w:val="en-US"/>
+        </w:rPr>
+        <w:t xml:space="preserve">, </w:t>
+      </w:r>
+      <w:proofErr w:type="spellStart"/>
+      <w:r>
+        <w:rPr>
+          <w:b/>
+          <w:bCs/>
+          <w:sz w:val="20"/>
+          <w:szCs w:val="20"/>
+          <w:lang w:val="en-US"/>
+        </w:rPr>
+        <w:t>ehtiyot</w:t>
+      </w:r>
+      <w:proofErr w:type="spellEnd"/>
+      <w:r>
+        <w:rPr>
+          <w:b/>
+          <w:bCs/>
+          <w:sz w:val="20"/>
+          <w:szCs w:val="20"/>
+          <w:lang w:val="en-US"/>
+        </w:rPr>
+        <w:t xml:space="preserve"> </w:t>
+      </w:r>
+      <w:proofErr w:type="spellStart"/>
+      <w:r>
+        <w:rPr>
+          <w:b/>
+          <w:bCs/>
+          <w:sz w:val="20"/>
+          <w:szCs w:val="20"/>
+          <w:lang w:val="en-US"/>
+        </w:rPr>
+        <w:t>qismlar</w:t>
+      </w:r>
+      <w:proofErr w:type="spellEnd"/>
+      <w:r>
+        <w:rPr>
+          <w:b/>
+          <w:bCs/>
+          <w:sz w:val="20"/>
+          <w:szCs w:val="20"/>
+          <w:lang w:val="en-US"/>
+        </w:rPr>
+        <w:t xml:space="preserve"> </w:t>
+      </w:r>
+      <w:proofErr w:type="spellStart"/>
+      <w:r>
+        <w:rPr>
+          <w:b/>
+          <w:bCs/>
+          <w:sz w:val="20"/>
+          <w:szCs w:val="20"/>
+          <w:lang w:val="en-US"/>
+        </w:rPr>
+        <w:t>va</w:t>
+      </w:r>
+      <w:proofErr w:type="spellEnd"/>
+      <w:r>
+        <w:rPr>
+          <w:b/>
+          <w:bCs/>
+          <w:sz w:val="20"/>
+          <w:szCs w:val="20"/>
+          <w:lang w:val="en-US"/>
+        </w:rPr>
+        <w:t xml:space="preserve"> </w:t>
+      </w:r>
+      <w:proofErr w:type="spellStart"/>
+      <w:r>
+        <w:rPr>
+          <w:b/>
+          <w:bCs/>
+          <w:sz w:val="20"/>
+          <w:szCs w:val="20"/>
+          <w:lang w:val="en-US"/>
+        </w:rPr>
+        <w:t>uskunalar</w:t>
+      </w:r>
+      <w:proofErr w:type="spellEnd"/>
+      <w:r>
+        <w:rPr>
+          <w:b/>
+          <w:bCs/>
+          <w:sz w:val="20"/>
+          <w:szCs w:val="20"/>
+          <w:lang w:val="en-US"/>
+        </w:rPr>
+        <w:t xml:space="preserve"> </w:t>
+      </w:r>
+      <w:proofErr w:type="spellStart"/>
+      <w:r>
+        <w:rPr>
+          <w:b/>
+          <w:bCs/>
+          <w:sz w:val="20"/>
+          <w:szCs w:val="20"/>
+          <w:lang w:val="en-US"/>
+        </w:rPr>
+        <w:t>o'rnatish</w:t>
+      </w:r>
+      <w:proofErr w:type="spellEnd"/>
+      <w:r>
+        <w:rPr>
+          <w:b/>
+          <w:bCs/>
+          <w:sz w:val="20"/>
+          <w:szCs w:val="20"/>
+          <w:lang w:val="en-US"/>
+        </w:rPr>
+        <w:t xml:space="preserve"> </w:t>
+      </w:r>
+      <w:proofErr w:type="spellStart"/>
+      <w:r>
+        <w:rPr>
+          <w:b/>
+          <w:bCs/>
+          <w:sz w:val="20"/>
+          <w:szCs w:val="20"/>
+          <w:lang w:val="en-US"/>
+        </w:rPr>
+        <w:t>ishlari</w:t>
+      </w:r>
+      <w:proofErr w:type="spellEnd"/>
+      <w:r>
+        <w:rPr>
+          <w:b/>
+          <w:bCs/>
+          <w:sz w:val="20"/>
+          <w:szCs w:val="20"/>
+          <w:lang w:val="en-US"/>
+        </w:rPr>
+        <w:t xml:space="preserve"> </w:t>
+      </w:r>
+      <w:proofErr w:type="spellStart"/>
+      <w:r>
+        <w:rPr>
+          <w:b/>
+          <w:bCs/>
+          <w:sz w:val="20"/>
+          <w:szCs w:val="20"/>
+          <w:lang w:val="en-US"/>
+        </w:rPr>
+        <w:t>haqida</w:t>
+      </w:r>
+      <w:proofErr w:type="spellEnd"/>
     </w:p>
     <w:p>
       <w:pPr>
@@ -162,7 +328,463 @@
           <w:lang w:val="en-US" w:eastAsia="ru-RU"/>
           <w14:ligatures w14:val="none"/>
         </w:rPr>
-        <w:t>Biz, quyida imzo chekuvchilar, O‘zbekiston Respublikasi Iqtisodiyot va Moliya vazirligi huzuridagi “Axborot texnalogiyalar markazi” davlat unitar korxonasining vakillari:</w:t>
+        <w:t xml:space="preserve">Biz, </w:t>
+      </w:r>
+      <w:proofErr w:type="spellStart"/>
+      <w:r>
+        <w:rPr>
+          <w:rFonts w:eastAsia="Times New Roman" w:cs="Times New Roman"/>
+          <w:color w:val="000000"/>
+          <w:kern w:val="0"/>
+          <w:sz w:val="20"/>
+          <w:szCs w:val="20"/>
+          <w:lang w:val="en-US" w:eastAsia="ru-RU"/>
+          <w14:ligatures w14:val="none"/>
+        </w:rPr>
+        <w:t>quyida</w:t>
+      </w:r>
+      <w:proofErr w:type="spellEnd"/>
+      <w:r>
+        <w:rPr>
+          <w:rFonts w:eastAsia="Times New Roman" w:cs="Times New Roman"/>
+          <w:color w:val="000000"/>
+          <w:kern w:val="0"/>
+          <w:sz w:val="20"/>
+          <w:szCs w:val="20"/>
+          <w:lang w:val="en-US" w:eastAsia="ru-RU"/>
+          <w14:ligatures w14:val="none"/>
+        </w:rPr>
+        <w:t xml:space="preserve"> </w:t>
+      </w:r>
+      <w:proofErr w:type="spellStart"/>
+      <w:r>
+        <w:rPr>
+          <w:rFonts w:eastAsia="Times New Roman" w:cs="Times New Roman"/>
+          <w:color w:val="000000"/>
+          <w:kern w:val="0"/>
+          <w:sz w:val="20"/>
+          <w:szCs w:val="20"/>
+          <w:lang w:val="en-US" w:eastAsia="ru-RU"/>
+          <w14:ligatures w14:val="none"/>
+        </w:rPr>
+        <w:t>imzo</w:t>
+      </w:r>
+      <w:proofErr w:type="spellEnd"/>
+      <w:r>
+        <w:rPr>
+          <w:rFonts w:eastAsia="Times New Roman" w:cs="Times New Roman"/>
+          <w:color w:val="000000"/>
+          <w:kern w:val="0"/>
+          <w:sz w:val="20"/>
+          <w:szCs w:val="20"/>
+          <w:lang w:val="en-US" w:eastAsia="ru-RU"/>
+          <w14:ligatures w14:val="none"/>
+        </w:rPr>
+        <w:t xml:space="preserve"> </w:t>
+      </w:r>
+      <w:proofErr w:type="spellStart"/>
+      <w:r>
+        <w:rPr>
+          <w:rFonts w:eastAsia="Times New Roman" w:cs="Times New Roman"/>
+          <w:color w:val="000000"/>
+          <w:kern w:val="0"/>
+          <w:sz w:val="20"/>
+          <w:szCs w:val="20"/>
+          <w:lang w:val="en-US" w:eastAsia="ru-RU"/>
+          <w14:ligatures w14:val="none"/>
+        </w:rPr>
+        <w:t>chekuvchilar</w:t>
+      </w:r>
+      <w:proofErr w:type="spellEnd"/>
+      <w:r>
+        <w:rPr>
+          <w:rFonts w:eastAsia="Times New Roman" w:cs="Times New Roman"/>
+          <w:color w:val="000000"/>
+          <w:kern w:val="0"/>
+          <w:sz w:val="20"/>
+          <w:szCs w:val="20"/>
+          <w:lang w:val="en-US" w:eastAsia="ru-RU"/>
+          <w14:ligatures w14:val="none"/>
+        </w:rPr>
+        <w:t xml:space="preserve">, </w:t>
+      </w:r>
+      <w:proofErr w:type="spellStart"/>
+      <w:proofErr w:type="gramStart"/>
+      <w:r>
+        <w:rPr>
+          <w:rFonts w:eastAsia="Times New Roman" w:cs="Times New Roman"/>
+          <w:color w:val="000000"/>
+          <w:kern w:val="0"/>
+          <w:sz w:val="20"/>
+          <w:szCs w:val="20"/>
+          <w:lang w:val="en-US" w:eastAsia="ru-RU"/>
+          <w14:ligatures w14:val="none"/>
+        </w:rPr>
+        <w:t>O‘</w:t>
+      </w:r>
+      <w:proofErr w:type="gramEnd"/>
+      <w:r>
+        <w:rPr>
+          <w:rFonts w:eastAsia="Times New Roman" w:cs="Times New Roman"/>
+          <w:color w:val="000000"/>
+          <w:kern w:val="0"/>
+          <w:sz w:val="20"/>
+          <w:szCs w:val="20"/>
+          <w:lang w:val="en-US" w:eastAsia="ru-RU"/>
+          <w14:ligatures w14:val="none"/>
+        </w:rPr>
+        <w:t>zbekiston</w:t>
+      </w:r>
+      <w:proofErr w:type="spellEnd"/>
+      <w:r>
+        <w:rPr>
+          <w:rFonts w:eastAsia="Times New Roman" w:cs="Times New Roman"/>
+          <w:color w:val="000000"/>
+          <w:kern w:val="0"/>
+          <w:sz w:val="20"/>
+          <w:szCs w:val="20"/>
+          <w:lang w:val="en-US" w:eastAsia="ru-RU"/>
+          <w14:ligatures w14:val="none"/>
+        </w:rPr>
+        <w:t xml:space="preserve"> </w:t>
+      </w:r>
+      <w:proofErr w:type="spellStart"/>
+      <w:r>
+        <w:rPr>
+          <w:rFonts w:eastAsia="Times New Roman" w:cs="Times New Roman"/>
+          <w:color w:val="000000"/>
+          <w:kern w:val="0"/>
+          <w:sz w:val="20"/>
+          <w:szCs w:val="20"/>
+          <w:lang w:val="en-US" w:eastAsia="ru-RU"/>
+          <w14:ligatures w14:val="none"/>
+        </w:rPr>
+        <w:t>Respublikasi</w:t>
+      </w:r>
+      <w:proofErr w:type="spellEnd"/>
+      <w:r>
+        <w:rPr>
+          <w:rFonts w:eastAsia="Times New Roman" w:cs="Times New Roman"/>
+          <w:color w:val="000000"/>
+          <w:kern w:val="0"/>
+          <w:sz w:val="20"/>
+          <w:szCs w:val="20"/>
+          <w:lang w:val="en-US" w:eastAsia="ru-RU"/>
+          <w14:ligatures w14:val="none"/>
+        </w:rPr>
+        <w:t xml:space="preserve"> </w:t>
+      </w:r>
+      <w:proofErr w:type="spellStart"/>
+      <w:r>
+        <w:rPr>
+          <w:rFonts w:eastAsia="Times New Roman" w:cs="Times New Roman"/>
+          <w:color w:val="000000"/>
+          <w:kern w:val="0"/>
+          <w:sz w:val="20"/>
+          <w:szCs w:val="20"/>
+          <w:lang w:val="en-US" w:eastAsia="ru-RU"/>
+          <w14:ligatures w14:val="none"/>
+        </w:rPr>
+        <w:t>Iqtisodiyot</w:t>
+      </w:r>
+      <w:proofErr w:type="spellEnd"/>
+      <w:r>
+        <w:rPr>
+          <w:rFonts w:eastAsia="Times New Roman" w:cs="Times New Roman"/>
+          <w:color w:val="000000"/>
+          <w:kern w:val="0"/>
+          <w:sz w:val="20"/>
+          <w:szCs w:val="20"/>
+          <w:lang w:val="en-US" w:eastAsia="ru-RU"/>
+          <w14:ligatures w14:val="none"/>
+        </w:rPr>
+        <w:t xml:space="preserve"> </w:t>
+      </w:r>
+      <w:proofErr w:type="spellStart"/>
+      <w:r>
+        <w:rPr>
+          <w:rFonts w:eastAsia="Times New Roman" w:cs="Times New Roman"/>
+          <w:color w:val="000000"/>
+          <w:kern w:val="0"/>
+          <w:sz w:val="20"/>
+          <w:szCs w:val="20"/>
+          <w:lang w:val="en-US" w:eastAsia="ru-RU"/>
+          <w14:ligatures w14:val="none"/>
+        </w:rPr>
+        <w:t>va</w:t>
+      </w:r>
+      <w:proofErr w:type="spellEnd"/>
+      <w:r>
+        <w:rPr>
+          <w:rFonts w:eastAsia="Times New Roman" w:cs="Times New Roman"/>
+          <w:color w:val="000000"/>
+          <w:kern w:val="0"/>
+          <w:sz w:val="20"/>
+          <w:szCs w:val="20"/>
+          <w:lang w:val="en-US" w:eastAsia="ru-RU"/>
+          <w14:ligatures w14:val="none"/>
+        </w:rPr>
+        <w:t xml:space="preserve"> </w:t>
+      </w:r>
+      <w:proofErr w:type="spellStart"/>
+      <w:r>
+        <w:rPr>
+          <w:rFonts w:eastAsia="Times New Roman" w:cs="Times New Roman"/>
+          <w:color w:val="000000"/>
+          <w:kern w:val="0"/>
+          <w:sz w:val="20"/>
+          <w:szCs w:val="20"/>
+          <w:lang w:val="en-US" w:eastAsia="ru-RU"/>
+          <w14:ligatures w14:val="none"/>
+        </w:rPr>
+        <w:t>Moliya</w:t>
+      </w:r>
+      <w:proofErr w:type="spellEnd"/>
+      <w:r>
+        <w:rPr>
+          <w:rFonts w:eastAsia="Times New Roman" w:cs="Times New Roman"/>
+          <w:color w:val="000000"/>
+          <w:kern w:val="0"/>
+          <w:sz w:val="20"/>
+          <w:szCs w:val="20"/>
+          <w:lang w:val="en-US" w:eastAsia="ru-RU"/>
+          <w14:ligatures w14:val="none"/>
+        </w:rPr>
+        <w:t xml:space="preserve"> </w:t>
+      </w:r>
+      <w:proofErr w:type="spellStart"/>
+      <w:r>
+        <w:rPr>
+          <w:rFonts w:eastAsia="Times New Roman" w:cs="Times New Roman"/>
+          <w:color w:val="000000"/>
+          <w:kern w:val="0"/>
+          <w:sz w:val="20"/>
+          <w:szCs w:val="20"/>
+          <w:lang w:val="en-US" w:eastAsia="ru-RU"/>
+          <w14:ligatures w14:val="none"/>
+        </w:rPr>
+        <w:t>vazirligi</w:t>
+      </w:r>
+      <w:proofErr w:type="spellEnd"/>
+      <w:r>
+        <w:rPr>
+          <w:rFonts w:eastAsia="Times New Roman" w:cs="Times New Roman"/>
+          <w:color w:val="000000"/>
+          <w:kern w:val="0"/>
+          <w:sz w:val="20"/>
+          <w:szCs w:val="20"/>
+          <w:lang w:val="en-US" w:eastAsia="ru-RU"/>
+          <w14:ligatures w14:val="none"/>
+        </w:rPr>
+        <w:t xml:space="preserve"> </w:t>
+      </w:r>
+      <w:proofErr w:type="spellStart"/>
+      <w:r>
+        <w:rPr>
+          <w:rFonts w:eastAsia="Times New Roman" w:cs="Times New Roman"/>
+          <w:color w:val="000000"/>
+          <w:kern w:val="0"/>
+          <w:sz w:val="20"/>
+          <w:szCs w:val="20"/>
+          <w:lang w:val="en-US" w:eastAsia="ru-RU"/>
+          <w14:ligatures w14:val="none"/>
+        </w:rPr>
+        <w:t>huzuridagi</w:t>
+      </w:r>
+      <w:proofErr w:type="spellEnd"/>
+      <w:r>
+        <w:rPr>
+          <w:rFonts w:eastAsia="Times New Roman" w:cs="Times New Roman"/>
+          <w:color w:val="000000"/>
+          <w:kern w:val="0"/>
+          <w:sz w:val="20"/>
+          <w:szCs w:val="20"/>
+          <w:lang w:val="en-US" w:eastAsia="ru-RU"/>
+          <w14:ligatures w14:val="none"/>
+        </w:rPr>
+        <w:t xml:space="preserve"> “</w:t>
+      </w:r>
+      <w:proofErr w:type="spellStart"/>
+      <w:r>
+        <w:rPr>
+          <w:rFonts w:eastAsia="Times New Roman" w:cs="Times New Roman"/>
+          <w:color w:val="000000"/>
+          <w:kern w:val="0"/>
+          <w:sz w:val="20"/>
+          <w:szCs w:val="20"/>
+          <w:lang w:val="en-US" w:eastAsia="ru-RU"/>
+          <w14:ligatures w14:val="none"/>
+        </w:rPr>
+        <w:t>Axborot</w:t>
+      </w:r>
+      <w:proofErr w:type="spellEnd"/>
+      <w:r>
+        <w:rPr>
+          <w:rFonts w:eastAsia="Times New Roman" w:cs="Times New Roman"/>
+          <w:color w:val="000000"/>
+          <w:kern w:val="0"/>
+          <w:sz w:val="20"/>
+          <w:szCs w:val="20"/>
+          <w:lang w:val="en-US" w:eastAsia="ru-RU"/>
+          <w14:ligatures w14:val="none"/>
+        </w:rPr>
+        <w:t xml:space="preserve"> </w:t>
+      </w:r>
+      <w:proofErr w:type="spellStart"/>
+      <w:r>
+        <w:rPr>
+          <w:rFonts w:eastAsia="Times New Roman" w:cs="Times New Roman"/>
+          <w:color w:val="000000"/>
+          <w:kern w:val="0"/>
+          <w:sz w:val="20"/>
+          <w:szCs w:val="20"/>
+          <w:lang w:val="en-US" w:eastAsia="ru-RU"/>
+          <w14:ligatures w14:val="none"/>
+        </w:rPr>
+        <w:t>texnalogiyalar</w:t>
+      </w:r>
+      <w:proofErr w:type="spellEnd"/>
+      <w:r>
+        <w:rPr>
+          <w:rFonts w:eastAsia="Times New Roman" w:cs="Times New Roman"/>
+          <w:color w:val="000000"/>
+          <w:kern w:val="0"/>
+          <w:sz w:val="20"/>
+          <w:szCs w:val="20"/>
+          <w:lang w:val="en-US" w:eastAsia="ru-RU"/>
+          <w14:ligatures w14:val="none"/>
+        </w:rPr>
+        <w:t xml:space="preserve"> </w:t>
+      </w:r>
+      <w:proofErr w:type="spellStart"/>
+      <w:r>
+        <w:rPr>
+          <w:rFonts w:eastAsia="Times New Roman" w:cs="Times New Roman"/>
+          <w:color w:val="000000"/>
+          <w:kern w:val="0"/>
+          <w:sz w:val="20"/>
+          <w:szCs w:val="20"/>
+          <w:lang w:val="en-US" w:eastAsia="ru-RU"/>
+          <w14:ligatures w14:val="none"/>
+        </w:rPr>
+        <w:t>markazi</w:t>
+      </w:r>
+      <w:proofErr w:type="spellEnd"/>
+      <w:r>
+        <w:rPr>
+          <w:rFonts w:eastAsia="Times New Roman" w:cs="Times New Roman"/>
+          <w:color w:val="000000"/>
+          <w:kern w:val="0"/>
+          <w:sz w:val="20"/>
+          <w:szCs w:val="20"/>
+          <w:lang w:val="en-US" w:eastAsia="ru-RU"/>
+          <w14:ligatures w14:val="none"/>
+        </w:rPr>
+        <w:t xml:space="preserve">” </w:t>
+      </w:r>
+      <w:proofErr w:type="spellStart"/>
+      <w:r>
+        <w:rPr>
+          <w:rFonts w:eastAsia="Times New Roman" w:cs="Times New Roman"/>
+          <w:color w:val="000000"/>
+          <w:kern w:val="0"/>
+          <w:sz w:val="20"/>
+          <w:szCs w:val="20"/>
+          <w:lang w:val="en-US" w:eastAsia="ru-RU"/>
+          <w14:ligatures w14:val="none"/>
+        </w:rPr>
+        <w:t>davlat</w:t>
+      </w:r>
+      <w:proofErr w:type="spellEnd"/>
+      <w:r>
+        <w:rPr>
+          <w:rFonts w:eastAsia="Times New Roman" w:cs="Times New Roman"/>
+          <w:color w:val="000000"/>
+          <w:kern w:val="0"/>
+          <w:sz w:val="20"/>
+          <w:szCs w:val="20"/>
+          <w:lang w:val="en-US" w:eastAsia="ru-RU"/>
+          <w14:ligatures w14:val="none"/>
+        </w:rPr>
+        <w:t xml:space="preserve"> </w:t>
+      </w:r>
+      <w:proofErr w:type="spellStart"/>
+      <w:r>
+        <w:rPr>
+          <w:rFonts w:eastAsia="Times New Roman" w:cs="Times New Roman"/>
+          <w:color w:val="000000"/>
+          <w:kern w:val="0"/>
+          <w:sz w:val="20"/>
+          <w:szCs w:val="20"/>
+          <w:lang w:val="en-US" w:eastAsia="ru-RU"/>
+          <w14:ligatures w14:val="none"/>
+        </w:rPr>
+        <w:t>unitar</w:t>
+      </w:r>
+      <w:proofErr w:type="spellEnd"/>
+      <w:r>
+        <w:rPr>
+          <w:rFonts w:eastAsia="Times New Roman" w:cs="Times New Roman"/>
+          <w:color w:val="000000"/>
+          <w:kern w:val="0"/>
+          <w:sz w:val="20"/>
+          <w:szCs w:val="20"/>
+          <w:lang w:val="en-US" w:eastAsia="ru-RU"/>
+          <w14:ligatures w14:val="none"/>
+        </w:rPr>
+        <w:t xml:space="preserve"> </w:t>
+      </w:r>
+      <w:proofErr w:type="spellStart"/>
+      <w:r>
+        <w:rPr>
+          <w:rFonts w:eastAsia="Times New Roman" w:cs="Times New Roman"/>
+          <w:color w:val="000000"/>
+          <w:kern w:val="0"/>
+          <w:sz w:val="20"/>
+          <w:szCs w:val="20"/>
+          <w:lang w:val="en-US" w:eastAsia="ru-RU"/>
+          <w14:ligatures w14:val="none"/>
+        </w:rPr>
+        <w:t>korxonasining</w:t>
+      </w:r>
+      <w:proofErr w:type="spellEnd"/>
+      <w:r>
+        <w:rPr>
+          <w:rFonts w:eastAsia="Times New Roman" w:cs="Times New Roman"/>
+          <w:color w:val="000000"/>
+          <w:kern w:val="0"/>
+          <w:sz w:val="20"/>
+          <w:szCs w:val="20"/>
+          <w:lang w:val="en-US" w:eastAsia="ru-RU"/>
+          <w14:ligatures w14:val="none"/>
+        </w:rPr>
+        <w:t xml:space="preserve"> </w:t>
+      </w:r>
+      <w:proofErr w:type="spellStart"/>
+      <w:r>
+        <w:rPr>
+          <w:rFonts w:eastAsia="Times New Roman" w:cs="Times New Roman"/>
+          <w:color w:val="000000"/>
+          <w:kern w:val="0"/>
+          <w:sz w:val="20"/>
+          <w:szCs w:val="20"/>
+          <w:lang w:val="en-US" w:eastAsia="ru-RU"/>
+          <w14:ligatures w14:val="none"/>
+        </w:rPr>
+        <w:t>vakillari</w:t>
+      </w:r>
+      <w:proofErr w:type="spellEnd"/>
+      <w:r>
+        <w:rPr>
+          <w:rFonts w:eastAsia="Times New Roman" w:cs="Times New Roman"/>
+          <w:color w:val="000000"/>
+          <w:kern w:val="0"/>
+          <w:sz w:val="20"/>
+          <w:szCs w:val="20"/>
+          <w:lang w:val="en-US" w:eastAsia="ru-RU"/>
+          <w14:ligatures w14:val="none"/>
+        </w:rPr>
+        <w:t>:</w:t>
       </w:r>
     </w:p>
     <w:p>
@@ -229,7 +851,43 @@
           <w:szCs w:val="14"/>
           <w:lang w:val="en-US"/>
         </w:rPr>
-        <w:t>(FIO, ATM mutaxassisning lavozimi)</w:t>
+        <w:t xml:space="preserve">(FIO, ATM </w:t>
+      </w:r>
+      <w:proofErr w:type="spellStart"/>
+      <w:r>
+        <w:rPr>
+          <w:sz w:val="14"/>
+          <w:szCs w:val="14"/>
+          <w:lang w:val="en-US"/>
+        </w:rPr>
+        <w:t>mutaxassisning</w:t>
+      </w:r>
+      <w:proofErr w:type="spellEnd"/>
+      <w:r>
+        <w:rPr>
+          <w:sz w:val="14"/>
+          <w:szCs w:val="14"/>
+          <w:lang w:val="en-US"/>
+        </w:rPr>
+        <w:t xml:space="preserve"> </w:t>
+      </w:r>
+      <w:proofErr w:type="spellStart"/>
+      <w:r>
+        <w:rPr>
+          <w:sz w:val="14"/>
+          <w:szCs w:val="14"/>
+          <w:lang w:val="en-US"/>
+        </w:rPr>
+        <w:t>lavozimi</w:t>
+      </w:r>
+      <w:proofErr w:type="spellEnd"/>
+      <w:r>
+        <w:rPr>
+          <w:sz w:val="14"/>
+          <w:szCs w:val="14"/>
+          <w:lang w:val="en-US"/>
+        </w:rPr>
+        <w:t>)</w:t>
       </w:r>
     </w:p>
     <w:p>
@@ -316,7 +974,43 @@
           <w:szCs w:val="14"/>
           <w:lang w:val="en-US"/>
         </w:rPr>
-        <w:t>(FIO, ATM mutaxassisning lavozimi)</w:t>
+        <w:t xml:space="preserve">(FIO, ATM </w:t>
+      </w:r>
+      <w:proofErr w:type="spellStart"/>
+      <w:r>
+        <w:rPr>
+          <w:sz w:val="14"/>
+          <w:szCs w:val="14"/>
+          <w:lang w:val="en-US"/>
+        </w:rPr>
+        <w:t>mutaxassisning</w:t>
+      </w:r>
+      <w:proofErr w:type="spellEnd"/>
+      <w:r>
+        <w:rPr>
+          <w:sz w:val="14"/>
+          <w:szCs w:val="14"/>
+          <w:lang w:val="en-US"/>
+        </w:rPr>
+        <w:t xml:space="preserve"> </w:t>
+      </w:r>
+      <w:proofErr w:type="spellStart"/>
+      <w:r>
+        <w:rPr>
+          <w:sz w:val="14"/>
+          <w:szCs w:val="14"/>
+          <w:lang w:val="en-US"/>
+        </w:rPr>
+        <w:t>lavozimi</w:t>
+      </w:r>
+      <w:proofErr w:type="spellEnd"/>
+      <w:r>
+        <w:rPr>
+          <w:sz w:val="14"/>
+          <w:szCs w:val="14"/>
+          <w:lang w:val="en-US"/>
+        </w:rPr>
+        <w:t>)</w:t>
       </w:r>
     </w:p>
     <w:p>
@@ -379,13 +1073,131 @@
           <w:lang w:val="en-US"/>
         </w:rPr>
       </w:pPr>
-      <w:r>
-        <w:rPr>
-          <w:sz w:val="20"/>
-          <w:szCs w:val="20"/>
-          <w:lang w:val="en-US"/>
-        </w:rPr>
-        <w:t>ushbu dalolatnoma quyidagi ishlarni bajarilganligi uchun tuzilgan:</w:t>
+      <w:proofErr w:type="spellStart"/>
+      <w:r>
+        <w:rPr>
+          <w:sz w:val="20"/>
+          <w:szCs w:val="20"/>
+          <w:lang w:val="en-US"/>
+        </w:rPr>
+        <w:t>ushbu</w:t>
+      </w:r>
+      <w:proofErr w:type="spellEnd"/>
+      <w:r>
+        <w:rPr>
+          <w:sz w:val="20"/>
+          <w:szCs w:val="20"/>
+          <w:lang w:val="en-US"/>
+        </w:rPr>
+        <w:t xml:space="preserve"> </w:t>
+      </w:r>
+      <w:proofErr w:type="spellStart"/>
+      <w:r>
+        <w:rPr>
+          <w:sz w:val="20"/>
+          <w:szCs w:val="20"/>
+          <w:lang w:val="en-US"/>
+        </w:rPr>
+        <w:t>dalolatnoma</w:t>
+      </w:r>
+      <w:proofErr w:type="spellEnd"/>
+      <w:r>
+        <w:rPr>
+          <w:sz w:val="20"/>
+          <w:szCs w:val="20"/>
+          <w:lang w:val="en-US"/>
+        </w:rPr>
+        <w:t xml:space="preserve"> </w:t>
+      </w:r>
+      <w:proofErr w:type="spellStart"/>
+      <w:r>
+        <w:rPr>
+          <w:sz w:val="20"/>
+          <w:szCs w:val="20"/>
+          <w:lang w:val="en-US"/>
+        </w:rPr>
+        <w:t>quyidagi</w:t>
+      </w:r>
+      <w:proofErr w:type="spellEnd"/>
+      <w:r>
+        <w:rPr>
+          <w:sz w:val="20"/>
+          <w:szCs w:val="20"/>
+          <w:lang w:val="en-US"/>
+        </w:rPr>
+        <w:t xml:space="preserve"> </w:t>
+      </w:r>
+      <w:proofErr w:type="spellStart"/>
+      <w:r>
+        <w:rPr>
+          <w:sz w:val="20"/>
+          <w:szCs w:val="20"/>
+          <w:lang w:val="en-US"/>
+        </w:rPr>
+        <w:t>ishlarni</w:t>
+      </w:r>
+      <w:proofErr w:type="spellEnd"/>
+      <w:r>
+        <w:rPr>
+          <w:sz w:val="20"/>
+          <w:szCs w:val="20"/>
+          <w:lang w:val="en-US"/>
+        </w:rPr>
+        <w:t xml:space="preserve"> </w:t>
+      </w:r>
+      <w:proofErr w:type="spellStart"/>
+      <w:r>
+        <w:rPr>
+          <w:sz w:val="20"/>
+          <w:szCs w:val="20"/>
+          <w:lang w:val="en-US"/>
+        </w:rPr>
+        <w:t>bajarilganligi</w:t>
+      </w:r>
+      <w:proofErr w:type="spellEnd"/>
+      <w:r>
+        <w:rPr>
+          <w:sz w:val="20"/>
+          <w:szCs w:val="20"/>
+          <w:lang w:val="en-US"/>
+        </w:rPr>
+        <w:t xml:space="preserve"> </w:t>
+      </w:r>
+      <w:proofErr w:type="spellStart"/>
+      <w:r>
+        <w:rPr>
+          <w:sz w:val="20"/>
+          <w:szCs w:val="20"/>
+          <w:lang w:val="en-US"/>
+        </w:rPr>
+        <w:t>uchun</w:t>
+      </w:r>
+      <w:proofErr w:type="spellEnd"/>
+      <w:r>
+        <w:rPr>
+          <w:sz w:val="20"/>
+          <w:szCs w:val="20"/>
+          <w:lang w:val="en-US"/>
+        </w:rPr>
+        <w:t xml:space="preserve"> </w:t>
+      </w:r>
+      <w:proofErr w:type="spellStart"/>
+      <w:r>
+        <w:rPr>
+          <w:sz w:val="20"/>
+          <w:szCs w:val="20"/>
+          <w:lang w:val="en-US"/>
+        </w:rPr>
+        <w:t>tuzilgan</w:t>
+      </w:r>
+      <w:proofErr w:type="spellEnd"/>
+      <w:r>
+        <w:rPr>
+          <w:sz w:val="20"/>
+          <w:szCs w:val="20"/>
+          <w:lang w:val="en-US"/>
+        </w:rPr>
+        <w:t>:</w:t>
       </w:r>
     </w:p>
     <w:p>
@@ -423,6 +1235,7 @@
           <w14:ligatures w14:val="none"/>
         </w:rPr>
       </w:pPr>
+      <w:proofErr w:type="spellStart"/>
       <w:r>
         <w:rPr>
           <w:rFonts w:eastAsia="Times New Roman" w:cs="Times New Roman"/>
@@ -436,8 +1249,105 @@
           <w:lang w:val="en-US" w:eastAsia="ru-RU"/>
           <w14:ligatures w14:val="none"/>
         </w:rPr>
-        <w:t>Quyda ko’rsatilgan materiallarni o’rnatish</w:t>
-      </w:r>
+        <w:t>Quyda</w:t>
+      </w:r>
+      <w:proofErr w:type="spellEnd"/>
+      <w:r>
+        <w:rPr>
+          <w:rFonts w:eastAsia="Times New Roman" w:cs="Times New Roman"/>
+          <w:b/>
+          <w:bCs/>
+          <w:color w:val="000000"/>
+          <w:kern w:val="0"/>
+          <w:sz w:val="20"/>
+          <w:szCs w:val="20"/>
+          <w:u w:val="single"/>
+          <w:lang w:val="en-US" w:eastAsia="ru-RU"/>
+          <w14:ligatures w14:val="none"/>
+        </w:rPr>
+        <w:t xml:space="preserve"> </w:t>
+      </w:r>
+      <w:proofErr w:type="spellStart"/>
+      <w:r>
+        <w:rPr>
+          <w:rFonts w:eastAsia="Times New Roman" w:cs="Times New Roman"/>
+          <w:b/>
+          <w:bCs/>
+          <w:color w:val="000000"/>
+          <w:kern w:val="0"/>
+          <w:sz w:val="20"/>
+          <w:szCs w:val="20"/>
+          <w:u w:val="single"/>
+          <w:lang w:val="en-US" w:eastAsia="ru-RU"/>
+          <w14:ligatures w14:val="none"/>
+        </w:rPr>
+        <w:t>ko’rsatilgan</w:t>
+      </w:r>
+      <w:proofErr w:type="spellEnd"/>
+      <w:r>
+        <w:rPr>
+          <w:rFonts w:eastAsia="Times New Roman" w:cs="Times New Roman"/>
+          <w:b/>
+          <w:bCs/>
+          <w:color w:val="000000"/>
+          <w:kern w:val="0"/>
+          <w:sz w:val="20"/>
+          <w:szCs w:val="20"/>
+          <w:u w:val="single"/>
+          <w:lang w:val="en-US" w:eastAsia="ru-RU"/>
+          <w14:ligatures w14:val="none"/>
+        </w:rPr>
+        <w:t xml:space="preserve"> </w:t>
+      </w:r>
+      <w:proofErr w:type="spellStart"/>
+      <w:r>
+        <w:rPr>
+          <w:rFonts w:eastAsia="Times New Roman" w:cs="Times New Roman"/>
+          <w:b/>
+          <w:bCs/>
+          <w:color w:val="000000"/>
+          <w:kern w:val="0"/>
+          <w:sz w:val="20"/>
+          <w:szCs w:val="20"/>
+          <w:u w:val="single"/>
+          <w:lang w:val="en-US" w:eastAsia="ru-RU"/>
+          <w14:ligatures w14:val="none"/>
+        </w:rPr>
+        <w:t>materiallarni</w:t>
+      </w:r>
+      <w:proofErr w:type="spellEnd"/>
+      <w:r>
+        <w:rPr>
+          <w:rFonts w:eastAsia="Times New Roman" w:cs="Times New Roman"/>
+          <w:b/>
+          <w:bCs/>
+          <w:color w:val="000000"/>
+          <w:kern w:val="0"/>
+          <w:sz w:val="20"/>
+          <w:szCs w:val="20"/>
+          <w:u w:val="single"/>
+          <w:lang w:val="en-US" w:eastAsia="ru-RU"/>
+          <w14:ligatures w14:val="none"/>
+        </w:rPr>
+        <w:t xml:space="preserve"> </w:t>
+      </w:r>
+      <w:proofErr w:type="spellStart"/>
+      <w:r>
+        <w:rPr>
+          <w:rFonts w:eastAsia="Times New Roman" w:cs="Times New Roman"/>
+          <w:b/>
+          <w:bCs/>
+          <w:color w:val="000000"/>
+          <w:kern w:val="0"/>
+          <w:sz w:val="20"/>
+          <w:szCs w:val="20"/>
+          <w:u w:val="single"/>
+          <w:lang w:val="en-US" w:eastAsia="ru-RU"/>
+          <w14:ligatures w14:val="none"/>
+        </w:rPr>
+        <w:t>o’rnatish</w:t>
+      </w:r>
+      <w:proofErr w:type="spellEnd"/>
     </w:p>
     <w:p>
       <w:pPr>
@@ -455,7 +1365,133 @@
           <w:szCs w:val="14"/>
           <w:lang w:val="en-US"/>
         </w:rPr>
-        <w:t>(ATM mutaxassislari tomonidan bajarilgan ish turlari bo'yicha tafsilotlar)</w:t>
+        <w:t xml:space="preserve">(ATM </w:t>
+      </w:r>
+      <w:proofErr w:type="spellStart"/>
+      <w:r>
+        <w:rPr>
+          <w:sz w:val="14"/>
+          <w:szCs w:val="14"/>
+          <w:lang w:val="en-US"/>
+        </w:rPr>
+        <w:t>mutaxassislari</w:t>
+      </w:r>
+      <w:proofErr w:type="spellEnd"/>
+      <w:r>
+        <w:rPr>
+          <w:sz w:val="14"/>
+          <w:szCs w:val="14"/>
+          <w:lang w:val="en-US"/>
+        </w:rPr>
+        <w:t xml:space="preserve"> </w:t>
+      </w:r>
+      <w:proofErr w:type="spellStart"/>
+      <w:r>
+        <w:rPr>
+          <w:sz w:val="14"/>
+          <w:szCs w:val="14"/>
+          <w:lang w:val="en-US"/>
+        </w:rPr>
+        <w:t>tomonidan</w:t>
+      </w:r>
+      <w:proofErr w:type="spellEnd"/>
+      <w:r>
+        <w:rPr>
+          <w:sz w:val="14"/>
+          <w:szCs w:val="14"/>
+          <w:lang w:val="en-US"/>
+        </w:rPr>
+        <w:t xml:space="preserve"> </w:t>
+      </w:r>
+      <w:proofErr w:type="spellStart"/>
+      <w:r>
+        <w:rPr>
+          <w:sz w:val="14"/>
+          <w:szCs w:val="14"/>
+          <w:lang w:val="en-US"/>
+        </w:rPr>
+        <w:t>bajarilgan</w:t>
+      </w:r>
+      <w:proofErr w:type="spellEnd"/>
+      <w:r>
+        <w:rPr>
+          <w:sz w:val="14"/>
+          <w:szCs w:val="14"/>
+          <w:lang w:val="en-US"/>
+        </w:rPr>
+        <w:t xml:space="preserve"> </w:t>
+      </w:r>
+      <w:proofErr w:type="spellStart"/>
+      <w:r>
+        <w:rPr>
+          <w:sz w:val="14"/>
+          <w:szCs w:val="14"/>
+          <w:lang w:val="en-US"/>
+        </w:rPr>
+        <w:t>ish</w:t>
+      </w:r>
+      <w:proofErr w:type="spellEnd"/>
+      <w:r>
+        <w:rPr>
+          <w:sz w:val="14"/>
+          <w:szCs w:val="14"/>
+          <w:lang w:val="en-US"/>
+        </w:rPr>
+        <w:t xml:space="preserve"> </w:t>
+      </w:r>
+      <w:proofErr w:type="spellStart"/>
+      <w:r>
+        <w:rPr>
+          <w:sz w:val="14"/>
+          <w:szCs w:val="14"/>
+          <w:lang w:val="en-US"/>
+        </w:rPr>
+        <w:t>turlari</w:t>
+      </w:r>
+      <w:proofErr w:type="spellEnd"/>
+      <w:r>
+        <w:rPr>
+          <w:sz w:val="14"/>
+          <w:szCs w:val="14"/>
+          <w:lang w:val="en-US"/>
+        </w:rPr>
+        <w:t xml:space="preserve"> </w:t>
+      </w:r>
+      <w:proofErr w:type="spellStart"/>
+      <w:r>
+        <w:rPr>
+          <w:sz w:val="14"/>
+          <w:szCs w:val="14"/>
+          <w:lang w:val="en-US"/>
+        </w:rPr>
+        <w:t>bo'yicha</w:t>
+      </w:r>
+      <w:proofErr w:type="spellEnd"/>
+      <w:r>
+        <w:rPr>
+          <w:sz w:val="14"/>
+          <w:szCs w:val="14"/>
+          <w:lang w:val="en-US"/>
+        </w:rPr>
+        <w:t xml:space="preserve"> </w:t>
+      </w:r>
+      <w:proofErr w:type="spellStart"/>
+      <w:r>
+        <w:rPr>
+          <w:sz w:val="14"/>
+          <w:szCs w:val="14"/>
+          <w:lang w:val="en-US"/>
+        </w:rPr>
+        <w:t>tafsilotlar</w:t>
+      </w:r>
+      <w:proofErr w:type="spellEnd"/>
+      <w:r>
+        <w:rPr>
+          <w:sz w:val="14"/>
+          <w:szCs w:val="14"/>
+          <w:lang w:val="en-US"/>
+        </w:rPr>
+        <w:t>)</w:t>
       </w:r>
     </w:p>
     <w:p>
@@ -488,15 +1524,149 @@
           <w:lang w:val="en-US"/>
         </w:rPr>
       </w:pPr>
-      <w:r>
-        <w:rPr>
-          <w:b/>
-          <w:bCs/>
-          <w:sz w:val="20"/>
-          <w:szCs w:val="20"/>
-          <w:lang w:val="en-US"/>
-        </w:rPr>
-        <w:t xml:space="preserve">Iqtisodiyot va Moliya vazirligining huzuridagi  ATM tomonidan </w:t>
+      <w:proofErr w:type="spellStart"/>
+      <w:r>
+        <w:rPr>
+          <w:b/>
+          <w:bCs/>
+          <w:sz w:val="20"/>
+          <w:szCs w:val="20"/>
+          <w:lang w:val="en-US"/>
+        </w:rPr>
+        <w:t>Iqtisodiyot</w:t>
+      </w:r>
+      <w:proofErr w:type="spellEnd"/>
+      <w:r>
+        <w:rPr>
+          <w:b/>
+          <w:bCs/>
+          <w:sz w:val="20"/>
+          <w:szCs w:val="20"/>
+          <w:lang w:val="en-US"/>
+        </w:rPr>
+        <w:t xml:space="preserve"> </w:t>
+      </w:r>
+      <w:proofErr w:type="spellStart"/>
+      <w:r>
+        <w:rPr>
+          <w:b/>
+          <w:bCs/>
+          <w:sz w:val="20"/>
+          <w:szCs w:val="20"/>
+          <w:lang w:val="en-US"/>
+        </w:rPr>
+        <w:t>va</w:t>
+      </w:r>
+      <w:proofErr w:type="spellEnd"/>
+      <w:r>
+        <w:rPr>
+          <w:b/>
+          <w:bCs/>
+          <w:sz w:val="20"/>
+          <w:szCs w:val="20"/>
+          <w:lang w:val="en-US"/>
+        </w:rPr>
+        <w:t xml:space="preserve"> </w:t>
+      </w:r>
+      <w:proofErr w:type="spellStart"/>
+      <w:r>
+        <w:rPr>
+          <w:b/>
+          <w:bCs/>
+          <w:sz w:val="20"/>
+          <w:szCs w:val="20"/>
+          <w:lang w:val="en-US"/>
+        </w:rPr>
+        <w:t>Moliya</w:t>
+      </w:r>
+      <w:proofErr w:type="spellEnd"/>
+      <w:r>
+        <w:rPr>
+          <w:b/>
+          <w:bCs/>
+          <w:sz w:val="20"/>
+          <w:szCs w:val="20"/>
+          <w:lang w:val="en-US"/>
+        </w:rPr>
+        <w:t xml:space="preserve"> </w:t>
+      </w:r>
+      <w:proofErr w:type="spellStart"/>
+      <w:r>
+        <w:rPr>
+          <w:b/>
+          <w:bCs/>
+          <w:sz w:val="20"/>
+          <w:szCs w:val="20"/>
+          <w:lang w:val="en-US"/>
+        </w:rPr>
+        <w:t>vazirligining</w:t>
+      </w:r>
+      <w:proofErr w:type="spellEnd"/>
+      <w:r>
+        <w:rPr>
+          <w:b/>
+          <w:bCs/>
+          <w:sz w:val="20"/>
+          <w:szCs w:val="20"/>
+          <w:lang w:val="en-US"/>
+        </w:rPr>
+        <w:t xml:space="preserve"> </w:t>
+      </w:r>
+      <w:proofErr w:type="spellStart"/>
+      <w:proofErr w:type="gramStart"/>
+      <w:r>
+        <w:rPr>
+          <w:b/>
+          <w:bCs/>
+          <w:sz w:val="20"/>
+          <w:szCs w:val="20"/>
+          <w:lang w:val="en-US"/>
+        </w:rPr>
+        <w:t>huzuridagi</w:t>
+      </w:r>
+      <w:proofErr w:type="spellEnd"/>
+      <w:r>
+        <w:rPr>
+          <w:b/>
+          <w:bCs/>
+          <w:sz w:val="20"/>
+          <w:szCs w:val="20"/>
+          <w:lang w:val="en-US"/>
+        </w:rPr>
+        <w:t xml:space="preserve">  ATM</w:t>
+      </w:r>
+      <w:proofErr w:type="gramEnd"/>
+      <w:r>
+        <w:rPr>
+          <w:b/>
+          <w:bCs/>
+          <w:sz w:val="20"/>
+          <w:szCs w:val="20"/>
+          <w:lang w:val="en-US"/>
+        </w:rPr>
+        <w:t xml:space="preserve"> </w:t>
+      </w:r>
+      <w:proofErr w:type="spellStart"/>
+      <w:r>
+        <w:rPr>
+          <w:b/>
+          <w:bCs/>
+          <w:sz w:val="20"/>
+          <w:szCs w:val="20"/>
+          <w:lang w:val="en-US"/>
+        </w:rPr>
+        <w:t>tomonidan</w:t>
+      </w:r>
+      <w:proofErr w:type="spellEnd"/>
+      <w:r>
+        <w:rPr>
+          <w:b/>
+          <w:bCs/>
+          <w:sz w:val="20"/>
+          <w:szCs w:val="20"/>
+          <w:lang w:val="en-US"/>
+        </w:rPr>
+        <w:t xml:space="preserve"> </w:t>
       </w:r>
     </w:p>
     <w:p>
@@ -511,15 +1681,159 @@
           <w:lang w:val="en-US"/>
         </w:rPr>
       </w:pPr>
-      <w:r>
-        <w:rPr>
-          <w:b/>
-          <w:bCs/>
-          <w:sz w:val="20"/>
-          <w:szCs w:val="20"/>
-          <w:lang w:val="en-US"/>
-        </w:rPr>
-        <w:t>quyidagi materiallari, ehtiyot qismlar va uskunalar o'rnatildi:</w:t>
+      <w:proofErr w:type="spellStart"/>
+      <w:r>
+        <w:rPr>
+          <w:b/>
+          <w:bCs/>
+          <w:sz w:val="20"/>
+          <w:szCs w:val="20"/>
+          <w:lang w:val="en-US"/>
+        </w:rPr>
+        <w:t>quyidagi</w:t>
+      </w:r>
+      <w:proofErr w:type="spellEnd"/>
+      <w:r>
+        <w:rPr>
+          <w:b/>
+          <w:bCs/>
+          <w:sz w:val="20"/>
+          <w:szCs w:val="20"/>
+          <w:lang w:val="en-US"/>
+        </w:rPr>
+        <w:t xml:space="preserve"> </w:t>
+      </w:r>
+      <w:proofErr w:type="spellStart"/>
+      <w:r>
+        <w:rPr>
+          <w:b/>
+          <w:bCs/>
+          <w:sz w:val="20"/>
+          <w:szCs w:val="20"/>
+          <w:lang w:val="en-US"/>
+        </w:rPr>
+        <w:t>materiallari</w:t>
+      </w:r>
+      <w:proofErr w:type="spellEnd"/>
+      <w:r>
+        <w:rPr>
+          <w:b/>
+          <w:bCs/>
+          <w:sz w:val="20"/>
+          <w:szCs w:val="20"/>
+          <w:lang w:val="en-US"/>
+        </w:rPr>
+        <w:t xml:space="preserve">, </w:t>
+      </w:r>
+      <w:proofErr w:type="spellStart"/>
+      <w:r>
+        <w:rPr>
+          <w:b/>
+          <w:bCs/>
+          <w:sz w:val="20"/>
+          <w:szCs w:val="20"/>
+          <w:lang w:val="en-US"/>
+        </w:rPr>
+        <w:t>ehtiyot</w:t>
+      </w:r>
+      <w:proofErr w:type="spellEnd"/>
+      <w:r>
+        <w:rPr>
+          <w:b/>
+          <w:bCs/>
+          <w:sz w:val="20"/>
+          <w:szCs w:val="20"/>
+          <w:lang w:val="en-US"/>
+        </w:rPr>
+        <w:t xml:space="preserve"> </w:t>
+      </w:r>
+      <w:proofErr w:type="spellStart"/>
+      <w:r>
+        <w:rPr>
+          <w:b/>
+          <w:bCs/>
+          <w:sz w:val="20"/>
+          <w:szCs w:val="20"/>
+          <w:lang w:val="en-US"/>
+        </w:rPr>
+        <w:t>qismlar</w:t>
+      </w:r>
+      <w:proofErr w:type="spellEnd"/>
+      <w:r>
+        <w:rPr>
+          <w:b/>
+          <w:bCs/>
+          <w:sz w:val="20"/>
+          <w:szCs w:val="20"/>
+          <w:lang w:val="en-US"/>
+        </w:rPr>
+        <w:t xml:space="preserve"> </w:t>
+      </w:r>
+      <w:proofErr w:type="spellStart"/>
+      <w:r>
+        <w:rPr>
+          <w:b/>
+          <w:bCs/>
+          <w:sz w:val="20"/>
+          <w:szCs w:val="20"/>
+          <w:lang w:val="en-US"/>
+        </w:rPr>
+        <w:t>va</w:t>
+      </w:r>
+      <w:proofErr w:type="spellEnd"/>
+      <w:r>
+        <w:rPr>
+          <w:b/>
+          <w:bCs/>
+          <w:sz w:val="20"/>
+          <w:szCs w:val="20"/>
+          <w:lang w:val="en-US"/>
+        </w:rPr>
+        <w:t xml:space="preserve"> </w:t>
+      </w:r>
+      <w:proofErr w:type="spellStart"/>
+      <w:r>
+        <w:rPr>
+          <w:b/>
+          <w:bCs/>
+          <w:sz w:val="20"/>
+          <w:szCs w:val="20"/>
+          <w:lang w:val="en-US"/>
+        </w:rPr>
+        <w:t>uskunalar</w:t>
+      </w:r>
+      <w:proofErr w:type="spellEnd"/>
+      <w:r>
+        <w:rPr>
+          <w:b/>
+          <w:bCs/>
+          <w:sz w:val="20"/>
+          <w:szCs w:val="20"/>
+          <w:lang w:val="en-US"/>
+        </w:rPr>
+        <w:t xml:space="preserve"> </w:t>
+      </w:r>
+      <w:proofErr w:type="spellStart"/>
+      <w:r>
+        <w:rPr>
+          <w:b/>
+          <w:bCs/>
+          <w:sz w:val="20"/>
+          <w:szCs w:val="20"/>
+          <w:lang w:val="en-US"/>
+        </w:rPr>
+        <w:t>o'rnatildi</w:t>
+      </w:r>
+      <w:proofErr w:type="spellEnd"/>
+      <w:r>
+        <w:rPr>
+          <w:b/>
+          <w:bCs/>
+          <w:sz w:val="20"/>
+          <w:szCs w:val="20"/>
+          <w:lang w:val="en-US"/>
+        </w:rPr>
+        <w:t>:</w:t>
       </w:r>
     </w:p>
     <w:p>
@@ -549,7 +1863,107 @@
           <w:szCs w:val="20"/>
           <w:lang w:val="en-US"/>
         </w:rPr>
-        <w:t xml:space="preserve">4 - mart 2025  yildagi  1 - sonli shartnomaga muvofiq </w:t>
+        <w:t xml:space="preserve">4 - mart </w:t>
+      </w:r>
+      <w:proofErr w:type="gramStart"/>
+      <w:r>
+        <w:rPr>
+          <w:b/>
+          <w:bCs/>
+          <w:sz w:val="20"/>
+          <w:szCs w:val="20"/>
+          <w:lang w:val="en-US"/>
+        </w:rPr>
+        <w:t xml:space="preserve">2025  </w:t>
+      </w:r>
+      <w:proofErr w:type="spellStart"/>
+      <w:r>
+        <w:rPr>
+          <w:b/>
+          <w:bCs/>
+          <w:sz w:val="20"/>
+          <w:szCs w:val="20"/>
+          <w:lang w:val="en-US"/>
+        </w:rPr>
+        <w:t>yildagi</w:t>
+      </w:r>
+      <w:proofErr w:type="spellEnd"/>
+      <w:proofErr w:type="gramEnd"/>
+      <w:r>
+        <w:rPr>
+          <w:b/>
+          <w:bCs/>
+          <w:sz w:val="20"/>
+          <w:szCs w:val="20"/>
+          <w:lang w:val="en-US"/>
+        </w:rPr>
+        <w:t xml:space="preserve">  1 - </w:t>
+      </w:r>
+      <w:proofErr w:type="spellStart"/>
+      <w:r>
+        <w:rPr>
+          <w:b/>
+          <w:bCs/>
+          <w:sz w:val="20"/>
+          <w:szCs w:val="20"/>
+          <w:lang w:val="en-US"/>
+        </w:rPr>
+        <w:t>sonli</w:t>
+      </w:r>
+      <w:proofErr w:type="spellEnd"/>
+      <w:r>
+        <w:rPr>
+          <w:b/>
+          <w:bCs/>
+          <w:sz w:val="20"/>
+          <w:szCs w:val="20"/>
+          <w:lang w:val="en-US"/>
+        </w:rPr>
+        <w:t xml:space="preserve"> </w:t>
+      </w:r>
+      <w:proofErr w:type="spellStart"/>
+      <w:r>
+        <w:rPr>
+          <w:b/>
+          <w:bCs/>
+          <w:sz w:val="20"/>
+          <w:szCs w:val="20"/>
+          <w:lang w:val="en-US"/>
+        </w:rPr>
+        <w:t>shartnomaga</w:t>
+      </w:r>
+      <w:proofErr w:type="spellEnd"/>
+      <w:r>
+        <w:rPr>
+          <w:b/>
+          <w:bCs/>
+          <w:sz w:val="20"/>
+          <w:szCs w:val="20"/>
+          <w:lang w:val="en-US"/>
+        </w:rPr>
+        <w:t xml:space="preserve"> </w:t>
+      </w:r>
+      <w:proofErr w:type="spellStart"/>
+      <w:r>
+        <w:rPr>
+          <w:b/>
+          <w:bCs/>
+          <w:sz w:val="20"/>
+          <w:szCs w:val="20"/>
+          <w:lang w:val="en-US"/>
+        </w:rPr>
+        <w:t>muvofiq</w:t>
+      </w:r>
+      <w:proofErr w:type="spellEnd"/>
+      <w:r>
+        <w:rPr>
+          <w:b/>
+          <w:bCs/>
+          <w:sz w:val="20"/>
+          <w:szCs w:val="20"/>
+          <w:lang w:val="en-US"/>
+        </w:rPr>
+        <w:t xml:space="preserve"> </w:t>
       </w:r>
     </w:p>
     <w:p>
@@ -582,15 +1996,115 @@
           <w:lang w:val="en-US"/>
         </w:rPr>
       </w:pPr>
-      <w:r>
-        <w:rPr>
-          <w:b/>
-          <w:bCs/>
-          <w:sz w:val="20"/>
-          <w:szCs w:val="20"/>
-          <w:lang w:val="en-US"/>
-        </w:rPr>
-        <w:t>Yaroqsiz ehtiyot qismlar foydalanuvchida qoldirildi.</w:t>
+      <w:proofErr w:type="spellStart"/>
+      <w:r>
+        <w:rPr>
+          <w:b/>
+          <w:bCs/>
+          <w:sz w:val="20"/>
+          <w:szCs w:val="20"/>
+          <w:lang w:val="en-US"/>
+        </w:rPr>
+        <w:t>Yaroqsiz</w:t>
+      </w:r>
+      <w:proofErr w:type="spellEnd"/>
+      <w:r>
+        <w:rPr>
+          <w:b/>
+          <w:bCs/>
+          <w:sz w:val="20"/>
+          <w:szCs w:val="20"/>
+          <w:lang w:val="en-US"/>
+        </w:rPr>
+        <w:t xml:space="preserve"> </w:t>
+      </w:r>
+      <w:proofErr w:type="spellStart"/>
+      <w:r>
+        <w:rPr>
+          <w:b/>
+          <w:bCs/>
+          <w:sz w:val="20"/>
+          <w:szCs w:val="20"/>
+          <w:lang w:val="en-US"/>
+        </w:rPr>
+        <w:t>ehtiyot</w:t>
+      </w:r>
+      <w:proofErr w:type="spellEnd"/>
+      <w:r>
+        <w:rPr>
+          <w:b/>
+          <w:bCs/>
+          <w:sz w:val="20"/>
+          <w:szCs w:val="20"/>
+          <w:lang w:val="en-US"/>
+        </w:rPr>
+        <w:t xml:space="preserve"> </w:t>
+      </w:r>
+      <w:proofErr w:type="spellStart"/>
+      <w:r>
+        <w:rPr>
+          <w:b/>
+          <w:bCs/>
+          <w:sz w:val="20"/>
+          <w:szCs w:val="20"/>
+          <w:lang w:val="en-US"/>
+        </w:rPr>
+        <w:t>qismlar</w:t>
+      </w:r>
+      <w:proofErr w:type="spellEnd"/>
+      <w:r>
+        <w:rPr>
+          <w:b/>
+          <w:bCs/>
+          <w:sz w:val="20"/>
+          <w:szCs w:val="20"/>
+          <w:lang w:val="en-US"/>
+        </w:rPr>
+        <w:t xml:space="preserve"> </w:t>
+      </w:r>
+      <w:proofErr w:type="spellStart"/>
+      <w:r>
+        <w:rPr>
+          <w:b/>
+          <w:bCs/>
+          <w:sz w:val="20"/>
+          <w:szCs w:val="20"/>
+          <w:lang w:val="en-US"/>
+        </w:rPr>
+        <w:t>foydalanuvchida</w:t>
+      </w:r>
+      <w:proofErr w:type="spellEnd"/>
+      <w:r>
+        <w:rPr>
+          <w:b/>
+          <w:bCs/>
+          <w:sz w:val="20"/>
+          <w:szCs w:val="20"/>
+          <w:lang w:val="en-US"/>
+        </w:rPr>
+        <w:t xml:space="preserve"> </w:t>
+      </w:r>
+      <w:proofErr w:type="spellStart"/>
+      <w:r>
+        <w:rPr>
+          <w:b/>
+          <w:bCs/>
+          <w:sz w:val="20"/>
+          <w:szCs w:val="20"/>
+          <w:lang w:val="en-US"/>
+        </w:rPr>
+        <w:t>qoldirildi</w:t>
+      </w:r>
+      <w:proofErr w:type="spellEnd"/>
+      <w:r>
+        <w:rPr>
+          <w:b/>
+          <w:bCs/>
+          <w:sz w:val="20"/>
+          <w:szCs w:val="20"/>
+          <w:lang w:val="en-US"/>
+        </w:rPr>
+        <w:t>.</w:t>
       </w:r>
     </w:p>
     <w:p>
@@ -608,7 +2122,233 @@
           <w:szCs w:val="20"/>
           <w:lang w:val="en-US"/>
         </w:rPr>
-        <w:t xml:space="preserve"> Izoh: o'rnatilgan ehtiyot qismlar yoki asbob-uskunalar  birlikdagi narxi, buxgalteriya hisobini yuritish uchun.</w:t>
+        <w:t xml:space="preserve"> </w:t>
+      </w:r>
+      <w:proofErr w:type="spellStart"/>
+      <w:r>
+        <w:rPr>
+          <w:sz w:val="20"/>
+          <w:szCs w:val="20"/>
+          <w:lang w:val="en-US"/>
+        </w:rPr>
+        <w:t>Izoh</w:t>
+      </w:r>
+      <w:proofErr w:type="spellEnd"/>
+      <w:r>
+        <w:rPr>
+          <w:sz w:val="20"/>
+          <w:szCs w:val="20"/>
+          <w:lang w:val="en-US"/>
+        </w:rPr>
+        <w:t xml:space="preserve">: </w:t>
+      </w:r>
+      <w:proofErr w:type="spellStart"/>
+      <w:r>
+        <w:rPr>
+          <w:sz w:val="20"/>
+          <w:szCs w:val="20"/>
+          <w:lang w:val="en-US"/>
+        </w:rPr>
+        <w:t>o'rnatilgan</w:t>
+      </w:r>
+      <w:proofErr w:type="spellEnd"/>
+      <w:r>
+        <w:rPr>
+          <w:sz w:val="20"/>
+          <w:szCs w:val="20"/>
+          <w:lang w:val="en-US"/>
+        </w:rPr>
+        <w:t xml:space="preserve"> </w:t>
+      </w:r>
+      <w:proofErr w:type="spellStart"/>
+      <w:r>
+        <w:rPr>
+          <w:sz w:val="20"/>
+          <w:szCs w:val="20"/>
+          <w:lang w:val="en-US"/>
+        </w:rPr>
+        <w:t>ehtiyot</w:t>
+      </w:r>
+      <w:proofErr w:type="spellEnd"/>
+      <w:r>
+        <w:rPr>
+          <w:sz w:val="20"/>
+          <w:szCs w:val="20"/>
+          <w:lang w:val="en-US"/>
+        </w:rPr>
+        <w:t xml:space="preserve"> </w:t>
+      </w:r>
+      <w:proofErr w:type="spellStart"/>
+      <w:r>
+        <w:rPr>
+          <w:sz w:val="20"/>
+          <w:szCs w:val="20"/>
+          <w:lang w:val="en-US"/>
+        </w:rPr>
+        <w:t>qismlar</w:t>
+      </w:r>
+      <w:proofErr w:type="spellEnd"/>
+      <w:r>
+        <w:rPr>
+          <w:sz w:val="20"/>
+          <w:szCs w:val="20"/>
+          <w:lang w:val="en-US"/>
+        </w:rPr>
+        <w:t xml:space="preserve"> </w:t>
+      </w:r>
+      <w:proofErr w:type="spellStart"/>
+      <w:r>
+        <w:rPr>
+          <w:sz w:val="20"/>
+          <w:szCs w:val="20"/>
+          <w:lang w:val="en-US"/>
+        </w:rPr>
+        <w:t>yoki</w:t>
+      </w:r>
+      <w:proofErr w:type="spellEnd"/>
+      <w:r>
+        <w:rPr>
+          <w:sz w:val="20"/>
+          <w:szCs w:val="20"/>
+          <w:lang w:val="en-US"/>
+        </w:rPr>
+        <w:t xml:space="preserve"> </w:t>
+      </w:r>
+      <w:proofErr w:type="spellStart"/>
+      <w:r>
+        <w:rPr>
+          <w:sz w:val="20"/>
+          <w:szCs w:val="20"/>
+          <w:lang w:val="en-US"/>
+        </w:rPr>
+        <w:t>asbob-</w:t>
+      </w:r>
+      <w:proofErr w:type="gramStart"/>
+      <w:r>
+        <w:rPr>
+          <w:sz w:val="20"/>
+          <w:szCs w:val="20"/>
+          <w:lang w:val="en-US"/>
+        </w:rPr>
+        <w:t>uskunalar</w:t>
+      </w:r>
+      <w:proofErr w:type="spellEnd"/>
+      <w:r>
+        <w:rPr>
+          <w:sz w:val="20"/>
+          <w:szCs w:val="20"/>
+          <w:lang w:val="en-US"/>
+        </w:rPr>
+        <w:t xml:space="preserve">  </w:t>
+      </w:r>
+      <w:proofErr w:type="spellStart"/>
+      <w:r>
+        <w:rPr>
+          <w:sz w:val="20"/>
+          <w:szCs w:val="20"/>
+          <w:lang w:val="en-US"/>
+        </w:rPr>
+        <w:t>birlikdagi</w:t>
+      </w:r>
+      <w:proofErr w:type="spellEnd"/>
+      <w:proofErr w:type="gramEnd"/>
+      <w:r>
+        <w:rPr>
+          <w:sz w:val="20"/>
+          <w:szCs w:val="20"/>
+          <w:lang w:val="en-US"/>
+        </w:rPr>
+        <w:t xml:space="preserve"> </w:t>
+      </w:r>
+      <w:proofErr w:type="spellStart"/>
+      <w:r>
+        <w:rPr>
+          <w:sz w:val="20"/>
+          <w:szCs w:val="20"/>
+          <w:lang w:val="en-US"/>
+        </w:rPr>
+        <w:t>narxi</w:t>
+      </w:r>
+      <w:proofErr w:type="spellEnd"/>
+      <w:r>
+        <w:rPr>
+          <w:sz w:val="20"/>
+          <w:szCs w:val="20"/>
+          <w:lang w:val="en-US"/>
+        </w:rPr>
+        <w:t xml:space="preserve">, </w:t>
+      </w:r>
+      <w:proofErr w:type="spellStart"/>
+      <w:r>
+        <w:rPr>
+          <w:sz w:val="20"/>
+          <w:szCs w:val="20"/>
+          <w:lang w:val="en-US"/>
+        </w:rPr>
+        <w:t>buxgalteriya</w:t>
+      </w:r>
+      <w:proofErr w:type="spellEnd"/>
+      <w:r>
+        <w:rPr>
+          <w:sz w:val="20"/>
+          <w:szCs w:val="20"/>
+          <w:lang w:val="en-US"/>
+        </w:rPr>
+        <w:t xml:space="preserve"> </w:t>
+      </w:r>
+      <w:proofErr w:type="spellStart"/>
+      <w:r>
+        <w:rPr>
+          <w:sz w:val="20"/>
+          <w:szCs w:val="20"/>
+          <w:lang w:val="en-US"/>
+        </w:rPr>
+        <w:t>hisobini</w:t>
+      </w:r>
+      <w:proofErr w:type="spellEnd"/>
+      <w:r>
+        <w:rPr>
+          <w:sz w:val="20"/>
+          <w:szCs w:val="20"/>
+          <w:lang w:val="en-US"/>
+        </w:rPr>
+        <w:t xml:space="preserve"> </w:t>
+      </w:r>
+      <w:proofErr w:type="spellStart"/>
+      <w:r>
+        <w:rPr>
+          <w:sz w:val="20"/>
+          <w:szCs w:val="20"/>
+          <w:lang w:val="en-US"/>
+        </w:rPr>
+        <w:t>yuritish</w:t>
+      </w:r>
+      <w:proofErr w:type="spellEnd"/>
+      <w:r>
+        <w:rPr>
+          <w:sz w:val="20"/>
+          <w:szCs w:val="20"/>
+          <w:lang w:val="en-US"/>
+        </w:rPr>
+        <w:t xml:space="preserve"> </w:t>
+      </w:r>
+      <w:proofErr w:type="spellStart"/>
+      <w:r>
+        <w:rPr>
+          <w:sz w:val="20"/>
+          <w:szCs w:val="20"/>
+          <w:lang w:val="en-US"/>
+        </w:rPr>
+        <w:t>uchun</w:t>
+      </w:r>
+      <w:proofErr w:type="spellEnd"/>
+      <w:r>
+        <w:rPr>
+          <w:sz w:val="20"/>
+          <w:szCs w:val="20"/>
+          <w:lang w:val="en-US"/>
+        </w:rPr>
+        <w:t>.</w:t>
       </w:r>
     </w:p>
     <w:p>
@@ -640,15 +2380,71 @@
           <w:lang w:val="en-US"/>
         </w:rPr>
       </w:pPr>
-      <w:r>
-        <w:rPr>
-          <w:b/>
-          <w:bCs/>
-          <w:sz w:val="20"/>
-          <w:szCs w:val="20"/>
-          <w:lang w:val="en-US"/>
-        </w:rPr>
-        <w:t>Xizmat ko'rsatuvchinig vakili:</w:t>
+      <w:proofErr w:type="spellStart"/>
+      <w:r>
+        <w:rPr>
+          <w:b/>
+          <w:bCs/>
+          <w:sz w:val="20"/>
+          <w:szCs w:val="20"/>
+          <w:lang w:val="en-US"/>
+        </w:rPr>
+        <w:t>Xizmat</w:t>
+      </w:r>
+      <w:proofErr w:type="spellEnd"/>
+      <w:r>
+        <w:rPr>
+          <w:b/>
+          <w:bCs/>
+          <w:sz w:val="20"/>
+          <w:szCs w:val="20"/>
+          <w:lang w:val="en-US"/>
+        </w:rPr>
+        <w:t xml:space="preserve"> </w:t>
+      </w:r>
+      <w:proofErr w:type="spellStart"/>
+      <w:r>
+        <w:rPr>
+          <w:b/>
+          <w:bCs/>
+          <w:sz w:val="20"/>
+          <w:szCs w:val="20"/>
+          <w:lang w:val="en-US"/>
+        </w:rPr>
+        <w:t>ko'rsatuvchinig</w:t>
+      </w:r>
+      <w:proofErr w:type="spellEnd"/>
+      <w:r>
+        <w:rPr>
+          <w:b/>
+          <w:bCs/>
+          <w:sz w:val="20"/>
+          <w:szCs w:val="20"/>
+          <w:lang w:val="en-US"/>
+        </w:rPr>
+        <w:t xml:space="preserve"> </w:t>
+      </w:r>
+      <w:proofErr w:type="spellStart"/>
+      <w:r>
+        <w:rPr>
+          <w:b/>
+          <w:bCs/>
+          <w:sz w:val="20"/>
+          <w:szCs w:val="20"/>
+          <w:lang w:val="en-US"/>
+        </w:rPr>
+        <w:t>vakili</w:t>
+      </w:r>
+      <w:proofErr w:type="spellEnd"/>
+      <w:r>
+        <w:rPr>
+          <w:b/>
+          <w:bCs/>
+          <w:sz w:val="20"/>
+          <w:szCs w:val="20"/>
+          <w:lang w:val="en-US"/>
+        </w:rPr>
+        <w:t>:</w:t>
       </w:r>
     </w:p>
     <w:p>
@@ -676,6 +2472,8 @@
       </w:pPr>
       <w:r>
         <w:rPr>
+          <w:b/>
+          <w:bCs/>
           <w:sz w:val="20"/>
           <w:szCs w:val="20"/>
           <w:lang w:val="en-US"/>

--- a/media/document/akt.docx
+++ b/media/document/akt.docx
@@ -5,21 +5,7 @@
     <w:p>
       <w:pPr>
         <w:spacing w:line="259" w:lineRule="auto"/>
-        <w:ind w:left="-284" w:right="-195"/>
-        <w:jc w:val="center"/>
-        <w:rPr>
-          <w:b/>
-          <w:bCs/>
-          <w:sz w:val="20"/>
-          <w:szCs w:val="20"/>
-          <w:lang w:val="en-US"/>
-        </w:rPr>
-      </w:pPr>
-    </w:p>
-    <w:p>
-      <w:pPr>
-        <w:spacing w:line="259" w:lineRule="auto"/>
-        <w:ind w:left="-284" w:right="-195" w:firstLine="284"/>
+        <w:ind w:right="-195"/>
         <w:jc w:val="center"/>
         <w:rPr>
           <w:b/>

--- a/media/document/akt.docx
+++ b/media/document/akt.docx
@@ -2435,16 +2435,83 @@
     </w:p>
     <w:p>
       <w:pPr>
+        <w:spacing w:after="0"/>
+        <w:jc w:val="center"/>
+        <w:rPr>
+          <w:rFonts w:eastAsia="Times New Roman" w:cs="Times New Roman"/>
+          <w:color w:val="000000"/>
+          <w:kern w:val="0"/>
+          <w:sz w:val="20"/>
+          <w:szCs w:val="20"/>
+          <w:lang w:val="en-US" w:eastAsia="ru-RU"/>
+          <w14:ligatures w14:val="none"/>
+        </w:rPr>
+      </w:pPr>
+      <w:r>
+        <w:rPr>
+          <w:rFonts w:eastAsia="Times New Roman" w:cs="Times New Roman"/>
+          <w:color w:val="000000"/>
+          <w:kern w:val="0"/>
+          <w:sz w:val="20"/>
+          <w:szCs w:val="20"/>
+          <w:lang w:val="en-US" w:eastAsia="ru-RU"/>
+          <w14:ligatures w14:val="none"/>
+        </w:rPr>
+        <w:t xml:space="preserve">RECEIVER  </w:t>
+      </w:r>
+    </w:p>
+    <w:p>
+      <w:pPr>
         <w:spacing w:line="259" w:lineRule="auto"/>
         <w:jc w:val="center"/>
         <w:rPr>
-          <w:b/>
-          <w:bCs/>
-          <w:sz w:val="20"/>
-          <w:szCs w:val="20"/>
+          <w:sz w:val="14"/>
+          <w:szCs w:val="14"/>
           <w:lang w:val="en-US"/>
         </w:rPr>
       </w:pPr>
+      <w:proofErr w:type="gramStart"/>
+      <w:r>
+        <w:rPr>
+          <w:sz w:val="14"/>
+          <w:szCs w:val="14"/>
+          <w:lang w:val="en-US"/>
+        </w:rPr>
+        <w:t>(</w:t>
+      </w:r>
+      <w:r>
+        <w:rPr>
+          <w:sz w:val="14"/>
+          <w:szCs w:val="14"/>
+          <w:lang w:val="en-US"/>
+        </w:rPr>
+        <w:t xml:space="preserve"> </w:t>
+      </w:r>
+      <w:r>
+        <w:rPr>
+          <w:sz w:val="14"/>
+          <w:szCs w:val="14"/>
+          <w:lang w:val="en-US"/>
+        </w:rPr>
+        <w:t>FIO</w:t>
+      </w:r>
+      <w:proofErr w:type="gramEnd"/>
+      <w:r>
+        <w:rPr>
+          <w:sz w:val="14"/>
+          <w:szCs w:val="14"/>
+          <w:lang w:val="en-US"/>
+        </w:rPr>
+        <w:t xml:space="preserve"> </w:t>
+      </w:r>
+      <w:r>
+        <w:rPr>
+          <w:sz w:val="14"/>
+          <w:szCs w:val="14"/>
+          <w:lang w:val="en-US"/>
+        </w:rPr>
+        <w:t>)</w:t>
+      </w:r>
     </w:p>
     <w:p>
       <w:pPr>
@@ -2475,6 +2542,86 @@
           <w:lang w:val="en-US"/>
         </w:rPr>
         <w:t>:</w:t>
+      </w:r>
+    </w:p>
+    <w:p>
+      <w:pPr>
+        <w:spacing w:after="0"/>
+        <w:jc w:val="center"/>
+        <w:rPr>
+          <w:rFonts w:eastAsia="Times New Roman" w:cs="Times New Roman"/>
+          <w:color w:val="000000"/>
+          <w:kern w:val="0"/>
+          <w:sz w:val="20"/>
+          <w:szCs w:val="20"/>
+          <w:lang w:val="en-US" w:eastAsia="ru-RU"/>
+          <w14:ligatures w14:val="none"/>
+        </w:rPr>
+      </w:pPr>
+      <w:r>
+        <w:rPr>
+          <w:rFonts w:eastAsia="Times New Roman" w:cs="Times New Roman"/>
+          <w:color w:val="000000"/>
+          <w:kern w:val="0"/>
+          <w:sz w:val="20"/>
+          <w:szCs w:val="20"/>
+          <w:lang w:val="en-US" w:eastAsia="ru-RU"/>
+          <w14:ligatures w14:val="none"/>
+        </w:rPr>
+        <w:t>SENDER</w:t>
+      </w:r>
+    </w:p>
+    <w:p>
+      <w:pPr>
+        <w:spacing w:line="259" w:lineRule="auto"/>
+        <w:jc w:val="center"/>
+        <w:rPr>
+          <w:sz w:val="14"/>
+          <w:szCs w:val="14"/>
+          <w:lang w:val="en-US"/>
+        </w:rPr>
+      </w:pPr>
+      <w:proofErr w:type="gramStart"/>
+      <w:r>
+        <w:rPr>
+          <w:sz w:val="14"/>
+          <w:szCs w:val="14"/>
+          <w:lang w:val="en-US"/>
+        </w:rPr>
+        <w:t>(</w:t>
+      </w:r>
+      <w:r>
+        <w:rPr>
+          <w:sz w:val="14"/>
+          <w:szCs w:val="14"/>
+          <w:lang w:val="en-US"/>
+        </w:rPr>
+        <w:t xml:space="preserve"> </w:t>
+      </w:r>
+      <w:r>
+        <w:rPr>
+          <w:sz w:val="14"/>
+          <w:szCs w:val="14"/>
+          <w:lang w:val="en-US"/>
+        </w:rPr>
+        <w:t>FIO</w:t>
+      </w:r>
+      <w:proofErr w:type="gramEnd"/>
+      <w:r>
+        <w:rPr>
+          <w:sz w:val="14"/>
+          <w:szCs w:val="14"/>
+          <w:lang w:val="en-US"/>
+        </w:rPr>
+        <w:t xml:space="preserve"> </w:t>
+      </w:r>
+      <w:r>
+        <w:rPr>
+          <w:sz w:val="14"/>
+          <w:szCs w:val="14"/>
+          <w:lang w:val="en-US"/>
+        </w:rPr>
+        <w:t>)</w:t>
       </w:r>
     </w:p>
     <w:p>

--- a/media/document/akt.docx
+++ b/media/document/akt.docx
@@ -2340,6 +2340,7 @@
     <w:p>
       <w:pPr>
         <w:spacing w:line="259" w:lineRule="auto"/>
+        <w:jc w:val="center"/>
         <w:rPr>
           <w:sz w:val="20"/>
           <w:szCs w:val="20"/>
@@ -2359,8 +2360,6 @@
         <w:spacing w:line="259" w:lineRule="auto"/>
         <w:jc w:val="center"/>
         <w:rPr>
-          <w:b/>
-          <w:bCs/>
           <w:sz w:val="20"/>
           <w:szCs w:val="20"/>
           <w:lang w:val="en-US"/>
@@ -2369,8 +2368,6 @@
       <w:proofErr w:type="spellStart"/>
       <w:r>
         <w:rPr>
-          <w:b/>
-          <w:bCs/>
           <w:sz w:val="20"/>
           <w:szCs w:val="20"/>
           <w:lang w:val="en-US"/>
@@ -2380,19 +2377,15 @@
       <w:proofErr w:type="spellEnd"/>
       <w:r>
         <w:rPr>
-          <w:b/>
-          <w:bCs/>
-          <w:sz w:val="20"/>
-          <w:szCs w:val="20"/>
-          <w:lang w:val="en-US"/>
-        </w:rPr>
-        <w:t xml:space="preserve"> </w:t>
-      </w:r>
-      <w:proofErr w:type="spellStart"/>
-      <w:r>
-        <w:rPr>
-          <w:b/>
-          <w:bCs/>
+          <w:sz w:val="20"/>
+          <w:szCs w:val="20"/>
+          <w:lang w:val="en-US"/>
+        </w:rPr>
+        <w:t xml:space="preserve"> </w:t>
+      </w:r>
+      <w:proofErr w:type="spellStart"/>
+      <w:r>
+        <w:rPr>
           <w:sz w:val="20"/>
           <w:szCs w:val="20"/>
           <w:lang w:val="en-US"/>
@@ -2402,19 +2395,15 @@
       <w:proofErr w:type="spellEnd"/>
       <w:r>
         <w:rPr>
-          <w:b/>
-          <w:bCs/>
-          <w:sz w:val="20"/>
-          <w:szCs w:val="20"/>
-          <w:lang w:val="en-US"/>
-        </w:rPr>
-        <w:t xml:space="preserve"> </w:t>
-      </w:r>
-      <w:proofErr w:type="spellStart"/>
-      <w:r>
-        <w:rPr>
-          <w:b/>
-          <w:bCs/>
+          <w:sz w:val="20"/>
+          <w:szCs w:val="20"/>
+          <w:lang w:val="en-US"/>
+        </w:rPr>
+        <w:t xml:space="preserve"> </w:t>
+      </w:r>
+      <w:proofErr w:type="spellStart"/>
+      <w:r>
+        <w:rPr>
           <w:sz w:val="20"/>
           <w:szCs w:val="20"/>
           <w:lang w:val="en-US"/>
@@ -2424,8 +2413,6 @@
       <w:proofErr w:type="spellEnd"/>
       <w:r>
         <w:rPr>
-          <w:b/>
-          <w:bCs/>
           <w:sz w:val="20"/>
           <w:szCs w:val="20"/>
           <w:lang w:val="en-US"/>
@@ -2457,7 +2444,7 @@
           <w:lang w:val="en-US" w:eastAsia="ru-RU"/>
           <w14:ligatures w14:val="none"/>
         </w:rPr>
-        <w:t xml:space="preserve">RECEIVER  </w:t>
+        <w:t>RECEIVER</w:t>
       </w:r>
     </w:p>
     <w:p>
@@ -2477,40 +2464,16 @@
           <w:szCs w:val="14"/>
           <w:lang w:val="en-US"/>
         </w:rPr>
-        <w:t>(</w:t>
-      </w:r>
+        <w:t>( FIO</w:t>
+      </w:r>
+      <w:proofErr w:type="gramEnd"/>
       <w:r>
         <w:rPr>
           <w:sz w:val="14"/>
           <w:szCs w:val="14"/>
           <w:lang w:val="en-US"/>
         </w:rPr>
-        <w:t xml:space="preserve"> </w:t>
-      </w:r>
-      <w:r>
-        <w:rPr>
-          <w:sz w:val="14"/>
-          <w:szCs w:val="14"/>
-          <w:lang w:val="en-US"/>
-        </w:rPr>
-        <w:t>FIO</w:t>
-      </w:r>
-      <w:proofErr w:type="gramEnd"/>
-      <w:r>
-        <w:rPr>
-          <w:sz w:val="14"/>
-          <w:szCs w:val="14"/>
-          <w:lang w:val="en-US"/>
-        </w:rPr>
-        <w:t xml:space="preserve"> </w:t>
-      </w:r>
-      <w:r>
-        <w:rPr>
-          <w:sz w:val="14"/>
-          <w:szCs w:val="14"/>
-          <w:lang w:val="en-US"/>
-        </w:rPr>
-        <w:t>)</w:t>
+        <w:t xml:space="preserve"> )</w:t>
       </w:r>
     </w:p>
     <w:p>
@@ -2525,8 +2488,6 @@
       </w:pPr>
       <w:r>
         <w:rPr>
-          <w:b/>
-          <w:bCs/>
           <w:sz w:val="20"/>
           <w:szCs w:val="20"/>
           <w:lang w:val="en-US"/>
@@ -2535,8 +2496,6 @@
       </w:r>
       <w:r>
         <w:rPr>
-          <w:b/>
-          <w:bCs/>
           <w:sz w:val="20"/>
           <w:szCs w:val="20"/>
           <w:lang w:val="en-US"/>
@@ -2588,59 +2547,21 @@
           <w:szCs w:val="14"/>
           <w:lang w:val="en-US"/>
         </w:rPr>
-        <w:t>(</w:t>
-      </w:r>
+        <w:t>( FIO</w:t>
+      </w:r>
+      <w:proofErr w:type="gramEnd"/>
       <w:r>
         <w:rPr>
           <w:sz w:val="14"/>
           <w:szCs w:val="14"/>
           <w:lang w:val="en-US"/>
         </w:rPr>
-        <w:t xml:space="preserve"> </w:t>
-      </w:r>
-      <w:r>
-        <w:rPr>
-          <w:sz w:val="14"/>
-          <w:szCs w:val="14"/>
-          <w:lang w:val="en-US"/>
-        </w:rPr>
-        <w:t>FIO</w:t>
-      </w:r>
-      <w:proofErr w:type="gramEnd"/>
-      <w:r>
-        <w:rPr>
-          <w:sz w:val="14"/>
-          <w:szCs w:val="14"/>
-          <w:lang w:val="en-US"/>
-        </w:rPr>
-        <w:t xml:space="preserve"> </w:t>
-      </w:r>
-      <w:r>
-        <w:rPr>
-          <w:sz w:val="14"/>
-          <w:szCs w:val="14"/>
-          <w:lang w:val="en-US"/>
-        </w:rPr>
-        <w:t>)</w:t>
+        <w:t xml:space="preserve"> )</w:t>
       </w:r>
     </w:p>
     <w:p>
       <w:pPr>
         <w:spacing w:line="259" w:lineRule="auto"/>
-        <w:jc w:val="center"/>
-        <w:rPr>
-          <w:b/>
-          <w:bCs/>
-          <w:sz w:val="20"/>
-          <w:szCs w:val="20"/>
-          <w:lang w:val="en-US"/>
-        </w:rPr>
-      </w:pPr>
-    </w:p>
-    <w:p>
-      <w:pPr>
-        <w:spacing w:line="259" w:lineRule="auto"/>
-        <w:jc w:val="center"/>
         <w:rPr>
           <w:b/>
           <w:bCs/>

--- a/media/document/akt.docx
+++ b/media/document/akt.docx
@@ -2360,6 +2360,8 @@
         <w:spacing w:line="259" w:lineRule="auto"/>
         <w:jc w:val="center"/>
         <w:rPr>
+          <w:b/>
+          <w:bCs/>
           <w:sz w:val="20"/>
           <w:szCs w:val="20"/>
           <w:lang w:val="en-US"/>
@@ -2368,6 +2370,8 @@
       <w:proofErr w:type="spellStart"/>
       <w:r>
         <w:rPr>
+          <w:b/>
+          <w:bCs/>
           <w:sz w:val="20"/>
           <w:szCs w:val="20"/>
           <w:lang w:val="en-US"/>
@@ -2377,15 +2381,19 @@
       <w:proofErr w:type="spellEnd"/>
       <w:r>
         <w:rPr>
-          <w:sz w:val="20"/>
-          <w:szCs w:val="20"/>
-          <w:lang w:val="en-US"/>
-        </w:rPr>
-        <w:t xml:space="preserve"> </w:t>
-      </w:r>
-      <w:proofErr w:type="spellStart"/>
-      <w:r>
-        <w:rPr>
+          <w:b/>
+          <w:bCs/>
+          <w:sz w:val="20"/>
+          <w:szCs w:val="20"/>
+          <w:lang w:val="en-US"/>
+        </w:rPr>
+        <w:t xml:space="preserve"> </w:t>
+      </w:r>
+      <w:proofErr w:type="spellStart"/>
+      <w:r>
+        <w:rPr>
+          <w:b/>
+          <w:bCs/>
           <w:sz w:val="20"/>
           <w:szCs w:val="20"/>
           <w:lang w:val="en-US"/>
@@ -2395,15 +2403,19 @@
       <w:proofErr w:type="spellEnd"/>
       <w:r>
         <w:rPr>
-          <w:sz w:val="20"/>
-          <w:szCs w:val="20"/>
-          <w:lang w:val="en-US"/>
-        </w:rPr>
-        <w:t xml:space="preserve"> </w:t>
-      </w:r>
-      <w:proofErr w:type="spellStart"/>
-      <w:r>
-        <w:rPr>
+          <w:b/>
+          <w:bCs/>
+          <w:sz w:val="20"/>
+          <w:szCs w:val="20"/>
+          <w:lang w:val="en-US"/>
+        </w:rPr>
+        <w:t xml:space="preserve"> </w:t>
+      </w:r>
+      <w:proofErr w:type="spellStart"/>
+      <w:r>
+        <w:rPr>
+          <w:b/>
+          <w:bCs/>
           <w:sz w:val="20"/>
           <w:szCs w:val="20"/>
           <w:lang w:val="en-US"/>
@@ -2413,6 +2425,8 @@
       <w:proofErr w:type="spellEnd"/>
       <w:r>
         <w:rPr>
+          <w:b/>
+          <w:bCs/>
           <w:sz w:val="20"/>
           <w:szCs w:val="20"/>
           <w:lang w:val="en-US"/>
@@ -2481,6 +2495,8 @@
         <w:spacing w:after="80" w:line="259" w:lineRule="auto"/>
         <w:jc w:val="center"/>
         <w:rPr>
+          <w:b/>
+          <w:bCs/>
           <w:sz w:val="20"/>
           <w:szCs w:val="20"/>
           <w:lang w:val="en-US"/>
@@ -2488,6 +2504,8 @@
       </w:pPr>
       <w:r>
         <w:rPr>
+          <w:b/>
+          <w:bCs/>
           <w:sz w:val="20"/>
           <w:szCs w:val="20"/>
           <w:lang w:val="en-US"/>
@@ -2496,6 +2514,8 @@
       </w:r>
       <w:r>
         <w:rPr>
+          <w:b/>
+          <w:bCs/>
           <w:sz w:val="20"/>
           <w:szCs w:val="20"/>
           <w:lang w:val="en-US"/>

--- a/media/document/akt.docx
+++ b/media/document/akt.docx
@@ -525,7 +525,17 @@
           <w:szCs w:val="20"/>
           <w:lang w:val="en-US"/>
         </w:rPr>
-        <w:t xml:space="preserve">4 - mart 2025  yildagi  1 - sonli shartnomaga muvofiq </w:t>
+        <w:t>CONTRACT</w:t>
+      </w:r>
+      <w:r>
+        <w:rPr>
+          <w:b/>
+          <w:bCs/>
+          <w:sz w:val="20"/>
+          <w:szCs w:val="20"/>
+          <w:lang w:val="en-US"/>
+        </w:rPr>
+        <w:t xml:space="preserve"> </w:t>
       </w:r>
     </w:p>
     <w:p>

--- a/media/document/akt.docx
+++ b/media/document/akt.docx
@@ -4,7 +4,7 @@
   <w:body>
     <w:p>
       <w:pPr>
-        <w:ind w:right="-195"/>
+        <w:ind w:left="-142" w:right="-11"/>
         <w:jc w:val="center"/>
         <w:rPr>
           <w:b/>
@@ -22,11 +22,178 @@
           <w:szCs w:val="20"/>
           <w:lang w:val="en-US"/>
         </w:rPr>
-        <w:t>Sarf materiallari, ehtiyot qismlar va uskunalar o'rnatish ishlari haqida</w:t>
-      </w:r>
+        <w:t xml:space="preserve">Sarf </w:t>
+      </w:r>
+      <w:proofErr w:type="spellStart"/>
+      <w:r>
+        <w:rPr>
+          <w:b/>
+          <w:bCs/>
+          <w:sz w:val="20"/>
+          <w:szCs w:val="20"/>
+          <w:lang w:val="en-US"/>
+        </w:rPr>
+        <w:t>materiallari</w:t>
+      </w:r>
+      <w:proofErr w:type="spellEnd"/>
+      <w:r>
+        <w:rPr>
+          <w:b/>
+          <w:bCs/>
+          <w:sz w:val="20"/>
+          <w:szCs w:val="20"/>
+          <w:lang w:val="en-US"/>
+        </w:rPr>
+        <w:t xml:space="preserve">, </w:t>
+      </w:r>
+      <w:proofErr w:type="spellStart"/>
+      <w:r>
+        <w:rPr>
+          <w:b/>
+          <w:bCs/>
+          <w:sz w:val="20"/>
+          <w:szCs w:val="20"/>
+          <w:lang w:val="en-US"/>
+        </w:rPr>
+        <w:t>ehtiyot</w:t>
+      </w:r>
+      <w:proofErr w:type="spellEnd"/>
+      <w:r>
+        <w:rPr>
+          <w:b/>
+          <w:bCs/>
+          <w:sz w:val="20"/>
+          <w:szCs w:val="20"/>
+          <w:lang w:val="en-US"/>
+        </w:rPr>
+        <w:t xml:space="preserve"> </w:t>
+      </w:r>
+      <w:proofErr w:type="spellStart"/>
+      <w:r>
+        <w:rPr>
+          <w:b/>
+          <w:bCs/>
+          <w:sz w:val="20"/>
+          <w:szCs w:val="20"/>
+          <w:lang w:val="en-US"/>
+        </w:rPr>
+        <w:t>qismlar</w:t>
+      </w:r>
+      <w:proofErr w:type="spellEnd"/>
+      <w:r>
+        <w:rPr>
+          <w:b/>
+          <w:bCs/>
+          <w:sz w:val="20"/>
+          <w:szCs w:val="20"/>
+          <w:lang w:val="en-US"/>
+        </w:rPr>
+        <w:t xml:space="preserve"> </w:t>
+      </w:r>
+      <w:proofErr w:type="spellStart"/>
+      <w:r>
+        <w:rPr>
+          <w:b/>
+          <w:bCs/>
+          <w:sz w:val="20"/>
+          <w:szCs w:val="20"/>
+          <w:lang w:val="en-US"/>
+        </w:rPr>
+        <w:t>va</w:t>
+      </w:r>
+      <w:proofErr w:type="spellEnd"/>
+      <w:r>
+        <w:rPr>
+          <w:b/>
+          <w:bCs/>
+          <w:sz w:val="20"/>
+          <w:szCs w:val="20"/>
+          <w:lang w:val="en-US"/>
+        </w:rPr>
+        <w:t xml:space="preserve"> </w:t>
+      </w:r>
+      <w:proofErr w:type="spellStart"/>
+      <w:r>
+        <w:rPr>
+          <w:b/>
+          <w:bCs/>
+          <w:sz w:val="20"/>
+          <w:szCs w:val="20"/>
+          <w:lang w:val="en-US"/>
+        </w:rPr>
+        <w:t>uskunalar</w:t>
+      </w:r>
+      <w:proofErr w:type="spellEnd"/>
+      <w:r>
+        <w:rPr>
+          <w:b/>
+          <w:bCs/>
+          <w:sz w:val="20"/>
+          <w:szCs w:val="20"/>
+          <w:lang w:val="en-US"/>
+        </w:rPr>
+        <w:t xml:space="preserve"> </w:t>
+      </w:r>
+      <w:proofErr w:type="spellStart"/>
+      <w:r>
+        <w:rPr>
+          <w:b/>
+          <w:bCs/>
+          <w:sz w:val="20"/>
+          <w:szCs w:val="20"/>
+          <w:lang w:val="en-US"/>
+        </w:rPr>
+        <w:t>o'rnatish</w:t>
+      </w:r>
+      <w:proofErr w:type="spellEnd"/>
+      <w:r>
+        <w:rPr>
+          <w:b/>
+          <w:bCs/>
+          <w:sz w:val="20"/>
+          <w:szCs w:val="20"/>
+          <w:lang w:val="en-US"/>
+        </w:rPr>
+        <w:t xml:space="preserve"> </w:t>
+      </w:r>
+      <w:proofErr w:type="spellStart"/>
+      <w:r>
+        <w:rPr>
+          <w:b/>
+          <w:bCs/>
+          <w:sz w:val="20"/>
+          <w:szCs w:val="20"/>
+          <w:lang w:val="en-US"/>
+        </w:rPr>
+        <w:t>ishlari</w:t>
+      </w:r>
+      <w:proofErr w:type="spellEnd"/>
+      <w:r>
+        <w:rPr>
+          <w:b/>
+          <w:bCs/>
+          <w:sz w:val="20"/>
+          <w:szCs w:val="20"/>
+          <w:lang w:val="en-US"/>
+        </w:rPr>
+        <w:t xml:space="preserve"> </w:t>
+      </w:r>
+      <w:proofErr w:type="spellStart"/>
+      <w:r>
+        <w:rPr>
+          <w:b/>
+          <w:bCs/>
+          <w:sz w:val="20"/>
+          <w:szCs w:val="20"/>
+          <w:lang w:val="en-US"/>
+        </w:rPr>
+        <w:t>haqida</w:t>
+      </w:r>
+      <w:proofErr w:type="spellEnd"/>
     </w:p>
     <w:p>
       <w:pPr>
+        <w:ind w:left="-142"/>
         <w:jc w:val="center"/>
         <w:rPr>
           <w:b/>
@@ -60,6 +227,7 @@
     <w:p>
       <w:pPr>
         <w:spacing w:after="0"/>
+        <w:ind w:left="-142"/>
         <w:jc w:val="center"/>
         <w:rPr>
           <w:rFonts w:eastAsia="Times New Roman" w:cs="Times New Roman"/>
@@ -72,42 +240,6 @@
           <w14:ligatures w14:val="none"/>
         </w:rPr>
       </w:pPr>
-      <w:r>
-        <w:rPr>
-          <w:rFonts w:eastAsia="Times New Roman" w:cs="Times New Roman"/>
-          <w:color w:val="000000"/>
-          <w:kern w:val="0"/>
-          <w:sz w:val="20"/>
-          <w:szCs w:val="20"/>
-          <w:lang w:val="en-US" w:eastAsia="ru-RU"/>
-          <w14:ligatures w14:val="none"/>
-        </w:rPr>
-        <w:t xml:space="preserve">                                                                                                                                                                                                                                          </w:t>
-      </w:r>
-      <w:r>
-        <w:rPr>
-          <w:rFonts w:eastAsia="Times New Roman" w:cs="Times New Roman"/>
-          <w:color w:val="000000"/>
-          <w:kern w:val="0"/>
-          <w:sz w:val="20"/>
-          <w:szCs w:val="20"/>
-          <w:lang w:val="en-US" w:eastAsia="ru-RU"/>
-          <w14:ligatures w14:val="none"/>
-        </w:rPr>
-        <w:t xml:space="preserve">                          </w:t>
-      </w:r>
-      <w:r>
-        <w:rPr>
-          <w:rFonts w:eastAsia="Times New Roman" w:cs="Times New Roman"/>
-          <w:color w:val="000000"/>
-          <w:kern w:val="0"/>
-          <w:sz w:val="20"/>
-          <w:szCs w:val="20"/>
-          <w:lang w:val="en-US" w:eastAsia="ru-RU"/>
-          <w14:ligatures w14:val="none"/>
-        </w:rPr>
-        <w:t xml:space="preserve"> </w:t>
-      </w:r>
       <w:r>
         <w:rPr>
           <w:rFonts w:eastAsia="Times New Roman" w:cs="Times New Roman"/>
@@ -125,6 +257,7 @@
     <w:p>
       <w:pPr>
         <w:spacing w:after="0"/>
+        <w:ind w:left="-142"/>
         <w:jc w:val="center"/>
         <w:rPr>
           <w:rFonts w:eastAsia="Times New Roman" w:cs="Times New Roman"/>
@@ -146,12 +279,469 @@
           <w:lang w:val="en-US" w:eastAsia="ru-RU"/>
           <w14:ligatures w14:val="none"/>
         </w:rPr>
-        <w:t>Biz, quyida imzo chekuvchilar, O‘zbekiston Respublikasi Iqtisodiyot va Moliya vazirligi huzuridagi “Axborot texnalogiyalar markazi” davlat unitar korxonasining vakillari:</w:t>
+        <w:t xml:space="preserve">Biz, </w:t>
+      </w:r>
+      <w:proofErr w:type="spellStart"/>
+      <w:r>
+        <w:rPr>
+          <w:rFonts w:eastAsia="Times New Roman" w:cs="Times New Roman"/>
+          <w:color w:val="000000"/>
+          <w:kern w:val="0"/>
+          <w:sz w:val="20"/>
+          <w:szCs w:val="20"/>
+          <w:lang w:val="en-US" w:eastAsia="ru-RU"/>
+          <w14:ligatures w14:val="none"/>
+        </w:rPr>
+        <w:t>quyida</w:t>
+      </w:r>
+      <w:proofErr w:type="spellEnd"/>
+      <w:r>
+        <w:rPr>
+          <w:rFonts w:eastAsia="Times New Roman" w:cs="Times New Roman"/>
+          <w:color w:val="000000"/>
+          <w:kern w:val="0"/>
+          <w:sz w:val="20"/>
+          <w:szCs w:val="20"/>
+          <w:lang w:val="en-US" w:eastAsia="ru-RU"/>
+          <w14:ligatures w14:val="none"/>
+        </w:rPr>
+        <w:t xml:space="preserve"> </w:t>
+      </w:r>
+      <w:proofErr w:type="spellStart"/>
+      <w:r>
+        <w:rPr>
+          <w:rFonts w:eastAsia="Times New Roman" w:cs="Times New Roman"/>
+          <w:color w:val="000000"/>
+          <w:kern w:val="0"/>
+          <w:sz w:val="20"/>
+          <w:szCs w:val="20"/>
+          <w:lang w:val="en-US" w:eastAsia="ru-RU"/>
+          <w14:ligatures w14:val="none"/>
+        </w:rPr>
+        <w:t>imzo</w:t>
+      </w:r>
+      <w:proofErr w:type="spellEnd"/>
+      <w:r>
+        <w:rPr>
+          <w:rFonts w:eastAsia="Times New Roman" w:cs="Times New Roman"/>
+          <w:color w:val="000000"/>
+          <w:kern w:val="0"/>
+          <w:sz w:val="20"/>
+          <w:szCs w:val="20"/>
+          <w:lang w:val="en-US" w:eastAsia="ru-RU"/>
+          <w14:ligatures w14:val="none"/>
+        </w:rPr>
+        <w:t xml:space="preserve"> </w:t>
+      </w:r>
+      <w:proofErr w:type="spellStart"/>
+      <w:r>
+        <w:rPr>
+          <w:rFonts w:eastAsia="Times New Roman" w:cs="Times New Roman"/>
+          <w:color w:val="000000"/>
+          <w:kern w:val="0"/>
+          <w:sz w:val="20"/>
+          <w:szCs w:val="20"/>
+          <w:lang w:val="en-US" w:eastAsia="ru-RU"/>
+          <w14:ligatures w14:val="none"/>
+        </w:rPr>
+        <w:t>chekuvchilar</w:t>
+      </w:r>
+      <w:proofErr w:type="spellEnd"/>
+      <w:r>
+        <w:rPr>
+          <w:rFonts w:eastAsia="Times New Roman" w:cs="Times New Roman"/>
+          <w:color w:val="000000"/>
+          <w:kern w:val="0"/>
+          <w:sz w:val="20"/>
+          <w:szCs w:val="20"/>
+          <w:lang w:val="en-US" w:eastAsia="ru-RU"/>
+          <w14:ligatures w14:val="none"/>
+        </w:rPr>
+        <w:t xml:space="preserve">, </w:t>
+      </w:r>
+      <w:proofErr w:type="spellStart"/>
+      <w:proofErr w:type="gramStart"/>
+      <w:r>
+        <w:rPr>
+          <w:rFonts w:eastAsia="Times New Roman" w:cs="Times New Roman"/>
+          <w:color w:val="000000"/>
+          <w:kern w:val="0"/>
+          <w:sz w:val="20"/>
+          <w:szCs w:val="20"/>
+          <w:lang w:val="en-US" w:eastAsia="ru-RU"/>
+          <w14:ligatures w14:val="none"/>
+        </w:rPr>
+        <w:t>O‘</w:t>
+      </w:r>
+      <w:proofErr w:type="gramEnd"/>
+      <w:r>
+        <w:rPr>
+          <w:rFonts w:eastAsia="Times New Roman" w:cs="Times New Roman"/>
+          <w:color w:val="000000"/>
+          <w:kern w:val="0"/>
+          <w:sz w:val="20"/>
+          <w:szCs w:val="20"/>
+          <w:lang w:val="en-US" w:eastAsia="ru-RU"/>
+          <w14:ligatures w14:val="none"/>
+        </w:rPr>
+        <w:t>zbekiston</w:t>
+      </w:r>
+      <w:proofErr w:type="spellEnd"/>
+      <w:r>
+        <w:rPr>
+          <w:rFonts w:eastAsia="Times New Roman" w:cs="Times New Roman"/>
+          <w:color w:val="000000"/>
+          <w:kern w:val="0"/>
+          <w:sz w:val="20"/>
+          <w:szCs w:val="20"/>
+          <w:lang w:val="en-US" w:eastAsia="ru-RU"/>
+          <w14:ligatures w14:val="none"/>
+        </w:rPr>
+        <w:t xml:space="preserve"> </w:t>
+      </w:r>
+      <w:proofErr w:type="spellStart"/>
+      <w:r>
+        <w:rPr>
+          <w:rFonts w:eastAsia="Times New Roman" w:cs="Times New Roman"/>
+          <w:color w:val="000000"/>
+          <w:kern w:val="0"/>
+          <w:sz w:val="20"/>
+          <w:szCs w:val="20"/>
+          <w:lang w:val="en-US" w:eastAsia="ru-RU"/>
+          <w14:ligatures w14:val="none"/>
+        </w:rPr>
+        <w:t>Respublikasi</w:t>
+      </w:r>
+      <w:proofErr w:type="spellEnd"/>
+      <w:r>
+        <w:rPr>
+          <w:rFonts w:eastAsia="Times New Roman" w:cs="Times New Roman"/>
+          <w:color w:val="000000"/>
+          <w:kern w:val="0"/>
+          <w:sz w:val="20"/>
+          <w:szCs w:val="20"/>
+          <w:lang w:val="en-US" w:eastAsia="ru-RU"/>
+          <w14:ligatures w14:val="none"/>
+        </w:rPr>
+        <w:t xml:space="preserve"> </w:t>
+      </w:r>
+      <w:proofErr w:type="spellStart"/>
+      <w:r>
+        <w:rPr>
+          <w:rFonts w:eastAsia="Times New Roman" w:cs="Times New Roman"/>
+          <w:color w:val="000000"/>
+          <w:kern w:val="0"/>
+          <w:sz w:val="20"/>
+          <w:szCs w:val="20"/>
+          <w:lang w:val="en-US" w:eastAsia="ru-RU"/>
+          <w14:ligatures w14:val="none"/>
+        </w:rPr>
+        <w:t>Iqtisodiyot</w:t>
+      </w:r>
+      <w:proofErr w:type="spellEnd"/>
+      <w:r>
+        <w:rPr>
+          <w:rFonts w:eastAsia="Times New Roman" w:cs="Times New Roman"/>
+          <w:color w:val="000000"/>
+          <w:kern w:val="0"/>
+          <w:sz w:val="20"/>
+          <w:szCs w:val="20"/>
+          <w:lang w:val="en-US" w:eastAsia="ru-RU"/>
+          <w14:ligatures w14:val="none"/>
+        </w:rPr>
+        <w:t xml:space="preserve"> </w:t>
+      </w:r>
+      <w:proofErr w:type="spellStart"/>
+      <w:r>
+        <w:rPr>
+          <w:rFonts w:eastAsia="Times New Roman" w:cs="Times New Roman"/>
+          <w:color w:val="000000"/>
+          <w:kern w:val="0"/>
+          <w:sz w:val="20"/>
+          <w:szCs w:val="20"/>
+          <w:lang w:val="en-US" w:eastAsia="ru-RU"/>
+          <w14:ligatures w14:val="none"/>
+        </w:rPr>
+        <w:t>va</w:t>
+      </w:r>
+      <w:proofErr w:type="spellEnd"/>
+      <w:r>
+        <w:rPr>
+          <w:rFonts w:eastAsia="Times New Roman" w:cs="Times New Roman"/>
+          <w:color w:val="000000"/>
+          <w:kern w:val="0"/>
+          <w:sz w:val="20"/>
+          <w:szCs w:val="20"/>
+          <w:lang w:val="en-US" w:eastAsia="ru-RU"/>
+          <w14:ligatures w14:val="none"/>
+        </w:rPr>
+        <w:t xml:space="preserve"> </w:t>
+      </w:r>
+      <w:proofErr w:type="spellStart"/>
+      <w:r>
+        <w:rPr>
+          <w:rFonts w:eastAsia="Times New Roman" w:cs="Times New Roman"/>
+          <w:color w:val="000000"/>
+          <w:kern w:val="0"/>
+          <w:sz w:val="20"/>
+          <w:szCs w:val="20"/>
+          <w:lang w:val="en-US" w:eastAsia="ru-RU"/>
+          <w14:ligatures w14:val="none"/>
+        </w:rPr>
+        <w:t>Moliya</w:t>
+      </w:r>
+      <w:proofErr w:type="spellEnd"/>
+      <w:r>
+        <w:rPr>
+          <w:rFonts w:eastAsia="Times New Roman" w:cs="Times New Roman"/>
+          <w:color w:val="000000"/>
+          <w:kern w:val="0"/>
+          <w:sz w:val="20"/>
+          <w:szCs w:val="20"/>
+          <w:lang w:val="en-US" w:eastAsia="ru-RU"/>
+          <w14:ligatures w14:val="none"/>
+        </w:rPr>
+        <w:t xml:space="preserve"> </w:t>
+      </w:r>
+      <w:proofErr w:type="spellStart"/>
+      <w:r>
+        <w:rPr>
+          <w:rFonts w:eastAsia="Times New Roman" w:cs="Times New Roman"/>
+          <w:color w:val="000000"/>
+          <w:kern w:val="0"/>
+          <w:sz w:val="20"/>
+          <w:szCs w:val="20"/>
+          <w:lang w:val="en-US" w:eastAsia="ru-RU"/>
+          <w14:ligatures w14:val="none"/>
+        </w:rPr>
+        <w:t>vazirligi</w:t>
+      </w:r>
+      <w:proofErr w:type="spellEnd"/>
+      <w:r>
+        <w:rPr>
+          <w:rFonts w:eastAsia="Times New Roman" w:cs="Times New Roman"/>
+          <w:color w:val="000000"/>
+          <w:kern w:val="0"/>
+          <w:sz w:val="20"/>
+          <w:szCs w:val="20"/>
+          <w:lang w:val="en-US" w:eastAsia="ru-RU"/>
+          <w14:ligatures w14:val="none"/>
+        </w:rPr>
+        <w:t xml:space="preserve"> </w:t>
+      </w:r>
+      <w:proofErr w:type="spellStart"/>
+      <w:r>
+        <w:rPr>
+          <w:rFonts w:eastAsia="Times New Roman" w:cs="Times New Roman"/>
+          <w:color w:val="000000"/>
+          <w:kern w:val="0"/>
+          <w:sz w:val="20"/>
+          <w:szCs w:val="20"/>
+          <w:lang w:val="en-US" w:eastAsia="ru-RU"/>
+          <w14:ligatures w14:val="none"/>
+        </w:rPr>
+        <w:t>huzuridagi</w:t>
+      </w:r>
+      <w:proofErr w:type="spellEnd"/>
+      <w:r>
+        <w:rPr>
+          <w:rFonts w:eastAsia="Times New Roman" w:cs="Times New Roman"/>
+          <w:color w:val="000000"/>
+          <w:kern w:val="0"/>
+          <w:sz w:val="20"/>
+          <w:szCs w:val="20"/>
+          <w:lang w:val="en-US" w:eastAsia="ru-RU"/>
+          <w14:ligatures w14:val="none"/>
+        </w:rPr>
+        <w:t xml:space="preserve"> “</w:t>
+      </w:r>
+      <w:proofErr w:type="spellStart"/>
+      <w:r>
+        <w:rPr>
+          <w:rFonts w:eastAsia="Times New Roman" w:cs="Times New Roman"/>
+          <w:color w:val="000000"/>
+          <w:kern w:val="0"/>
+          <w:sz w:val="20"/>
+          <w:szCs w:val="20"/>
+          <w:lang w:val="en-US" w:eastAsia="ru-RU"/>
+          <w14:ligatures w14:val="none"/>
+        </w:rPr>
+        <w:t>Axborot</w:t>
+      </w:r>
+      <w:proofErr w:type="spellEnd"/>
+      <w:r>
+        <w:rPr>
+          <w:rFonts w:eastAsia="Times New Roman" w:cs="Times New Roman"/>
+          <w:color w:val="000000"/>
+          <w:kern w:val="0"/>
+          <w:sz w:val="20"/>
+          <w:szCs w:val="20"/>
+          <w:lang w:val="en-US" w:eastAsia="ru-RU"/>
+          <w14:ligatures w14:val="none"/>
+        </w:rPr>
+        <w:t xml:space="preserve"> </w:t>
+      </w:r>
+      <w:proofErr w:type="spellStart"/>
+      <w:r>
+        <w:rPr>
+          <w:rFonts w:eastAsia="Times New Roman" w:cs="Times New Roman"/>
+          <w:color w:val="000000"/>
+          <w:kern w:val="0"/>
+          <w:sz w:val="20"/>
+          <w:szCs w:val="20"/>
+          <w:lang w:val="en-US" w:eastAsia="ru-RU"/>
+          <w14:ligatures w14:val="none"/>
+        </w:rPr>
+        <w:t>texnalogiyalar</w:t>
+      </w:r>
+      <w:proofErr w:type="spellEnd"/>
+      <w:r>
+        <w:rPr>
+          <w:rFonts w:eastAsia="Times New Roman" w:cs="Times New Roman"/>
+          <w:color w:val="000000"/>
+          <w:kern w:val="0"/>
+          <w:sz w:val="20"/>
+          <w:szCs w:val="20"/>
+          <w:lang w:val="en-US" w:eastAsia="ru-RU"/>
+          <w14:ligatures w14:val="none"/>
+        </w:rPr>
+        <w:t xml:space="preserve"> </w:t>
+      </w:r>
+      <w:proofErr w:type="spellStart"/>
+      <w:r>
+        <w:rPr>
+          <w:rFonts w:eastAsia="Times New Roman" w:cs="Times New Roman"/>
+          <w:color w:val="000000"/>
+          <w:kern w:val="0"/>
+          <w:sz w:val="20"/>
+          <w:szCs w:val="20"/>
+          <w:lang w:val="en-US" w:eastAsia="ru-RU"/>
+          <w14:ligatures w14:val="none"/>
+        </w:rPr>
+        <w:t>markazi</w:t>
+      </w:r>
+      <w:proofErr w:type="spellEnd"/>
+      <w:r>
+        <w:rPr>
+          <w:rFonts w:eastAsia="Times New Roman" w:cs="Times New Roman"/>
+          <w:color w:val="000000"/>
+          <w:kern w:val="0"/>
+          <w:sz w:val="20"/>
+          <w:szCs w:val="20"/>
+          <w:lang w:val="en-US" w:eastAsia="ru-RU"/>
+          <w14:ligatures w14:val="none"/>
+        </w:rPr>
+        <w:t xml:space="preserve">” </w:t>
+      </w:r>
+      <w:proofErr w:type="spellStart"/>
+      <w:r>
+        <w:rPr>
+          <w:rFonts w:eastAsia="Times New Roman" w:cs="Times New Roman"/>
+          <w:color w:val="000000"/>
+          <w:kern w:val="0"/>
+          <w:sz w:val="20"/>
+          <w:szCs w:val="20"/>
+          <w:lang w:val="en-US" w:eastAsia="ru-RU"/>
+          <w14:ligatures w14:val="none"/>
+        </w:rPr>
+        <w:t>davlat</w:t>
+      </w:r>
+      <w:proofErr w:type="spellEnd"/>
+      <w:r>
+        <w:rPr>
+          <w:rFonts w:eastAsia="Times New Roman" w:cs="Times New Roman"/>
+          <w:color w:val="000000"/>
+          <w:kern w:val="0"/>
+          <w:sz w:val="20"/>
+          <w:szCs w:val="20"/>
+          <w:lang w:val="en-US" w:eastAsia="ru-RU"/>
+          <w14:ligatures w14:val="none"/>
+        </w:rPr>
+        <w:t xml:space="preserve"> </w:t>
+      </w:r>
+      <w:proofErr w:type="spellStart"/>
+      <w:r>
+        <w:rPr>
+          <w:rFonts w:eastAsia="Times New Roman" w:cs="Times New Roman"/>
+          <w:color w:val="000000"/>
+          <w:kern w:val="0"/>
+          <w:sz w:val="20"/>
+          <w:szCs w:val="20"/>
+          <w:lang w:val="en-US" w:eastAsia="ru-RU"/>
+          <w14:ligatures w14:val="none"/>
+        </w:rPr>
+        <w:t>unitar</w:t>
+      </w:r>
+      <w:proofErr w:type="spellEnd"/>
+      <w:r>
+        <w:rPr>
+          <w:rFonts w:eastAsia="Times New Roman" w:cs="Times New Roman"/>
+          <w:color w:val="000000"/>
+          <w:kern w:val="0"/>
+          <w:sz w:val="20"/>
+          <w:szCs w:val="20"/>
+          <w:lang w:val="en-US" w:eastAsia="ru-RU"/>
+          <w14:ligatures w14:val="none"/>
+        </w:rPr>
+        <w:t xml:space="preserve"> </w:t>
+      </w:r>
+      <w:proofErr w:type="spellStart"/>
+      <w:r>
+        <w:rPr>
+          <w:rFonts w:eastAsia="Times New Roman" w:cs="Times New Roman"/>
+          <w:color w:val="000000"/>
+          <w:kern w:val="0"/>
+          <w:sz w:val="20"/>
+          <w:szCs w:val="20"/>
+          <w:lang w:val="en-US" w:eastAsia="ru-RU"/>
+          <w14:ligatures w14:val="none"/>
+        </w:rPr>
+        <w:t>korxonasining</w:t>
+      </w:r>
+      <w:proofErr w:type="spellEnd"/>
+      <w:r>
+        <w:rPr>
+          <w:rFonts w:eastAsia="Times New Roman" w:cs="Times New Roman"/>
+          <w:color w:val="000000"/>
+          <w:kern w:val="0"/>
+          <w:sz w:val="20"/>
+          <w:szCs w:val="20"/>
+          <w:lang w:val="en-US" w:eastAsia="ru-RU"/>
+          <w14:ligatures w14:val="none"/>
+        </w:rPr>
+        <w:t xml:space="preserve"> </w:t>
+      </w:r>
+      <w:proofErr w:type="spellStart"/>
+      <w:r>
+        <w:rPr>
+          <w:rFonts w:eastAsia="Times New Roman" w:cs="Times New Roman"/>
+          <w:color w:val="000000"/>
+          <w:kern w:val="0"/>
+          <w:sz w:val="20"/>
+          <w:szCs w:val="20"/>
+          <w:lang w:val="en-US" w:eastAsia="ru-RU"/>
+          <w14:ligatures w14:val="none"/>
+        </w:rPr>
+        <w:t>vakillari</w:t>
+      </w:r>
+      <w:proofErr w:type="spellEnd"/>
+      <w:r>
+        <w:rPr>
+          <w:rFonts w:eastAsia="Times New Roman" w:cs="Times New Roman"/>
+          <w:color w:val="000000"/>
+          <w:kern w:val="0"/>
+          <w:sz w:val="20"/>
+          <w:szCs w:val="20"/>
+          <w:lang w:val="en-US" w:eastAsia="ru-RU"/>
+          <w14:ligatures w14:val="none"/>
+        </w:rPr>
+        <w:t>:</w:t>
       </w:r>
     </w:p>
     <w:p>
       <w:pPr>
         <w:spacing w:after="0"/>
+        <w:ind w:left="-142"/>
         <w:jc w:val="center"/>
         <w:rPr>
           <w:rFonts w:eastAsia="Times New Roman" w:cs="Times New Roman"/>
@@ -167,6 +757,7 @@
     <w:p>
       <w:pPr>
         <w:spacing w:after="0"/>
+        <w:ind w:left="-142"/>
         <w:jc w:val="center"/>
         <w:rPr>
           <w:rFonts w:eastAsia="Times New Roman" w:cs="Times New Roman"/>
@@ -194,11 +785,12 @@
           <w:lang w:val="en-US" w:eastAsia="ru-RU"/>
           <w14:ligatures w14:val="none"/>
         </w:rPr>
-        <w:t xml:space="preserve">RECEIVER  </w:t>
+        <w:t>RECEIVER</w:t>
       </w:r>
     </w:p>
     <w:p>
       <w:pPr>
+        <w:ind w:left="-142"/>
         <w:jc w:val="center"/>
         <w:rPr>
           <w:sz w:val="14"/>
@@ -212,11 +804,49 @@
           <w:szCs w:val="14"/>
           <w:lang w:val="en-US"/>
         </w:rPr>
-        <w:t>(FIO, ATM mutaxassisning lavozimi)</w:t>
+        <w:t xml:space="preserve">(FIO, ATM </w:t>
+      </w:r>
+      <w:proofErr w:type="spellStart"/>
+      <w:r>
+        <w:rPr>
+          <w:sz w:val="14"/>
+          <w:szCs w:val="14"/>
+          <w:lang w:val="en-US"/>
+        </w:rPr>
+        <w:t>mutaxassisning</w:t>
+      </w:r>
+      <w:proofErr w:type="spellEnd"/>
+      <w:r>
+        <w:rPr>
+          <w:sz w:val="14"/>
+          <w:szCs w:val="14"/>
+          <w:lang w:val="en-US"/>
+        </w:rPr>
+        <w:t xml:space="preserve"> </w:t>
+      </w:r>
+      <w:proofErr w:type="spellStart"/>
+      <w:r>
+        <w:rPr>
+          <w:sz w:val="14"/>
+          <w:szCs w:val="14"/>
+          <w:lang w:val="en-US"/>
+        </w:rPr>
+        <w:t>lavozimi</w:t>
+      </w:r>
+      <w:proofErr w:type="spellEnd"/>
+      <w:r>
+        <w:rPr>
+          <w:sz w:val="14"/>
+          <w:szCs w:val="14"/>
+          <w:lang w:val="en-US"/>
+        </w:rPr>
+        <w:t>)</w:t>
       </w:r>
     </w:p>
     <w:p>
       <w:pPr>
+        <w:ind w:left="-142"/>
+        <w:jc w:val="center"/>
         <w:rPr>
           <w:sz w:val="20"/>
           <w:szCs w:val="20"/>
@@ -224,7 +854,7 @@
         </w:rPr>
         <w:sectPr>
           <w:pgSz w:w="16838" w:h="11906" w:orient="landscape" w:code="9"/>
-          <w:pgMar w:top="720" w:right="720" w:bottom="1418" w:left="720" w:header="709" w:footer="709" w:gutter="0"/>
+          <w:pgMar w:top="720" w:right="536" w:bottom="1418" w:left="720" w:header="709" w:footer="709" w:gutter="0"/>
           <w:cols w:space="708"/>
           <w:docGrid w:linePitch="381"/>
         </w:sectPr>
@@ -233,6 +863,7 @@
     <w:p>
       <w:pPr>
         <w:spacing w:after="80"/>
+        <w:ind w:left="-142"/>
         <w:jc w:val="center"/>
         <w:rPr>
           <w:sz w:val="20"/>
@@ -252,6 +883,7 @@
     <w:p>
       <w:pPr>
         <w:spacing w:after="0"/>
+        <w:ind w:left="-142"/>
         <w:jc w:val="center"/>
         <w:rPr>
           <w:rFonts w:eastAsia="Times New Roman" w:cs="Times New Roman"/>
@@ -284,6 +916,7 @@
     </w:p>
     <w:p>
       <w:pPr>
+        <w:ind w:left="-142"/>
         <w:jc w:val="center"/>
         <w:rPr>
           <w:sz w:val="14"/>
@@ -297,12 +930,49 @@
           <w:szCs w:val="14"/>
           <w:lang w:val="en-US"/>
         </w:rPr>
-        <w:t>(FIO, ATM mutaxassisning lavozimi)</w:t>
+        <w:t xml:space="preserve">(FIO, ATM </w:t>
+      </w:r>
+      <w:proofErr w:type="spellStart"/>
+      <w:r>
+        <w:rPr>
+          <w:sz w:val="14"/>
+          <w:szCs w:val="14"/>
+          <w:lang w:val="en-US"/>
+        </w:rPr>
+        <w:t>mutaxassisning</w:t>
+      </w:r>
+      <w:proofErr w:type="spellEnd"/>
+      <w:r>
+        <w:rPr>
+          <w:sz w:val="14"/>
+          <w:szCs w:val="14"/>
+          <w:lang w:val="en-US"/>
+        </w:rPr>
+        <w:t xml:space="preserve"> </w:t>
+      </w:r>
+      <w:proofErr w:type="spellStart"/>
+      <w:r>
+        <w:rPr>
+          <w:sz w:val="14"/>
+          <w:szCs w:val="14"/>
+          <w:lang w:val="en-US"/>
+        </w:rPr>
+        <w:t>lavozimi</w:t>
+      </w:r>
+      <w:proofErr w:type="spellEnd"/>
+      <w:r>
+        <w:rPr>
+          <w:sz w:val="14"/>
+          <w:szCs w:val="14"/>
+          <w:lang w:val="en-US"/>
+        </w:rPr>
+        <w:t>)</w:t>
       </w:r>
     </w:p>
     <w:p>
       <w:pPr>
         <w:spacing w:after="80"/>
+        <w:ind w:left="-142"/>
         <w:jc w:val="center"/>
         <w:rPr>
           <w:b/>
@@ -317,6 +987,7 @@
     <w:p>
       <w:pPr>
         <w:spacing w:after="80"/>
+        <w:ind w:left="-142"/>
         <w:jc w:val="center"/>
         <w:rPr>
           <w:sz w:val="20"/>
@@ -328,6 +999,7 @@
     <w:p>
       <w:pPr>
         <w:spacing w:after="80"/>
+        <w:ind w:left="-142"/>
         <w:jc w:val="center"/>
         <w:rPr>
           <w:b/>
@@ -353,6 +1025,7 @@
     <w:p>
       <w:pPr>
         <w:spacing w:after="80"/>
+        <w:ind w:left="-142"/>
         <w:jc w:val="center"/>
         <w:rPr>
           <w:sz w:val="20"/>
@@ -360,18 +1033,137 @@
           <w:lang w:val="en-US"/>
         </w:rPr>
       </w:pPr>
-      <w:r>
-        <w:rPr>
-          <w:sz w:val="20"/>
-          <w:szCs w:val="20"/>
-          <w:lang w:val="en-US"/>
-        </w:rPr>
-        <w:t>ushbu dalolatnoma quyidagi ishlarni bajarilganligi uchun tuzilgan:</w:t>
+      <w:proofErr w:type="spellStart"/>
+      <w:r>
+        <w:rPr>
+          <w:sz w:val="20"/>
+          <w:szCs w:val="20"/>
+          <w:lang w:val="en-US"/>
+        </w:rPr>
+        <w:t>ushbu</w:t>
+      </w:r>
+      <w:proofErr w:type="spellEnd"/>
+      <w:r>
+        <w:rPr>
+          <w:sz w:val="20"/>
+          <w:szCs w:val="20"/>
+          <w:lang w:val="en-US"/>
+        </w:rPr>
+        <w:t xml:space="preserve"> </w:t>
+      </w:r>
+      <w:proofErr w:type="spellStart"/>
+      <w:r>
+        <w:rPr>
+          <w:sz w:val="20"/>
+          <w:szCs w:val="20"/>
+          <w:lang w:val="en-US"/>
+        </w:rPr>
+        <w:t>dalolatnoma</w:t>
+      </w:r>
+      <w:proofErr w:type="spellEnd"/>
+      <w:r>
+        <w:rPr>
+          <w:sz w:val="20"/>
+          <w:szCs w:val="20"/>
+          <w:lang w:val="en-US"/>
+        </w:rPr>
+        <w:t xml:space="preserve"> </w:t>
+      </w:r>
+      <w:proofErr w:type="spellStart"/>
+      <w:r>
+        <w:rPr>
+          <w:sz w:val="20"/>
+          <w:szCs w:val="20"/>
+          <w:lang w:val="en-US"/>
+        </w:rPr>
+        <w:t>quyidagi</w:t>
+      </w:r>
+      <w:proofErr w:type="spellEnd"/>
+      <w:r>
+        <w:rPr>
+          <w:sz w:val="20"/>
+          <w:szCs w:val="20"/>
+          <w:lang w:val="en-US"/>
+        </w:rPr>
+        <w:t xml:space="preserve"> </w:t>
+      </w:r>
+      <w:proofErr w:type="spellStart"/>
+      <w:r>
+        <w:rPr>
+          <w:sz w:val="20"/>
+          <w:szCs w:val="20"/>
+          <w:lang w:val="en-US"/>
+        </w:rPr>
+        <w:t>ishlarni</w:t>
+      </w:r>
+      <w:proofErr w:type="spellEnd"/>
+      <w:r>
+        <w:rPr>
+          <w:sz w:val="20"/>
+          <w:szCs w:val="20"/>
+          <w:lang w:val="en-US"/>
+        </w:rPr>
+        <w:t xml:space="preserve"> </w:t>
+      </w:r>
+      <w:proofErr w:type="spellStart"/>
+      <w:r>
+        <w:rPr>
+          <w:sz w:val="20"/>
+          <w:szCs w:val="20"/>
+          <w:lang w:val="en-US"/>
+        </w:rPr>
+        <w:t>bajarilganligi</w:t>
+      </w:r>
+      <w:proofErr w:type="spellEnd"/>
+      <w:r>
+        <w:rPr>
+          <w:sz w:val="20"/>
+          <w:szCs w:val="20"/>
+          <w:lang w:val="en-US"/>
+        </w:rPr>
+        <w:t xml:space="preserve"> </w:t>
+      </w:r>
+      <w:proofErr w:type="spellStart"/>
+      <w:r>
+        <w:rPr>
+          <w:sz w:val="20"/>
+          <w:szCs w:val="20"/>
+          <w:lang w:val="en-US"/>
+        </w:rPr>
+        <w:t>uchun</w:t>
+      </w:r>
+      <w:proofErr w:type="spellEnd"/>
+      <w:r>
+        <w:rPr>
+          <w:sz w:val="20"/>
+          <w:szCs w:val="20"/>
+          <w:lang w:val="en-US"/>
+        </w:rPr>
+        <w:t xml:space="preserve"> </w:t>
+      </w:r>
+      <w:proofErr w:type="spellStart"/>
+      <w:r>
+        <w:rPr>
+          <w:sz w:val="20"/>
+          <w:szCs w:val="20"/>
+          <w:lang w:val="en-US"/>
+        </w:rPr>
+        <w:t>tuzilgan</w:t>
+      </w:r>
+      <w:proofErr w:type="spellEnd"/>
+      <w:r>
+        <w:rPr>
+          <w:sz w:val="20"/>
+          <w:szCs w:val="20"/>
+          <w:lang w:val="en-US"/>
+        </w:rPr>
+        <w:t>:</w:t>
       </w:r>
     </w:p>
     <w:p>
       <w:pPr>
         <w:spacing w:after="80"/>
+        <w:ind w:left="-142"/>
         <w:jc w:val="center"/>
         <w:rPr>
           <w:sz w:val="20"/>
@@ -381,7 +1173,7 @@
         <w:sectPr>
           <w:type w:val="continuous"/>
           <w:pgSz w:w="16838" w:h="11906" w:orient="landscape" w:code="9"/>
-          <w:pgMar w:top="720" w:right="720" w:bottom="720" w:left="720" w:header="709" w:footer="709" w:gutter="0"/>
+          <w:pgMar w:top="720" w:right="536" w:bottom="720" w:left="720" w:header="709" w:footer="709" w:gutter="0"/>
           <w:cols w:num="2" w:space="708"/>
           <w:docGrid w:linePitch="381"/>
         </w:sectPr>
@@ -390,6 +1182,7 @@
     <w:p>
       <w:pPr>
         <w:spacing w:after="0"/>
+        <w:ind w:left="-142"/>
         <w:jc w:val="center"/>
         <w:rPr>
           <w:rFonts w:eastAsia="Times New Roman" w:cs="Times New Roman"/>
@@ -404,6 +1197,7 @@
           <w14:ligatures w14:val="none"/>
         </w:rPr>
       </w:pPr>
+      <w:proofErr w:type="spellStart"/>
       <w:r>
         <w:rPr>
           <w:rFonts w:eastAsia="Times New Roman" w:cs="Times New Roman"/>
@@ -417,11 +1211,109 @@
           <w:lang w:val="en-US" w:eastAsia="ru-RU"/>
           <w14:ligatures w14:val="none"/>
         </w:rPr>
-        <w:t>Quyda ko’rsatilgan materiallarni o’rnatish</w:t>
-      </w:r>
+        <w:t>Quyda</w:t>
+      </w:r>
+      <w:proofErr w:type="spellEnd"/>
+      <w:r>
+        <w:rPr>
+          <w:rFonts w:eastAsia="Times New Roman" w:cs="Times New Roman"/>
+          <w:b/>
+          <w:bCs/>
+          <w:color w:val="000000"/>
+          <w:kern w:val="0"/>
+          <w:sz w:val="20"/>
+          <w:szCs w:val="20"/>
+          <w:u w:val="single"/>
+          <w:lang w:val="en-US" w:eastAsia="ru-RU"/>
+          <w14:ligatures w14:val="none"/>
+        </w:rPr>
+        <w:t xml:space="preserve"> </w:t>
+      </w:r>
+      <w:proofErr w:type="spellStart"/>
+      <w:r>
+        <w:rPr>
+          <w:rFonts w:eastAsia="Times New Roman" w:cs="Times New Roman"/>
+          <w:b/>
+          <w:bCs/>
+          <w:color w:val="000000"/>
+          <w:kern w:val="0"/>
+          <w:sz w:val="20"/>
+          <w:szCs w:val="20"/>
+          <w:u w:val="single"/>
+          <w:lang w:val="en-US" w:eastAsia="ru-RU"/>
+          <w14:ligatures w14:val="none"/>
+        </w:rPr>
+        <w:t>ko’rsatilgan</w:t>
+      </w:r>
+      <w:proofErr w:type="spellEnd"/>
+      <w:r>
+        <w:rPr>
+          <w:rFonts w:eastAsia="Times New Roman" w:cs="Times New Roman"/>
+          <w:b/>
+          <w:bCs/>
+          <w:color w:val="000000"/>
+          <w:kern w:val="0"/>
+          <w:sz w:val="20"/>
+          <w:szCs w:val="20"/>
+          <w:u w:val="single"/>
+          <w:lang w:val="en-US" w:eastAsia="ru-RU"/>
+          <w14:ligatures w14:val="none"/>
+        </w:rPr>
+        <w:t xml:space="preserve"> </w:t>
+      </w:r>
+      <w:proofErr w:type="spellStart"/>
+      <w:r>
+        <w:rPr>
+          <w:rFonts w:eastAsia="Times New Roman" w:cs="Times New Roman"/>
+          <w:b/>
+          <w:bCs/>
+          <w:color w:val="000000"/>
+          <w:kern w:val="0"/>
+          <w:sz w:val="20"/>
+          <w:szCs w:val="20"/>
+          <w:u w:val="single"/>
+          <w:lang w:val="en-US" w:eastAsia="ru-RU"/>
+          <w14:ligatures w14:val="none"/>
+        </w:rPr>
+        <w:t>materiallarni</w:t>
+      </w:r>
+      <w:proofErr w:type="spellEnd"/>
+      <w:r>
+        <w:rPr>
+          <w:rFonts w:eastAsia="Times New Roman" w:cs="Times New Roman"/>
+          <w:b/>
+          <w:bCs/>
+          <w:color w:val="000000"/>
+          <w:kern w:val="0"/>
+          <w:sz w:val="20"/>
+          <w:szCs w:val="20"/>
+          <w:u w:val="single"/>
+          <w:lang w:val="en-US" w:eastAsia="ru-RU"/>
+          <w14:ligatures w14:val="none"/>
+        </w:rPr>
+        <w:t xml:space="preserve"> </w:t>
+      </w:r>
+      <w:proofErr w:type="spellStart"/>
+      <w:r>
+        <w:rPr>
+          <w:rFonts w:eastAsia="Times New Roman" w:cs="Times New Roman"/>
+          <w:b/>
+          <w:bCs/>
+          <w:color w:val="000000"/>
+          <w:kern w:val="0"/>
+          <w:sz w:val="20"/>
+          <w:szCs w:val="20"/>
+          <w:u w:val="single"/>
+          <w:lang w:val="en-US" w:eastAsia="ru-RU"/>
+          <w14:ligatures w14:val="none"/>
+        </w:rPr>
+        <w:t>o’rnatish</w:t>
+      </w:r>
+      <w:proofErr w:type="spellEnd"/>
     </w:p>
     <w:p>
       <w:pPr>
+        <w:ind w:left="-142" w:right="-468"/>
         <w:jc w:val="center"/>
         <w:rPr>
           <w:sz w:val="14"/>
@@ -435,11 +1327,138 @@
           <w:szCs w:val="14"/>
           <w:lang w:val="en-US"/>
         </w:rPr>
-        <w:t>(ATM mutaxassislari tomonidan bajarilgan ish turlari bo'yicha tafsilotlar)</w:t>
+        <w:t xml:space="preserve">(ATM </w:t>
+      </w:r>
+      <w:proofErr w:type="spellStart"/>
+      <w:r>
+        <w:rPr>
+          <w:sz w:val="14"/>
+          <w:szCs w:val="14"/>
+          <w:lang w:val="en-US"/>
+        </w:rPr>
+        <w:t>mutaxassislari</w:t>
+      </w:r>
+      <w:proofErr w:type="spellEnd"/>
+      <w:r>
+        <w:rPr>
+          <w:sz w:val="14"/>
+          <w:szCs w:val="14"/>
+          <w:lang w:val="en-US"/>
+        </w:rPr>
+        <w:t xml:space="preserve"> </w:t>
+      </w:r>
+      <w:proofErr w:type="spellStart"/>
+      <w:r>
+        <w:rPr>
+          <w:sz w:val="14"/>
+          <w:szCs w:val="14"/>
+          <w:lang w:val="en-US"/>
+        </w:rPr>
+        <w:t>tomonidan</w:t>
+      </w:r>
+      <w:proofErr w:type="spellEnd"/>
+      <w:r>
+        <w:rPr>
+          <w:sz w:val="14"/>
+          <w:szCs w:val="14"/>
+          <w:lang w:val="en-US"/>
+        </w:rPr>
+        <w:t xml:space="preserve"> </w:t>
+      </w:r>
+      <w:proofErr w:type="spellStart"/>
+      <w:r>
+        <w:rPr>
+          <w:sz w:val="14"/>
+          <w:szCs w:val="14"/>
+          <w:lang w:val="en-US"/>
+        </w:rPr>
+        <w:t>bajarilgan</w:t>
+      </w:r>
+      <w:proofErr w:type="spellEnd"/>
+      <w:r>
+        <w:rPr>
+          <w:sz w:val="14"/>
+          <w:szCs w:val="14"/>
+          <w:lang w:val="en-US"/>
+        </w:rPr>
+        <w:t xml:space="preserve"> </w:t>
+      </w:r>
+      <w:proofErr w:type="spellStart"/>
+      <w:r>
+        <w:rPr>
+          <w:sz w:val="14"/>
+          <w:szCs w:val="14"/>
+          <w:lang w:val="en-US"/>
+        </w:rPr>
+        <w:t>ish</w:t>
+      </w:r>
+      <w:proofErr w:type="spellEnd"/>
+      <w:r>
+        <w:rPr>
+          <w:sz w:val="14"/>
+          <w:szCs w:val="14"/>
+          <w:lang w:val="en-US"/>
+        </w:rPr>
+        <w:t xml:space="preserve"> </w:t>
+      </w:r>
+      <w:proofErr w:type="spellStart"/>
+      <w:r>
+        <w:rPr>
+          <w:sz w:val="14"/>
+          <w:szCs w:val="14"/>
+          <w:lang w:val="en-US"/>
+        </w:rPr>
+        <w:t>turlari</w:t>
+      </w:r>
+      <w:proofErr w:type="spellEnd"/>
+      <w:r>
+        <w:rPr>
+          <w:sz w:val="14"/>
+          <w:szCs w:val="14"/>
+          <w:lang w:val="en-US"/>
+        </w:rPr>
+        <w:t xml:space="preserve"> </w:t>
+      </w:r>
+      <w:proofErr w:type="spellStart"/>
+      <w:r>
+        <w:rPr>
+          <w:sz w:val="14"/>
+          <w:szCs w:val="14"/>
+          <w:lang w:val="en-US"/>
+        </w:rPr>
+        <w:t>bo'yicha</w:t>
+      </w:r>
+      <w:proofErr w:type="spellEnd"/>
+      <w:r>
+        <w:rPr>
+          <w:sz w:val="14"/>
+          <w:szCs w:val="14"/>
+          <w:lang w:val="en-US"/>
+        </w:rPr>
+        <w:t xml:space="preserve"> </w:t>
+      </w:r>
+      <w:proofErr w:type="spellStart"/>
+      <w:r>
+        <w:rPr>
+          <w:sz w:val="14"/>
+          <w:szCs w:val="14"/>
+          <w:lang w:val="en-US"/>
+        </w:rPr>
+        <w:t>tafsilotlar</w:t>
+      </w:r>
+      <w:proofErr w:type="spellEnd"/>
+      <w:r>
+        <w:rPr>
+          <w:sz w:val="14"/>
+          <w:szCs w:val="14"/>
+          <w:lang w:val="en-US"/>
+        </w:rPr>
+        <w:t>)</w:t>
       </w:r>
     </w:p>
     <w:p>
       <w:pPr>
+        <w:ind w:left="-142"/>
         <w:jc w:val="center"/>
         <w:rPr>
           <w:sz w:val="20"/>
@@ -449,7 +1468,7 @@
         <w:sectPr>
           <w:type w:val="continuous"/>
           <w:pgSz w:w="16838" w:h="11906" w:orient="landscape" w:code="9"/>
-          <w:pgMar w:top="720" w:right="720" w:bottom="720" w:left="720" w:header="709" w:footer="709" w:gutter="0"/>
+          <w:pgMar w:top="720" w:right="536" w:bottom="720" w:left="284" w:header="709" w:footer="709" w:gutter="0"/>
           <w:cols w:space="708"/>
           <w:docGrid w:linePitch="381"/>
         </w:sectPr>
@@ -457,6 +1476,7 @@
     </w:p>
     <w:p>
       <w:pPr>
+        <w:ind w:left="-142"/>
         <w:jc w:val="center"/>
         <w:rPr>
           <w:b/>
@@ -466,19 +1486,144 @@
           <w:lang w:val="en-US"/>
         </w:rPr>
       </w:pPr>
-      <w:r>
-        <w:rPr>
-          <w:b/>
-          <w:bCs/>
-          <w:sz w:val="20"/>
-          <w:szCs w:val="20"/>
-          <w:lang w:val="en-US"/>
-        </w:rPr>
-        <w:t xml:space="preserve">Iqtisodiyot va Moliya vazirligining huzuridagi  ATM tomonidan </w:t>
-      </w:r>
+      <w:proofErr w:type="spellStart"/>
+      <w:r>
+        <w:rPr>
+          <w:b/>
+          <w:bCs/>
+          <w:sz w:val="20"/>
+          <w:szCs w:val="20"/>
+          <w:lang w:val="en-US"/>
+        </w:rPr>
+        <w:t>Iqtisodiyot</w:t>
+      </w:r>
+      <w:proofErr w:type="spellEnd"/>
+      <w:r>
+        <w:rPr>
+          <w:b/>
+          <w:bCs/>
+          <w:sz w:val="20"/>
+          <w:szCs w:val="20"/>
+          <w:lang w:val="en-US"/>
+        </w:rPr>
+        <w:t xml:space="preserve"> </w:t>
+      </w:r>
+      <w:proofErr w:type="spellStart"/>
+      <w:r>
+        <w:rPr>
+          <w:b/>
+          <w:bCs/>
+          <w:sz w:val="20"/>
+          <w:szCs w:val="20"/>
+          <w:lang w:val="en-US"/>
+        </w:rPr>
+        <w:t>va</w:t>
+      </w:r>
+      <w:proofErr w:type="spellEnd"/>
+      <w:r>
+        <w:rPr>
+          <w:b/>
+          <w:bCs/>
+          <w:sz w:val="20"/>
+          <w:szCs w:val="20"/>
+          <w:lang w:val="en-US"/>
+        </w:rPr>
+        <w:t xml:space="preserve"> </w:t>
+      </w:r>
+      <w:proofErr w:type="spellStart"/>
+      <w:r>
+        <w:rPr>
+          <w:b/>
+          <w:bCs/>
+          <w:sz w:val="20"/>
+          <w:szCs w:val="20"/>
+          <w:lang w:val="en-US"/>
+        </w:rPr>
+        <w:t>Moliya</w:t>
+      </w:r>
+      <w:proofErr w:type="spellEnd"/>
+      <w:r>
+        <w:rPr>
+          <w:b/>
+          <w:bCs/>
+          <w:sz w:val="20"/>
+          <w:szCs w:val="20"/>
+          <w:lang w:val="en-US"/>
+        </w:rPr>
+        <w:t xml:space="preserve"> </w:t>
+      </w:r>
+      <w:proofErr w:type="spellStart"/>
+      <w:r>
+        <w:rPr>
+          <w:b/>
+          <w:bCs/>
+          <w:sz w:val="20"/>
+          <w:szCs w:val="20"/>
+          <w:lang w:val="en-US"/>
+        </w:rPr>
+        <w:t>vazirligining</w:t>
+      </w:r>
+      <w:proofErr w:type="spellEnd"/>
+      <w:r>
+        <w:rPr>
+          <w:b/>
+          <w:bCs/>
+          <w:sz w:val="20"/>
+          <w:szCs w:val="20"/>
+          <w:lang w:val="en-US"/>
+        </w:rPr>
+        <w:t xml:space="preserve"> </w:t>
+      </w:r>
+      <w:proofErr w:type="spellStart"/>
+      <w:proofErr w:type="gramStart"/>
+      <w:r>
+        <w:rPr>
+          <w:b/>
+          <w:bCs/>
+          <w:sz w:val="20"/>
+          <w:szCs w:val="20"/>
+          <w:lang w:val="en-US"/>
+        </w:rPr>
+        <w:t>huzuridagi</w:t>
+      </w:r>
+      <w:proofErr w:type="spellEnd"/>
+      <w:r>
+        <w:rPr>
+          <w:b/>
+          <w:bCs/>
+          <w:sz w:val="20"/>
+          <w:szCs w:val="20"/>
+          <w:lang w:val="en-US"/>
+        </w:rPr>
+        <w:t xml:space="preserve">  ATM</w:t>
+      </w:r>
+      <w:proofErr w:type="gramEnd"/>
+      <w:r>
+        <w:rPr>
+          <w:b/>
+          <w:bCs/>
+          <w:sz w:val="20"/>
+          <w:szCs w:val="20"/>
+          <w:lang w:val="en-US"/>
+        </w:rPr>
+        <w:t xml:space="preserve"> </w:t>
+      </w:r>
+      <w:proofErr w:type="spellStart"/>
+      <w:r>
+        <w:rPr>
+          <w:b/>
+          <w:bCs/>
+          <w:sz w:val="20"/>
+          <w:szCs w:val="20"/>
+          <w:lang w:val="en-US"/>
+        </w:rPr>
+        <w:t>tomonidan</w:t>
+      </w:r>
+      <w:proofErr w:type="spellEnd"/>
     </w:p>
     <w:p>
       <w:pPr>
+        <w:ind w:left="-142"/>
         <w:jc w:val="center"/>
         <w:rPr>
           <w:b/>
@@ -488,19 +1633,164 @@
           <w:lang w:val="en-US"/>
         </w:rPr>
       </w:pPr>
-      <w:r>
-        <w:rPr>
-          <w:b/>
-          <w:bCs/>
-          <w:sz w:val="20"/>
-          <w:szCs w:val="20"/>
-          <w:lang w:val="en-US"/>
-        </w:rPr>
-        <w:t>quyidagi materiallari, ehtiyot qismlar va uskunalar o'rnatildi:</w:t>
+      <w:proofErr w:type="spellStart"/>
+      <w:r>
+        <w:rPr>
+          <w:b/>
+          <w:bCs/>
+          <w:sz w:val="20"/>
+          <w:szCs w:val="20"/>
+          <w:lang w:val="en-US"/>
+        </w:rPr>
+        <w:t>quyidagi</w:t>
+      </w:r>
+      <w:proofErr w:type="spellEnd"/>
+      <w:r>
+        <w:rPr>
+          <w:b/>
+          <w:bCs/>
+          <w:sz w:val="20"/>
+          <w:szCs w:val="20"/>
+          <w:lang w:val="en-US"/>
+        </w:rPr>
+        <w:t xml:space="preserve"> </w:t>
+      </w:r>
+      <w:proofErr w:type="spellStart"/>
+      <w:r>
+        <w:rPr>
+          <w:b/>
+          <w:bCs/>
+          <w:sz w:val="20"/>
+          <w:szCs w:val="20"/>
+          <w:lang w:val="en-US"/>
+        </w:rPr>
+        <w:t>materiallari</w:t>
+      </w:r>
+      <w:proofErr w:type="spellEnd"/>
+      <w:r>
+        <w:rPr>
+          <w:b/>
+          <w:bCs/>
+          <w:sz w:val="20"/>
+          <w:szCs w:val="20"/>
+          <w:lang w:val="en-US"/>
+        </w:rPr>
+        <w:t xml:space="preserve">, </w:t>
+      </w:r>
+      <w:proofErr w:type="spellStart"/>
+      <w:r>
+        <w:rPr>
+          <w:b/>
+          <w:bCs/>
+          <w:sz w:val="20"/>
+          <w:szCs w:val="20"/>
+          <w:lang w:val="en-US"/>
+        </w:rPr>
+        <w:t>ehtiyot</w:t>
+      </w:r>
+      <w:proofErr w:type="spellEnd"/>
+      <w:r>
+        <w:rPr>
+          <w:b/>
+          <w:bCs/>
+          <w:sz w:val="20"/>
+          <w:szCs w:val="20"/>
+          <w:lang w:val="en-US"/>
+        </w:rPr>
+        <w:t xml:space="preserve"> </w:t>
+      </w:r>
+      <w:proofErr w:type="spellStart"/>
+      <w:r>
+        <w:rPr>
+          <w:b/>
+          <w:bCs/>
+          <w:sz w:val="20"/>
+          <w:szCs w:val="20"/>
+          <w:lang w:val="en-US"/>
+        </w:rPr>
+        <w:t>qismlar</w:t>
+      </w:r>
+      <w:proofErr w:type="spellEnd"/>
+      <w:r>
+        <w:rPr>
+          <w:b/>
+          <w:bCs/>
+          <w:sz w:val="20"/>
+          <w:szCs w:val="20"/>
+          <w:lang w:val="en-US"/>
+        </w:rPr>
+        <w:t xml:space="preserve"> </w:t>
+      </w:r>
+      <w:proofErr w:type="spellStart"/>
+      <w:r>
+        <w:rPr>
+          <w:b/>
+          <w:bCs/>
+          <w:sz w:val="20"/>
+          <w:szCs w:val="20"/>
+          <w:lang w:val="en-US"/>
+        </w:rPr>
+        <w:t>va</w:t>
+      </w:r>
+      <w:proofErr w:type="spellEnd"/>
+      <w:r>
+        <w:rPr>
+          <w:b/>
+          <w:bCs/>
+          <w:sz w:val="20"/>
+          <w:szCs w:val="20"/>
+          <w:lang w:val="en-US"/>
+        </w:rPr>
+        <w:t xml:space="preserve"> </w:t>
+      </w:r>
+      <w:proofErr w:type="spellStart"/>
+      <w:r>
+        <w:rPr>
+          <w:b/>
+          <w:bCs/>
+          <w:sz w:val="20"/>
+          <w:szCs w:val="20"/>
+          <w:lang w:val="en-US"/>
+        </w:rPr>
+        <w:t>uskunalar</w:t>
+      </w:r>
+      <w:proofErr w:type="spellEnd"/>
+      <w:r>
+        <w:rPr>
+          <w:b/>
+          <w:bCs/>
+          <w:sz w:val="20"/>
+          <w:szCs w:val="20"/>
+          <w:lang w:val="en-US"/>
+        </w:rPr>
+        <w:t xml:space="preserve"> </w:t>
+      </w:r>
+      <w:proofErr w:type="spellStart"/>
+      <w:r>
+        <w:rPr>
+          <w:b/>
+          <w:bCs/>
+          <w:sz w:val="20"/>
+          <w:szCs w:val="20"/>
+          <w:lang w:val="en-US"/>
+        </w:rPr>
+        <w:t>o'rnatildi</w:t>
+      </w:r>
+      <w:proofErr w:type="spellEnd"/>
+      <w:r>
+        <w:rPr>
+          <w:b/>
+          <w:bCs/>
+          <w:sz w:val="20"/>
+          <w:szCs w:val="20"/>
+          <w:lang w:val="en-US"/>
+        </w:rPr>
+        <w:t>:</w:t>
       </w:r>
     </w:p>
     <w:p>
       <w:pPr>
+        <w:ind w:left="-142"/>
         <w:jc w:val="center"/>
         <w:rPr>
           <w:b/>
@@ -512,7 +1802,7 @@
         <w:sectPr>
           <w:type w:val="continuous"/>
           <w:pgSz w:w="16838" w:h="11906" w:orient="landscape" w:code="9"/>
-          <w:pgMar w:top="720" w:right="720" w:bottom="720" w:left="720" w:header="709" w:footer="709" w:gutter="0"/>
+          <w:pgMar w:top="720" w:right="536" w:bottom="720" w:left="720" w:header="709" w:footer="709" w:gutter="0"/>
           <w:cols w:num="2" w:space="708"/>
           <w:docGrid w:linePitch="381"/>
         </w:sectPr>
@@ -540,6 +1830,7 @@
     </w:p>
     <w:p>
       <w:pPr>
+        <w:ind w:left="-142"/>
         <w:jc w:val="center"/>
         <w:rPr>
           <w:sz w:val="20"/>
@@ -558,6 +1849,7 @@
     </w:p>
     <w:p>
       <w:pPr>
+        <w:ind w:left="-142" w:firstLine="426"/>
         <w:rPr>
           <w:b/>
           <w:bCs/>
@@ -566,36 +1858,356 @@
           <w:lang w:val="en-US"/>
         </w:rPr>
       </w:pPr>
-      <w:r>
-        <w:rPr>
-          <w:b/>
-          <w:bCs/>
-          <w:sz w:val="20"/>
-          <w:szCs w:val="20"/>
-          <w:lang w:val="en-US"/>
-        </w:rPr>
-        <w:t>Yaroqsiz ehtiyot qismlar foydalanuvchida qoldirildi.</w:t>
+      <w:proofErr w:type="spellStart"/>
+      <w:r>
+        <w:rPr>
+          <w:b/>
+          <w:bCs/>
+          <w:sz w:val="20"/>
+          <w:szCs w:val="20"/>
+          <w:lang w:val="en-US"/>
+        </w:rPr>
+        <w:t>Yaroqsiz</w:t>
+      </w:r>
+      <w:proofErr w:type="spellEnd"/>
+      <w:r>
+        <w:rPr>
+          <w:b/>
+          <w:bCs/>
+          <w:sz w:val="20"/>
+          <w:szCs w:val="20"/>
+          <w:lang w:val="en-US"/>
+        </w:rPr>
+        <w:t xml:space="preserve"> </w:t>
+      </w:r>
+      <w:proofErr w:type="spellStart"/>
+      <w:r>
+        <w:rPr>
+          <w:b/>
+          <w:bCs/>
+          <w:sz w:val="20"/>
+          <w:szCs w:val="20"/>
+          <w:lang w:val="en-US"/>
+        </w:rPr>
+        <w:t>ehtiyot</w:t>
+      </w:r>
+      <w:proofErr w:type="spellEnd"/>
+      <w:r>
+        <w:rPr>
+          <w:b/>
+          <w:bCs/>
+          <w:sz w:val="20"/>
+          <w:szCs w:val="20"/>
+          <w:lang w:val="en-US"/>
+        </w:rPr>
+        <w:t xml:space="preserve"> </w:t>
+      </w:r>
+      <w:proofErr w:type="spellStart"/>
+      <w:r>
+        <w:rPr>
+          <w:b/>
+          <w:bCs/>
+          <w:sz w:val="20"/>
+          <w:szCs w:val="20"/>
+          <w:lang w:val="en-US"/>
+        </w:rPr>
+        <w:t>qismlar</w:t>
+      </w:r>
+      <w:proofErr w:type="spellEnd"/>
+      <w:r>
+        <w:rPr>
+          <w:b/>
+          <w:bCs/>
+          <w:sz w:val="20"/>
+          <w:szCs w:val="20"/>
+          <w:lang w:val="en-US"/>
+        </w:rPr>
+        <w:t xml:space="preserve"> </w:t>
+      </w:r>
+      <w:proofErr w:type="spellStart"/>
+      <w:r>
+        <w:rPr>
+          <w:b/>
+          <w:bCs/>
+          <w:sz w:val="20"/>
+          <w:szCs w:val="20"/>
+          <w:lang w:val="en-US"/>
+        </w:rPr>
+        <w:t>foydalanuvchida</w:t>
+      </w:r>
+      <w:proofErr w:type="spellEnd"/>
+      <w:r>
+        <w:rPr>
+          <w:b/>
+          <w:bCs/>
+          <w:sz w:val="20"/>
+          <w:szCs w:val="20"/>
+          <w:lang w:val="en-US"/>
+        </w:rPr>
+        <w:t xml:space="preserve"> </w:t>
+      </w:r>
+      <w:proofErr w:type="spellStart"/>
+      <w:r>
+        <w:rPr>
+          <w:b/>
+          <w:bCs/>
+          <w:sz w:val="20"/>
+          <w:szCs w:val="20"/>
+          <w:lang w:val="en-US"/>
+        </w:rPr>
+        <w:t>qoldirildi</w:t>
+      </w:r>
+      <w:proofErr w:type="spellEnd"/>
+      <w:r>
+        <w:rPr>
+          <w:b/>
+          <w:bCs/>
+          <w:sz w:val="20"/>
+          <w:szCs w:val="20"/>
+          <w:lang w:val="en-US"/>
+        </w:rPr>
+        <w:t>.</w:t>
       </w:r>
     </w:p>
     <w:p>
       <w:pPr>
+        <w:ind w:left="-142" w:firstLine="426"/>
         <w:rPr>
           <w:sz w:val="20"/>
           <w:szCs w:val="20"/>
           <w:lang w:val="en-US"/>
         </w:rPr>
       </w:pPr>
-      <w:r>
-        <w:rPr>
-          <w:sz w:val="20"/>
-          <w:szCs w:val="20"/>
-          <w:lang w:val="en-US"/>
-        </w:rPr>
-        <w:t xml:space="preserve"> Izoh: o'rnatilgan ehtiyot qismlar yoki asbob-uskunalar  birlikdagi narxi, buxgalteriya hisobini yuritish uchun.</w:t>
+      <w:proofErr w:type="spellStart"/>
+      <w:r>
+        <w:rPr>
+          <w:sz w:val="20"/>
+          <w:szCs w:val="20"/>
+          <w:lang w:val="en-US"/>
+        </w:rPr>
+        <w:t>Izoh</w:t>
+      </w:r>
+      <w:proofErr w:type="spellEnd"/>
+      <w:r>
+        <w:rPr>
+          <w:sz w:val="20"/>
+          <w:szCs w:val="20"/>
+          <w:lang w:val="en-US"/>
+        </w:rPr>
+        <w:t xml:space="preserve">: </w:t>
+      </w:r>
+      <w:proofErr w:type="spellStart"/>
+      <w:r>
+        <w:rPr>
+          <w:sz w:val="20"/>
+          <w:szCs w:val="20"/>
+          <w:lang w:val="en-US"/>
+        </w:rPr>
+        <w:t>o'rnatilgan</w:t>
+      </w:r>
+      <w:proofErr w:type="spellEnd"/>
+      <w:r>
+        <w:rPr>
+          <w:sz w:val="20"/>
+          <w:szCs w:val="20"/>
+          <w:lang w:val="en-US"/>
+        </w:rPr>
+        <w:t xml:space="preserve"> </w:t>
+      </w:r>
+      <w:proofErr w:type="spellStart"/>
+      <w:r>
+        <w:rPr>
+          <w:sz w:val="20"/>
+          <w:szCs w:val="20"/>
+          <w:lang w:val="en-US"/>
+        </w:rPr>
+        <w:t>ehtiyot</w:t>
+      </w:r>
+      <w:proofErr w:type="spellEnd"/>
+      <w:r>
+        <w:rPr>
+          <w:sz w:val="20"/>
+          <w:szCs w:val="20"/>
+          <w:lang w:val="en-US"/>
+        </w:rPr>
+        <w:t xml:space="preserve"> </w:t>
+      </w:r>
+      <w:proofErr w:type="spellStart"/>
+      <w:r>
+        <w:rPr>
+          <w:sz w:val="20"/>
+          <w:szCs w:val="20"/>
+          <w:lang w:val="en-US"/>
+        </w:rPr>
+        <w:t>qismlar</w:t>
+      </w:r>
+      <w:proofErr w:type="spellEnd"/>
+      <w:r>
+        <w:rPr>
+          <w:sz w:val="20"/>
+          <w:szCs w:val="20"/>
+          <w:lang w:val="en-US"/>
+        </w:rPr>
+        <w:t xml:space="preserve"> </w:t>
+      </w:r>
+      <w:proofErr w:type="spellStart"/>
+      <w:r>
+        <w:rPr>
+          <w:sz w:val="20"/>
+          <w:szCs w:val="20"/>
+          <w:lang w:val="en-US"/>
+        </w:rPr>
+        <w:t>yoki</w:t>
+      </w:r>
+      <w:proofErr w:type="spellEnd"/>
+      <w:r>
+        <w:rPr>
+          <w:sz w:val="20"/>
+          <w:szCs w:val="20"/>
+          <w:lang w:val="en-US"/>
+        </w:rPr>
+        <w:t xml:space="preserve"> </w:t>
+      </w:r>
+      <w:proofErr w:type="spellStart"/>
+      <w:r>
+        <w:rPr>
+          <w:sz w:val="20"/>
+          <w:szCs w:val="20"/>
+          <w:lang w:val="en-US"/>
+        </w:rPr>
+        <w:t>asbob-</w:t>
+      </w:r>
+      <w:proofErr w:type="gramStart"/>
+      <w:r>
+        <w:rPr>
+          <w:sz w:val="20"/>
+          <w:szCs w:val="20"/>
+          <w:lang w:val="en-US"/>
+        </w:rPr>
+        <w:t>uskunalar</w:t>
+      </w:r>
+      <w:proofErr w:type="spellEnd"/>
+      <w:r>
+        <w:rPr>
+          <w:sz w:val="20"/>
+          <w:szCs w:val="20"/>
+          <w:lang w:val="en-US"/>
+        </w:rPr>
+        <w:t xml:space="preserve">  </w:t>
+      </w:r>
+      <w:proofErr w:type="spellStart"/>
+      <w:r>
+        <w:rPr>
+          <w:sz w:val="20"/>
+          <w:szCs w:val="20"/>
+          <w:lang w:val="en-US"/>
+        </w:rPr>
+        <w:t>birlikdagi</w:t>
+      </w:r>
+      <w:proofErr w:type="spellEnd"/>
+      <w:proofErr w:type="gramEnd"/>
+      <w:r>
+        <w:rPr>
+          <w:sz w:val="20"/>
+          <w:szCs w:val="20"/>
+          <w:lang w:val="en-US"/>
+        </w:rPr>
+        <w:t xml:space="preserve"> </w:t>
+      </w:r>
+      <w:proofErr w:type="spellStart"/>
+      <w:r>
+        <w:rPr>
+          <w:sz w:val="20"/>
+          <w:szCs w:val="20"/>
+          <w:lang w:val="en-US"/>
+        </w:rPr>
+        <w:t>narxi</w:t>
+      </w:r>
+      <w:proofErr w:type="spellEnd"/>
+      <w:r>
+        <w:rPr>
+          <w:sz w:val="20"/>
+          <w:szCs w:val="20"/>
+          <w:lang w:val="en-US"/>
+        </w:rPr>
+        <w:t xml:space="preserve">, </w:t>
+      </w:r>
+      <w:proofErr w:type="spellStart"/>
+      <w:r>
+        <w:rPr>
+          <w:sz w:val="20"/>
+          <w:szCs w:val="20"/>
+          <w:lang w:val="en-US"/>
+        </w:rPr>
+        <w:t>buxgalteriya</w:t>
+      </w:r>
+      <w:proofErr w:type="spellEnd"/>
+      <w:r>
+        <w:rPr>
+          <w:sz w:val="20"/>
+          <w:szCs w:val="20"/>
+          <w:lang w:val="en-US"/>
+        </w:rPr>
+        <w:t xml:space="preserve"> </w:t>
+      </w:r>
+      <w:proofErr w:type="spellStart"/>
+      <w:r>
+        <w:rPr>
+          <w:sz w:val="20"/>
+          <w:szCs w:val="20"/>
+          <w:lang w:val="en-US"/>
+        </w:rPr>
+        <w:t>hisobini</w:t>
+      </w:r>
+      <w:proofErr w:type="spellEnd"/>
+      <w:r>
+        <w:rPr>
+          <w:sz w:val="20"/>
+          <w:szCs w:val="20"/>
+          <w:lang w:val="en-US"/>
+        </w:rPr>
+        <w:t xml:space="preserve"> </w:t>
+      </w:r>
+      <w:proofErr w:type="spellStart"/>
+      <w:r>
+        <w:rPr>
+          <w:sz w:val="20"/>
+          <w:szCs w:val="20"/>
+          <w:lang w:val="en-US"/>
+        </w:rPr>
+        <w:t>yuritish</w:t>
+      </w:r>
+      <w:proofErr w:type="spellEnd"/>
+      <w:r>
+        <w:rPr>
+          <w:sz w:val="20"/>
+          <w:szCs w:val="20"/>
+          <w:lang w:val="en-US"/>
+        </w:rPr>
+        <w:t xml:space="preserve"> </w:t>
+      </w:r>
+      <w:proofErr w:type="spellStart"/>
+      <w:r>
+        <w:rPr>
+          <w:sz w:val="20"/>
+          <w:szCs w:val="20"/>
+          <w:lang w:val="en-US"/>
+        </w:rPr>
+        <w:t>uchun</w:t>
+      </w:r>
+      <w:proofErr w:type="spellEnd"/>
+      <w:r>
+        <w:rPr>
+          <w:sz w:val="20"/>
+          <w:szCs w:val="20"/>
+          <w:lang w:val="en-US"/>
+        </w:rPr>
+        <w:t>.</w:t>
       </w:r>
     </w:p>
     <w:p>
       <w:pPr>
+        <w:ind w:left="-142"/>
         <w:jc w:val="center"/>
         <w:rPr>
           <w:sz w:val="20"/>
@@ -605,7 +2217,7 @@
         <w:sectPr>
           <w:type w:val="continuous"/>
           <w:pgSz w:w="16838" w:h="11906" w:orient="landscape" w:code="9"/>
-          <w:pgMar w:top="720" w:right="720" w:bottom="720" w:left="720" w:header="709" w:footer="709" w:gutter="0"/>
+          <w:pgMar w:top="720" w:right="536" w:bottom="720" w:left="720" w:header="709" w:footer="709" w:gutter="0"/>
           <w:cols w:space="708"/>
           <w:docGrid w:linePitch="381"/>
         </w:sectPr>
@@ -613,6 +2225,7 @@
     </w:p>
     <w:p>
       <w:pPr>
+        <w:ind w:left="-142"/>
         <w:jc w:val="center"/>
         <w:rPr>
           <w:b/>
@@ -622,20 +2235,77 @@
           <w:lang w:val="en-US"/>
         </w:rPr>
       </w:pPr>
-      <w:r>
-        <w:rPr>
-          <w:b/>
-          <w:bCs/>
-          <w:sz w:val="20"/>
-          <w:szCs w:val="20"/>
-          <w:lang w:val="en-US"/>
-        </w:rPr>
-        <w:t>Xizmat ko'rsatuvchinig vakili:</w:t>
+      <w:proofErr w:type="spellStart"/>
+      <w:r>
+        <w:rPr>
+          <w:b/>
+          <w:bCs/>
+          <w:sz w:val="20"/>
+          <w:szCs w:val="20"/>
+          <w:lang w:val="en-US"/>
+        </w:rPr>
+        <w:t>Xizmat</w:t>
+      </w:r>
+      <w:proofErr w:type="spellEnd"/>
+      <w:r>
+        <w:rPr>
+          <w:b/>
+          <w:bCs/>
+          <w:sz w:val="20"/>
+          <w:szCs w:val="20"/>
+          <w:lang w:val="en-US"/>
+        </w:rPr>
+        <w:t xml:space="preserve"> </w:t>
+      </w:r>
+      <w:proofErr w:type="spellStart"/>
+      <w:r>
+        <w:rPr>
+          <w:b/>
+          <w:bCs/>
+          <w:sz w:val="20"/>
+          <w:szCs w:val="20"/>
+          <w:lang w:val="en-US"/>
+        </w:rPr>
+        <w:t>ko'rsatuvchinig</w:t>
+      </w:r>
+      <w:proofErr w:type="spellEnd"/>
+      <w:r>
+        <w:rPr>
+          <w:b/>
+          <w:bCs/>
+          <w:sz w:val="20"/>
+          <w:szCs w:val="20"/>
+          <w:lang w:val="en-US"/>
+        </w:rPr>
+        <w:t xml:space="preserve"> </w:t>
+      </w:r>
+      <w:proofErr w:type="spellStart"/>
+      <w:r>
+        <w:rPr>
+          <w:b/>
+          <w:bCs/>
+          <w:sz w:val="20"/>
+          <w:szCs w:val="20"/>
+          <w:lang w:val="en-US"/>
+        </w:rPr>
+        <w:t>vakili</w:t>
+      </w:r>
+      <w:proofErr w:type="spellEnd"/>
+      <w:r>
+        <w:rPr>
+          <w:b/>
+          <w:bCs/>
+          <w:sz w:val="20"/>
+          <w:szCs w:val="20"/>
+          <w:lang w:val="en-US"/>
+        </w:rPr>
+        <w:t>:</w:t>
       </w:r>
     </w:p>
     <w:p>
       <w:pPr>
         <w:spacing w:after="0"/>
+        <w:ind w:left="-142"/>
         <w:jc w:val="center"/>
         <w:rPr>
           <w:rFonts w:eastAsia="Times New Roman" w:cs="Times New Roman"/>
@@ -663,6 +2333,7 @@
     <w:p>
       <w:pPr>
         <w:spacing w:after="80"/>
+        <w:ind w:left="-142"/>
         <w:jc w:val="center"/>
         <w:rPr>
           <w:b/>
@@ -696,6 +2367,7 @@
     <w:p>
       <w:pPr>
         <w:spacing w:after="0"/>
+        <w:ind w:left="-142"/>
         <w:jc w:val="center"/>
         <w:rPr>
           <w:rFonts w:eastAsia="Times New Roman" w:cs="Times New Roman"/>
@@ -723,6 +2395,8 @@
     <w:p>
       <w:pPr>
         <w:spacing w:line="259" w:lineRule="auto"/>
+        <w:ind w:left="-142"/>
+        <w:jc w:val="center"/>
         <w:rPr>
           <w:b/>
           <w:bCs/>
@@ -733,7 +2407,7 @@
         <w:sectPr>
           <w:type w:val="continuous"/>
           <w:pgSz w:w="16838" w:h="11906" w:orient="landscape" w:code="9"/>
-          <w:pgMar w:top="720" w:right="720" w:bottom="720" w:left="720" w:header="709" w:footer="709" w:gutter="0"/>
+          <w:pgMar w:top="720" w:right="536" w:bottom="720" w:left="720" w:header="709" w:footer="709" w:gutter="0"/>
           <w:cols w:num="2" w:space="708"/>
           <w:docGrid w:linePitch="381"/>
         </w:sectPr>
@@ -742,6 +2416,8 @@
     <w:p>
       <w:pPr>
         <w:spacing w:line="259" w:lineRule="auto"/>
+        <w:ind w:left="-142"/>
+        <w:jc w:val="center"/>
         <w:rPr>
           <w:sz w:val="16"/>
           <w:szCs w:val="16"/>
@@ -752,7 +2428,7 @@
     <w:sectPr>
       <w:type w:val="continuous"/>
       <w:pgSz w:w="16838" w:h="11906" w:orient="landscape" w:code="9"/>
-      <w:pgMar w:top="720" w:right="720" w:bottom="720" w:left="720" w:header="709" w:footer="709" w:gutter="0"/>
+      <w:pgMar w:top="720" w:right="536" w:bottom="720" w:left="720" w:header="709" w:footer="709" w:gutter="0"/>
       <w:cols w:num="2" w:space="708"/>
       <w:docGrid w:linePitch="381"/>
     </w:sectPr>

--- a/media/document/akt.docx
+++ b/media/document/akt.docx
@@ -9,8 +9,8 @@
         <w:rPr>
           <w:b/>
           <w:bCs/>
-          <w:sz w:val="20"/>
-          <w:szCs w:val="20"/>
+          <w:sz w:val="18"/>
+          <w:szCs w:val="18"/>
           <w:lang w:val="en-US"/>
         </w:rPr>
       </w:pPr>
@@ -18,8 +18,8 @@
         <w:rPr>
           <w:b/>
           <w:bCs/>
-          <w:sz w:val="20"/>
-          <w:szCs w:val="20"/>
+          <w:sz w:val="18"/>
+          <w:szCs w:val="18"/>
           <w:lang w:val="en-US"/>
         </w:rPr>
         <w:t xml:space="preserve">Sarf </w:t>
@@ -29,8 +29,8 @@
         <w:rPr>
           <w:b/>
           <w:bCs/>
-          <w:sz w:val="20"/>
-          <w:szCs w:val="20"/>
+          <w:sz w:val="18"/>
+          <w:szCs w:val="18"/>
           <w:lang w:val="en-US"/>
         </w:rPr>
         <w:t>materiallari</w:t>
@@ -40,8 +40,8 @@
         <w:rPr>
           <w:b/>
           <w:bCs/>
-          <w:sz w:val="20"/>
-          <w:szCs w:val="20"/>
+          <w:sz w:val="18"/>
+          <w:szCs w:val="18"/>
           <w:lang w:val="en-US"/>
         </w:rPr>
         <w:t xml:space="preserve">, </w:t>
@@ -51,8 +51,8 @@
         <w:rPr>
           <w:b/>
           <w:bCs/>
-          <w:sz w:val="20"/>
-          <w:szCs w:val="20"/>
+          <w:sz w:val="18"/>
+          <w:szCs w:val="18"/>
           <w:lang w:val="en-US"/>
         </w:rPr>
         <w:t>ehtiyot</w:t>
@@ -62,19 +62,19 @@
         <w:rPr>
           <w:b/>
           <w:bCs/>
-          <w:sz w:val="20"/>
-          <w:szCs w:val="20"/>
-          <w:lang w:val="en-US"/>
-        </w:rPr>
-        <w:t xml:space="preserve"> </w:t>
-      </w:r>
-      <w:proofErr w:type="spellStart"/>
-      <w:r>
-        <w:rPr>
-          <w:b/>
-          <w:bCs/>
-          <w:sz w:val="20"/>
-          <w:szCs w:val="20"/>
+          <w:sz w:val="18"/>
+          <w:szCs w:val="18"/>
+          <w:lang w:val="en-US"/>
+        </w:rPr>
+        <w:t xml:space="preserve"> </w:t>
+      </w:r>
+      <w:proofErr w:type="spellStart"/>
+      <w:r>
+        <w:rPr>
+          <w:b/>
+          <w:bCs/>
+          <w:sz w:val="18"/>
+          <w:szCs w:val="18"/>
           <w:lang w:val="en-US"/>
         </w:rPr>
         <w:t>qismlar</w:t>
@@ -84,19 +84,19 @@
         <w:rPr>
           <w:b/>
           <w:bCs/>
-          <w:sz w:val="20"/>
-          <w:szCs w:val="20"/>
-          <w:lang w:val="en-US"/>
-        </w:rPr>
-        <w:t xml:space="preserve"> </w:t>
-      </w:r>
-      <w:proofErr w:type="spellStart"/>
-      <w:r>
-        <w:rPr>
-          <w:b/>
-          <w:bCs/>
-          <w:sz w:val="20"/>
-          <w:szCs w:val="20"/>
+          <w:sz w:val="18"/>
+          <w:szCs w:val="18"/>
+          <w:lang w:val="en-US"/>
+        </w:rPr>
+        <w:t xml:space="preserve"> </w:t>
+      </w:r>
+      <w:proofErr w:type="spellStart"/>
+      <w:r>
+        <w:rPr>
+          <w:b/>
+          <w:bCs/>
+          <w:sz w:val="18"/>
+          <w:szCs w:val="18"/>
           <w:lang w:val="en-US"/>
         </w:rPr>
         <w:t>va</w:t>
@@ -106,19 +106,19 @@
         <w:rPr>
           <w:b/>
           <w:bCs/>
-          <w:sz w:val="20"/>
-          <w:szCs w:val="20"/>
-          <w:lang w:val="en-US"/>
-        </w:rPr>
-        <w:t xml:space="preserve"> </w:t>
-      </w:r>
-      <w:proofErr w:type="spellStart"/>
-      <w:r>
-        <w:rPr>
-          <w:b/>
-          <w:bCs/>
-          <w:sz w:val="20"/>
-          <w:szCs w:val="20"/>
+          <w:sz w:val="18"/>
+          <w:szCs w:val="18"/>
+          <w:lang w:val="en-US"/>
+        </w:rPr>
+        <w:t xml:space="preserve"> </w:t>
+      </w:r>
+      <w:proofErr w:type="spellStart"/>
+      <w:r>
+        <w:rPr>
+          <w:b/>
+          <w:bCs/>
+          <w:sz w:val="18"/>
+          <w:szCs w:val="18"/>
           <w:lang w:val="en-US"/>
         </w:rPr>
         <w:t>uskunalar</w:t>
@@ -128,19 +128,19 @@
         <w:rPr>
           <w:b/>
           <w:bCs/>
-          <w:sz w:val="20"/>
-          <w:szCs w:val="20"/>
-          <w:lang w:val="en-US"/>
-        </w:rPr>
-        <w:t xml:space="preserve"> </w:t>
-      </w:r>
-      <w:proofErr w:type="spellStart"/>
-      <w:r>
-        <w:rPr>
-          <w:b/>
-          <w:bCs/>
-          <w:sz w:val="20"/>
-          <w:szCs w:val="20"/>
+          <w:sz w:val="18"/>
+          <w:szCs w:val="18"/>
+          <w:lang w:val="en-US"/>
+        </w:rPr>
+        <w:t xml:space="preserve"> </w:t>
+      </w:r>
+      <w:proofErr w:type="spellStart"/>
+      <w:r>
+        <w:rPr>
+          <w:b/>
+          <w:bCs/>
+          <w:sz w:val="18"/>
+          <w:szCs w:val="18"/>
           <w:lang w:val="en-US"/>
         </w:rPr>
         <w:t>o'rnatish</w:t>
@@ -150,19 +150,19 @@
         <w:rPr>
           <w:b/>
           <w:bCs/>
-          <w:sz w:val="20"/>
-          <w:szCs w:val="20"/>
-          <w:lang w:val="en-US"/>
-        </w:rPr>
-        <w:t xml:space="preserve"> </w:t>
-      </w:r>
-      <w:proofErr w:type="spellStart"/>
-      <w:r>
-        <w:rPr>
-          <w:b/>
-          <w:bCs/>
-          <w:sz w:val="20"/>
-          <w:szCs w:val="20"/>
+          <w:sz w:val="18"/>
+          <w:szCs w:val="18"/>
+          <w:lang w:val="en-US"/>
+        </w:rPr>
+        <w:t xml:space="preserve"> </w:t>
+      </w:r>
+      <w:proofErr w:type="spellStart"/>
+      <w:r>
+        <w:rPr>
+          <w:b/>
+          <w:bCs/>
+          <w:sz w:val="18"/>
+          <w:szCs w:val="18"/>
           <w:lang w:val="en-US"/>
         </w:rPr>
         <w:t>ishlari</w:t>
@@ -172,19 +172,19 @@
         <w:rPr>
           <w:b/>
           <w:bCs/>
-          <w:sz w:val="20"/>
-          <w:szCs w:val="20"/>
-          <w:lang w:val="en-US"/>
-        </w:rPr>
-        <w:t xml:space="preserve"> </w:t>
-      </w:r>
-      <w:proofErr w:type="spellStart"/>
-      <w:r>
-        <w:rPr>
-          <w:b/>
-          <w:bCs/>
-          <w:sz w:val="20"/>
-          <w:szCs w:val="20"/>
+          <w:sz w:val="18"/>
+          <w:szCs w:val="18"/>
+          <w:lang w:val="en-US"/>
+        </w:rPr>
+        <w:t xml:space="preserve"> </w:t>
+      </w:r>
+      <w:proofErr w:type="spellStart"/>
+      <w:r>
+        <w:rPr>
+          <w:b/>
+          <w:bCs/>
+          <w:sz w:val="18"/>
+          <w:szCs w:val="18"/>
           <w:lang w:val="en-US"/>
         </w:rPr>
         <w:t>haqida</w:t>
@@ -198,8 +198,8 @@
         <w:rPr>
           <w:b/>
           <w:bCs/>
-          <w:sz w:val="20"/>
-          <w:szCs w:val="20"/>
+          <w:sz w:val="18"/>
+          <w:szCs w:val="18"/>
           <w:lang w:val="en-US"/>
         </w:rPr>
       </w:pPr>
@@ -207,8 +207,8 @@
         <w:rPr>
           <w:b/>
           <w:bCs/>
-          <w:sz w:val="20"/>
-          <w:szCs w:val="20"/>
+          <w:sz w:val="18"/>
+          <w:szCs w:val="18"/>
           <w:lang w:val="en-US"/>
         </w:rPr>
         <w:t xml:space="preserve">DALOLATNOMA </w:t>
@@ -217,8 +217,8 @@
         <w:rPr>
           <w:b/>
           <w:bCs/>
-          <w:sz w:val="20"/>
-          <w:szCs w:val="20"/>
+          <w:sz w:val="18"/>
+          <w:szCs w:val="18"/>
           <w:lang w:val="en-US"/>
         </w:rPr>
         <w:t>ID</w:t>
@@ -233,8 +233,8 @@
           <w:rFonts w:eastAsia="Times New Roman" w:cs="Times New Roman"/>
           <w:color w:val="000000"/>
           <w:kern w:val="0"/>
-          <w:sz w:val="20"/>
-          <w:szCs w:val="20"/>
+          <w:sz w:val="18"/>
+          <w:szCs w:val="18"/>
           <w:u w:val="single"/>
           <w:lang w:val="en-US" w:eastAsia="ru-RU"/>
           <w14:ligatures w14:val="none"/>
@@ -245,8 +245,8 @@
           <w:rFonts w:eastAsia="Times New Roman" w:cs="Times New Roman"/>
           <w:color w:val="000000"/>
           <w:kern w:val="0"/>
-          <w:sz w:val="20"/>
-          <w:szCs w:val="20"/>
+          <w:sz w:val="18"/>
+          <w:szCs w:val="18"/>
           <w:u w:val="single"/>
           <w:lang w:val="en-US" w:eastAsia="ru-RU"/>
           <w14:ligatures w14:val="none"/>
@@ -263,8 +263,8 @@
           <w:rFonts w:eastAsia="Times New Roman" w:cs="Times New Roman"/>
           <w:color w:val="000000"/>
           <w:kern w:val="0"/>
-          <w:sz w:val="20"/>
-          <w:szCs w:val="20"/>
+          <w:sz w:val="18"/>
+          <w:szCs w:val="18"/>
           <w:lang w:val="en-US" w:eastAsia="ru-RU"/>
           <w14:ligatures w14:val="none"/>
         </w:rPr>
@@ -274,8 +274,8 @@
           <w:rFonts w:eastAsia="Times New Roman" w:cs="Times New Roman"/>
           <w:color w:val="000000"/>
           <w:kern w:val="0"/>
-          <w:sz w:val="20"/>
-          <w:szCs w:val="20"/>
+          <w:sz w:val="18"/>
+          <w:szCs w:val="18"/>
           <w:lang w:val="en-US" w:eastAsia="ru-RU"/>
           <w14:ligatures w14:val="none"/>
         </w:rPr>
@@ -287,8 +287,8 @@
           <w:rFonts w:eastAsia="Times New Roman" w:cs="Times New Roman"/>
           <w:color w:val="000000"/>
           <w:kern w:val="0"/>
-          <w:sz w:val="20"/>
-          <w:szCs w:val="20"/>
+          <w:sz w:val="18"/>
+          <w:szCs w:val="18"/>
           <w:lang w:val="en-US" w:eastAsia="ru-RU"/>
           <w14:ligatures w14:val="none"/>
         </w:rPr>
@@ -300,21 +300,21 @@
           <w:rFonts w:eastAsia="Times New Roman" w:cs="Times New Roman"/>
           <w:color w:val="000000"/>
           <w:kern w:val="0"/>
-          <w:sz w:val="20"/>
-          <w:szCs w:val="20"/>
-          <w:lang w:val="en-US" w:eastAsia="ru-RU"/>
-          <w14:ligatures w14:val="none"/>
-        </w:rPr>
-        <w:t xml:space="preserve"> </w:t>
-      </w:r>
-      <w:proofErr w:type="spellStart"/>
-      <w:r>
-        <w:rPr>
-          <w:rFonts w:eastAsia="Times New Roman" w:cs="Times New Roman"/>
-          <w:color w:val="000000"/>
-          <w:kern w:val="0"/>
-          <w:sz w:val="20"/>
-          <w:szCs w:val="20"/>
+          <w:sz w:val="18"/>
+          <w:szCs w:val="18"/>
+          <w:lang w:val="en-US" w:eastAsia="ru-RU"/>
+          <w14:ligatures w14:val="none"/>
+        </w:rPr>
+        <w:t xml:space="preserve"> </w:t>
+      </w:r>
+      <w:proofErr w:type="spellStart"/>
+      <w:r>
+        <w:rPr>
+          <w:rFonts w:eastAsia="Times New Roman" w:cs="Times New Roman"/>
+          <w:color w:val="000000"/>
+          <w:kern w:val="0"/>
+          <w:sz w:val="18"/>
+          <w:szCs w:val="18"/>
           <w:lang w:val="en-US" w:eastAsia="ru-RU"/>
           <w14:ligatures w14:val="none"/>
         </w:rPr>
@@ -326,21 +326,21 @@
           <w:rFonts w:eastAsia="Times New Roman" w:cs="Times New Roman"/>
           <w:color w:val="000000"/>
           <w:kern w:val="0"/>
-          <w:sz w:val="20"/>
-          <w:szCs w:val="20"/>
-          <w:lang w:val="en-US" w:eastAsia="ru-RU"/>
-          <w14:ligatures w14:val="none"/>
-        </w:rPr>
-        <w:t xml:space="preserve"> </w:t>
-      </w:r>
-      <w:proofErr w:type="spellStart"/>
-      <w:r>
-        <w:rPr>
-          <w:rFonts w:eastAsia="Times New Roman" w:cs="Times New Roman"/>
-          <w:color w:val="000000"/>
-          <w:kern w:val="0"/>
-          <w:sz w:val="20"/>
-          <w:szCs w:val="20"/>
+          <w:sz w:val="18"/>
+          <w:szCs w:val="18"/>
+          <w:lang w:val="en-US" w:eastAsia="ru-RU"/>
+          <w14:ligatures w14:val="none"/>
+        </w:rPr>
+        <w:t xml:space="preserve"> </w:t>
+      </w:r>
+      <w:proofErr w:type="spellStart"/>
+      <w:r>
+        <w:rPr>
+          <w:rFonts w:eastAsia="Times New Roman" w:cs="Times New Roman"/>
+          <w:color w:val="000000"/>
+          <w:kern w:val="0"/>
+          <w:sz w:val="18"/>
+          <w:szCs w:val="18"/>
           <w:lang w:val="en-US" w:eastAsia="ru-RU"/>
           <w14:ligatures w14:val="none"/>
         </w:rPr>
@@ -352,8 +352,8 @@
           <w:rFonts w:eastAsia="Times New Roman" w:cs="Times New Roman"/>
           <w:color w:val="000000"/>
           <w:kern w:val="0"/>
-          <w:sz w:val="20"/>
-          <w:szCs w:val="20"/>
+          <w:sz w:val="18"/>
+          <w:szCs w:val="18"/>
           <w:lang w:val="en-US" w:eastAsia="ru-RU"/>
           <w14:ligatures w14:val="none"/>
         </w:rPr>
@@ -366,8 +366,8 @@
           <w:rFonts w:eastAsia="Times New Roman" w:cs="Times New Roman"/>
           <w:color w:val="000000"/>
           <w:kern w:val="0"/>
-          <w:sz w:val="20"/>
-          <w:szCs w:val="20"/>
+          <w:sz w:val="18"/>
+          <w:szCs w:val="18"/>
           <w:lang w:val="en-US" w:eastAsia="ru-RU"/>
           <w14:ligatures w14:val="none"/>
         </w:rPr>
@@ -379,8 +379,8 @@
           <w:rFonts w:eastAsia="Times New Roman" w:cs="Times New Roman"/>
           <w:color w:val="000000"/>
           <w:kern w:val="0"/>
-          <w:sz w:val="20"/>
-          <w:szCs w:val="20"/>
+          <w:sz w:val="18"/>
+          <w:szCs w:val="18"/>
           <w:lang w:val="en-US" w:eastAsia="ru-RU"/>
           <w14:ligatures w14:val="none"/>
         </w:rPr>
@@ -392,21 +392,21 @@
           <w:rFonts w:eastAsia="Times New Roman" w:cs="Times New Roman"/>
           <w:color w:val="000000"/>
           <w:kern w:val="0"/>
-          <w:sz w:val="20"/>
-          <w:szCs w:val="20"/>
-          <w:lang w:val="en-US" w:eastAsia="ru-RU"/>
-          <w14:ligatures w14:val="none"/>
-        </w:rPr>
-        <w:t xml:space="preserve"> </w:t>
-      </w:r>
-      <w:proofErr w:type="spellStart"/>
-      <w:r>
-        <w:rPr>
-          <w:rFonts w:eastAsia="Times New Roman" w:cs="Times New Roman"/>
-          <w:color w:val="000000"/>
-          <w:kern w:val="0"/>
-          <w:sz w:val="20"/>
-          <w:szCs w:val="20"/>
+          <w:sz w:val="18"/>
+          <w:szCs w:val="18"/>
+          <w:lang w:val="en-US" w:eastAsia="ru-RU"/>
+          <w14:ligatures w14:val="none"/>
+        </w:rPr>
+        <w:t xml:space="preserve"> </w:t>
+      </w:r>
+      <w:proofErr w:type="spellStart"/>
+      <w:r>
+        <w:rPr>
+          <w:rFonts w:eastAsia="Times New Roman" w:cs="Times New Roman"/>
+          <w:color w:val="000000"/>
+          <w:kern w:val="0"/>
+          <w:sz w:val="18"/>
+          <w:szCs w:val="18"/>
           <w:lang w:val="en-US" w:eastAsia="ru-RU"/>
           <w14:ligatures w14:val="none"/>
         </w:rPr>
@@ -418,21 +418,21 @@
           <w:rFonts w:eastAsia="Times New Roman" w:cs="Times New Roman"/>
           <w:color w:val="000000"/>
           <w:kern w:val="0"/>
-          <w:sz w:val="20"/>
-          <w:szCs w:val="20"/>
-          <w:lang w:val="en-US" w:eastAsia="ru-RU"/>
-          <w14:ligatures w14:val="none"/>
-        </w:rPr>
-        <w:t xml:space="preserve"> </w:t>
-      </w:r>
-      <w:proofErr w:type="spellStart"/>
-      <w:r>
-        <w:rPr>
-          <w:rFonts w:eastAsia="Times New Roman" w:cs="Times New Roman"/>
-          <w:color w:val="000000"/>
-          <w:kern w:val="0"/>
-          <w:sz w:val="20"/>
-          <w:szCs w:val="20"/>
+          <w:sz w:val="18"/>
+          <w:szCs w:val="18"/>
+          <w:lang w:val="en-US" w:eastAsia="ru-RU"/>
+          <w14:ligatures w14:val="none"/>
+        </w:rPr>
+        <w:t xml:space="preserve"> </w:t>
+      </w:r>
+      <w:proofErr w:type="spellStart"/>
+      <w:r>
+        <w:rPr>
+          <w:rFonts w:eastAsia="Times New Roman" w:cs="Times New Roman"/>
+          <w:color w:val="000000"/>
+          <w:kern w:val="0"/>
+          <w:sz w:val="18"/>
+          <w:szCs w:val="18"/>
           <w:lang w:val="en-US" w:eastAsia="ru-RU"/>
           <w14:ligatures w14:val="none"/>
         </w:rPr>
@@ -444,21 +444,21 @@
           <w:rFonts w:eastAsia="Times New Roman" w:cs="Times New Roman"/>
           <w:color w:val="000000"/>
           <w:kern w:val="0"/>
-          <w:sz w:val="20"/>
-          <w:szCs w:val="20"/>
-          <w:lang w:val="en-US" w:eastAsia="ru-RU"/>
-          <w14:ligatures w14:val="none"/>
-        </w:rPr>
-        <w:t xml:space="preserve"> </w:t>
-      </w:r>
-      <w:proofErr w:type="spellStart"/>
-      <w:r>
-        <w:rPr>
-          <w:rFonts w:eastAsia="Times New Roman" w:cs="Times New Roman"/>
-          <w:color w:val="000000"/>
-          <w:kern w:val="0"/>
-          <w:sz w:val="20"/>
-          <w:szCs w:val="20"/>
+          <w:sz w:val="18"/>
+          <w:szCs w:val="18"/>
+          <w:lang w:val="en-US" w:eastAsia="ru-RU"/>
+          <w14:ligatures w14:val="none"/>
+        </w:rPr>
+        <w:t xml:space="preserve"> </w:t>
+      </w:r>
+      <w:proofErr w:type="spellStart"/>
+      <w:r>
+        <w:rPr>
+          <w:rFonts w:eastAsia="Times New Roman" w:cs="Times New Roman"/>
+          <w:color w:val="000000"/>
+          <w:kern w:val="0"/>
+          <w:sz w:val="18"/>
+          <w:szCs w:val="18"/>
           <w:lang w:val="en-US" w:eastAsia="ru-RU"/>
           <w14:ligatures w14:val="none"/>
         </w:rPr>
@@ -470,21 +470,21 @@
           <w:rFonts w:eastAsia="Times New Roman" w:cs="Times New Roman"/>
           <w:color w:val="000000"/>
           <w:kern w:val="0"/>
-          <w:sz w:val="20"/>
-          <w:szCs w:val="20"/>
-          <w:lang w:val="en-US" w:eastAsia="ru-RU"/>
-          <w14:ligatures w14:val="none"/>
-        </w:rPr>
-        <w:t xml:space="preserve"> </w:t>
-      </w:r>
-      <w:proofErr w:type="spellStart"/>
-      <w:r>
-        <w:rPr>
-          <w:rFonts w:eastAsia="Times New Roman" w:cs="Times New Roman"/>
-          <w:color w:val="000000"/>
-          <w:kern w:val="0"/>
-          <w:sz w:val="20"/>
-          <w:szCs w:val="20"/>
+          <w:sz w:val="18"/>
+          <w:szCs w:val="18"/>
+          <w:lang w:val="en-US" w:eastAsia="ru-RU"/>
+          <w14:ligatures w14:val="none"/>
+        </w:rPr>
+        <w:t xml:space="preserve"> </w:t>
+      </w:r>
+      <w:proofErr w:type="spellStart"/>
+      <w:r>
+        <w:rPr>
+          <w:rFonts w:eastAsia="Times New Roman" w:cs="Times New Roman"/>
+          <w:color w:val="000000"/>
+          <w:kern w:val="0"/>
+          <w:sz w:val="18"/>
+          <w:szCs w:val="18"/>
           <w:lang w:val="en-US" w:eastAsia="ru-RU"/>
           <w14:ligatures w14:val="none"/>
         </w:rPr>
@@ -496,21 +496,21 @@
           <w:rFonts w:eastAsia="Times New Roman" w:cs="Times New Roman"/>
           <w:color w:val="000000"/>
           <w:kern w:val="0"/>
-          <w:sz w:val="20"/>
-          <w:szCs w:val="20"/>
-          <w:lang w:val="en-US" w:eastAsia="ru-RU"/>
-          <w14:ligatures w14:val="none"/>
-        </w:rPr>
-        <w:t xml:space="preserve"> </w:t>
-      </w:r>
-      <w:proofErr w:type="spellStart"/>
-      <w:r>
-        <w:rPr>
-          <w:rFonts w:eastAsia="Times New Roman" w:cs="Times New Roman"/>
-          <w:color w:val="000000"/>
-          <w:kern w:val="0"/>
-          <w:sz w:val="20"/>
-          <w:szCs w:val="20"/>
+          <w:sz w:val="18"/>
+          <w:szCs w:val="18"/>
+          <w:lang w:val="en-US" w:eastAsia="ru-RU"/>
+          <w14:ligatures w14:val="none"/>
+        </w:rPr>
+        <w:t xml:space="preserve"> </w:t>
+      </w:r>
+      <w:proofErr w:type="spellStart"/>
+      <w:r>
+        <w:rPr>
+          <w:rFonts w:eastAsia="Times New Roman" w:cs="Times New Roman"/>
+          <w:color w:val="000000"/>
+          <w:kern w:val="0"/>
+          <w:sz w:val="18"/>
+          <w:szCs w:val="18"/>
           <w:lang w:val="en-US" w:eastAsia="ru-RU"/>
           <w14:ligatures w14:val="none"/>
         </w:rPr>
@@ -522,21 +522,21 @@
           <w:rFonts w:eastAsia="Times New Roman" w:cs="Times New Roman"/>
           <w:color w:val="000000"/>
           <w:kern w:val="0"/>
-          <w:sz w:val="20"/>
-          <w:szCs w:val="20"/>
-          <w:lang w:val="en-US" w:eastAsia="ru-RU"/>
-          <w14:ligatures w14:val="none"/>
-        </w:rPr>
-        <w:t xml:space="preserve"> </w:t>
-      </w:r>
-      <w:proofErr w:type="spellStart"/>
-      <w:r>
-        <w:rPr>
-          <w:rFonts w:eastAsia="Times New Roman" w:cs="Times New Roman"/>
-          <w:color w:val="000000"/>
-          <w:kern w:val="0"/>
-          <w:sz w:val="20"/>
-          <w:szCs w:val="20"/>
+          <w:sz w:val="18"/>
+          <w:szCs w:val="18"/>
+          <w:lang w:val="en-US" w:eastAsia="ru-RU"/>
+          <w14:ligatures w14:val="none"/>
+        </w:rPr>
+        <w:t xml:space="preserve"> </w:t>
+      </w:r>
+      <w:proofErr w:type="spellStart"/>
+      <w:r>
+        <w:rPr>
+          <w:rFonts w:eastAsia="Times New Roman" w:cs="Times New Roman"/>
+          <w:color w:val="000000"/>
+          <w:kern w:val="0"/>
+          <w:sz w:val="18"/>
+          <w:szCs w:val="18"/>
           <w:lang w:val="en-US" w:eastAsia="ru-RU"/>
           <w14:ligatures w14:val="none"/>
         </w:rPr>
@@ -548,8 +548,8 @@
           <w:rFonts w:eastAsia="Times New Roman" w:cs="Times New Roman"/>
           <w:color w:val="000000"/>
           <w:kern w:val="0"/>
-          <w:sz w:val="20"/>
-          <w:szCs w:val="20"/>
+          <w:sz w:val="18"/>
+          <w:szCs w:val="18"/>
           <w:lang w:val="en-US" w:eastAsia="ru-RU"/>
           <w14:ligatures w14:val="none"/>
         </w:rPr>
@@ -561,8 +561,8 @@
           <w:rFonts w:eastAsia="Times New Roman" w:cs="Times New Roman"/>
           <w:color w:val="000000"/>
           <w:kern w:val="0"/>
-          <w:sz w:val="20"/>
-          <w:szCs w:val="20"/>
+          <w:sz w:val="18"/>
+          <w:szCs w:val="18"/>
           <w:lang w:val="en-US" w:eastAsia="ru-RU"/>
           <w14:ligatures w14:val="none"/>
         </w:rPr>
@@ -574,21 +574,21 @@
           <w:rFonts w:eastAsia="Times New Roman" w:cs="Times New Roman"/>
           <w:color w:val="000000"/>
           <w:kern w:val="0"/>
-          <w:sz w:val="20"/>
-          <w:szCs w:val="20"/>
-          <w:lang w:val="en-US" w:eastAsia="ru-RU"/>
-          <w14:ligatures w14:val="none"/>
-        </w:rPr>
-        <w:t xml:space="preserve"> </w:t>
-      </w:r>
-      <w:proofErr w:type="spellStart"/>
-      <w:r>
-        <w:rPr>
-          <w:rFonts w:eastAsia="Times New Roman" w:cs="Times New Roman"/>
-          <w:color w:val="000000"/>
-          <w:kern w:val="0"/>
-          <w:sz w:val="20"/>
-          <w:szCs w:val="20"/>
+          <w:sz w:val="18"/>
+          <w:szCs w:val="18"/>
+          <w:lang w:val="en-US" w:eastAsia="ru-RU"/>
+          <w14:ligatures w14:val="none"/>
+        </w:rPr>
+        <w:t xml:space="preserve"> </w:t>
+      </w:r>
+      <w:proofErr w:type="spellStart"/>
+      <w:r>
+        <w:rPr>
+          <w:rFonts w:eastAsia="Times New Roman" w:cs="Times New Roman"/>
+          <w:color w:val="000000"/>
+          <w:kern w:val="0"/>
+          <w:sz w:val="18"/>
+          <w:szCs w:val="18"/>
           <w:lang w:val="en-US" w:eastAsia="ru-RU"/>
           <w14:ligatures w14:val="none"/>
         </w:rPr>
@@ -600,21 +600,21 @@
           <w:rFonts w:eastAsia="Times New Roman" w:cs="Times New Roman"/>
           <w:color w:val="000000"/>
           <w:kern w:val="0"/>
-          <w:sz w:val="20"/>
-          <w:szCs w:val="20"/>
-          <w:lang w:val="en-US" w:eastAsia="ru-RU"/>
-          <w14:ligatures w14:val="none"/>
-        </w:rPr>
-        <w:t xml:space="preserve"> </w:t>
-      </w:r>
-      <w:proofErr w:type="spellStart"/>
-      <w:r>
-        <w:rPr>
-          <w:rFonts w:eastAsia="Times New Roman" w:cs="Times New Roman"/>
-          <w:color w:val="000000"/>
-          <w:kern w:val="0"/>
-          <w:sz w:val="20"/>
-          <w:szCs w:val="20"/>
+          <w:sz w:val="18"/>
+          <w:szCs w:val="18"/>
+          <w:lang w:val="en-US" w:eastAsia="ru-RU"/>
+          <w14:ligatures w14:val="none"/>
+        </w:rPr>
+        <w:t xml:space="preserve"> </w:t>
+      </w:r>
+      <w:proofErr w:type="spellStart"/>
+      <w:r>
+        <w:rPr>
+          <w:rFonts w:eastAsia="Times New Roman" w:cs="Times New Roman"/>
+          <w:color w:val="000000"/>
+          <w:kern w:val="0"/>
+          <w:sz w:val="18"/>
+          <w:szCs w:val="18"/>
           <w:lang w:val="en-US" w:eastAsia="ru-RU"/>
           <w14:ligatures w14:val="none"/>
         </w:rPr>
@@ -626,8 +626,8 @@
           <w:rFonts w:eastAsia="Times New Roman" w:cs="Times New Roman"/>
           <w:color w:val="000000"/>
           <w:kern w:val="0"/>
-          <w:sz w:val="20"/>
-          <w:szCs w:val="20"/>
+          <w:sz w:val="18"/>
+          <w:szCs w:val="18"/>
           <w:lang w:val="en-US" w:eastAsia="ru-RU"/>
           <w14:ligatures w14:val="none"/>
         </w:rPr>
@@ -639,8 +639,8 @@
           <w:rFonts w:eastAsia="Times New Roman" w:cs="Times New Roman"/>
           <w:color w:val="000000"/>
           <w:kern w:val="0"/>
-          <w:sz w:val="20"/>
-          <w:szCs w:val="20"/>
+          <w:sz w:val="18"/>
+          <w:szCs w:val="18"/>
           <w:lang w:val="en-US" w:eastAsia="ru-RU"/>
           <w14:ligatures w14:val="none"/>
         </w:rPr>
@@ -652,21 +652,21 @@
           <w:rFonts w:eastAsia="Times New Roman" w:cs="Times New Roman"/>
           <w:color w:val="000000"/>
           <w:kern w:val="0"/>
-          <w:sz w:val="20"/>
-          <w:szCs w:val="20"/>
-          <w:lang w:val="en-US" w:eastAsia="ru-RU"/>
-          <w14:ligatures w14:val="none"/>
-        </w:rPr>
-        <w:t xml:space="preserve"> </w:t>
-      </w:r>
-      <w:proofErr w:type="spellStart"/>
-      <w:r>
-        <w:rPr>
-          <w:rFonts w:eastAsia="Times New Roman" w:cs="Times New Roman"/>
-          <w:color w:val="000000"/>
-          <w:kern w:val="0"/>
-          <w:sz w:val="20"/>
-          <w:szCs w:val="20"/>
+          <w:sz w:val="18"/>
+          <w:szCs w:val="18"/>
+          <w:lang w:val="en-US" w:eastAsia="ru-RU"/>
+          <w14:ligatures w14:val="none"/>
+        </w:rPr>
+        <w:t xml:space="preserve"> </w:t>
+      </w:r>
+      <w:proofErr w:type="spellStart"/>
+      <w:r>
+        <w:rPr>
+          <w:rFonts w:eastAsia="Times New Roman" w:cs="Times New Roman"/>
+          <w:color w:val="000000"/>
+          <w:kern w:val="0"/>
+          <w:sz w:val="18"/>
+          <w:szCs w:val="18"/>
           <w:lang w:val="en-US" w:eastAsia="ru-RU"/>
           <w14:ligatures w14:val="none"/>
         </w:rPr>
@@ -678,21 +678,21 @@
           <w:rFonts w:eastAsia="Times New Roman" w:cs="Times New Roman"/>
           <w:color w:val="000000"/>
           <w:kern w:val="0"/>
-          <w:sz w:val="20"/>
-          <w:szCs w:val="20"/>
-          <w:lang w:val="en-US" w:eastAsia="ru-RU"/>
-          <w14:ligatures w14:val="none"/>
-        </w:rPr>
-        <w:t xml:space="preserve"> </w:t>
-      </w:r>
-      <w:proofErr w:type="spellStart"/>
-      <w:r>
-        <w:rPr>
-          <w:rFonts w:eastAsia="Times New Roman" w:cs="Times New Roman"/>
-          <w:color w:val="000000"/>
-          <w:kern w:val="0"/>
-          <w:sz w:val="20"/>
-          <w:szCs w:val="20"/>
+          <w:sz w:val="18"/>
+          <w:szCs w:val="18"/>
+          <w:lang w:val="en-US" w:eastAsia="ru-RU"/>
+          <w14:ligatures w14:val="none"/>
+        </w:rPr>
+        <w:t xml:space="preserve"> </w:t>
+      </w:r>
+      <w:proofErr w:type="spellStart"/>
+      <w:r>
+        <w:rPr>
+          <w:rFonts w:eastAsia="Times New Roman" w:cs="Times New Roman"/>
+          <w:color w:val="000000"/>
+          <w:kern w:val="0"/>
+          <w:sz w:val="18"/>
+          <w:szCs w:val="18"/>
           <w:lang w:val="en-US" w:eastAsia="ru-RU"/>
           <w14:ligatures w14:val="none"/>
         </w:rPr>
@@ -704,21 +704,21 @@
           <w:rFonts w:eastAsia="Times New Roman" w:cs="Times New Roman"/>
           <w:color w:val="000000"/>
           <w:kern w:val="0"/>
-          <w:sz w:val="20"/>
-          <w:szCs w:val="20"/>
-          <w:lang w:val="en-US" w:eastAsia="ru-RU"/>
-          <w14:ligatures w14:val="none"/>
-        </w:rPr>
-        <w:t xml:space="preserve"> </w:t>
-      </w:r>
-      <w:proofErr w:type="spellStart"/>
-      <w:r>
-        <w:rPr>
-          <w:rFonts w:eastAsia="Times New Roman" w:cs="Times New Roman"/>
-          <w:color w:val="000000"/>
-          <w:kern w:val="0"/>
-          <w:sz w:val="20"/>
-          <w:szCs w:val="20"/>
+          <w:sz w:val="18"/>
+          <w:szCs w:val="18"/>
+          <w:lang w:val="en-US" w:eastAsia="ru-RU"/>
+          <w14:ligatures w14:val="none"/>
+        </w:rPr>
+        <w:t xml:space="preserve"> </w:t>
+      </w:r>
+      <w:proofErr w:type="spellStart"/>
+      <w:r>
+        <w:rPr>
+          <w:rFonts w:eastAsia="Times New Roman" w:cs="Times New Roman"/>
+          <w:color w:val="000000"/>
+          <w:kern w:val="0"/>
+          <w:sz w:val="18"/>
+          <w:szCs w:val="18"/>
           <w:lang w:val="en-US" w:eastAsia="ru-RU"/>
           <w14:ligatures w14:val="none"/>
         </w:rPr>
@@ -730,8 +730,8 @@
           <w:rFonts w:eastAsia="Times New Roman" w:cs="Times New Roman"/>
           <w:color w:val="000000"/>
           <w:kern w:val="0"/>
-          <w:sz w:val="20"/>
-          <w:szCs w:val="20"/>
+          <w:sz w:val="18"/>
+          <w:szCs w:val="18"/>
           <w:lang w:val="en-US" w:eastAsia="ru-RU"/>
           <w14:ligatures w14:val="none"/>
         </w:rPr>
@@ -747,8 +747,8 @@
           <w:rFonts w:eastAsia="Times New Roman" w:cs="Times New Roman"/>
           <w:color w:val="000000"/>
           <w:kern w:val="0"/>
-          <w:sz w:val="20"/>
-          <w:szCs w:val="20"/>
+          <w:sz w:val="18"/>
+          <w:szCs w:val="18"/>
           <w:lang w:val="en-US" w:eastAsia="ru-RU"/>
           <w14:ligatures w14:val="none"/>
         </w:rPr>
@@ -765,8 +765,8 @@
           <w:bCs/>
           <w:color w:val="000000"/>
           <w:kern w:val="0"/>
-          <w:sz w:val="20"/>
-          <w:szCs w:val="20"/>
+          <w:sz w:val="18"/>
+          <w:szCs w:val="18"/>
           <w:u w:val="single"/>
           <w:lang w:val="en-US" w:eastAsia="ru-RU"/>
           <w14:ligatures w14:val="none"/>
@@ -779,8 +779,8 @@
           <w:bCs/>
           <w:color w:val="000000"/>
           <w:kern w:val="0"/>
-          <w:sz w:val="20"/>
-          <w:szCs w:val="20"/>
+          <w:sz w:val="18"/>
+          <w:szCs w:val="18"/>
           <w:u w:val="single"/>
           <w:lang w:val="en-US" w:eastAsia="ru-RU"/>
           <w14:ligatures w14:val="none"/>
@@ -848,8 +848,8 @@
         <w:ind w:left="-142"/>
         <w:jc w:val="center"/>
         <w:rPr>
-          <w:sz w:val="20"/>
-          <w:szCs w:val="20"/>
+          <w:sz w:val="18"/>
+          <w:szCs w:val="18"/>
           <w:lang w:val="en-US"/>
         </w:rPr>
         <w:sectPr>
@@ -866,15 +866,15 @@
         <w:ind w:left="-142"/>
         <w:jc w:val="center"/>
         <w:rPr>
-          <w:sz w:val="20"/>
-          <w:szCs w:val="20"/>
+          <w:sz w:val="18"/>
+          <w:szCs w:val="18"/>
           <w:lang w:val="en-US"/>
         </w:rPr>
       </w:pPr>
       <w:r>
         <w:rPr>
-          <w:sz w:val="20"/>
-          <w:szCs w:val="20"/>
+          <w:sz w:val="18"/>
+          <w:szCs w:val="18"/>
           <w:lang w:val="en-US"/>
         </w:rPr>
         <w:t>ORGANIZATION</w:t>
@@ -891,8 +891,8 @@
           <w:bCs/>
           <w:color w:val="000000"/>
           <w:kern w:val="0"/>
-          <w:sz w:val="20"/>
-          <w:szCs w:val="20"/>
+          <w:sz w:val="18"/>
+          <w:szCs w:val="18"/>
           <w:u w:val="single"/>
           <w:lang w:val="en-US" w:eastAsia="ru-RU"/>
           <w14:ligatures w14:val="none"/>
@@ -905,8 +905,8 @@
           <w:bCs/>
           <w:color w:val="000000"/>
           <w:kern w:val="0"/>
-          <w:sz w:val="20"/>
-          <w:szCs w:val="20"/>
+          <w:sz w:val="18"/>
+          <w:szCs w:val="18"/>
           <w:u w:val="single"/>
           <w:lang w:val="en-US" w:eastAsia="ru-RU"/>
           <w14:ligatures w14:val="none"/>
@@ -977,8 +977,8 @@
         <w:rPr>
           <w:b/>
           <w:bCs/>
-          <w:sz w:val="20"/>
-          <w:szCs w:val="20"/>
+          <w:sz w:val="18"/>
+          <w:szCs w:val="18"/>
           <w:u w:val="single"/>
           <w:lang w:val="en-US"/>
         </w:rPr>
@@ -990,8 +990,8 @@
         <w:ind w:left="-142"/>
         <w:jc w:val="center"/>
         <w:rPr>
-          <w:sz w:val="20"/>
-          <w:szCs w:val="20"/>
+          <w:sz w:val="18"/>
+          <w:szCs w:val="18"/>
           <w:lang w:val="en-US"/>
         </w:rPr>
       </w:pPr>
@@ -1004,8 +1004,8 @@
         <w:rPr>
           <w:b/>
           <w:bCs/>
-          <w:sz w:val="20"/>
-          <w:szCs w:val="20"/>
+          <w:sz w:val="18"/>
+          <w:szCs w:val="18"/>
           <w:u w:val="single"/>
           <w:lang w:val="en-US"/>
         </w:rPr>
@@ -1014,8 +1014,8 @@
         <w:rPr>
           <w:b/>
           <w:bCs/>
-          <w:sz w:val="20"/>
-          <w:szCs w:val="20"/>
+          <w:sz w:val="18"/>
+          <w:szCs w:val="18"/>
           <w:u w:val="single"/>
           <w:lang w:val="uz-Cyrl-UZ"/>
         </w:rPr>
@@ -1028,16 +1028,16 @@
         <w:ind w:left="-142"/>
         <w:jc w:val="center"/>
         <w:rPr>
-          <w:sz w:val="20"/>
-          <w:szCs w:val="20"/>
+          <w:sz w:val="18"/>
+          <w:szCs w:val="18"/>
           <w:lang w:val="en-US"/>
         </w:rPr>
       </w:pPr>
       <w:proofErr w:type="spellStart"/>
       <w:r>
         <w:rPr>
-          <w:sz w:val="20"/>
-          <w:szCs w:val="20"/>
+          <w:sz w:val="18"/>
+          <w:szCs w:val="18"/>
           <w:lang w:val="en-US"/>
         </w:rPr>
         <w:t>ushbu</w:t>
@@ -1045,17 +1045,17 @@
       <w:proofErr w:type="spellEnd"/>
       <w:r>
         <w:rPr>
-          <w:sz w:val="20"/>
-          <w:szCs w:val="20"/>
-          <w:lang w:val="en-US"/>
-        </w:rPr>
-        <w:t xml:space="preserve"> </w:t>
-      </w:r>
-      <w:proofErr w:type="spellStart"/>
-      <w:r>
-        <w:rPr>
-          <w:sz w:val="20"/>
-          <w:szCs w:val="20"/>
+          <w:sz w:val="18"/>
+          <w:szCs w:val="18"/>
+          <w:lang w:val="en-US"/>
+        </w:rPr>
+        <w:t xml:space="preserve"> </w:t>
+      </w:r>
+      <w:proofErr w:type="spellStart"/>
+      <w:r>
+        <w:rPr>
+          <w:sz w:val="18"/>
+          <w:szCs w:val="18"/>
           <w:lang w:val="en-US"/>
         </w:rPr>
         <w:t>dalolatnoma</w:t>
@@ -1063,17 +1063,17 @@
       <w:proofErr w:type="spellEnd"/>
       <w:r>
         <w:rPr>
-          <w:sz w:val="20"/>
-          <w:szCs w:val="20"/>
-          <w:lang w:val="en-US"/>
-        </w:rPr>
-        <w:t xml:space="preserve"> </w:t>
-      </w:r>
-      <w:proofErr w:type="spellStart"/>
-      <w:r>
-        <w:rPr>
-          <w:sz w:val="20"/>
-          <w:szCs w:val="20"/>
+          <w:sz w:val="18"/>
+          <w:szCs w:val="18"/>
+          <w:lang w:val="en-US"/>
+        </w:rPr>
+        <w:t xml:space="preserve"> </w:t>
+      </w:r>
+      <w:proofErr w:type="spellStart"/>
+      <w:r>
+        <w:rPr>
+          <w:sz w:val="18"/>
+          <w:szCs w:val="18"/>
           <w:lang w:val="en-US"/>
         </w:rPr>
         <w:t>quyidagi</w:t>
@@ -1081,17 +1081,17 @@
       <w:proofErr w:type="spellEnd"/>
       <w:r>
         <w:rPr>
-          <w:sz w:val="20"/>
-          <w:szCs w:val="20"/>
-          <w:lang w:val="en-US"/>
-        </w:rPr>
-        <w:t xml:space="preserve"> </w:t>
-      </w:r>
-      <w:proofErr w:type="spellStart"/>
-      <w:r>
-        <w:rPr>
-          <w:sz w:val="20"/>
-          <w:szCs w:val="20"/>
+          <w:sz w:val="18"/>
+          <w:szCs w:val="18"/>
+          <w:lang w:val="en-US"/>
+        </w:rPr>
+        <w:t xml:space="preserve"> </w:t>
+      </w:r>
+      <w:proofErr w:type="spellStart"/>
+      <w:r>
+        <w:rPr>
+          <w:sz w:val="18"/>
+          <w:szCs w:val="18"/>
           <w:lang w:val="en-US"/>
         </w:rPr>
         <w:t>ishlarni</w:t>
@@ -1099,17 +1099,17 @@
       <w:proofErr w:type="spellEnd"/>
       <w:r>
         <w:rPr>
-          <w:sz w:val="20"/>
-          <w:szCs w:val="20"/>
-          <w:lang w:val="en-US"/>
-        </w:rPr>
-        <w:t xml:space="preserve"> </w:t>
-      </w:r>
-      <w:proofErr w:type="spellStart"/>
-      <w:r>
-        <w:rPr>
-          <w:sz w:val="20"/>
-          <w:szCs w:val="20"/>
+          <w:sz w:val="18"/>
+          <w:szCs w:val="18"/>
+          <w:lang w:val="en-US"/>
+        </w:rPr>
+        <w:t xml:space="preserve"> </w:t>
+      </w:r>
+      <w:proofErr w:type="spellStart"/>
+      <w:r>
+        <w:rPr>
+          <w:sz w:val="18"/>
+          <w:szCs w:val="18"/>
           <w:lang w:val="en-US"/>
         </w:rPr>
         <w:t>bajarilganligi</w:t>
@@ -1117,17 +1117,17 @@
       <w:proofErr w:type="spellEnd"/>
       <w:r>
         <w:rPr>
-          <w:sz w:val="20"/>
-          <w:szCs w:val="20"/>
-          <w:lang w:val="en-US"/>
-        </w:rPr>
-        <w:t xml:space="preserve"> </w:t>
-      </w:r>
-      <w:proofErr w:type="spellStart"/>
-      <w:r>
-        <w:rPr>
-          <w:sz w:val="20"/>
-          <w:szCs w:val="20"/>
+          <w:sz w:val="18"/>
+          <w:szCs w:val="18"/>
+          <w:lang w:val="en-US"/>
+        </w:rPr>
+        <w:t xml:space="preserve"> </w:t>
+      </w:r>
+      <w:proofErr w:type="spellStart"/>
+      <w:r>
+        <w:rPr>
+          <w:sz w:val="18"/>
+          <w:szCs w:val="18"/>
           <w:lang w:val="en-US"/>
         </w:rPr>
         <w:t>uchun</w:t>
@@ -1135,17 +1135,17 @@
       <w:proofErr w:type="spellEnd"/>
       <w:r>
         <w:rPr>
-          <w:sz w:val="20"/>
-          <w:szCs w:val="20"/>
-          <w:lang w:val="en-US"/>
-        </w:rPr>
-        <w:t xml:space="preserve"> </w:t>
-      </w:r>
-      <w:proofErr w:type="spellStart"/>
-      <w:r>
-        <w:rPr>
-          <w:sz w:val="20"/>
-          <w:szCs w:val="20"/>
+          <w:sz w:val="18"/>
+          <w:szCs w:val="18"/>
+          <w:lang w:val="en-US"/>
+        </w:rPr>
+        <w:t xml:space="preserve"> </w:t>
+      </w:r>
+      <w:proofErr w:type="spellStart"/>
+      <w:r>
+        <w:rPr>
+          <w:sz w:val="18"/>
+          <w:szCs w:val="18"/>
           <w:lang w:val="en-US"/>
         </w:rPr>
         <w:t>tuzilgan</w:t>
@@ -1153,8 +1153,8 @@
       <w:proofErr w:type="spellEnd"/>
       <w:r>
         <w:rPr>
-          <w:sz w:val="20"/>
-          <w:szCs w:val="20"/>
+          <w:sz w:val="18"/>
+          <w:szCs w:val="18"/>
           <w:lang w:val="en-US"/>
         </w:rPr>
         <w:t>:</w:t>
@@ -1166,8 +1166,8 @@
         <w:ind w:left="-142"/>
         <w:jc w:val="center"/>
         <w:rPr>
-          <w:sz w:val="20"/>
-          <w:szCs w:val="20"/>
+          <w:sz w:val="18"/>
+          <w:szCs w:val="18"/>
           <w:lang w:val="en-US"/>
         </w:rPr>
         <w:sectPr>
@@ -1190,8 +1190,8 @@
           <w:bCs/>
           <w:color w:val="000000"/>
           <w:kern w:val="0"/>
-          <w:sz w:val="20"/>
-          <w:szCs w:val="20"/>
+          <w:sz w:val="18"/>
+          <w:szCs w:val="18"/>
           <w:u w:val="single"/>
           <w:lang w:val="en-US" w:eastAsia="ru-RU"/>
           <w14:ligatures w14:val="none"/>
@@ -1205,8 +1205,8 @@
           <w:bCs/>
           <w:color w:val="000000"/>
           <w:kern w:val="0"/>
-          <w:sz w:val="20"/>
-          <w:szCs w:val="20"/>
+          <w:sz w:val="18"/>
+          <w:szCs w:val="18"/>
           <w:u w:val="single"/>
           <w:lang w:val="en-US" w:eastAsia="ru-RU"/>
           <w14:ligatures w14:val="none"/>
@@ -1221,8 +1221,8 @@
           <w:bCs/>
           <w:color w:val="000000"/>
           <w:kern w:val="0"/>
-          <w:sz w:val="20"/>
-          <w:szCs w:val="20"/>
+          <w:sz w:val="18"/>
+          <w:szCs w:val="18"/>
           <w:u w:val="single"/>
           <w:lang w:val="en-US" w:eastAsia="ru-RU"/>
           <w14:ligatures w14:val="none"/>
@@ -1237,8 +1237,8 @@
           <w:bCs/>
           <w:color w:val="000000"/>
           <w:kern w:val="0"/>
-          <w:sz w:val="20"/>
-          <w:szCs w:val="20"/>
+          <w:sz w:val="18"/>
+          <w:szCs w:val="18"/>
           <w:u w:val="single"/>
           <w:lang w:val="en-US" w:eastAsia="ru-RU"/>
           <w14:ligatures w14:val="none"/>
@@ -1253,8 +1253,8 @@
           <w:bCs/>
           <w:color w:val="000000"/>
           <w:kern w:val="0"/>
-          <w:sz w:val="20"/>
-          <w:szCs w:val="20"/>
+          <w:sz w:val="18"/>
+          <w:szCs w:val="18"/>
           <w:u w:val="single"/>
           <w:lang w:val="en-US" w:eastAsia="ru-RU"/>
           <w14:ligatures w14:val="none"/>
@@ -1269,8 +1269,8 @@
           <w:bCs/>
           <w:color w:val="000000"/>
           <w:kern w:val="0"/>
-          <w:sz w:val="20"/>
-          <w:szCs w:val="20"/>
+          <w:sz w:val="18"/>
+          <w:szCs w:val="18"/>
           <w:u w:val="single"/>
           <w:lang w:val="en-US" w:eastAsia="ru-RU"/>
           <w14:ligatures w14:val="none"/>
@@ -1285,8 +1285,8 @@
           <w:bCs/>
           <w:color w:val="000000"/>
           <w:kern w:val="0"/>
-          <w:sz w:val="20"/>
-          <w:szCs w:val="20"/>
+          <w:sz w:val="18"/>
+          <w:szCs w:val="18"/>
           <w:u w:val="single"/>
           <w:lang w:val="en-US" w:eastAsia="ru-RU"/>
           <w14:ligatures w14:val="none"/>
@@ -1301,8 +1301,8 @@
           <w:bCs/>
           <w:color w:val="000000"/>
           <w:kern w:val="0"/>
-          <w:sz w:val="20"/>
-          <w:szCs w:val="20"/>
+          <w:sz w:val="18"/>
+          <w:szCs w:val="18"/>
           <w:u w:val="single"/>
           <w:lang w:val="en-US" w:eastAsia="ru-RU"/>
           <w14:ligatures w14:val="none"/>
@@ -1461,8 +1461,8 @@
         <w:ind w:left="-142"/>
         <w:jc w:val="center"/>
         <w:rPr>
-          <w:sz w:val="20"/>
-          <w:szCs w:val="20"/>
+          <w:sz w:val="18"/>
+          <w:szCs w:val="18"/>
           <w:lang w:val="en-US"/>
         </w:rPr>
         <w:sectPr>
@@ -1481,8 +1481,8 @@
         <w:rPr>
           <w:b/>
           <w:bCs/>
-          <w:sz w:val="20"/>
-          <w:szCs w:val="20"/>
+          <w:sz w:val="18"/>
+          <w:szCs w:val="18"/>
           <w:lang w:val="en-US"/>
         </w:rPr>
       </w:pPr>
@@ -1491,8 +1491,8 @@
         <w:rPr>
           <w:b/>
           <w:bCs/>
-          <w:sz w:val="20"/>
-          <w:szCs w:val="20"/>
+          <w:sz w:val="18"/>
+          <w:szCs w:val="18"/>
           <w:lang w:val="en-US"/>
         </w:rPr>
         <w:t>Iqtisodiyot</w:t>
@@ -1502,19 +1502,19 @@
         <w:rPr>
           <w:b/>
           <w:bCs/>
-          <w:sz w:val="20"/>
-          <w:szCs w:val="20"/>
-          <w:lang w:val="en-US"/>
-        </w:rPr>
-        <w:t xml:space="preserve"> </w:t>
-      </w:r>
-      <w:proofErr w:type="spellStart"/>
-      <w:r>
-        <w:rPr>
-          <w:b/>
-          <w:bCs/>
-          <w:sz w:val="20"/>
-          <w:szCs w:val="20"/>
+          <w:sz w:val="18"/>
+          <w:szCs w:val="18"/>
+          <w:lang w:val="en-US"/>
+        </w:rPr>
+        <w:t xml:space="preserve"> </w:t>
+      </w:r>
+      <w:proofErr w:type="spellStart"/>
+      <w:r>
+        <w:rPr>
+          <w:b/>
+          <w:bCs/>
+          <w:sz w:val="18"/>
+          <w:szCs w:val="18"/>
           <w:lang w:val="en-US"/>
         </w:rPr>
         <w:t>va</w:t>
@@ -1524,19 +1524,19 @@
         <w:rPr>
           <w:b/>
           <w:bCs/>
-          <w:sz w:val="20"/>
-          <w:szCs w:val="20"/>
-          <w:lang w:val="en-US"/>
-        </w:rPr>
-        <w:t xml:space="preserve"> </w:t>
-      </w:r>
-      <w:proofErr w:type="spellStart"/>
-      <w:r>
-        <w:rPr>
-          <w:b/>
-          <w:bCs/>
-          <w:sz w:val="20"/>
-          <w:szCs w:val="20"/>
+          <w:sz w:val="18"/>
+          <w:szCs w:val="18"/>
+          <w:lang w:val="en-US"/>
+        </w:rPr>
+        <w:t xml:space="preserve"> </w:t>
+      </w:r>
+      <w:proofErr w:type="spellStart"/>
+      <w:r>
+        <w:rPr>
+          <w:b/>
+          <w:bCs/>
+          <w:sz w:val="18"/>
+          <w:szCs w:val="18"/>
           <w:lang w:val="en-US"/>
         </w:rPr>
         <w:t>Moliya</w:t>
@@ -1546,19 +1546,19 @@
         <w:rPr>
           <w:b/>
           <w:bCs/>
-          <w:sz w:val="20"/>
-          <w:szCs w:val="20"/>
-          <w:lang w:val="en-US"/>
-        </w:rPr>
-        <w:t xml:space="preserve"> </w:t>
-      </w:r>
-      <w:proofErr w:type="spellStart"/>
-      <w:r>
-        <w:rPr>
-          <w:b/>
-          <w:bCs/>
-          <w:sz w:val="20"/>
-          <w:szCs w:val="20"/>
+          <w:sz w:val="18"/>
+          <w:szCs w:val="18"/>
+          <w:lang w:val="en-US"/>
+        </w:rPr>
+        <w:t xml:space="preserve"> </w:t>
+      </w:r>
+      <w:proofErr w:type="spellStart"/>
+      <w:r>
+        <w:rPr>
+          <w:b/>
+          <w:bCs/>
+          <w:sz w:val="18"/>
+          <w:szCs w:val="18"/>
           <w:lang w:val="en-US"/>
         </w:rPr>
         <w:t>vazirligining</w:t>
@@ -1568,8 +1568,8 @@
         <w:rPr>
           <w:b/>
           <w:bCs/>
-          <w:sz w:val="20"/>
-          <w:szCs w:val="20"/>
+          <w:sz w:val="18"/>
+          <w:szCs w:val="18"/>
           <w:lang w:val="en-US"/>
         </w:rPr>
         <w:t xml:space="preserve"> </w:t>
@@ -1580,8 +1580,8 @@
         <w:rPr>
           <w:b/>
           <w:bCs/>
-          <w:sz w:val="20"/>
-          <w:szCs w:val="20"/>
+          <w:sz w:val="18"/>
+          <w:szCs w:val="18"/>
           <w:lang w:val="en-US"/>
         </w:rPr>
         <w:t>huzuridagi</w:t>
@@ -1591,8 +1591,8 @@
         <w:rPr>
           <w:b/>
           <w:bCs/>
-          <w:sz w:val="20"/>
-          <w:szCs w:val="20"/>
+          <w:sz w:val="18"/>
+          <w:szCs w:val="18"/>
           <w:lang w:val="en-US"/>
         </w:rPr>
         <w:t xml:space="preserve">  ATM</w:t>
@@ -1602,19 +1602,19 @@
         <w:rPr>
           <w:b/>
           <w:bCs/>
-          <w:sz w:val="20"/>
-          <w:szCs w:val="20"/>
-          <w:lang w:val="en-US"/>
-        </w:rPr>
-        <w:t xml:space="preserve"> </w:t>
-      </w:r>
-      <w:proofErr w:type="spellStart"/>
-      <w:r>
-        <w:rPr>
-          <w:b/>
-          <w:bCs/>
-          <w:sz w:val="20"/>
-          <w:szCs w:val="20"/>
+          <w:sz w:val="18"/>
+          <w:szCs w:val="18"/>
+          <w:lang w:val="en-US"/>
+        </w:rPr>
+        <w:t xml:space="preserve"> </w:t>
+      </w:r>
+      <w:proofErr w:type="spellStart"/>
+      <w:r>
+        <w:rPr>
+          <w:b/>
+          <w:bCs/>
+          <w:sz w:val="18"/>
+          <w:szCs w:val="18"/>
           <w:lang w:val="en-US"/>
         </w:rPr>
         <w:t>tomonidan</w:t>
@@ -1628,8 +1628,8 @@
         <w:rPr>
           <w:b/>
           <w:bCs/>
-          <w:sz w:val="20"/>
-          <w:szCs w:val="20"/>
+          <w:sz w:val="18"/>
+          <w:szCs w:val="18"/>
           <w:lang w:val="en-US"/>
         </w:rPr>
       </w:pPr>
@@ -1638,8 +1638,8 @@
         <w:rPr>
           <w:b/>
           <w:bCs/>
-          <w:sz w:val="20"/>
-          <w:szCs w:val="20"/>
+          <w:sz w:val="18"/>
+          <w:szCs w:val="18"/>
           <w:lang w:val="en-US"/>
         </w:rPr>
         <w:t>quyidagi</w:t>
@@ -1649,19 +1649,19 @@
         <w:rPr>
           <w:b/>
           <w:bCs/>
-          <w:sz w:val="20"/>
-          <w:szCs w:val="20"/>
-          <w:lang w:val="en-US"/>
-        </w:rPr>
-        <w:t xml:space="preserve"> </w:t>
-      </w:r>
-      <w:proofErr w:type="spellStart"/>
-      <w:r>
-        <w:rPr>
-          <w:b/>
-          <w:bCs/>
-          <w:sz w:val="20"/>
-          <w:szCs w:val="20"/>
+          <w:sz w:val="18"/>
+          <w:szCs w:val="18"/>
+          <w:lang w:val="en-US"/>
+        </w:rPr>
+        <w:t xml:space="preserve"> </w:t>
+      </w:r>
+      <w:proofErr w:type="spellStart"/>
+      <w:r>
+        <w:rPr>
+          <w:b/>
+          <w:bCs/>
+          <w:sz w:val="18"/>
+          <w:szCs w:val="18"/>
           <w:lang w:val="en-US"/>
         </w:rPr>
         <w:t>materiallari</w:t>
@@ -1671,8 +1671,8 @@
         <w:rPr>
           <w:b/>
           <w:bCs/>
-          <w:sz w:val="20"/>
-          <w:szCs w:val="20"/>
+          <w:sz w:val="18"/>
+          <w:szCs w:val="18"/>
           <w:lang w:val="en-US"/>
         </w:rPr>
         <w:t xml:space="preserve">, </w:t>
@@ -1682,8 +1682,8 @@
         <w:rPr>
           <w:b/>
           <w:bCs/>
-          <w:sz w:val="20"/>
-          <w:szCs w:val="20"/>
+          <w:sz w:val="18"/>
+          <w:szCs w:val="18"/>
           <w:lang w:val="en-US"/>
         </w:rPr>
         <w:t>ehtiyot</w:t>
@@ -1693,19 +1693,19 @@
         <w:rPr>
           <w:b/>
           <w:bCs/>
-          <w:sz w:val="20"/>
-          <w:szCs w:val="20"/>
-          <w:lang w:val="en-US"/>
-        </w:rPr>
-        <w:t xml:space="preserve"> </w:t>
-      </w:r>
-      <w:proofErr w:type="spellStart"/>
-      <w:r>
-        <w:rPr>
-          <w:b/>
-          <w:bCs/>
-          <w:sz w:val="20"/>
-          <w:szCs w:val="20"/>
+          <w:sz w:val="18"/>
+          <w:szCs w:val="18"/>
+          <w:lang w:val="en-US"/>
+        </w:rPr>
+        <w:t xml:space="preserve"> </w:t>
+      </w:r>
+      <w:proofErr w:type="spellStart"/>
+      <w:r>
+        <w:rPr>
+          <w:b/>
+          <w:bCs/>
+          <w:sz w:val="18"/>
+          <w:szCs w:val="18"/>
           <w:lang w:val="en-US"/>
         </w:rPr>
         <w:t>qismlar</w:t>
@@ -1715,19 +1715,19 @@
         <w:rPr>
           <w:b/>
           <w:bCs/>
-          <w:sz w:val="20"/>
-          <w:szCs w:val="20"/>
-          <w:lang w:val="en-US"/>
-        </w:rPr>
-        <w:t xml:space="preserve"> </w:t>
-      </w:r>
-      <w:proofErr w:type="spellStart"/>
-      <w:r>
-        <w:rPr>
-          <w:b/>
-          <w:bCs/>
-          <w:sz w:val="20"/>
-          <w:szCs w:val="20"/>
+          <w:sz w:val="18"/>
+          <w:szCs w:val="18"/>
+          <w:lang w:val="en-US"/>
+        </w:rPr>
+        <w:t xml:space="preserve"> </w:t>
+      </w:r>
+      <w:proofErr w:type="spellStart"/>
+      <w:r>
+        <w:rPr>
+          <w:b/>
+          <w:bCs/>
+          <w:sz w:val="18"/>
+          <w:szCs w:val="18"/>
           <w:lang w:val="en-US"/>
         </w:rPr>
         <w:t>va</w:t>
@@ -1737,19 +1737,19 @@
         <w:rPr>
           <w:b/>
           <w:bCs/>
-          <w:sz w:val="20"/>
-          <w:szCs w:val="20"/>
-          <w:lang w:val="en-US"/>
-        </w:rPr>
-        <w:t xml:space="preserve"> </w:t>
-      </w:r>
-      <w:proofErr w:type="spellStart"/>
-      <w:r>
-        <w:rPr>
-          <w:b/>
-          <w:bCs/>
-          <w:sz w:val="20"/>
-          <w:szCs w:val="20"/>
+          <w:sz w:val="18"/>
+          <w:szCs w:val="18"/>
+          <w:lang w:val="en-US"/>
+        </w:rPr>
+        <w:t xml:space="preserve"> </w:t>
+      </w:r>
+      <w:proofErr w:type="spellStart"/>
+      <w:r>
+        <w:rPr>
+          <w:b/>
+          <w:bCs/>
+          <w:sz w:val="18"/>
+          <w:szCs w:val="18"/>
           <w:lang w:val="en-US"/>
         </w:rPr>
         <w:t>uskunalar</w:t>
@@ -1759,19 +1759,19 @@
         <w:rPr>
           <w:b/>
           <w:bCs/>
-          <w:sz w:val="20"/>
-          <w:szCs w:val="20"/>
-          <w:lang w:val="en-US"/>
-        </w:rPr>
-        <w:t xml:space="preserve"> </w:t>
-      </w:r>
-      <w:proofErr w:type="spellStart"/>
-      <w:r>
-        <w:rPr>
-          <w:b/>
-          <w:bCs/>
-          <w:sz w:val="20"/>
-          <w:szCs w:val="20"/>
+          <w:sz w:val="18"/>
+          <w:szCs w:val="18"/>
+          <w:lang w:val="en-US"/>
+        </w:rPr>
+        <w:t xml:space="preserve"> </w:t>
+      </w:r>
+      <w:proofErr w:type="spellStart"/>
+      <w:r>
+        <w:rPr>
+          <w:b/>
+          <w:bCs/>
+          <w:sz w:val="18"/>
+          <w:szCs w:val="18"/>
           <w:lang w:val="en-US"/>
         </w:rPr>
         <w:t>o'rnatildi</w:t>
@@ -1781,8 +1781,8 @@
         <w:rPr>
           <w:b/>
           <w:bCs/>
-          <w:sz w:val="20"/>
-          <w:szCs w:val="20"/>
+          <w:sz w:val="18"/>
+          <w:szCs w:val="18"/>
           <w:lang w:val="en-US"/>
         </w:rPr>
         <w:t>:</w:t>
@@ -1795,8 +1795,8 @@
         <w:rPr>
           <w:b/>
           <w:bCs/>
-          <w:sz w:val="20"/>
-          <w:szCs w:val="20"/>
+          <w:sz w:val="18"/>
+          <w:szCs w:val="18"/>
           <w:lang w:val="en-US"/>
         </w:rPr>
         <w:sectPr>
@@ -1811,8 +1811,8 @@
         <w:rPr>
           <w:b/>
           <w:bCs/>
-          <w:sz w:val="20"/>
-          <w:szCs w:val="20"/>
+          <w:sz w:val="18"/>
+          <w:szCs w:val="18"/>
           <w:lang w:val="en-US"/>
         </w:rPr>
         <w:t>CONTRACT</w:t>
@@ -1821,8 +1821,8 @@
         <w:rPr>
           <w:b/>
           <w:bCs/>
-          <w:sz w:val="20"/>
-          <w:szCs w:val="20"/>
+          <w:sz w:val="18"/>
+          <w:szCs w:val="18"/>
           <w:lang w:val="en-US"/>
         </w:rPr>
         <w:t xml:space="preserve"> </w:t>
@@ -1833,15 +1833,15 @@
         <w:ind w:left="-142"/>
         <w:jc w:val="center"/>
         <w:rPr>
-          <w:sz w:val="20"/>
-          <w:szCs w:val="20"/>
+          <w:sz w:val="18"/>
+          <w:szCs w:val="18"/>
           <w:lang w:val="en-US"/>
         </w:rPr>
       </w:pPr>
       <w:r>
         <w:rPr>
-          <w:sz w:val="20"/>
-          <w:szCs w:val="20"/>
+          <w:sz w:val="18"/>
+          <w:szCs w:val="18"/>
           <w:lang w:val="en-US"/>
         </w:rPr>
         <w:t>TABLE</w:t>
@@ -1853,8 +1853,8 @@
         <w:rPr>
           <w:b/>
           <w:bCs/>
-          <w:sz w:val="20"/>
-          <w:szCs w:val="20"/>
+          <w:sz w:val="18"/>
+          <w:szCs w:val="18"/>
           <w:lang w:val="en-US"/>
         </w:rPr>
       </w:pPr>
@@ -1863,8 +1863,8 @@
         <w:rPr>
           <w:b/>
           <w:bCs/>
-          <w:sz w:val="20"/>
-          <w:szCs w:val="20"/>
+          <w:sz w:val="18"/>
+          <w:szCs w:val="18"/>
           <w:lang w:val="en-US"/>
         </w:rPr>
         <w:t>Yaroqsiz</w:t>
@@ -1874,19 +1874,19 @@
         <w:rPr>
           <w:b/>
           <w:bCs/>
-          <w:sz w:val="20"/>
-          <w:szCs w:val="20"/>
-          <w:lang w:val="en-US"/>
-        </w:rPr>
-        <w:t xml:space="preserve"> </w:t>
-      </w:r>
-      <w:proofErr w:type="spellStart"/>
-      <w:r>
-        <w:rPr>
-          <w:b/>
-          <w:bCs/>
-          <w:sz w:val="20"/>
-          <w:szCs w:val="20"/>
+          <w:sz w:val="18"/>
+          <w:szCs w:val="18"/>
+          <w:lang w:val="en-US"/>
+        </w:rPr>
+        <w:t xml:space="preserve"> </w:t>
+      </w:r>
+      <w:proofErr w:type="spellStart"/>
+      <w:r>
+        <w:rPr>
+          <w:b/>
+          <w:bCs/>
+          <w:sz w:val="18"/>
+          <w:szCs w:val="18"/>
           <w:lang w:val="en-US"/>
         </w:rPr>
         <w:t>ehtiyot</w:t>
@@ -1896,19 +1896,19 @@
         <w:rPr>
           <w:b/>
           <w:bCs/>
-          <w:sz w:val="20"/>
-          <w:szCs w:val="20"/>
-          <w:lang w:val="en-US"/>
-        </w:rPr>
-        <w:t xml:space="preserve"> </w:t>
-      </w:r>
-      <w:proofErr w:type="spellStart"/>
-      <w:r>
-        <w:rPr>
-          <w:b/>
-          <w:bCs/>
-          <w:sz w:val="20"/>
-          <w:szCs w:val="20"/>
+          <w:sz w:val="18"/>
+          <w:szCs w:val="18"/>
+          <w:lang w:val="en-US"/>
+        </w:rPr>
+        <w:t xml:space="preserve"> </w:t>
+      </w:r>
+      <w:proofErr w:type="spellStart"/>
+      <w:r>
+        <w:rPr>
+          <w:b/>
+          <w:bCs/>
+          <w:sz w:val="18"/>
+          <w:szCs w:val="18"/>
           <w:lang w:val="en-US"/>
         </w:rPr>
         <w:t>qismlar</w:t>
@@ -1918,19 +1918,19 @@
         <w:rPr>
           <w:b/>
           <w:bCs/>
-          <w:sz w:val="20"/>
-          <w:szCs w:val="20"/>
-          <w:lang w:val="en-US"/>
-        </w:rPr>
-        <w:t xml:space="preserve"> </w:t>
-      </w:r>
-      <w:proofErr w:type="spellStart"/>
-      <w:r>
-        <w:rPr>
-          <w:b/>
-          <w:bCs/>
-          <w:sz w:val="20"/>
-          <w:szCs w:val="20"/>
+          <w:sz w:val="18"/>
+          <w:szCs w:val="18"/>
+          <w:lang w:val="en-US"/>
+        </w:rPr>
+        <w:t xml:space="preserve"> </w:t>
+      </w:r>
+      <w:proofErr w:type="spellStart"/>
+      <w:r>
+        <w:rPr>
+          <w:b/>
+          <w:bCs/>
+          <w:sz w:val="18"/>
+          <w:szCs w:val="18"/>
           <w:lang w:val="en-US"/>
         </w:rPr>
         <w:t>foydalanuvchida</w:t>
@@ -1940,19 +1940,19 @@
         <w:rPr>
           <w:b/>
           <w:bCs/>
-          <w:sz w:val="20"/>
-          <w:szCs w:val="20"/>
-          <w:lang w:val="en-US"/>
-        </w:rPr>
-        <w:t xml:space="preserve"> </w:t>
-      </w:r>
-      <w:proofErr w:type="spellStart"/>
-      <w:r>
-        <w:rPr>
-          <w:b/>
-          <w:bCs/>
-          <w:sz w:val="20"/>
-          <w:szCs w:val="20"/>
+          <w:sz w:val="18"/>
+          <w:szCs w:val="18"/>
+          <w:lang w:val="en-US"/>
+        </w:rPr>
+        <w:t xml:space="preserve"> </w:t>
+      </w:r>
+      <w:proofErr w:type="spellStart"/>
+      <w:r>
+        <w:rPr>
+          <w:b/>
+          <w:bCs/>
+          <w:sz w:val="18"/>
+          <w:szCs w:val="18"/>
           <w:lang w:val="en-US"/>
         </w:rPr>
         <w:t>qoldirildi</w:t>
@@ -1962,8 +1962,8 @@
         <w:rPr>
           <w:b/>
           <w:bCs/>
-          <w:sz w:val="20"/>
-          <w:szCs w:val="20"/>
+          <w:sz w:val="18"/>
+          <w:szCs w:val="18"/>
           <w:lang w:val="en-US"/>
         </w:rPr>
         <w:t>.</w:t>
@@ -1973,16 +1973,16 @@
       <w:pPr>
         <w:ind w:left="-142" w:firstLine="426"/>
         <w:rPr>
-          <w:sz w:val="20"/>
-          <w:szCs w:val="20"/>
+          <w:sz w:val="18"/>
+          <w:szCs w:val="18"/>
           <w:lang w:val="en-US"/>
         </w:rPr>
       </w:pPr>
       <w:proofErr w:type="spellStart"/>
       <w:r>
         <w:rPr>
-          <w:sz w:val="20"/>
-          <w:szCs w:val="20"/>
+          <w:sz w:val="18"/>
+          <w:szCs w:val="18"/>
           <w:lang w:val="en-US"/>
         </w:rPr>
         <w:t>Izoh</w:t>
@@ -1990,8 +1990,8 @@
       <w:proofErr w:type="spellEnd"/>
       <w:r>
         <w:rPr>
-          <w:sz w:val="20"/>
-          <w:szCs w:val="20"/>
+          <w:sz w:val="18"/>
+          <w:szCs w:val="18"/>
           <w:lang w:val="en-US"/>
         </w:rPr>
         <w:t xml:space="preserve">: </w:t>
@@ -1999,8 +1999,8 @@
       <w:proofErr w:type="spellStart"/>
       <w:r>
         <w:rPr>
-          <w:sz w:val="20"/>
-          <w:szCs w:val="20"/>
+          <w:sz w:val="18"/>
+          <w:szCs w:val="18"/>
           <w:lang w:val="en-US"/>
         </w:rPr>
         <w:t>o'rnatilgan</w:t>
@@ -2008,17 +2008,17 @@
       <w:proofErr w:type="spellEnd"/>
       <w:r>
         <w:rPr>
-          <w:sz w:val="20"/>
-          <w:szCs w:val="20"/>
-          <w:lang w:val="en-US"/>
-        </w:rPr>
-        <w:t xml:space="preserve"> </w:t>
-      </w:r>
-      <w:proofErr w:type="spellStart"/>
-      <w:r>
-        <w:rPr>
-          <w:sz w:val="20"/>
-          <w:szCs w:val="20"/>
+          <w:sz w:val="18"/>
+          <w:szCs w:val="18"/>
+          <w:lang w:val="en-US"/>
+        </w:rPr>
+        <w:t xml:space="preserve"> </w:t>
+      </w:r>
+      <w:proofErr w:type="spellStart"/>
+      <w:r>
+        <w:rPr>
+          <w:sz w:val="18"/>
+          <w:szCs w:val="18"/>
           <w:lang w:val="en-US"/>
         </w:rPr>
         <w:t>ehtiyot</w:t>
@@ -2026,17 +2026,17 @@
       <w:proofErr w:type="spellEnd"/>
       <w:r>
         <w:rPr>
-          <w:sz w:val="20"/>
-          <w:szCs w:val="20"/>
-          <w:lang w:val="en-US"/>
-        </w:rPr>
-        <w:t xml:space="preserve"> </w:t>
-      </w:r>
-      <w:proofErr w:type="spellStart"/>
-      <w:r>
-        <w:rPr>
-          <w:sz w:val="20"/>
-          <w:szCs w:val="20"/>
+          <w:sz w:val="18"/>
+          <w:szCs w:val="18"/>
+          <w:lang w:val="en-US"/>
+        </w:rPr>
+        <w:t xml:space="preserve"> </w:t>
+      </w:r>
+      <w:proofErr w:type="spellStart"/>
+      <w:r>
+        <w:rPr>
+          <w:sz w:val="18"/>
+          <w:szCs w:val="18"/>
           <w:lang w:val="en-US"/>
         </w:rPr>
         <w:t>qismlar</w:t>
@@ -2044,17 +2044,17 @@
       <w:proofErr w:type="spellEnd"/>
       <w:r>
         <w:rPr>
-          <w:sz w:val="20"/>
-          <w:szCs w:val="20"/>
-          <w:lang w:val="en-US"/>
-        </w:rPr>
-        <w:t xml:space="preserve"> </w:t>
-      </w:r>
-      <w:proofErr w:type="spellStart"/>
-      <w:r>
-        <w:rPr>
-          <w:sz w:val="20"/>
-          <w:szCs w:val="20"/>
+          <w:sz w:val="18"/>
+          <w:szCs w:val="18"/>
+          <w:lang w:val="en-US"/>
+        </w:rPr>
+        <w:t xml:space="preserve"> </w:t>
+      </w:r>
+      <w:proofErr w:type="spellStart"/>
+      <w:r>
+        <w:rPr>
+          <w:sz w:val="18"/>
+          <w:szCs w:val="18"/>
           <w:lang w:val="en-US"/>
         </w:rPr>
         <w:t>yoki</w:t>
@@ -2062,17 +2062,17 @@
       <w:proofErr w:type="spellEnd"/>
       <w:r>
         <w:rPr>
-          <w:sz w:val="20"/>
-          <w:szCs w:val="20"/>
-          <w:lang w:val="en-US"/>
-        </w:rPr>
-        <w:t xml:space="preserve"> </w:t>
-      </w:r>
-      <w:proofErr w:type="spellStart"/>
-      <w:r>
-        <w:rPr>
-          <w:sz w:val="20"/>
-          <w:szCs w:val="20"/>
+          <w:sz w:val="18"/>
+          <w:szCs w:val="18"/>
+          <w:lang w:val="en-US"/>
+        </w:rPr>
+        <w:t xml:space="preserve"> </w:t>
+      </w:r>
+      <w:proofErr w:type="spellStart"/>
+      <w:r>
+        <w:rPr>
+          <w:sz w:val="18"/>
+          <w:szCs w:val="18"/>
           <w:lang w:val="en-US"/>
         </w:rPr>
         <w:t>asbob-</w:t>
@@ -2080,8 +2080,8 @@
       <w:proofErr w:type="gramStart"/>
       <w:r>
         <w:rPr>
-          <w:sz w:val="20"/>
-          <w:szCs w:val="20"/>
+          <w:sz w:val="18"/>
+          <w:szCs w:val="18"/>
           <w:lang w:val="en-US"/>
         </w:rPr>
         <w:t>uskunalar</w:t>
@@ -2089,8 +2089,8 @@
       <w:proofErr w:type="spellEnd"/>
       <w:r>
         <w:rPr>
-          <w:sz w:val="20"/>
-          <w:szCs w:val="20"/>
+          <w:sz w:val="18"/>
+          <w:szCs w:val="18"/>
           <w:lang w:val="en-US"/>
         </w:rPr>
         <w:t xml:space="preserve">  </w:t>
@@ -2098,8 +2098,8 @@
       <w:proofErr w:type="spellStart"/>
       <w:r>
         <w:rPr>
-          <w:sz w:val="20"/>
-          <w:szCs w:val="20"/>
+          <w:sz w:val="18"/>
+          <w:szCs w:val="18"/>
           <w:lang w:val="en-US"/>
         </w:rPr>
         <w:t>birlikdagi</w:t>
@@ -2108,17 +2108,17 @@
       <w:proofErr w:type="gramEnd"/>
       <w:r>
         <w:rPr>
-          <w:sz w:val="20"/>
-          <w:szCs w:val="20"/>
-          <w:lang w:val="en-US"/>
-        </w:rPr>
-        <w:t xml:space="preserve"> </w:t>
-      </w:r>
-      <w:proofErr w:type="spellStart"/>
-      <w:r>
-        <w:rPr>
-          <w:sz w:val="20"/>
-          <w:szCs w:val="20"/>
+          <w:sz w:val="18"/>
+          <w:szCs w:val="18"/>
+          <w:lang w:val="en-US"/>
+        </w:rPr>
+        <w:t xml:space="preserve"> </w:t>
+      </w:r>
+      <w:proofErr w:type="spellStart"/>
+      <w:r>
+        <w:rPr>
+          <w:sz w:val="18"/>
+          <w:szCs w:val="18"/>
           <w:lang w:val="en-US"/>
         </w:rPr>
         <w:t>narxi</w:t>
@@ -2126,8 +2126,8 @@
       <w:proofErr w:type="spellEnd"/>
       <w:r>
         <w:rPr>
-          <w:sz w:val="20"/>
-          <w:szCs w:val="20"/>
+          <w:sz w:val="18"/>
+          <w:szCs w:val="18"/>
           <w:lang w:val="en-US"/>
         </w:rPr>
         <w:t xml:space="preserve">, </w:t>
@@ -2135,8 +2135,8 @@
       <w:proofErr w:type="spellStart"/>
       <w:r>
         <w:rPr>
-          <w:sz w:val="20"/>
-          <w:szCs w:val="20"/>
+          <w:sz w:val="18"/>
+          <w:szCs w:val="18"/>
           <w:lang w:val="en-US"/>
         </w:rPr>
         <w:t>buxgalteriya</w:t>
@@ -2144,17 +2144,17 @@
       <w:proofErr w:type="spellEnd"/>
       <w:r>
         <w:rPr>
-          <w:sz w:val="20"/>
-          <w:szCs w:val="20"/>
-          <w:lang w:val="en-US"/>
-        </w:rPr>
-        <w:t xml:space="preserve"> </w:t>
-      </w:r>
-      <w:proofErr w:type="spellStart"/>
-      <w:r>
-        <w:rPr>
-          <w:sz w:val="20"/>
-          <w:szCs w:val="20"/>
+          <w:sz w:val="18"/>
+          <w:szCs w:val="18"/>
+          <w:lang w:val="en-US"/>
+        </w:rPr>
+        <w:t xml:space="preserve"> </w:t>
+      </w:r>
+      <w:proofErr w:type="spellStart"/>
+      <w:r>
+        <w:rPr>
+          <w:sz w:val="18"/>
+          <w:szCs w:val="18"/>
           <w:lang w:val="en-US"/>
         </w:rPr>
         <w:t>hisobini</w:t>
@@ -2162,17 +2162,17 @@
       <w:proofErr w:type="spellEnd"/>
       <w:r>
         <w:rPr>
-          <w:sz w:val="20"/>
-          <w:szCs w:val="20"/>
-          <w:lang w:val="en-US"/>
-        </w:rPr>
-        <w:t xml:space="preserve"> </w:t>
-      </w:r>
-      <w:proofErr w:type="spellStart"/>
-      <w:r>
-        <w:rPr>
-          <w:sz w:val="20"/>
-          <w:szCs w:val="20"/>
+          <w:sz w:val="18"/>
+          <w:szCs w:val="18"/>
+          <w:lang w:val="en-US"/>
+        </w:rPr>
+        <w:t xml:space="preserve"> </w:t>
+      </w:r>
+      <w:proofErr w:type="spellStart"/>
+      <w:r>
+        <w:rPr>
+          <w:sz w:val="18"/>
+          <w:szCs w:val="18"/>
           <w:lang w:val="en-US"/>
         </w:rPr>
         <w:t>yuritish</w:t>
@@ -2180,17 +2180,17 @@
       <w:proofErr w:type="spellEnd"/>
       <w:r>
         <w:rPr>
-          <w:sz w:val="20"/>
-          <w:szCs w:val="20"/>
-          <w:lang w:val="en-US"/>
-        </w:rPr>
-        <w:t xml:space="preserve"> </w:t>
-      </w:r>
-      <w:proofErr w:type="spellStart"/>
-      <w:r>
-        <w:rPr>
-          <w:sz w:val="20"/>
-          <w:szCs w:val="20"/>
+          <w:sz w:val="18"/>
+          <w:szCs w:val="18"/>
+          <w:lang w:val="en-US"/>
+        </w:rPr>
+        <w:t xml:space="preserve"> </w:t>
+      </w:r>
+      <w:proofErr w:type="spellStart"/>
+      <w:r>
+        <w:rPr>
+          <w:sz w:val="18"/>
+          <w:szCs w:val="18"/>
           <w:lang w:val="en-US"/>
         </w:rPr>
         <w:t>uchun</w:t>
@@ -2198,8 +2198,8 @@
       <w:proofErr w:type="spellEnd"/>
       <w:r>
         <w:rPr>
-          <w:sz w:val="20"/>
-          <w:szCs w:val="20"/>
+          <w:sz w:val="18"/>
+          <w:szCs w:val="18"/>
           <w:lang w:val="en-US"/>
         </w:rPr>
         <w:t>.</w:t>
@@ -2210,8 +2210,8 @@
         <w:ind w:left="-142"/>
         <w:jc w:val="center"/>
         <w:rPr>
-          <w:sz w:val="20"/>
-          <w:szCs w:val="20"/>
+          <w:sz w:val="18"/>
+          <w:szCs w:val="18"/>
           <w:lang w:val="en-US"/>
         </w:rPr>
         <w:sectPr>
@@ -2230,8 +2230,8 @@
         <w:rPr>
           <w:b/>
           <w:bCs/>
-          <w:sz w:val="20"/>
-          <w:szCs w:val="20"/>
+          <w:sz w:val="18"/>
+          <w:szCs w:val="18"/>
           <w:lang w:val="en-US"/>
         </w:rPr>
       </w:pPr>
@@ -2240,8 +2240,8 @@
         <w:rPr>
           <w:b/>
           <w:bCs/>
-          <w:sz w:val="20"/>
-          <w:szCs w:val="20"/>
+          <w:sz w:val="18"/>
+          <w:szCs w:val="18"/>
           <w:lang w:val="en-US"/>
         </w:rPr>
         <w:t>Xizmat</w:t>
@@ -2251,19 +2251,19 @@
         <w:rPr>
           <w:b/>
           <w:bCs/>
-          <w:sz w:val="20"/>
-          <w:szCs w:val="20"/>
-          <w:lang w:val="en-US"/>
-        </w:rPr>
-        <w:t xml:space="preserve"> </w:t>
-      </w:r>
-      <w:proofErr w:type="spellStart"/>
-      <w:r>
-        <w:rPr>
-          <w:b/>
-          <w:bCs/>
-          <w:sz w:val="20"/>
-          <w:szCs w:val="20"/>
+          <w:sz w:val="18"/>
+          <w:szCs w:val="18"/>
+          <w:lang w:val="en-US"/>
+        </w:rPr>
+        <w:t xml:space="preserve"> </w:t>
+      </w:r>
+      <w:proofErr w:type="spellStart"/>
+      <w:r>
+        <w:rPr>
+          <w:b/>
+          <w:bCs/>
+          <w:sz w:val="18"/>
+          <w:szCs w:val="18"/>
           <w:lang w:val="en-US"/>
         </w:rPr>
         <w:t>ko'rsatuvchinig</w:t>
@@ -2273,19 +2273,19 @@
         <w:rPr>
           <w:b/>
           <w:bCs/>
-          <w:sz w:val="20"/>
-          <w:szCs w:val="20"/>
-          <w:lang w:val="en-US"/>
-        </w:rPr>
-        <w:t xml:space="preserve"> </w:t>
-      </w:r>
-      <w:proofErr w:type="spellStart"/>
-      <w:r>
-        <w:rPr>
-          <w:b/>
-          <w:bCs/>
-          <w:sz w:val="20"/>
-          <w:szCs w:val="20"/>
+          <w:sz w:val="18"/>
+          <w:szCs w:val="18"/>
+          <w:lang w:val="en-US"/>
+        </w:rPr>
+        <w:t xml:space="preserve"> </w:t>
+      </w:r>
+      <w:proofErr w:type="spellStart"/>
+      <w:r>
+        <w:rPr>
+          <w:b/>
+          <w:bCs/>
+          <w:sz w:val="18"/>
+          <w:szCs w:val="18"/>
           <w:lang w:val="en-US"/>
         </w:rPr>
         <w:t>vakili</w:t>
@@ -2295,8 +2295,8 @@
         <w:rPr>
           <w:b/>
           <w:bCs/>
-          <w:sz w:val="20"/>
-          <w:szCs w:val="20"/>
+          <w:sz w:val="18"/>
+          <w:szCs w:val="18"/>
           <w:lang w:val="en-US"/>
         </w:rPr>
         <w:t>:</w:t>
@@ -2311,8 +2311,8 @@
           <w:rFonts w:eastAsia="Times New Roman" w:cs="Times New Roman"/>
           <w:color w:val="000000"/>
           <w:kern w:val="0"/>
-          <w:sz w:val="20"/>
-          <w:szCs w:val="20"/>
+          <w:sz w:val="18"/>
+          <w:szCs w:val="18"/>
           <w:lang w:val="en-US" w:eastAsia="ru-RU"/>
           <w14:ligatures w14:val="none"/>
         </w:rPr>
@@ -2322,8 +2322,8 @@
           <w:rFonts w:eastAsia="Times New Roman" w:cs="Times New Roman"/>
           <w:color w:val="000000"/>
           <w:kern w:val="0"/>
-          <w:sz w:val="20"/>
-          <w:szCs w:val="20"/>
+          <w:sz w:val="18"/>
+          <w:szCs w:val="18"/>
           <w:lang w:val="en-US" w:eastAsia="ru-RU"/>
           <w14:ligatures w14:val="none"/>
         </w:rPr>
@@ -2338,8 +2338,8 @@
         <w:rPr>
           <w:b/>
           <w:bCs/>
-          <w:sz w:val="20"/>
-          <w:szCs w:val="20"/>
+          <w:sz w:val="18"/>
+          <w:szCs w:val="18"/>
           <w:lang w:val="en-US"/>
         </w:rPr>
       </w:pPr>
@@ -2347,8 +2347,8 @@
         <w:rPr>
           <w:b/>
           <w:bCs/>
-          <w:sz w:val="20"/>
-          <w:szCs w:val="20"/>
+          <w:sz w:val="18"/>
+          <w:szCs w:val="18"/>
           <w:lang w:val="en-US"/>
         </w:rPr>
         <w:t>ORGANIZATION</w:t>
@@ -2357,8 +2357,8 @@
         <w:rPr>
           <w:b/>
           <w:bCs/>
-          <w:sz w:val="20"/>
-          <w:szCs w:val="20"/>
+          <w:sz w:val="18"/>
+          <w:szCs w:val="18"/>
           <w:lang w:val="en-US"/>
         </w:rPr>
         <w:t>:</w:t>
@@ -2373,8 +2373,8 @@
           <w:rFonts w:eastAsia="Times New Roman" w:cs="Times New Roman"/>
           <w:color w:val="000000"/>
           <w:kern w:val="0"/>
-          <w:sz w:val="20"/>
-          <w:szCs w:val="20"/>
+          <w:sz w:val="18"/>
+          <w:szCs w:val="18"/>
           <w:lang w:val="en-US" w:eastAsia="ru-RU"/>
           <w14:ligatures w14:val="none"/>
         </w:rPr>
@@ -2384,8 +2384,8 @@
           <w:rFonts w:eastAsia="Times New Roman" w:cs="Times New Roman"/>
           <w:color w:val="000000"/>
           <w:kern w:val="0"/>
-          <w:sz w:val="20"/>
-          <w:szCs w:val="20"/>
+          <w:sz w:val="18"/>
+          <w:szCs w:val="18"/>
           <w:lang w:val="en-US" w:eastAsia="ru-RU"/>
           <w14:ligatures w14:val="none"/>
         </w:rPr>
@@ -2400,8 +2400,8 @@
         <w:rPr>
           <w:b/>
           <w:bCs/>
-          <w:sz w:val="20"/>
-          <w:szCs w:val="20"/>
+          <w:sz w:val="18"/>
+          <w:szCs w:val="18"/>
           <w:lang w:val="en-US"/>
         </w:rPr>
         <w:sectPr>
@@ -2419,8 +2419,8 @@
         <w:ind w:left="-142"/>
         <w:jc w:val="center"/>
         <w:rPr>
-          <w:sz w:val="16"/>
-          <w:szCs w:val="16"/>
+          <w:sz w:val="18"/>
+          <w:szCs w:val="18"/>
           <w:lang w:val="en-US"/>
         </w:rPr>
       </w:pPr>
@@ -2434,6 +2434,56 @@
     </w:sectPr>
   </w:body>
 </w:document>
+</file>
+
+<file path=word/endnotes.xml><?xml version="1.0" encoding="utf-8"?>
+<w:endnotes xmlns:wpc="http://schemas.microsoft.com/office/word/2010/wordprocessingCanvas" xmlns:cx="http://schemas.microsoft.com/office/drawing/2014/chartex" xmlns:cx1="http://schemas.microsoft.com/office/drawing/2015/9/8/chartex" xmlns:cx2="http://schemas.microsoft.com/office/drawing/2015/10/21/chartex" xmlns:cx3="http://schemas.microsoft.com/office/drawing/2016/5/9/chartex" xmlns:cx4="http://schemas.microsoft.com/office/drawing/2016/5/10/chartex" xmlns:cx5="http://schemas.microsoft.com/office/drawing/2016/5/11/chartex" xmlns:cx6="http://schemas.microsoft.com/office/drawing/2016/5/12/chartex" xmlns:cx7="http://schemas.microsoft.com/office/drawing/2016/5/13/chartex" xmlns:cx8="http://schemas.microsoft.com/office/drawing/2016/5/14/chartex" xmlns:mc="http://schemas.openxmlformats.org/markup-compatibility/2006" xmlns:aink="http://schemas.microsoft.com/office/drawing/2016/ink" xmlns:am3d="http://schemas.microsoft.com/office/drawing/2017/model3d" xmlns:o="urn:schemas-microsoft-com:office:office" xmlns:oel="http://schemas.microsoft.com/office/2019/extlst" xmlns:r="http://schemas.openxmlformats.org/officeDocument/2006/relationships" xmlns:m="http://schemas.openxmlformats.org/officeDocument/2006/math" xmlns:v="urn:schemas-microsoft-com:vml" xmlns:wp14="http://schemas.microsoft.com/office/word/2010/wordprocessingDrawing" xmlns:wp="http://schemas.openxmlformats.org/drawingml/2006/wordprocessingDrawing" xmlns:w10="urn:schemas-microsoft-com:office:word" xmlns:w="http://schemas.openxmlformats.org/wordprocessingml/2006/main" xmlns:w14="http://schemas.microsoft.com/office/word/2010/wordml" xmlns:w15="http://schemas.microsoft.com/office/word/2012/wordml" xmlns:w16cex="http://schemas.microsoft.com/office/word/2018/wordml/cex" xmlns:w16cid="http://schemas.microsoft.com/office/word/2016/wordml/cid" xmlns:w16="http://schemas.microsoft.com/office/word/2018/wordml" xmlns:w16du="http://schemas.microsoft.com/office/word/2023/wordml/word16du" xmlns:w16sdtdh="http://schemas.microsoft.com/office/word/2020/wordml/sdtdatahash" xmlns:w16sdtfl="http://schemas.microsoft.com/office/word/2024/wordml/sdtformatlock" xmlns:w16se="http://schemas.microsoft.com/office/word/2015/wordml/symex" xmlns:wpg="http://schemas.microsoft.com/office/word/2010/wordprocessingGroup" xmlns:wpi="http://schemas.microsoft.com/office/word/2010/wordprocessingInk" xmlns:wne="http://schemas.microsoft.com/office/word/2006/wordml" xmlns:wps="http://schemas.microsoft.com/office/word/2010/wordprocessingShape" mc:Ignorable="w14 w15 w16se w16cid w16 w16cex w16sdtdh w16sdtfl w16du wp14">
+  <w:endnote w:type="separator" w:id="-1">
+    <w:p>
+      <w:pPr>
+        <w:spacing w:after="0"/>
+      </w:pPr>
+      <w:r>
+        <w:separator/>
+      </w:r>
+    </w:p>
+  </w:endnote>
+  <w:endnote w:type="continuationSeparator" w:id="0">
+    <w:p>
+      <w:pPr>
+        <w:spacing w:after="0"/>
+      </w:pPr>
+      <w:r>
+        <w:continuationSeparator/>
+      </w:r>
+    </w:p>
+  </w:endnote>
+</w:endnotes>
+</file>
+
+<file path=word/footnotes.xml><?xml version="1.0" encoding="utf-8"?>
+<w:footnotes xmlns:wpc="http://schemas.microsoft.com/office/word/2010/wordprocessingCanvas" xmlns:cx="http://schemas.microsoft.com/office/drawing/2014/chartex" xmlns:cx1="http://schemas.microsoft.com/office/drawing/2015/9/8/chartex" xmlns:cx2="http://schemas.microsoft.com/office/drawing/2015/10/21/chartex" xmlns:cx3="http://schemas.microsoft.com/office/drawing/2016/5/9/chartex" xmlns:cx4="http://schemas.microsoft.com/office/drawing/2016/5/10/chartex" xmlns:cx5="http://schemas.microsoft.com/office/drawing/2016/5/11/chartex" xmlns:cx6="http://schemas.microsoft.com/office/drawing/2016/5/12/chartex" xmlns:cx7="http://schemas.microsoft.com/office/drawing/2016/5/13/chartex" xmlns:cx8="http://schemas.microsoft.com/office/drawing/2016/5/14/chartex" xmlns:mc="http://schemas.openxmlformats.org/markup-compatibility/2006" xmlns:aink="http://schemas.microsoft.com/office/drawing/2016/ink" xmlns:am3d="http://schemas.microsoft.com/office/drawing/2017/model3d" xmlns:o="urn:schemas-microsoft-com:office:office" xmlns:oel="http://schemas.microsoft.com/office/2019/extlst" xmlns:r="http://schemas.openxmlformats.org/officeDocument/2006/relationships" xmlns:m="http://schemas.openxmlformats.org/officeDocument/2006/math" xmlns:v="urn:schemas-microsoft-com:vml" xmlns:wp14="http://schemas.microsoft.com/office/word/2010/wordprocessingDrawing" xmlns:wp="http://schemas.openxmlformats.org/drawingml/2006/wordprocessingDrawing" xmlns:w10="urn:schemas-microsoft-com:office:word" xmlns:w="http://schemas.openxmlformats.org/wordprocessingml/2006/main" xmlns:w14="http://schemas.microsoft.com/office/word/2010/wordml" xmlns:w15="http://schemas.microsoft.com/office/word/2012/wordml" xmlns:w16cex="http://schemas.microsoft.com/office/word/2018/wordml/cex" xmlns:w16cid="http://schemas.microsoft.com/office/word/2016/wordml/cid" xmlns:w16="http://schemas.microsoft.com/office/word/2018/wordml" xmlns:w16du="http://schemas.microsoft.com/office/word/2023/wordml/word16du" xmlns:w16sdtdh="http://schemas.microsoft.com/office/word/2020/wordml/sdtdatahash" xmlns:w16sdtfl="http://schemas.microsoft.com/office/word/2024/wordml/sdtformatlock" xmlns:w16se="http://schemas.microsoft.com/office/word/2015/wordml/symex" xmlns:wpg="http://schemas.microsoft.com/office/word/2010/wordprocessingGroup" xmlns:wpi="http://schemas.microsoft.com/office/word/2010/wordprocessingInk" xmlns:wne="http://schemas.microsoft.com/office/word/2006/wordml" xmlns:wps="http://schemas.microsoft.com/office/word/2010/wordprocessingShape" mc:Ignorable="w14 w15 w16se w16cid w16 w16cex w16sdtdh w16sdtfl w16du wp14">
+  <w:footnote w:type="separator" w:id="-1">
+    <w:p>
+      <w:pPr>
+        <w:spacing w:after="0"/>
+      </w:pPr>
+      <w:r>
+        <w:separator/>
+      </w:r>
+    </w:p>
+  </w:footnote>
+  <w:footnote w:type="continuationSeparator" w:id="0">
+    <w:p>
+      <w:pPr>
+        <w:spacing w:after="0"/>
+      </w:pPr>
+      <w:r>
+        <w:continuationSeparator/>
+      </w:r>
+    </w:p>
+  </w:footnote>
+</w:footnotes>
 </file>
 
 <file path=word/styles.xml><?xml version="1.0" encoding="utf-8"?>
@@ -3399,6 +3449,58 @@
       <w:szCs w:val="20"/>
     </w:rPr>
   </w:style>
+  <w:style w:type="paragraph" w:styleId="ac">
+    <w:name w:val="header"/>
+    <w:basedOn w:val="a"/>
+    <w:link w:val="ad"/>
+    <w:uiPriority w:val="99"/>
+    <w:unhideWhenUsed/>
+    <w:rsid w:val="00CD5944"/>
+    <w:pPr>
+      <w:tabs>
+        <w:tab w:val="center" w:pos="4677"/>
+        <w:tab w:val="right" w:pos="9355"/>
+      </w:tabs>
+      <w:spacing w:after="0"/>
+    </w:pPr>
+  </w:style>
+  <w:style w:type="character" w:customStyle="1" w:styleId="ad">
+    <w:name w:val="Верхний колонтитул Знак"/>
+    <w:basedOn w:val="a0"/>
+    <w:link w:val="ac"/>
+    <w:uiPriority w:val="99"/>
+    <w:rsid w:val="00CD5944"/>
+    <w:rPr>
+      <w:rFonts w:ascii="Times New Roman" w:hAnsi="Times New Roman"/>
+      <w:sz w:val="28"/>
+    </w:rPr>
+  </w:style>
+  <w:style w:type="paragraph" w:styleId="ae">
+    <w:name w:val="footer"/>
+    <w:basedOn w:val="a"/>
+    <w:link w:val="af"/>
+    <w:uiPriority w:val="99"/>
+    <w:unhideWhenUsed/>
+    <w:rsid w:val="00CD5944"/>
+    <w:pPr>
+      <w:tabs>
+        <w:tab w:val="center" w:pos="4677"/>
+        <w:tab w:val="right" w:pos="9355"/>
+      </w:tabs>
+      <w:spacing w:after="0"/>
+    </w:pPr>
+  </w:style>
+  <w:style w:type="character" w:customStyle="1" w:styleId="af">
+    <w:name w:val="Нижний колонтитул Знак"/>
+    <w:basedOn w:val="a0"/>
+    <w:link w:val="ae"/>
+    <w:uiPriority w:val="99"/>
+    <w:rsid w:val="00CD5944"/>
+    <w:rPr>
+      <w:rFonts w:ascii="Times New Roman" w:hAnsi="Times New Roman"/>
+      <w:sz w:val="28"/>
+    </w:rPr>
+  </w:style>
 </w:styles>
 </file>
 

--- a/media/document/akt.docx
+++ b/media/document/akt.docx
@@ -193,7 +193,7 @@
     </w:p>
     <w:p>
       <w:pPr>
-        <w:ind w:left="-142"/>
+        <w:ind w:left="-142" w:right="-11"/>
         <w:jc w:val="center"/>
         <w:rPr>
           <w:b/>
@@ -227,8 +227,8 @@
     <w:p>
       <w:pPr>
         <w:spacing w:after="0"/>
-        <w:ind w:left="-142"/>
-        <w:jc w:val="center"/>
+        <w:ind w:left="-142" w:right="131"/>
+        <w:jc w:val="right"/>
         <w:rPr>
           <w:rFonts w:eastAsia="Times New Roman" w:cs="Times New Roman"/>
           <w:color w:val="000000"/>

--- a/media/document/akt.docx
+++ b/media/document/akt.docx
@@ -9,8 +9,8 @@
         <w:rPr>
           <w:b/>
           <w:bCs/>
-          <w:sz w:val="18"/>
-          <w:szCs w:val="18"/>
+          <w:sz w:val="20"/>
+          <w:szCs w:val="20"/>
           <w:lang w:val="en-US"/>
         </w:rPr>
       </w:pPr>
@@ -18,8 +18,8 @@
         <w:rPr>
           <w:b/>
           <w:bCs/>
-          <w:sz w:val="18"/>
-          <w:szCs w:val="18"/>
+          <w:sz w:val="20"/>
+          <w:szCs w:val="20"/>
           <w:lang w:val="en-US"/>
         </w:rPr>
         <w:t xml:space="preserve">Sarf </w:t>
@@ -29,8 +29,8 @@
         <w:rPr>
           <w:b/>
           <w:bCs/>
-          <w:sz w:val="18"/>
-          <w:szCs w:val="18"/>
+          <w:sz w:val="20"/>
+          <w:szCs w:val="20"/>
           <w:lang w:val="en-US"/>
         </w:rPr>
         <w:t>materiallari</w:t>
@@ -40,8 +40,8 @@
         <w:rPr>
           <w:b/>
           <w:bCs/>
-          <w:sz w:val="18"/>
-          <w:szCs w:val="18"/>
+          <w:sz w:val="20"/>
+          <w:szCs w:val="20"/>
           <w:lang w:val="en-US"/>
         </w:rPr>
         <w:t xml:space="preserve">, </w:t>
@@ -51,8 +51,8 @@
         <w:rPr>
           <w:b/>
           <w:bCs/>
-          <w:sz w:val="18"/>
-          <w:szCs w:val="18"/>
+          <w:sz w:val="20"/>
+          <w:szCs w:val="20"/>
           <w:lang w:val="en-US"/>
         </w:rPr>
         <w:t>ehtiyot</w:t>
@@ -62,19 +62,19 @@
         <w:rPr>
           <w:b/>
           <w:bCs/>
-          <w:sz w:val="18"/>
-          <w:szCs w:val="18"/>
-          <w:lang w:val="en-US"/>
-        </w:rPr>
-        <w:t xml:space="preserve"> </w:t>
-      </w:r>
-      <w:proofErr w:type="spellStart"/>
-      <w:r>
-        <w:rPr>
-          <w:b/>
-          <w:bCs/>
-          <w:sz w:val="18"/>
-          <w:szCs w:val="18"/>
+          <w:sz w:val="20"/>
+          <w:szCs w:val="20"/>
+          <w:lang w:val="en-US"/>
+        </w:rPr>
+        <w:t xml:space="preserve"> </w:t>
+      </w:r>
+      <w:proofErr w:type="spellStart"/>
+      <w:r>
+        <w:rPr>
+          <w:b/>
+          <w:bCs/>
+          <w:sz w:val="20"/>
+          <w:szCs w:val="20"/>
           <w:lang w:val="en-US"/>
         </w:rPr>
         <w:t>qismlar</w:t>
@@ -84,19 +84,19 @@
         <w:rPr>
           <w:b/>
           <w:bCs/>
-          <w:sz w:val="18"/>
-          <w:szCs w:val="18"/>
-          <w:lang w:val="en-US"/>
-        </w:rPr>
-        <w:t xml:space="preserve"> </w:t>
-      </w:r>
-      <w:proofErr w:type="spellStart"/>
-      <w:r>
-        <w:rPr>
-          <w:b/>
-          <w:bCs/>
-          <w:sz w:val="18"/>
-          <w:szCs w:val="18"/>
+          <w:sz w:val="20"/>
+          <w:szCs w:val="20"/>
+          <w:lang w:val="en-US"/>
+        </w:rPr>
+        <w:t xml:space="preserve"> </w:t>
+      </w:r>
+      <w:proofErr w:type="spellStart"/>
+      <w:r>
+        <w:rPr>
+          <w:b/>
+          <w:bCs/>
+          <w:sz w:val="20"/>
+          <w:szCs w:val="20"/>
           <w:lang w:val="en-US"/>
         </w:rPr>
         <w:t>va</w:t>
@@ -106,19 +106,19 @@
         <w:rPr>
           <w:b/>
           <w:bCs/>
-          <w:sz w:val="18"/>
-          <w:szCs w:val="18"/>
-          <w:lang w:val="en-US"/>
-        </w:rPr>
-        <w:t xml:space="preserve"> </w:t>
-      </w:r>
-      <w:proofErr w:type="spellStart"/>
-      <w:r>
-        <w:rPr>
-          <w:b/>
-          <w:bCs/>
-          <w:sz w:val="18"/>
-          <w:szCs w:val="18"/>
+          <w:sz w:val="20"/>
+          <w:szCs w:val="20"/>
+          <w:lang w:val="en-US"/>
+        </w:rPr>
+        <w:t xml:space="preserve"> </w:t>
+      </w:r>
+      <w:proofErr w:type="spellStart"/>
+      <w:r>
+        <w:rPr>
+          <w:b/>
+          <w:bCs/>
+          <w:sz w:val="20"/>
+          <w:szCs w:val="20"/>
           <w:lang w:val="en-US"/>
         </w:rPr>
         <w:t>uskunalar</w:t>
@@ -128,19 +128,19 @@
         <w:rPr>
           <w:b/>
           <w:bCs/>
-          <w:sz w:val="18"/>
-          <w:szCs w:val="18"/>
-          <w:lang w:val="en-US"/>
-        </w:rPr>
-        <w:t xml:space="preserve"> </w:t>
-      </w:r>
-      <w:proofErr w:type="spellStart"/>
-      <w:r>
-        <w:rPr>
-          <w:b/>
-          <w:bCs/>
-          <w:sz w:val="18"/>
-          <w:szCs w:val="18"/>
+          <w:sz w:val="20"/>
+          <w:szCs w:val="20"/>
+          <w:lang w:val="en-US"/>
+        </w:rPr>
+        <w:t xml:space="preserve"> </w:t>
+      </w:r>
+      <w:proofErr w:type="spellStart"/>
+      <w:r>
+        <w:rPr>
+          <w:b/>
+          <w:bCs/>
+          <w:sz w:val="20"/>
+          <w:szCs w:val="20"/>
           <w:lang w:val="en-US"/>
         </w:rPr>
         <w:t>o'rnatish</w:t>
@@ -150,19 +150,19 @@
         <w:rPr>
           <w:b/>
           <w:bCs/>
-          <w:sz w:val="18"/>
-          <w:szCs w:val="18"/>
-          <w:lang w:val="en-US"/>
-        </w:rPr>
-        <w:t xml:space="preserve"> </w:t>
-      </w:r>
-      <w:proofErr w:type="spellStart"/>
-      <w:r>
-        <w:rPr>
-          <w:b/>
-          <w:bCs/>
-          <w:sz w:val="18"/>
-          <w:szCs w:val="18"/>
+          <w:sz w:val="20"/>
+          <w:szCs w:val="20"/>
+          <w:lang w:val="en-US"/>
+        </w:rPr>
+        <w:t xml:space="preserve"> </w:t>
+      </w:r>
+      <w:proofErr w:type="spellStart"/>
+      <w:r>
+        <w:rPr>
+          <w:b/>
+          <w:bCs/>
+          <w:sz w:val="20"/>
+          <w:szCs w:val="20"/>
           <w:lang w:val="en-US"/>
         </w:rPr>
         <w:t>ishlari</w:t>
@@ -172,19 +172,19 @@
         <w:rPr>
           <w:b/>
           <w:bCs/>
-          <w:sz w:val="18"/>
-          <w:szCs w:val="18"/>
-          <w:lang w:val="en-US"/>
-        </w:rPr>
-        <w:t xml:space="preserve"> </w:t>
-      </w:r>
-      <w:proofErr w:type="spellStart"/>
-      <w:r>
-        <w:rPr>
-          <w:b/>
-          <w:bCs/>
-          <w:sz w:val="18"/>
-          <w:szCs w:val="18"/>
+          <w:sz w:val="20"/>
+          <w:szCs w:val="20"/>
+          <w:lang w:val="en-US"/>
+        </w:rPr>
+        <w:t xml:space="preserve"> </w:t>
+      </w:r>
+      <w:proofErr w:type="spellStart"/>
+      <w:r>
+        <w:rPr>
+          <w:b/>
+          <w:bCs/>
+          <w:sz w:val="20"/>
+          <w:szCs w:val="20"/>
           <w:lang w:val="en-US"/>
         </w:rPr>
         <w:t>haqida</w:t>
@@ -198,8 +198,8 @@
         <w:rPr>
           <w:b/>
           <w:bCs/>
-          <w:sz w:val="18"/>
-          <w:szCs w:val="18"/>
+          <w:sz w:val="20"/>
+          <w:szCs w:val="20"/>
           <w:lang w:val="en-US"/>
         </w:rPr>
       </w:pPr>
@@ -207,8 +207,8 @@
         <w:rPr>
           <w:b/>
           <w:bCs/>
-          <w:sz w:val="18"/>
-          <w:szCs w:val="18"/>
+          <w:sz w:val="20"/>
+          <w:szCs w:val="20"/>
           <w:lang w:val="en-US"/>
         </w:rPr>
         <w:t xml:space="preserve">DALOLATNOMA </w:t>
@@ -217,8 +217,8 @@
         <w:rPr>
           <w:b/>
           <w:bCs/>
-          <w:sz w:val="18"/>
-          <w:szCs w:val="18"/>
+          <w:sz w:val="20"/>
+          <w:szCs w:val="20"/>
           <w:lang w:val="en-US"/>
         </w:rPr>
         <w:t>ID</w:t>
@@ -233,8 +233,8 @@
           <w:rFonts w:eastAsia="Times New Roman" w:cs="Times New Roman"/>
           <w:color w:val="000000"/>
           <w:kern w:val="0"/>
-          <w:sz w:val="18"/>
-          <w:szCs w:val="18"/>
+          <w:sz w:val="20"/>
+          <w:szCs w:val="20"/>
           <w:u w:val="single"/>
           <w:lang w:val="en-US" w:eastAsia="ru-RU"/>
           <w14:ligatures w14:val="none"/>
@@ -245,8 +245,8 @@
           <w:rFonts w:eastAsia="Times New Roman" w:cs="Times New Roman"/>
           <w:color w:val="000000"/>
           <w:kern w:val="0"/>
-          <w:sz w:val="18"/>
-          <w:szCs w:val="18"/>
+          <w:sz w:val="20"/>
+          <w:szCs w:val="20"/>
           <w:u w:val="single"/>
           <w:lang w:val="en-US" w:eastAsia="ru-RU"/>
           <w14:ligatures w14:val="none"/>
@@ -263,8 +263,8 @@
           <w:rFonts w:eastAsia="Times New Roman" w:cs="Times New Roman"/>
           <w:color w:val="000000"/>
           <w:kern w:val="0"/>
-          <w:sz w:val="18"/>
-          <w:szCs w:val="18"/>
+          <w:sz w:val="20"/>
+          <w:szCs w:val="20"/>
           <w:lang w:val="en-US" w:eastAsia="ru-RU"/>
           <w14:ligatures w14:val="none"/>
         </w:rPr>
@@ -274,8 +274,8 @@
           <w:rFonts w:eastAsia="Times New Roman" w:cs="Times New Roman"/>
           <w:color w:val="000000"/>
           <w:kern w:val="0"/>
-          <w:sz w:val="18"/>
-          <w:szCs w:val="18"/>
+          <w:sz w:val="20"/>
+          <w:szCs w:val="20"/>
           <w:lang w:val="en-US" w:eastAsia="ru-RU"/>
           <w14:ligatures w14:val="none"/>
         </w:rPr>
@@ -287,8 +287,8 @@
           <w:rFonts w:eastAsia="Times New Roman" w:cs="Times New Roman"/>
           <w:color w:val="000000"/>
           <w:kern w:val="0"/>
-          <w:sz w:val="18"/>
-          <w:szCs w:val="18"/>
+          <w:sz w:val="20"/>
+          <w:szCs w:val="20"/>
           <w:lang w:val="en-US" w:eastAsia="ru-RU"/>
           <w14:ligatures w14:val="none"/>
         </w:rPr>
@@ -300,21 +300,21 @@
           <w:rFonts w:eastAsia="Times New Roman" w:cs="Times New Roman"/>
           <w:color w:val="000000"/>
           <w:kern w:val="0"/>
-          <w:sz w:val="18"/>
-          <w:szCs w:val="18"/>
-          <w:lang w:val="en-US" w:eastAsia="ru-RU"/>
-          <w14:ligatures w14:val="none"/>
-        </w:rPr>
-        <w:t xml:space="preserve"> </w:t>
-      </w:r>
-      <w:proofErr w:type="spellStart"/>
-      <w:r>
-        <w:rPr>
-          <w:rFonts w:eastAsia="Times New Roman" w:cs="Times New Roman"/>
-          <w:color w:val="000000"/>
-          <w:kern w:val="0"/>
-          <w:sz w:val="18"/>
-          <w:szCs w:val="18"/>
+          <w:sz w:val="20"/>
+          <w:szCs w:val="20"/>
+          <w:lang w:val="en-US" w:eastAsia="ru-RU"/>
+          <w14:ligatures w14:val="none"/>
+        </w:rPr>
+        <w:t xml:space="preserve"> </w:t>
+      </w:r>
+      <w:proofErr w:type="spellStart"/>
+      <w:r>
+        <w:rPr>
+          <w:rFonts w:eastAsia="Times New Roman" w:cs="Times New Roman"/>
+          <w:color w:val="000000"/>
+          <w:kern w:val="0"/>
+          <w:sz w:val="20"/>
+          <w:szCs w:val="20"/>
           <w:lang w:val="en-US" w:eastAsia="ru-RU"/>
           <w14:ligatures w14:val="none"/>
         </w:rPr>
@@ -326,21 +326,21 @@
           <w:rFonts w:eastAsia="Times New Roman" w:cs="Times New Roman"/>
           <w:color w:val="000000"/>
           <w:kern w:val="0"/>
-          <w:sz w:val="18"/>
-          <w:szCs w:val="18"/>
-          <w:lang w:val="en-US" w:eastAsia="ru-RU"/>
-          <w14:ligatures w14:val="none"/>
-        </w:rPr>
-        <w:t xml:space="preserve"> </w:t>
-      </w:r>
-      <w:proofErr w:type="spellStart"/>
-      <w:r>
-        <w:rPr>
-          <w:rFonts w:eastAsia="Times New Roman" w:cs="Times New Roman"/>
-          <w:color w:val="000000"/>
-          <w:kern w:val="0"/>
-          <w:sz w:val="18"/>
-          <w:szCs w:val="18"/>
+          <w:sz w:val="20"/>
+          <w:szCs w:val="20"/>
+          <w:lang w:val="en-US" w:eastAsia="ru-RU"/>
+          <w14:ligatures w14:val="none"/>
+        </w:rPr>
+        <w:t xml:space="preserve"> </w:t>
+      </w:r>
+      <w:proofErr w:type="spellStart"/>
+      <w:r>
+        <w:rPr>
+          <w:rFonts w:eastAsia="Times New Roman" w:cs="Times New Roman"/>
+          <w:color w:val="000000"/>
+          <w:kern w:val="0"/>
+          <w:sz w:val="20"/>
+          <w:szCs w:val="20"/>
           <w:lang w:val="en-US" w:eastAsia="ru-RU"/>
           <w14:ligatures w14:val="none"/>
         </w:rPr>
@@ -352,8 +352,8 @@
           <w:rFonts w:eastAsia="Times New Roman" w:cs="Times New Roman"/>
           <w:color w:val="000000"/>
           <w:kern w:val="0"/>
-          <w:sz w:val="18"/>
-          <w:szCs w:val="18"/>
+          <w:sz w:val="20"/>
+          <w:szCs w:val="20"/>
           <w:lang w:val="en-US" w:eastAsia="ru-RU"/>
           <w14:ligatures w14:val="none"/>
         </w:rPr>
@@ -366,8 +366,8 @@
           <w:rFonts w:eastAsia="Times New Roman" w:cs="Times New Roman"/>
           <w:color w:val="000000"/>
           <w:kern w:val="0"/>
-          <w:sz w:val="18"/>
-          <w:szCs w:val="18"/>
+          <w:sz w:val="20"/>
+          <w:szCs w:val="20"/>
           <w:lang w:val="en-US" w:eastAsia="ru-RU"/>
           <w14:ligatures w14:val="none"/>
         </w:rPr>
@@ -379,8 +379,8 @@
           <w:rFonts w:eastAsia="Times New Roman" w:cs="Times New Roman"/>
           <w:color w:val="000000"/>
           <w:kern w:val="0"/>
-          <w:sz w:val="18"/>
-          <w:szCs w:val="18"/>
+          <w:sz w:val="20"/>
+          <w:szCs w:val="20"/>
           <w:lang w:val="en-US" w:eastAsia="ru-RU"/>
           <w14:ligatures w14:val="none"/>
         </w:rPr>
@@ -392,21 +392,21 @@
           <w:rFonts w:eastAsia="Times New Roman" w:cs="Times New Roman"/>
           <w:color w:val="000000"/>
           <w:kern w:val="0"/>
-          <w:sz w:val="18"/>
-          <w:szCs w:val="18"/>
-          <w:lang w:val="en-US" w:eastAsia="ru-RU"/>
-          <w14:ligatures w14:val="none"/>
-        </w:rPr>
-        <w:t xml:space="preserve"> </w:t>
-      </w:r>
-      <w:proofErr w:type="spellStart"/>
-      <w:r>
-        <w:rPr>
-          <w:rFonts w:eastAsia="Times New Roman" w:cs="Times New Roman"/>
-          <w:color w:val="000000"/>
-          <w:kern w:val="0"/>
-          <w:sz w:val="18"/>
-          <w:szCs w:val="18"/>
+          <w:sz w:val="20"/>
+          <w:szCs w:val="20"/>
+          <w:lang w:val="en-US" w:eastAsia="ru-RU"/>
+          <w14:ligatures w14:val="none"/>
+        </w:rPr>
+        <w:t xml:space="preserve"> </w:t>
+      </w:r>
+      <w:proofErr w:type="spellStart"/>
+      <w:r>
+        <w:rPr>
+          <w:rFonts w:eastAsia="Times New Roman" w:cs="Times New Roman"/>
+          <w:color w:val="000000"/>
+          <w:kern w:val="0"/>
+          <w:sz w:val="20"/>
+          <w:szCs w:val="20"/>
           <w:lang w:val="en-US" w:eastAsia="ru-RU"/>
           <w14:ligatures w14:val="none"/>
         </w:rPr>
@@ -418,21 +418,21 @@
           <w:rFonts w:eastAsia="Times New Roman" w:cs="Times New Roman"/>
           <w:color w:val="000000"/>
           <w:kern w:val="0"/>
-          <w:sz w:val="18"/>
-          <w:szCs w:val="18"/>
-          <w:lang w:val="en-US" w:eastAsia="ru-RU"/>
-          <w14:ligatures w14:val="none"/>
-        </w:rPr>
-        <w:t xml:space="preserve"> </w:t>
-      </w:r>
-      <w:proofErr w:type="spellStart"/>
-      <w:r>
-        <w:rPr>
-          <w:rFonts w:eastAsia="Times New Roman" w:cs="Times New Roman"/>
-          <w:color w:val="000000"/>
-          <w:kern w:val="0"/>
-          <w:sz w:val="18"/>
-          <w:szCs w:val="18"/>
+          <w:sz w:val="20"/>
+          <w:szCs w:val="20"/>
+          <w:lang w:val="en-US" w:eastAsia="ru-RU"/>
+          <w14:ligatures w14:val="none"/>
+        </w:rPr>
+        <w:t xml:space="preserve"> </w:t>
+      </w:r>
+      <w:proofErr w:type="spellStart"/>
+      <w:r>
+        <w:rPr>
+          <w:rFonts w:eastAsia="Times New Roman" w:cs="Times New Roman"/>
+          <w:color w:val="000000"/>
+          <w:kern w:val="0"/>
+          <w:sz w:val="20"/>
+          <w:szCs w:val="20"/>
           <w:lang w:val="en-US" w:eastAsia="ru-RU"/>
           <w14:ligatures w14:val="none"/>
         </w:rPr>
@@ -444,21 +444,21 @@
           <w:rFonts w:eastAsia="Times New Roman" w:cs="Times New Roman"/>
           <w:color w:val="000000"/>
           <w:kern w:val="0"/>
-          <w:sz w:val="18"/>
-          <w:szCs w:val="18"/>
-          <w:lang w:val="en-US" w:eastAsia="ru-RU"/>
-          <w14:ligatures w14:val="none"/>
-        </w:rPr>
-        <w:t xml:space="preserve"> </w:t>
-      </w:r>
-      <w:proofErr w:type="spellStart"/>
-      <w:r>
-        <w:rPr>
-          <w:rFonts w:eastAsia="Times New Roman" w:cs="Times New Roman"/>
-          <w:color w:val="000000"/>
-          <w:kern w:val="0"/>
-          <w:sz w:val="18"/>
-          <w:szCs w:val="18"/>
+          <w:sz w:val="20"/>
+          <w:szCs w:val="20"/>
+          <w:lang w:val="en-US" w:eastAsia="ru-RU"/>
+          <w14:ligatures w14:val="none"/>
+        </w:rPr>
+        <w:t xml:space="preserve"> </w:t>
+      </w:r>
+      <w:proofErr w:type="spellStart"/>
+      <w:r>
+        <w:rPr>
+          <w:rFonts w:eastAsia="Times New Roman" w:cs="Times New Roman"/>
+          <w:color w:val="000000"/>
+          <w:kern w:val="0"/>
+          <w:sz w:val="20"/>
+          <w:szCs w:val="20"/>
           <w:lang w:val="en-US" w:eastAsia="ru-RU"/>
           <w14:ligatures w14:val="none"/>
         </w:rPr>
@@ -470,21 +470,21 @@
           <w:rFonts w:eastAsia="Times New Roman" w:cs="Times New Roman"/>
           <w:color w:val="000000"/>
           <w:kern w:val="0"/>
-          <w:sz w:val="18"/>
-          <w:szCs w:val="18"/>
-          <w:lang w:val="en-US" w:eastAsia="ru-RU"/>
-          <w14:ligatures w14:val="none"/>
-        </w:rPr>
-        <w:t xml:space="preserve"> </w:t>
-      </w:r>
-      <w:proofErr w:type="spellStart"/>
-      <w:r>
-        <w:rPr>
-          <w:rFonts w:eastAsia="Times New Roman" w:cs="Times New Roman"/>
-          <w:color w:val="000000"/>
-          <w:kern w:val="0"/>
-          <w:sz w:val="18"/>
-          <w:szCs w:val="18"/>
+          <w:sz w:val="20"/>
+          <w:szCs w:val="20"/>
+          <w:lang w:val="en-US" w:eastAsia="ru-RU"/>
+          <w14:ligatures w14:val="none"/>
+        </w:rPr>
+        <w:t xml:space="preserve"> </w:t>
+      </w:r>
+      <w:proofErr w:type="spellStart"/>
+      <w:r>
+        <w:rPr>
+          <w:rFonts w:eastAsia="Times New Roman" w:cs="Times New Roman"/>
+          <w:color w:val="000000"/>
+          <w:kern w:val="0"/>
+          <w:sz w:val="20"/>
+          <w:szCs w:val="20"/>
           <w:lang w:val="en-US" w:eastAsia="ru-RU"/>
           <w14:ligatures w14:val="none"/>
         </w:rPr>
@@ -496,21 +496,21 @@
           <w:rFonts w:eastAsia="Times New Roman" w:cs="Times New Roman"/>
           <w:color w:val="000000"/>
           <w:kern w:val="0"/>
-          <w:sz w:val="18"/>
-          <w:szCs w:val="18"/>
-          <w:lang w:val="en-US" w:eastAsia="ru-RU"/>
-          <w14:ligatures w14:val="none"/>
-        </w:rPr>
-        <w:t xml:space="preserve"> </w:t>
-      </w:r>
-      <w:proofErr w:type="spellStart"/>
-      <w:r>
-        <w:rPr>
-          <w:rFonts w:eastAsia="Times New Roman" w:cs="Times New Roman"/>
-          <w:color w:val="000000"/>
-          <w:kern w:val="0"/>
-          <w:sz w:val="18"/>
-          <w:szCs w:val="18"/>
+          <w:sz w:val="20"/>
+          <w:szCs w:val="20"/>
+          <w:lang w:val="en-US" w:eastAsia="ru-RU"/>
+          <w14:ligatures w14:val="none"/>
+        </w:rPr>
+        <w:t xml:space="preserve"> </w:t>
+      </w:r>
+      <w:proofErr w:type="spellStart"/>
+      <w:r>
+        <w:rPr>
+          <w:rFonts w:eastAsia="Times New Roman" w:cs="Times New Roman"/>
+          <w:color w:val="000000"/>
+          <w:kern w:val="0"/>
+          <w:sz w:val="20"/>
+          <w:szCs w:val="20"/>
           <w:lang w:val="en-US" w:eastAsia="ru-RU"/>
           <w14:ligatures w14:val="none"/>
         </w:rPr>
@@ -522,21 +522,21 @@
           <w:rFonts w:eastAsia="Times New Roman" w:cs="Times New Roman"/>
           <w:color w:val="000000"/>
           <w:kern w:val="0"/>
-          <w:sz w:val="18"/>
-          <w:szCs w:val="18"/>
-          <w:lang w:val="en-US" w:eastAsia="ru-RU"/>
-          <w14:ligatures w14:val="none"/>
-        </w:rPr>
-        <w:t xml:space="preserve"> </w:t>
-      </w:r>
-      <w:proofErr w:type="spellStart"/>
-      <w:r>
-        <w:rPr>
-          <w:rFonts w:eastAsia="Times New Roman" w:cs="Times New Roman"/>
-          <w:color w:val="000000"/>
-          <w:kern w:val="0"/>
-          <w:sz w:val="18"/>
-          <w:szCs w:val="18"/>
+          <w:sz w:val="20"/>
+          <w:szCs w:val="20"/>
+          <w:lang w:val="en-US" w:eastAsia="ru-RU"/>
+          <w14:ligatures w14:val="none"/>
+        </w:rPr>
+        <w:t xml:space="preserve"> </w:t>
+      </w:r>
+      <w:proofErr w:type="spellStart"/>
+      <w:r>
+        <w:rPr>
+          <w:rFonts w:eastAsia="Times New Roman" w:cs="Times New Roman"/>
+          <w:color w:val="000000"/>
+          <w:kern w:val="0"/>
+          <w:sz w:val="20"/>
+          <w:szCs w:val="20"/>
           <w:lang w:val="en-US" w:eastAsia="ru-RU"/>
           <w14:ligatures w14:val="none"/>
         </w:rPr>
@@ -548,8 +548,8 @@
           <w:rFonts w:eastAsia="Times New Roman" w:cs="Times New Roman"/>
           <w:color w:val="000000"/>
           <w:kern w:val="0"/>
-          <w:sz w:val="18"/>
-          <w:szCs w:val="18"/>
+          <w:sz w:val="20"/>
+          <w:szCs w:val="20"/>
           <w:lang w:val="en-US" w:eastAsia="ru-RU"/>
           <w14:ligatures w14:val="none"/>
         </w:rPr>
@@ -561,8 +561,8 @@
           <w:rFonts w:eastAsia="Times New Roman" w:cs="Times New Roman"/>
           <w:color w:val="000000"/>
           <w:kern w:val="0"/>
-          <w:sz w:val="18"/>
-          <w:szCs w:val="18"/>
+          <w:sz w:val="20"/>
+          <w:szCs w:val="20"/>
           <w:lang w:val="en-US" w:eastAsia="ru-RU"/>
           <w14:ligatures w14:val="none"/>
         </w:rPr>
@@ -574,21 +574,21 @@
           <w:rFonts w:eastAsia="Times New Roman" w:cs="Times New Roman"/>
           <w:color w:val="000000"/>
           <w:kern w:val="0"/>
-          <w:sz w:val="18"/>
-          <w:szCs w:val="18"/>
-          <w:lang w:val="en-US" w:eastAsia="ru-RU"/>
-          <w14:ligatures w14:val="none"/>
-        </w:rPr>
-        <w:t xml:space="preserve"> </w:t>
-      </w:r>
-      <w:proofErr w:type="spellStart"/>
-      <w:r>
-        <w:rPr>
-          <w:rFonts w:eastAsia="Times New Roman" w:cs="Times New Roman"/>
-          <w:color w:val="000000"/>
-          <w:kern w:val="0"/>
-          <w:sz w:val="18"/>
-          <w:szCs w:val="18"/>
+          <w:sz w:val="20"/>
+          <w:szCs w:val="20"/>
+          <w:lang w:val="en-US" w:eastAsia="ru-RU"/>
+          <w14:ligatures w14:val="none"/>
+        </w:rPr>
+        <w:t xml:space="preserve"> </w:t>
+      </w:r>
+      <w:proofErr w:type="spellStart"/>
+      <w:r>
+        <w:rPr>
+          <w:rFonts w:eastAsia="Times New Roman" w:cs="Times New Roman"/>
+          <w:color w:val="000000"/>
+          <w:kern w:val="0"/>
+          <w:sz w:val="20"/>
+          <w:szCs w:val="20"/>
           <w:lang w:val="en-US" w:eastAsia="ru-RU"/>
           <w14:ligatures w14:val="none"/>
         </w:rPr>
@@ -600,21 +600,21 @@
           <w:rFonts w:eastAsia="Times New Roman" w:cs="Times New Roman"/>
           <w:color w:val="000000"/>
           <w:kern w:val="0"/>
-          <w:sz w:val="18"/>
-          <w:szCs w:val="18"/>
-          <w:lang w:val="en-US" w:eastAsia="ru-RU"/>
-          <w14:ligatures w14:val="none"/>
-        </w:rPr>
-        <w:t xml:space="preserve"> </w:t>
-      </w:r>
-      <w:proofErr w:type="spellStart"/>
-      <w:r>
-        <w:rPr>
-          <w:rFonts w:eastAsia="Times New Roman" w:cs="Times New Roman"/>
-          <w:color w:val="000000"/>
-          <w:kern w:val="0"/>
-          <w:sz w:val="18"/>
-          <w:szCs w:val="18"/>
+          <w:sz w:val="20"/>
+          <w:szCs w:val="20"/>
+          <w:lang w:val="en-US" w:eastAsia="ru-RU"/>
+          <w14:ligatures w14:val="none"/>
+        </w:rPr>
+        <w:t xml:space="preserve"> </w:t>
+      </w:r>
+      <w:proofErr w:type="spellStart"/>
+      <w:r>
+        <w:rPr>
+          <w:rFonts w:eastAsia="Times New Roman" w:cs="Times New Roman"/>
+          <w:color w:val="000000"/>
+          <w:kern w:val="0"/>
+          <w:sz w:val="20"/>
+          <w:szCs w:val="20"/>
           <w:lang w:val="en-US" w:eastAsia="ru-RU"/>
           <w14:ligatures w14:val="none"/>
         </w:rPr>
@@ -626,8 +626,8 @@
           <w:rFonts w:eastAsia="Times New Roman" w:cs="Times New Roman"/>
           <w:color w:val="000000"/>
           <w:kern w:val="0"/>
-          <w:sz w:val="18"/>
-          <w:szCs w:val="18"/>
+          <w:sz w:val="20"/>
+          <w:szCs w:val="20"/>
           <w:lang w:val="en-US" w:eastAsia="ru-RU"/>
           <w14:ligatures w14:val="none"/>
         </w:rPr>
@@ -639,8 +639,8 @@
           <w:rFonts w:eastAsia="Times New Roman" w:cs="Times New Roman"/>
           <w:color w:val="000000"/>
           <w:kern w:val="0"/>
-          <w:sz w:val="18"/>
-          <w:szCs w:val="18"/>
+          <w:sz w:val="20"/>
+          <w:szCs w:val="20"/>
           <w:lang w:val="en-US" w:eastAsia="ru-RU"/>
           <w14:ligatures w14:val="none"/>
         </w:rPr>
@@ -652,21 +652,21 @@
           <w:rFonts w:eastAsia="Times New Roman" w:cs="Times New Roman"/>
           <w:color w:val="000000"/>
           <w:kern w:val="0"/>
-          <w:sz w:val="18"/>
-          <w:szCs w:val="18"/>
-          <w:lang w:val="en-US" w:eastAsia="ru-RU"/>
-          <w14:ligatures w14:val="none"/>
-        </w:rPr>
-        <w:t xml:space="preserve"> </w:t>
-      </w:r>
-      <w:proofErr w:type="spellStart"/>
-      <w:r>
-        <w:rPr>
-          <w:rFonts w:eastAsia="Times New Roman" w:cs="Times New Roman"/>
-          <w:color w:val="000000"/>
-          <w:kern w:val="0"/>
-          <w:sz w:val="18"/>
-          <w:szCs w:val="18"/>
+          <w:sz w:val="20"/>
+          <w:szCs w:val="20"/>
+          <w:lang w:val="en-US" w:eastAsia="ru-RU"/>
+          <w14:ligatures w14:val="none"/>
+        </w:rPr>
+        <w:t xml:space="preserve"> </w:t>
+      </w:r>
+      <w:proofErr w:type="spellStart"/>
+      <w:r>
+        <w:rPr>
+          <w:rFonts w:eastAsia="Times New Roman" w:cs="Times New Roman"/>
+          <w:color w:val="000000"/>
+          <w:kern w:val="0"/>
+          <w:sz w:val="20"/>
+          <w:szCs w:val="20"/>
           <w:lang w:val="en-US" w:eastAsia="ru-RU"/>
           <w14:ligatures w14:val="none"/>
         </w:rPr>
@@ -678,21 +678,21 @@
           <w:rFonts w:eastAsia="Times New Roman" w:cs="Times New Roman"/>
           <w:color w:val="000000"/>
           <w:kern w:val="0"/>
-          <w:sz w:val="18"/>
-          <w:szCs w:val="18"/>
-          <w:lang w:val="en-US" w:eastAsia="ru-RU"/>
-          <w14:ligatures w14:val="none"/>
-        </w:rPr>
-        <w:t xml:space="preserve"> </w:t>
-      </w:r>
-      <w:proofErr w:type="spellStart"/>
-      <w:r>
-        <w:rPr>
-          <w:rFonts w:eastAsia="Times New Roman" w:cs="Times New Roman"/>
-          <w:color w:val="000000"/>
-          <w:kern w:val="0"/>
-          <w:sz w:val="18"/>
-          <w:szCs w:val="18"/>
+          <w:sz w:val="20"/>
+          <w:szCs w:val="20"/>
+          <w:lang w:val="en-US" w:eastAsia="ru-RU"/>
+          <w14:ligatures w14:val="none"/>
+        </w:rPr>
+        <w:t xml:space="preserve"> </w:t>
+      </w:r>
+      <w:proofErr w:type="spellStart"/>
+      <w:r>
+        <w:rPr>
+          <w:rFonts w:eastAsia="Times New Roman" w:cs="Times New Roman"/>
+          <w:color w:val="000000"/>
+          <w:kern w:val="0"/>
+          <w:sz w:val="20"/>
+          <w:szCs w:val="20"/>
           <w:lang w:val="en-US" w:eastAsia="ru-RU"/>
           <w14:ligatures w14:val="none"/>
         </w:rPr>
@@ -704,21 +704,21 @@
           <w:rFonts w:eastAsia="Times New Roman" w:cs="Times New Roman"/>
           <w:color w:val="000000"/>
           <w:kern w:val="0"/>
-          <w:sz w:val="18"/>
-          <w:szCs w:val="18"/>
-          <w:lang w:val="en-US" w:eastAsia="ru-RU"/>
-          <w14:ligatures w14:val="none"/>
-        </w:rPr>
-        <w:t xml:space="preserve"> </w:t>
-      </w:r>
-      <w:proofErr w:type="spellStart"/>
-      <w:r>
-        <w:rPr>
-          <w:rFonts w:eastAsia="Times New Roman" w:cs="Times New Roman"/>
-          <w:color w:val="000000"/>
-          <w:kern w:val="0"/>
-          <w:sz w:val="18"/>
-          <w:szCs w:val="18"/>
+          <w:sz w:val="20"/>
+          <w:szCs w:val="20"/>
+          <w:lang w:val="en-US" w:eastAsia="ru-RU"/>
+          <w14:ligatures w14:val="none"/>
+        </w:rPr>
+        <w:t xml:space="preserve"> </w:t>
+      </w:r>
+      <w:proofErr w:type="spellStart"/>
+      <w:r>
+        <w:rPr>
+          <w:rFonts w:eastAsia="Times New Roman" w:cs="Times New Roman"/>
+          <w:color w:val="000000"/>
+          <w:kern w:val="0"/>
+          <w:sz w:val="20"/>
+          <w:szCs w:val="20"/>
           <w:lang w:val="en-US" w:eastAsia="ru-RU"/>
           <w14:ligatures w14:val="none"/>
         </w:rPr>
@@ -730,8 +730,8 @@
           <w:rFonts w:eastAsia="Times New Roman" w:cs="Times New Roman"/>
           <w:color w:val="000000"/>
           <w:kern w:val="0"/>
-          <w:sz w:val="18"/>
-          <w:szCs w:val="18"/>
+          <w:sz w:val="20"/>
+          <w:szCs w:val="20"/>
           <w:lang w:val="en-US" w:eastAsia="ru-RU"/>
           <w14:ligatures w14:val="none"/>
         </w:rPr>
@@ -747,8 +747,8 @@
           <w:rFonts w:eastAsia="Times New Roman" w:cs="Times New Roman"/>
           <w:color w:val="000000"/>
           <w:kern w:val="0"/>
-          <w:sz w:val="18"/>
-          <w:szCs w:val="18"/>
+          <w:sz w:val="20"/>
+          <w:szCs w:val="20"/>
           <w:lang w:val="en-US" w:eastAsia="ru-RU"/>
           <w14:ligatures w14:val="none"/>
         </w:rPr>
@@ -765,8 +765,8 @@
           <w:bCs/>
           <w:color w:val="000000"/>
           <w:kern w:val="0"/>
-          <w:sz w:val="18"/>
-          <w:szCs w:val="18"/>
+          <w:sz w:val="20"/>
+          <w:szCs w:val="20"/>
           <w:u w:val="single"/>
           <w:lang w:val="en-US" w:eastAsia="ru-RU"/>
           <w14:ligatures w14:val="none"/>
@@ -779,8 +779,8 @@
           <w:bCs/>
           <w:color w:val="000000"/>
           <w:kern w:val="0"/>
-          <w:sz w:val="18"/>
-          <w:szCs w:val="18"/>
+          <w:sz w:val="20"/>
+          <w:szCs w:val="20"/>
           <w:u w:val="single"/>
           <w:lang w:val="en-US" w:eastAsia="ru-RU"/>
           <w14:ligatures w14:val="none"/>
@@ -848,8 +848,8 @@
         <w:ind w:left="-142"/>
         <w:jc w:val="center"/>
         <w:rPr>
-          <w:sz w:val="18"/>
-          <w:szCs w:val="18"/>
+          <w:sz w:val="20"/>
+          <w:szCs w:val="20"/>
           <w:lang w:val="en-US"/>
         </w:rPr>
         <w:sectPr>
@@ -866,15 +866,15 @@
         <w:ind w:left="-142"/>
         <w:jc w:val="center"/>
         <w:rPr>
-          <w:sz w:val="18"/>
-          <w:szCs w:val="18"/>
+          <w:sz w:val="20"/>
+          <w:szCs w:val="20"/>
           <w:lang w:val="en-US"/>
         </w:rPr>
       </w:pPr>
       <w:r>
         <w:rPr>
-          <w:sz w:val="18"/>
-          <w:szCs w:val="18"/>
+          <w:sz w:val="20"/>
+          <w:szCs w:val="20"/>
           <w:lang w:val="en-US"/>
         </w:rPr>
         <w:t>ORGANIZATION</w:t>
@@ -891,8 +891,8 @@
           <w:bCs/>
           <w:color w:val="000000"/>
           <w:kern w:val="0"/>
-          <w:sz w:val="18"/>
-          <w:szCs w:val="18"/>
+          <w:sz w:val="20"/>
+          <w:szCs w:val="20"/>
           <w:u w:val="single"/>
           <w:lang w:val="en-US" w:eastAsia="ru-RU"/>
           <w14:ligatures w14:val="none"/>
@@ -905,8 +905,8 @@
           <w:bCs/>
           <w:color w:val="000000"/>
           <w:kern w:val="0"/>
-          <w:sz w:val="18"/>
-          <w:szCs w:val="18"/>
+          <w:sz w:val="20"/>
+          <w:szCs w:val="20"/>
           <w:u w:val="single"/>
           <w:lang w:val="en-US" w:eastAsia="ru-RU"/>
           <w14:ligatures w14:val="none"/>
@@ -977,8 +977,8 @@
         <w:rPr>
           <w:b/>
           <w:bCs/>
-          <w:sz w:val="18"/>
-          <w:szCs w:val="18"/>
+          <w:sz w:val="20"/>
+          <w:szCs w:val="20"/>
           <w:u w:val="single"/>
           <w:lang w:val="en-US"/>
         </w:rPr>
@@ -990,8 +990,8 @@
         <w:ind w:left="-142"/>
         <w:jc w:val="center"/>
         <w:rPr>
-          <w:sz w:val="18"/>
-          <w:szCs w:val="18"/>
+          <w:sz w:val="20"/>
+          <w:szCs w:val="20"/>
           <w:lang w:val="en-US"/>
         </w:rPr>
       </w:pPr>
@@ -1004,8 +1004,8 @@
         <w:rPr>
           <w:b/>
           <w:bCs/>
-          <w:sz w:val="18"/>
-          <w:szCs w:val="18"/>
+          <w:sz w:val="20"/>
+          <w:szCs w:val="20"/>
           <w:u w:val="single"/>
           <w:lang w:val="en-US"/>
         </w:rPr>
@@ -1014,8 +1014,8 @@
         <w:rPr>
           <w:b/>
           <w:bCs/>
-          <w:sz w:val="18"/>
-          <w:szCs w:val="18"/>
+          <w:sz w:val="20"/>
+          <w:szCs w:val="20"/>
           <w:u w:val="single"/>
           <w:lang w:val="uz-Cyrl-UZ"/>
         </w:rPr>
@@ -1028,16 +1028,16 @@
         <w:ind w:left="-142"/>
         <w:jc w:val="center"/>
         <w:rPr>
-          <w:sz w:val="18"/>
-          <w:szCs w:val="18"/>
+          <w:sz w:val="20"/>
+          <w:szCs w:val="20"/>
           <w:lang w:val="en-US"/>
         </w:rPr>
       </w:pPr>
       <w:proofErr w:type="spellStart"/>
       <w:r>
         <w:rPr>
-          <w:sz w:val="18"/>
-          <w:szCs w:val="18"/>
+          <w:sz w:val="20"/>
+          <w:szCs w:val="20"/>
           <w:lang w:val="en-US"/>
         </w:rPr>
         <w:t>ushbu</w:t>
@@ -1045,17 +1045,17 @@
       <w:proofErr w:type="spellEnd"/>
       <w:r>
         <w:rPr>
-          <w:sz w:val="18"/>
-          <w:szCs w:val="18"/>
-          <w:lang w:val="en-US"/>
-        </w:rPr>
-        <w:t xml:space="preserve"> </w:t>
-      </w:r>
-      <w:proofErr w:type="spellStart"/>
-      <w:r>
-        <w:rPr>
-          <w:sz w:val="18"/>
-          <w:szCs w:val="18"/>
+          <w:sz w:val="20"/>
+          <w:szCs w:val="20"/>
+          <w:lang w:val="en-US"/>
+        </w:rPr>
+        <w:t xml:space="preserve"> </w:t>
+      </w:r>
+      <w:proofErr w:type="spellStart"/>
+      <w:r>
+        <w:rPr>
+          <w:sz w:val="20"/>
+          <w:szCs w:val="20"/>
           <w:lang w:val="en-US"/>
         </w:rPr>
         <w:t>dalolatnoma</w:t>
@@ -1063,17 +1063,17 @@
       <w:proofErr w:type="spellEnd"/>
       <w:r>
         <w:rPr>
-          <w:sz w:val="18"/>
-          <w:szCs w:val="18"/>
-          <w:lang w:val="en-US"/>
-        </w:rPr>
-        <w:t xml:space="preserve"> </w:t>
-      </w:r>
-      <w:proofErr w:type="spellStart"/>
-      <w:r>
-        <w:rPr>
-          <w:sz w:val="18"/>
-          <w:szCs w:val="18"/>
+          <w:sz w:val="20"/>
+          <w:szCs w:val="20"/>
+          <w:lang w:val="en-US"/>
+        </w:rPr>
+        <w:t xml:space="preserve"> </w:t>
+      </w:r>
+      <w:proofErr w:type="spellStart"/>
+      <w:r>
+        <w:rPr>
+          <w:sz w:val="20"/>
+          <w:szCs w:val="20"/>
           <w:lang w:val="en-US"/>
         </w:rPr>
         <w:t>quyidagi</w:t>
@@ -1081,17 +1081,17 @@
       <w:proofErr w:type="spellEnd"/>
       <w:r>
         <w:rPr>
-          <w:sz w:val="18"/>
-          <w:szCs w:val="18"/>
-          <w:lang w:val="en-US"/>
-        </w:rPr>
-        <w:t xml:space="preserve"> </w:t>
-      </w:r>
-      <w:proofErr w:type="spellStart"/>
-      <w:r>
-        <w:rPr>
-          <w:sz w:val="18"/>
-          <w:szCs w:val="18"/>
+          <w:sz w:val="20"/>
+          <w:szCs w:val="20"/>
+          <w:lang w:val="en-US"/>
+        </w:rPr>
+        <w:t xml:space="preserve"> </w:t>
+      </w:r>
+      <w:proofErr w:type="spellStart"/>
+      <w:r>
+        <w:rPr>
+          <w:sz w:val="20"/>
+          <w:szCs w:val="20"/>
           <w:lang w:val="en-US"/>
         </w:rPr>
         <w:t>ishlarni</w:t>
@@ -1099,17 +1099,17 @@
       <w:proofErr w:type="spellEnd"/>
       <w:r>
         <w:rPr>
-          <w:sz w:val="18"/>
-          <w:szCs w:val="18"/>
-          <w:lang w:val="en-US"/>
-        </w:rPr>
-        <w:t xml:space="preserve"> </w:t>
-      </w:r>
-      <w:proofErr w:type="spellStart"/>
-      <w:r>
-        <w:rPr>
-          <w:sz w:val="18"/>
-          <w:szCs w:val="18"/>
+          <w:sz w:val="20"/>
+          <w:szCs w:val="20"/>
+          <w:lang w:val="en-US"/>
+        </w:rPr>
+        <w:t xml:space="preserve"> </w:t>
+      </w:r>
+      <w:proofErr w:type="spellStart"/>
+      <w:r>
+        <w:rPr>
+          <w:sz w:val="20"/>
+          <w:szCs w:val="20"/>
           <w:lang w:val="en-US"/>
         </w:rPr>
         <w:t>bajarilganligi</w:t>
@@ -1117,17 +1117,17 @@
       <w:proofErr w:type="spellEnd"/>
       <w:r>
         <w:rPr>
-          <w:sz w:val="18"/>
-          <w:szCs w:val="18"/>
-          <w:lang w:val="en-US"/>
-        </w:rPr>
-        <w:t xml:space="preserve"> </w:t>
-      </w:r>
-      <w:proofErr w:type="spellStart"/>
-      <w:r>
-        <w:rPr>
-          <w:sz w:val="18"/>
-          <w:szCs w:val="18"/>
+          <w:sz w:val="20"/>
+          <w:szCs w:val="20"/>
+          <w:lang w:val="en-US"/>
+        </w:rPr>
+        <w:t xml:space="preserve"> </w:t>
+      </w:r>
+      <w:proofErr w:type="spellStart"/>
+      <w:r>
+        <w:rPr>
+          <w:sz w:val="20"/>
+          <w:szCs w:val="20"/>
           <w:lang w:val="en-US"/>
         </w:rPr>
         <w:t>uchun</w:t>
@@ -1135,17 +1135,17 @@
       <w:proofErr w:type="spellEnd"/>
       <w:r>
         <w:rPr>
-          <w:sz w:val="18"/>
-          <w:szCs w:val="18"/>
-          <w:lang w:val="en-US"/>
-        </w:rPr>
-        <w:t xml:space="preserve"> </w:t>
-      </w:r>
-      <w:proofErr w:type="spellStart"/>
-      <w:r>
-        <w:rPr>
-          <w:sz w:val="18"/>
-          <w:szCs w:val="18"/>
+          <w:sz w:val="20"/>
+          <w:szCs w:val="20"/>
+          <w:lang w:val="en-US"/>
+        </w:rPr>
+        <w:t xml:space="preserve"> </w:t>
+      </w:r>
+      <w:proofErr w:type="spellStart"/>
+      <w:r>
+        <w:rPr>
+          <w:sz w:val="20"/>
+          <w:szCs w:val="20"/>
           <w:lang w:val="en-US"/>
         </w:rPr>
         <w:t>tuzilgan</w:t>
@@ -1153,8 +1153,8 @@
       <w:proofErr w:type="spellEnd"/>
       <w:r>
         <w:rPr>
-          <w:sz w:val="18"/>
-          <w:szCs w:val="18"/>
+          <w:sz w:val="20"/>
+          <w:szCs w:val="20"/>
           <w:lang w:val="en-US"/>
         </w:rPr>
         <w:t>:</w:t>
@@ -1166,8 +1166,8 @@
         <w:ind w:left="-142"/>
         <w:jc w:val="center"/>
         <w:rPr>
-          <w:sz w:val="18"/>
-          <w:szCs w:val="18"/>
+          <w:sz w:val="20"/>
+          <w:szCs w:val="20"/>
           <w:lang w:val="en-US"/>
         </w:rPr>
         <w:sectPr>
@@ -1190,8 +1190,8 @@
           <w:bCs/>
           <w:color w:val="000000"/>
           <w:kern w:val="0"/>
-          <w:sz w:val="18"/>
-          <w:szCs w:val="18"/>
+          <w:sz w:val="20"/>
+          <w:szCs w:val="20"/>
           <w:u w:val="single"/>
           <w:lang w:val="en-US" w:eastAsia="ru-RU"/>
           <w14:ligatures w14:val="none"/>
@@ -1205,8 +1205,8 @@
           <w:bCs/>
           <w:color w:val="000000"/>
           <w:kern w:val="0"/>
-          <w:sz w:val="18"/>
-          <w:szCs w:val="18"/>
+          <w:sz w:val="20"/>
+          <w:szCs w:val="20"/>
           <w:u w:val="single"/>
           <w:lang w:val="en-US" w:eastAsia="ru-RU"/>
           <w14:ligatures w14:val="none"/>
@@ -1221,8 +1221,8 @@
           <w:bCs/>
           <w:color w:val="000000"/>
           <w:kern w:val="0"/>
-          <w:sz w:val="18"/>
-          <w:szCs w:val="18"/>
+          <w:sz w:val="20"/>
+          <w:szCs w:val="20"/>
           <w:u w:val="single"/>
           <w:lang w:val="en-US" w:eastAsia="ru-RU"/>
           <w14:ligatures w14:val="none"/>
@@ -1237,8 +1237,8 @@
           <w:bCs/>
           <w:color w:val="000000"/>
           <w:kern w:val="0"/>
-          <w:sz w:val="18"/>
-          <w:szCs w:val="18"/>
+          <w:sz w:val="20"/>
+          <w:szCs w:val="20"/>
           <w:u w:val="single"/>
           <w:lang w:val="en-US" w:eastAsia="ru-RU"/>
           <w14:ligatures w14:val="none"/>
@@ -1253,8 +1253,8 @@
           <w:bCs/>
           <w:color w:val="000000"/>
           <w:kern w:val="0"/>
-          <w:sz w:val="18"/>
-          <w:szCs w:val="18"/>
+          <w:sz w:val="20"/>
+          <w:szCs w:val="20"/>
           <w:u w:val="single"/>
           <w:lang w:val="en-US" w:eastAsia="ru-RU"/>
           <w14:ligatures w14:val="none"/>
@@ -1269,8 +1269,8 @@
           <w:bCs/>
           <w:color w:val="000000"/>
           <w:kern w:val="0"/>
-          <w:sz w:val="18"/>
-          <w:szCs w:val="18"/>
+          <w:sz w:val="20"/>
+          <w:szCs w:val="20"/>
           <w:u w:val="single"/>
           <w:lang w:val="en-US" w:eastAsia="ru-RU"/>
           <w14:ligatures w14:val="none"/>
@@ -1285,8 +1285,8 @@
           <w:bCs/>
           <w:color w:val="000000"/>
           <w:kern w:val="0"/>
-          <w:sz w:val="18"/>
-          <w:szCs w:val="18"/>
+          <w:sz w:val="20"/>
+          <w:szCs w:val="20"/>
           <w:u w:val="single"/>
           <w:lang w:val="en-US" w:eastAsia="ru-RU"/>
           <w14:ligatures w14:val="none"/>
@@ -1301,8 +1301,8 @@
           <w:bCs/>
           <w:color w:val="000000"/>
           <w:kern w:val="0"/>
-          <w:sz w:val="18"/>
-          <w:szCs w:val="18"/>
+          <w:sz w:val="20"/>
+          <w:szCs w:val="20"/>
           <w:u w:val="single"/>
           <w:lang w:val="en-US" w:eastAsia="ru-RU"/>
           <w14:ligatures w14:val="none"/>
@@ -1461,8 +1461,8 @@
         <w:ind w:left="-142"/>
         <w:jc w:val="center"/>
         <w:rPr>
-          <w:sz w:val="18"/>
-          <w:szCs w:val="18"/>
+          <w:sz w:val="20"/>
+          <w:szCs w:val="20"/>
           <w:lang w:val="en-US"/>
         </w:rPr>
         <w:sectPr>
@@ -1481,8 +1481,8 @@
         <w:rPr>
           <w:b/>
           <w:bCs/>
-          <w:sz w:val="18"/>
-          <w:szCs w:val="18"/>
+          <w:sz w:val="20"/>
+          <w:szCs w:val="20"/>
           <w:lang w:val="en-US"/>
         </w:rPr>
       </w:pPr>
@@ -1491,8 +1491,8 @@
         <w:rPr>
           <w:b/>
           <w:bCs/>
-          <w:sz w:val="18"/>
-          <w:szCs w:val="18"/>
+          <w:sz w:val="20"/>
+          <w:szCs w:val="20"/>
           <w:lang w:val="en-US"/>
         </w:rPr>
         <w:t>Iqtisodiyot</w:t>
@@ -1502,19 +1502,19 @@
         <w:rPr>
           <w:b/>
           <w:bCs/>
-          <w:sz w:val="18"/>
-          <w:szCs w:val="18"/>
-          <w:lang w:val="en-US"/>
-        </w:rPr>
-        <w:t xml:space="preserve"> </w:t>
-      </w:r>
-      <w:proofErr w:type="spellStart"/>
-      <w:r>
-        <w:rPr>
-          <w:b/>
-          <w:bCs/>
-          <w:sz w:val="18"/>
-          <w:szCs w:val="18"/>
+          <w:sz w:val="20"/>
+          <w:szCs w:val="20"/>
+          <w:lang w:val="en-US"/>
+        </w:rPr>
+        <w:t xml:space="preserve"> </w:t>
+      </w:r>
+      <w:proofErr w:type="spellStart"/>
+      <w:r>
+        <w:rPr>
+          <w:b/>
+          <w:bCs/>
+          <w:sz w:val="20"/>
+          <w:szCs w:val="20"/>
           <w:lang w:val="en-US"/>
         </w:rPr>
         <w:t>va</w:t>
@@ -1524,19 +1524,19 @@
         <w:rPr>
           <w:b/>
           <w:bCs/>
-          <w:sz w:val="18"/>
-          <w:szCs w:val="18"/>
-          <w:lang w:val="en-US"/>
-        </w:rPr>
-        <w:t xml:space="preserve"> </w:t>
-      </w:r>
-      <w:proofErr w:type="spellStart"/>
-      <w:r>
-        <w:rPr>
-          <w:b/>
-          <w:bCs/>
-          <w:sz w:val="18"/>
-          <w:szCs w:val="18"/>
+          <w:sz w:val="20"/>
+          <w:szCs w:val="20"/>
+          <w:lang w:val="en-US"/>
+        </w:rPr>
+        <w:t xml:space="preserve"> </w:t>
+      </w:r>
+      <w:proofErr w:type="spellStart"/>
+      <w:r>
+        <w:rPr>
+          <w:b/>
+          <w:bCs/>
+          <w:sz w:val="20"/>
+          <w:szCs w:val="20"/>
           <w:lang w:val="en-US"/>
         </w:rPr>
         <w:t>Moliya</w:t>
@@ -1546,19 +1546,19 @@
         <w:rPr>
           <w:b/>
           <w:bCs/>
-          <w:sz w:val="18"/>
-          <w:szCs w:val="18"/>
-          <w:lang w:val="en-US"/>
-        </w:rPr>
-        <w:t xml:space="preserve"> </w:t>
-      </w:r>
-      <w:proofErr w:type="spellStart"/>
-      <w:r>
-        <w:rPr>
-          <w:b/>
-          <w:bCs/>
-          <w:sz w:val="18"/>
-          <w:szCs w:val="18"/>
+          <w:sz w:val="20"/>
+          <w:szCs w:val="20"/>
+          <w:lang w:val="en-US"/>
+        </w:rPr>
+        <w:t xml:space="preserve"> </w:t>
+      </w:r>
+      <w:proofErr w:type="spellStart"/>
+      <w:r>
+        <w:rPr>
+          <w:b/>
+          <w:bCs/>
+          <w:sz w:val="20"/>
+          <w:szCs w:val="20"/>
           <w:lang w:val="en-US"/>
         </w:rPr>
         <w:t>vazirligining</w:t>
@@ -1568,8 +1568,8 @@
         <w:rPr>
           <w:b/>
           <w:bCs/>
-          <w:sz w:val="18"/>
-          <w:szCs w:val="18"/>
+          <w:sz w:val="20"/>
+          <w:szCs w:val="20"/>
           <w:lang w:val="en-US"/>
         </w:rPr>
         <w:t xml:space="preserve"> </w:t>
@@ -1580,8 +1580,8 @@
         <w:rPr>
           <w:b/>
           <w:bCs/>
-          <w:sz w:val="18"/>
-          <w:szCs w:val="18"/>
+          <w:sz w:val="20"/>
+          <w:szCs w:val="20"/>
           <w:lang w:val="en-US"/>
         </w:rPr>
         <w:t>huzuridagi</w:t>
@@ -1591,8 +1591,8 @@
         <w:rPr>
           <w:b/>
           <w:bCs/>
-          <w:sz w:val="18"/>
-          <w:szCs w:val="18"/>
+          <w:sz w:val="20"/>
+          <w:szCs w:val="20"/>
           <w:lang w:val="en-US"/>
         </w:rPr>
         <w:t xml:space="preserve">  ATM</w:t>
@@ -1602,19 +1602,19 @@
         <w:rPr>
           <w:b/>
           <w:bCs/>
-          <w:sz w:val="18"/>
-          <w:szCs w:val="18"/>
-          <w:lang w:val="en-US"/>
-        </w:rPr>
-        <w:t xml:space="preserve"> </w:t>
-      </w:r>
-      <w:proofErr w:type="spellStart"/>
-      <w:r>
-        <w:rPr>
-          <w:b/>
-          <w:bCs/>
-          <w:sz w:val="18"/>
-          <w:szCs w:val="18"/>
+          <w:sz w:val="20"/>
+          <w:szCs w:val="20"/>
+          <w:lang w:val="en-US"/>
+        </w:rPr>
+        <w:t xml:space="preserve"> </w:t>
+      </w:r>
+      <w:proofErr w:type="spellStart"/>
+      <w:r>
+        <w:rPr>
+          <w:b/>
+          <w:bCs/>
+          <w:sz w:val="20"/>
+          <w:szCs w:val="20"/>
           <w:lang w:val="en-US"/>
         </w:rPr>
         <w:t>tomonidan</w:t>
@@ -1628,8 +1628,8 @@
         <w:rPr>
           <w:b/>
           <w:bCs/>
-          <w:sz w:val="18"/>
-          <w:szCs w:val="18"/>
+          <w:sz w:val="20"/>
+          <w:szCs w:val="20"/>
           <w:lang w:val="en-US"/>
         </w:rPr>
       </w:pPr>
@@ -1638,8 +1638,8 @@
         <w:rPr>
           <w:b/>
           <w:bCs/>
-          <w:sz w:val="18"/>
-          <w:szCs w:val="18"/>
+          <w:sz w:val="20"/>
+          <w:szCs w:val="20"/>
           <w:lang w:val="en-US"/>
         </w:rPr>
         <w:t>quyidagi</w:t>
@@ -1649,19 +1649,19 @@
         <w:rPr>
           <w:b/>
           <w:bCs/>
-          <w:sz w:val="18"/>
-          <w:szCs w:val="18"/>
-          <w:lang w:val="en-US"/>
-        </w:rPr>
-        <w:t xml:space="preserve"> </w:t>
-      </w:r>
-      <w:proofErr w:type="spellStart"/>
-      <w:r>
-        <w:rPr>
-          <w:b/>
-          <w:bCs/>
-          <w:sz w:val="18"/>
-          <w:szCs w:val="18"/>
+          <w:sz w:val="20"/>
+          <w:szCs w:val="20"/>
+          <w:lang w:val="en-US"/>
+        </w:rPr>
+        <w:t xml:space="preserve"> </w:t>
+      </w:r>
+      <w:proofErr w:type="spellStart"/>
+      <w:r>
+        <w:rPr>
+          <w:b/>
+          <w:bCs/>
+          <w:sz w:val="20"/>
+          <w:szCs w:val="20"/>
           <w:lang w:val="en-US"/>
         </w:rPr>
         <w:t>materiallari</w:t>
@@ -1671,8 +1671,8 @@
         <w:rPr>
           <w:b/>
           <w:bCs/>
-          <w:sz w:val="18"/>
-          <w:szCs w:val="18"/>
+          <w:sz w:val="20"/>
+          <w:szCs w:val="20"/>
           <w:lang w:val="en-US"/>
         </w:rPr>
         <w:t xml:space="preserve">, </w:t>
@@ -1682,8 +1682,8 @@
         <w:rPr>
           <w:b/>
           <w:bCs/>
-          <w:sz w:val="18"/>
-          <w:szCs w:val="18"/>
+          <w:sz w:val="20"/>
+          <w:szCs w:val="20"/>
           <w:lang w:val="en-US"/>
         </w:rPr>
         <w:t>ehtiyot</w:t>
@@ -1693,19 +1693,19 @@
         <w:rPr>
           <w:b/>
           <w:bCs/>
-          <w:sz w:val="18"/>
-          <w:szCs w:val="18"/>
-          <w:lang w:val="en-US"/>
-        </w:rPr>
-        <w:t xml:space="preserve"> </w:t>
-      </w:r>
-      <w:proofErr w:type="spellStart"/>
-      <w:r>
-        <w:rPr>
-          <w:b/>
-          <w:bCs/>
-          <w:sz w:val="18"/>
-          <w:szCs w:val="18"/>
+          <w:sz w:val="20"/>
+          <w:szCs w:val="20"/>
+          <w:lang w:val="en-US"/>
+        </w:rPr>
+        <w:t xml:space="preserve"> </w:t>
+      </w:r>
+      <w:proofErr w:type="spellStart"/>
+      <w:r>
+        <w:rPr>
+          <w:b/>
+          <w:bCs/>
+          <w:sz w:val="20"/>
+          <w:szCs w:val="20"/>
           <w:lang w:val="en-US"/>
         </w:rPr>
         <w:t>qismlar</w:t>
@@ -1715,19 +1715,19 @@
         <w:rPr>
           <w:b/>
           <w:bCs/>
-          <w:sz w:val="18"/>
-          <w:szCs w:val="18"/>
-          <w:lang w:val="en-US"/>
-        </w:rPr>
-        <w:t xml:space="preserve"> </w:t>
-      </w:r>
-      <w:proofErr w:type="spellStart"/>
-      <w:r>
-        <w:rPr>
-          <w:b/>
-          <w:bCs/>
-          <w:sz w:val="18"/>
-          <w:szCs w:val="18"/>
+          <w:sz w:val="20"/>
+          <w:szCs w:val="20"/>
+          <w:lang w:val="en-US"/>
+        </w:rPr>
+        <w:t xml:space="preserve"> </w:t>
+      </w:r>
+      <w:proofErr w:type="spellStart"/>
+      <w:r>
+        <w:rPr>
+          <w:b/>
+          <w:bCs/>
+          <w:sz w:val="20"/>
+          <w:szCs w:val="20"/>
           <w:lang w:val="en-US"/>
         </w:rPr>
         <w:t>va</w:t>
@@ -1737,19 +1737,19 @@
         <w:rPr>
           <w:b/>
           <w:bCs/>
-          <w:sz w:val="18"/>
-          <w:szCs w:val="18"/>
-          <w:lang w:val="en-US"/>
-        </w:rPr>
-        <w:t xml:space="preserve"> </w:t>
-      </w:r>
-      <w:proofErr w:type="spellStart"/>
-      <w:r>
-        <w:rPr>
-          <w:b/>
-          <w:bCs/>
-          <w:sz w:val="18"/>
-          <w:szCs w:val="18"/>
+          <w:sz w:val="20"/>
+          <w:szCs w:val="20"/>
+          <w:lang w:val="en-US"/>
+        </w:rPr>
+        <w:t xml:space="preserve"> </w:t>
+      </w:r>
+      <w:proofErr w:type="spellStart"/>
+      <w:r>
+        <w:rPr>
+          <w:b/>
+          <w:bCs/>
+          <w:sz w:val="20"/>
+          <w:szCs w:val="20"/>
           <w:lang w:val="en-US"/>
         </w:rPr>
         <w:t>uskunalar</w:t>
@@ -1759,19 +1759,19 @@
         <w:rPr>
           <w:b/>
           <w:bCs/>
-          <w:sz w:val="18"/>
-          <w:szCs w:val="18"/>
-          <w:lang w:val="en-US"/>
-        </w:rPr>
-        <w:t xml:space="preserve"> </w:t>
-      </w:r>
-      <w:proofErr w:type="spellStart"/>
-      <w:r>
-        <w:rPr>
-          <w:b/>
-          <w:bCs/>
-          <w:sz w:val="18"/>
-          <w:szCs w:val="18"/>
+          <w:sz w:val="20"/>
+          <w:szCs w:val="20"/>
+          <w:lang w:val="en-US"/>
+        </w:rPr>
+        <w:t xml:space="preserve"> </w:t>
+      </w:r>
+      <w:proofErr w:type="spellStart"/>
+      <w:r>
+        <w:rPr>
+          <w:b/>
+          <w:bCs/>
+          <w:sz w:val="20"/>
+          <w:szCs w:val="20"/>
           <w:lang w:val="en-US"/>
         </w:rPr>
         <w:t>o'rnatildi</w:t>
@@ -1781,8 +1781,8 @@
         <w:rPr>
           <w:b/>
           <w:bCs/>
-          <w:sz w:val="18"/>
-          <w:szCs w:val="18"/>
+          <w:sz w:val="20"/>
+          <w:szCs w:val="20"/>
           <w:lang w:val="en-US"/>
         </w:rPr>
         <w:t>:</w:t>
@@ -1795,8 +1795,8 @@
         <w:rPr>
           <w:b/>
           <w:bCs/>
-          <w:sz w:val="18"/>
-          <w:szCs w:val="18"/>
+          <w:sz w:val="20"/>
+          <w:szCs w:val="20"/>
           <w:lang w:val="en-US"/>
         </w:rPr>
         <w:sectPr>
@@ -1811,8 +1811,8 @@
         <w:rPr>
           <w:b/>
           <w:bCs/>
-          <w:sz w:val="18"/>
-          <w:szCs w:val="18"/>
+          <w:sz w:val="20"/>
+          <w:szCs w:val="20"/>
           <w:lang w:val="en-US"/>
         </w:rPr>
         <w:t>CONTRACT</w:t>
@@ -1821,11 +1821,11 @@
         <w:rPr>
           <w:b/>
           <w:bCs/>
-          <w:sz w:val="18"/>
-          <w:szCs w:val="18"/>
-          <w:lang w:val="en-US"/>
-        </w:rPr>
-        <w:t xml:space="preserve"> </w:t>
+          <w:sz w:val="20"/>
+          <w:szCs w:val="20"/>
+          <w:lang w:val="en-US"/>
+        </w:rPr>
+        <w:t xml:space="preserve"> muvofiq </w:t>
       </w:r>
     </w:p>
     <w:p>
@@ -1833,15 +1833,15 @@
         <w:ind w:left="-142"/>
         <w:jc w:val="center"/>
         <w:rPr>
-          <w:sz w:val="18"/>
-          <w:szCs w:val="18"/>
+          <w:sz w:val="20"/>
+          <w:szCs w:val="20"/>
           <w:lang w:val="en-US"/>
         </w:rPr>
       </w:pPr>
       <w:r>
         <w:rPr>
-          <w:sz w:val="18"/>
-          <w:szCs w:val="18"/>
+          <w:sz w:val="20"/>
+          <w:szCs w:val="20"/>
           <w:lang w:val="en-US"/>
         </w:rPr>
         <w:t>TABLE</w:t>
@@ -1853,8 +1853,8 @@
         <w:rPr>
           <w:b/>
           <w:bCs/>
-          <w:sz w:val="18"/>
-          <w:szCs w:val="18"/>
+          <w:sz w:val="20"/>
+          <w:szCs w:val="20"/>
           <w:lang w:val="en-US"/>
         </w:rPr>
       </w:pPr>
@@ -1863,8 +1863,8 @@
         <w:rPr>
           <w:b/>
           <w:bCs/>
-          <w:sz w:val="18"/>
-          <w:szCs w:val="18"/>
+          <w:sz w:val="20"/>
+          <w:szCs w:val="20"/>
           <w:lang w:val="en-US"/>
         </w:rPr>
         <w:t>Yaroqsiz</w:t>
@@ -1874,19 +1874,19 @@
         <w:rPr>
           <w:b/>
           <w:bCs/>
-          <w:sz w:val="18"/>
-          <w:szCs w:val="18"/>
-          <w:lang w:val="en-US"/>
-        </w:rPr>
-        <w:t xml:space="preserve"> </w:t>
-      </w:r>
-      <w:proofErr w:type="spellStart"/>
-      <w:r>
-        <w:rPr>
-          <w:b/>
-          <w:bCs/>
-          <w:sz w:val="18"/>
-          <w:szCs w:val="18"/>
+          <w:sz w:val="20"/>
+          <w:szCs w:val="20"/>
+          <w:lang w:val="en-US"/>
+        </w:rPr>
+        <w:t xml:space="preserve"> </w:t>
+      </w:r>
+      <w:proofErr w:type="spellStart"/>
+      <w:r>
+        <w:rPr>
+          <w:b/>
+          <w:bCs/>
+          <w:sz w:val="20"/>
+          <w:szCs w:val="20"/>
           <w:lang w:val="en-US"/>
         </w:rPr>
         <w:t>ehtiyot</w:t>
@@ -1896,19 +1896,19 @@
         <w:rPr>
           <w:b/>
           <w:bCs/>
-          <w:sz w:val="18"/>
-          <w:szCs w:val="18"/>
-          <w:lang w:val="en-US"/>
-        </w:rPr>
-        <w:t xml:space="preserve"> </w:t>
-      </w:r>
-      <w:proofErr w:type="spellStart"/>
-      <w:r>
-        <w:rPr>
-          <w:b/>
-          <w:bCs/>
-          <w:sz w:val="18"/>
-          <w:szCs w:val="18"/>
+          <w:sz w:val="20"/>
+          <w:szCs w:val="20"/>
+          <w:lang w:val="en-US"/>
+        </w:rPr>
+        <w:t xml:space="preserve"> </w:t>
+      </w:r>
+      <w:proofErr w:type="spellStart"/>
+      <w:r>
+        <w:rPr>
+          <w:b/>
+          <w:bCs/>
+          <w:sz w:val="20"/>
+          <w:szCs w:val="20"/>
           <w:lang w:val="en-US"/>
         </w:rPr>
         <w:t>qismlar</w:t>
@@ -1918,19 +1918,19 @@
         <w:rPr>
           <w:b/>
           <w:bCs/>
-          <w:sz w:val="18"/>
-          <w:szCs w:val="18"/>
-          <w:lang w:val="en-US"/>
-        </w:rPr>
-        <w:t xml:space="preserve"> </w:t>
-      </w:r>
-      <w:proofErr w:type="spellStart"/>
-      <w:r>
-        <w:rPr>
-          <w:b/>
-          <w:bCs/>
-          <w:sz w:val="18"/>
-          <w:szCs w:val="18"/>
+          <w:sz w:val="20"/>
+          <w:szCs w:val="20"/>
+          <w:lang w:val="en-US"/>
+        </w:rPr>
+        <w:t xml:space="preserve"> </w:t>
+      </w:r>
+      <w:proofErr w:type="spellStart"/>
+      <w:r>
+        <w:rPr>
+          <w:b/>
+          <w:bCs/>
+          <w:sz w:val="20"/>
+          <w:szCs w:val="20"/>
           <w:lang w:val="en-US"/>
         </w:rPr>
         <w:t>foydalanuvchida</w:t>
@@ -1940,19 +1940,19 @@
         <w:rPr>
           <w:b/>
           <w:bCs/>
-          <w:sz w:val="18"/>
-          <w:szCs w:val="18"/>
-          <w:lang w:val="en-US"/>
-        </w:rPr>
-        <w:t xml:space="preserve"> </w:t>
-      </w:r>
-      <w:proofErr w:type="spellStart"/>
-      <w:r>
-        <w:rPr>
-          <w:b/>
-          <w:bCs/>
-          <w:sz w:val="18"/>
-          <w:szCs w:val="18"/>
+          <w:sz w:val="20"/>
+          <w:szCs w:val="20"/>
+          <w:lang w:val="en-US"/>
+        </w:rPr>
+        <w:t xml:space="preserve"> </w:t>
+      </w:r>
+      <w:proofErr w:type="spellStart"/>
+      <w:r>
+        <w:rPr>
+          <w:b/>
+          <w:bCs/>
+          <w:sz w:val="20"/>
+          <w:szCs w:val="20"/>
           <w:lang w:val="en-US"/>
         </w:rPr>
         <w:t>qoldirildi</w:t>
@@ -1962,8 +1962,8 @@
         <w:rPr>
           <w:b/>
           <w:bCs/>
-          <w:sz w:val="18"/>
-          <w:szCs w:val="18"/>
+          <w:sz w:val="20"/>
+          <w:szCs w:val="20"/>
           <w:lang w:val="en-US"/>
         </w:rPr>
         <w:t>.</w:t>
@@ -1973,16 +1973,16 @@
       <w:pPr>
         <w:ind w:left="-142" w:firstLine="426"/>
         <w:rPr>
-          <w:sz w:val="18"/>
-          <w:szCs w:val="18"/>
+          <w:sz w:val="20"/>
+          <w:szCs w:val="20"/>
           <w:lang w:val="en-US"/>
         </w:rPr>
       </w:pPr>
       <w:proofErr w:type="spellStart"/>
       <w:r>
         <w:rPr>
-          <w:sz w:val="18"/>
-          <w:szCs w:val="18"/>
+          <w:sz w:val="20"/>
+          <w:szCs w:val="20"/>
           <w:lang w:val="en-US"/>
         </w:rPr>
         <w:t>Izoh</w:t>
@@ -1990,8 +1990,8 @@
       <w:proofErr w:type="spellEnd"/>
       <w:r>
         <w:rPr>
-          <w:sz w:val="18"/>
-          <w:szCs w:val="18"/>
+          <w:sz w:val="20"/>
+          <w:szCs w:val="20"/>
           <w:lang w:val="en-US"/>
         </w:rPr>
         <w:t xml:space="preserve">: </w:t>
@@ -1999,8 +1999,8 @@
       <w:proofErr w:type="spellStart"/>
       <w:r>
         <w:rPr>
-          <w:sz w:val="18"/>
-          <w:szCs w:val="18"/>
+          <w:sz w:val="20"/>
+          <w:szCs w:val="20"/>
           <w:lang w:val="en-US"/>
         </w:rPr>
         <w:t>o'rnatilgan</w:t>
@@ -2008,17 +2008,17 @@
       <w:proofErr w:type="spellEnd"/>
       <w:r>
         <w:rPr>
-          <w:sz w:val="18"/>
-          <w:szCs w:val="18"/>
-          <w:lang w:val="en-US"/>
-        </w:rPr>
-        <w:t xml:space="preserve"> </w:t>
-      </w:r>
-      <w:proofErr w:type="spellStart"/>
-      <w:r>
-        <w:rPr>
-          <w:sz w:val="18"/>
-          <w:szCs w:val="18"/>
+          <w:sz w:val="20"/>
+          <w:szCs w:val="20"/>
+          <w:lang w:val="en-US"/>
+        </w:rPr>
+        <w:t xml:space="preserve"> </w:t>
+      </w:r>
+      <w:proofErr w:type="spellStart"/>
+      <w:r>
+        <w:rPr>
+          <w:sz w:val="20"/>
+          <w:szCs w:val="20"/>
           <w:lang w:val="en-US"/>
         </w:rPr>
         <w:t>ehtiyot</w:t>
@@ -2026,17 +2026,17 @@
       <w:proofErr w:type="spellEnd"/>
       <w:r>
         <w:rPr>
-          <w:sz w:val="18"/>
-          <w:szCs w:val="18"/>
-          <w:lang w:val="en-US"/>
-        </w:rPr>
-        <w:t xml:space="preserve"> </w:t>
-      </w:r>
-      <w:proofErr w:type="spellStart"/>
-      <w:r>
-        <w:rPr>
-          <w:sz w:val="18"/>
-          <w:szCs w:val="18"/>
+          <w:sz w:val="20"/>
+          <w:szCs w:val="20"/>
+          <w:lang w:val="en-US"/>
+        </w:rPr>
+        <w:t xml:space="preserve"> </w:t>
+      </w:r>
+      <w:proofErr w:type="spellStart"/>
+      <w:r>
+        <w:rPr>
+          <w:sz w:val="20"/>
+          <w:szCs w:val="20"/>
           <w:lang w:val="en-US"/>
         </w:rPr>
         <w:t>qismlar</w:t>
@@ -2044,17 +2044,17 @@
       <w:proofErr w:type="spellEnd"/>
       <w:r>
         <w:rPr>
-          <w:sz w:val="18"/>
-          <w:szCs w:val="18"/>
-          <w:lang w:val="en-US"/>
-        </w:rPr>
-        <w:t xml:space="preserve"> </w:t>
-      </w:r>
-      <w:proofErr w:type="spellStart"/>
-      <w:r>
-        <w:rPr>
-          <w:sz w:val="18"/>
-          <w:szCs w:val="18"/>
+          <w:sz w:val="20"/>
+          <w:szCs w:val="20"/>
+          <w:lang w:val="en-US"/>
+        </w:rPr>
+        <w:t xml:space="preserve"> </w:t>
+      </w:r>
+      <w:proofErr w:type="spellStart"/>
+      <w:r>
+        <w:rPr>
+          <w:sz w:val="20"/>
+          <w:szCs w:val="20"/>
           <w:lang w:val="en-US"/>
         </w:rPr>
         <w:t>yoki</w:t>
@@ -2062,17 +2062,17 @@
       <w:proofErr w:type="spellEnd"/>
       <w:r>
         <w:rPr>
-          <w:sz w:val="18"/>
-          <w:szCs w:val="18"/>
-          <w:lang w:val="en-US"/>
-        </w:rPr>
-        <w:t xml:space="preserve"> </w:t>
-      </w:r>
-      <w:proofErr w:type="spellStart"/>
-      <w:r>
-        <w:rPr>
-          <w:sz w:val="18"/>
-          <w:szCs w:val="18"/>
+          <w:sz w:val="20"/>
+          <w:szCs w:val="20"/>
+          <w:lang w:val="en-US"/>
+        </w:rPr>
+        <w:t xml:space="preserve"> </w:t>
+      </w:r>
+      <w:proofErr w:type="spellStart"/>
+      <w:r>
+        <w:rPr>
+          <w:sz w:val="20"/>
+          <w:szCs w:val="20"/>
           <w:lang w:val="en-US"/>
         </w:rPr>
         <w:t>asbob-</w:t>
@@ -2080,8 +2080,8 @@
       <w:proofErr w:type="gramStart"/>
       <w:r>
         <w:rPr>
-          <w:sz w:val="18"/>
-          <w:szCs w:val="18"/>
+          <w:sz w:val="20"/>
+          <w:szCs w:val="20"/>
           <w:lang w:val="en-US"/>
         </w:rPr>
         <w:t>uskunalar</w:t>
@@ -2089,8 +2089,8 @@
       <w:proofErr w:type="spellEnd"/>
       <w:r>
         <w:rPr>
-          <w:sz w:val="18"/>
-          <w:szCs w:val="18"/>
+          <w:sz w:val="20"/>
+          <w:szCs w:val="20"/>
           <w:lang w:val="en-US"/>
         </w:rPr>
         <w:t xml:space="preserve">  </w:t>
@@ -2098,8 +2098,8 @@
       <w:proofErr w:type="spellStart"/>
       <w:r>
         <w:rPr>
-          <w:sz w:val="18"/>
-          <w:szCs w:val="18"/>
+          <w:sz w:val="20"/>
+          <w:szCs w:val="20"/>
           <w:lang w:val="en-US"/>
         </w:rPr>
         <w:t>birlikdagi</w:t>
@@ -2108,17 +2108,17 @@
       <w:proofErr w:type="gramEnd"/>
       <w:r>
         <w:rPr>
-          <w:sz w:val="18"/>
-          <w:szCs w:val="18"/>
-          <w:lang w:val="en-US"/>
-        </w:rPr>
-        <w:t xml:space="preserve"> </w:t>
-      </w:r>
-      <w:proofErr w:type="spellStart"/>
-      <w:r>
-        <w:rPr>
-          <w:sz w:val="18"/>
-          <w:szCs w:val="18"/>
+          <w:sz w:val="20"/>
+          <w:szCs w:val="20"/>
+          <w:lang w:val="en-US"/>
+        </w:rPr>
+        <w:t xml:space="preserve"> </w:t>
+      </w:r>
+      <w:proofErr w:type="spellStart"/>
+      <w:r>
+        <w:rPr>
+          <w:sz w:val="20"/>
+          <w:szCs w:val="20"/>
           <w:lang w:val="en-US"/>
         </w:rPr>
         <w:t>narxi</w:t>
@@ -2126,8 +2126,8 @@
       <w:proofErr w:type="spellEnd"/>
       <w:r>
         <w:rPr>
-          <w:sz w:val="18"/>
-          <w:szCs w:val="18"/>
+          <w:sz w:val="20"/>
+          <w:szCs w:val="20"/>
           <w:lang w:val="en-US"/>
         </w:rPr>
         <w:t xml:space="preserve">, </w:t>
@@ -2135,8 +2135,8 @@
       <w:proofErr w:type="spellStart"/>
       <w:r>
         <w:rPr>
-          <w:sz w:val="18"/>
-          <w:szCs w:val="18"/>
+          <w:sz w:val="20"/>
+          <w:szCs w:val="20"/>
           <w:lang w:val="en-US"/>
         </w:rPr>
         <w:t>buxgalteriya</w:t>
@@ -2144,17 +2144,17 @@
       <w:proofErr w:type="spellEnd"/>
       <w:r>
         <w:rPr>
-          <w:sz w:val="18"/>
-          <w:szCs w:val="18"/>
-          <w:lang w:val="en-US"/>
-        </w:rPr>
-        <w:t xml:space="preserve"> </w:t>
-      </w:r>
-      <w:proofErr w:type="spellStart"/>
-      <w:r>
-        <w:rPr>
-          <w:sz w:val="18"/>
-          <w:szCs w:val="18"/>
+          <w:sz w:val="20"/>
+          <w:szCs w:val="20"/>
+          <w:lang w:val="en-US"/>
+        </w:rPr>
+        <w:t xml:space="preserve"> </w:t>
+      </w:r>
+      <w:proofErr w:type="spellStart"/>
+      <w:r>
+        <w:rPr>
+          <w:sz w:val="20"/>
+          <w:szCs w:val="20"/>
           <w:lang w:val="en-US"/>
         </w:rPr>
         <w:t>hisobini</w:t>
@@ -2162,17 +2162,17 @@
       <w:proofErr w:type="spellEnd"/>
       <w:r>
         <w:rPr>
-          <w:sz w:val="18"/>
-          <w:szCs w:val="18"/>
-          <w:lang w:val="en-US"/>
-        </w:rPr>
-        <w:t xml:space="preserve"> </w:t>
-      </w:r>
-      <w:proofErr w:type="spellStart"/>
-      <w:r>
-        <w:rPr>
-          <w:sz w:val="18"/>
-          <w:szCs w:val="18"/>
+          <w:sz w:val="20"/>
+          <w:szCs w:val="20"/>
+          <w:lang w:val="en-US"/>
+        </w:rPr>
+        <w:t xml:space="preserve"> </w:t>
+      </w:r>
+      <w:proofErr w:type="spellStart"/>
+      <w:r>
+        <w:rPr>
+          <w:sz w:val="20"/>
+          <w:szCs w:val="20"/>
           <w:lang w:val="en-US"/>
         </w:rPr>
         <w:t>yuritish</w:t>
@@ -2180,17 +2180,17 @@
       <w:proofErr w:type="spellEnd"/>
       <w:r>
         <w:rPr>
-          <w:sz w:val="18"/>
-          <w:szCs w:val="18"/>
-          <w:lang w:val="en-US"/>
-        </w:rPr>
-        <w:t xml:space="preserve"> </w:t>
-      </w:r>
-      <w:proofErr w:type="spellStart"/>
-      <w:r>
-        <w:rPr>
-          <w:sz w:val="18"/>
-          <w:szCs w:val="18"/>
+          <w:sz w:val="20"/>
+          <w:szCs w:val="20"/>
+          <w:lang w:val="en-US"/>
+        </w:rPr>
+        <w:t xml:space="preserve"> </w:t>
+      </w:r>
+      <w:proofErr w:type="spellStart"/>
+      <w:r>
+        <w:rPr>
+          <w:sz w:val="20"/>
+          <w:szCs w:val="20"/>
           <w:lang w:val="en-US"/>
         </w:rPr>
         <w:t>uchun</w:t>
@@ -2198,8 +2198,8 @@
       <w:proofErr w:type="spellEnd"/>
       <w:r>
         <w:rPr>
-          <w:sz w:val="18"/>
-          <w:szCs w:val="18"/>
+          <w:sz w:val="20"/>
+          <w:szCs w:val="20"/>
           <w:lang w:val="en-US"/>
         </w:rPr>
         <w:t>.</w:t>
@@ -2210,8 +2210,8 @@
         <w:ind w:left="-142"/>
         <w:jc w:val="center"/>
         <w:rPr>
-          <w:sz w:val="18"/>
-          <w:szCs w:val="18"/>
+          <w:sz w:val="20"/>
+          <w:szCs w:val="20"/>
           <w:lang w:val="en-US"/>
         </w:rPr>
         <w:sectPr>
@@ -2230,8 +2230,8 @@
         <w:rPr>
           <w:b/>
           <w:bCs/>
-          <w:sz w:val="18"/>
-          <w:szCs w:val="18"/>
+          <w:sz w:val="20"/>
+          <w:szCs w:val="20"/>
           <w:lang w:val="en-US"/>
         </w:rPr>
       </w:pPr>
@@ -2240,8 +2240,8 @@
         <w:rPr>
           <w:b/>
           <w:bCs/>
-          <w:sz w:val="18"/>
-          <w:szCs w:val="18"/>
+          <w:sz w:val="20"/>
+          <w:szCs w:val="20"/>
           <w:lang w:val="en-US"/>
         </w:rPr>
         <w:t>Xizmat</w:t>
@@ -2251,19 +2251,19 @@
         <w:rPr>
           <w:b/>
           <w:bCs/>
-          <w:sz w:val="18"/>
-          <w:szCs w:val="18"/>
-          <w:lang w:val="en-US"/>
-        </w:rPr>
-        <w:t xml:space="preserve"> </w:t>
-      </w:r>
-      <w:proofErr w:type="spellStart"/>
-      <w:r>
-        <w:rPr>
-          <w:b/>
-          <w:bCs/>
-          <w:sz w:val="18"/>
-          <w:szCs w:val="18"/>
+          <w:sz w:val="20"/>
+          <w:szCs w:val="20"/>
+          <w:lang w:val="en-US"/>
+        </w:rPr>
+        <w:t xml:space="preserve"> </w:t>
+      </w:r>
+      <w:proofErr w:type="spellStart"/>
+      <w:r>
+        <w:rPr>
+          <w:b/>
+          <w:bCs/>
+          <w:sz w:val="20"/>
+          <w:szCs w:val="20"/>
           <w:lang w:val="en-US"/>
         </w:rPr>
         <w:t>ko'rsatuvchinig</w:t>
@@ -2273,19 +2273,19 @@
         <w:rPr>
           <w:b/>
           <w:bCs/>
-          <w:sz w:val="18"/>
-          <w:szCs w:val="18"/>
-          <w:lang w:val="en-US"/>
-        </w:rPr>
-        <w:t xml:space="preserve"> </w:t>
-      </w:r>
-      <w:proofErr w:type="spellStart"/>
-      <w:r>
-        <w:rPr>
-          <w:b/>
-          <w:bCs/>
-          <w:sz w:val="18"/>
-          <w:szCs w:val="18"/>
+          <w:sz w:val="20"/>
+          <w:szCs w:val="20"/>
+          <w:lang w:val="en-US"/>
+        </w:rPr>
+        <w:t xml:space="preserve"> </w:t>
+      </w:r>
+      <w:proofErr w:type="spellStart"/>
+      <w:r>
+        <w:rPr>
+          <w:b/>
+          <w:bCs/>
+          <w:sz w:val="20"/>
+          <w:szCs w:val="20"/>
           <w:lang w:val="en-US"/>
         </w:rPr>
         <w:t>vakili</w:t>
@@ -2295,8 +2295,8 @@
         <w:rPr>
           <w:b/>
           <w:bCs/>
-          <w:sz w:val="18"/>
-          <w:szCs w:val="18"/>
+          <w:sz w:val="20"/>
+          <w:szCs w:val="20"/>
           <w:lang w:val="en-US"/>
         </w:rPr>
         <w:t>:</w:t>
@@ -2311,8 +2311,8 @@
           <w:rFonts w:eastAsia="Times New Roman" w:cs="Times New Roman"/>
           <w:color w:val="000000"/>
           <w:kern w:val="0"/>
-          <w:sz w:val="18"/>
-          <w:szCs w:val="18"/>
+          <w:sz w:val="20"/>
+          <w:szCs w:val="20"/>
           <w:lang w:val="en-US" w:eastAsia="ru-RU"/>
           <w14:ligatures w14:val="none"/>
         </w:rPr>
@@ -2322,8 +2322,8 @@
           <w:rFonts w:eastAsia="Times New Roman" w:cs="Times New Roman"/>
           <w:color w:val="000000"/>
           <w:kern w:val="0"/>
-          <w:sz w:val="18"/>
-          <w:szCs w:val="18"/>
+          <w:sz w:val="20"/>
+          <w:szCs w:val="20"/>
           <w:lang w:val="en-US" w:eastAsia="ru-RU"/>
           <w14:ligatures w14:val="none"/>
         </w:rPr>
@@ -2338,8 +2338,8 @@
         <w:rPr>
           <w:b/>
           <w:bCs/>
-          <w:sz w:val="18"/>
-          <w:szCs w:val="18"/>
+          <w:sz w:val="20"/>
+          <w:szCs w:val="20"/>
           <w:lang w:val="en-US"/>
         </w:rPr>
       </w:pPr>
@@ -2347,8 +2347,8 @@
         <w:rPr>
           <w:b/>
           <w:bCs/>
-          <w:sz w:val="18"/>
-          <w:szCs w:val="18"/>
+          <w:sz w:val="20"/>
+          <w:szCs w:val="20"/>
           <w:lang w:val="en-US"/>
         </w:rPr>
         <w:t>ORGANIZATION</w:t>
@@ -2357,8 +2357,8 @@
         <w:rPr>
           <w:b/>
           <w:bCs/>
-          <w:sz w:val="18"/>
-          <w:szCs w:val="18"/>
+          <w:sz w:val="20"/>
+          <w:szCs w:val="20"/>
           <w:lang w:val="en-US"/>
         </w:rPr>
         <w:t>:</w:t>
@@ -2373,8 +2373,8 @@
           <w:rFonts w:eastAsia="Times New Roman" w:cs="Times New Roman"/>
           <w:color w:val="000000"/>
           <w:kern w:val="0"/>
-          <w:sz w:val="18"/>
-          <w:szCs w:val="18"/>
+          <w:sz w:val="20"/>
+          <w:szCs w:val="20"/>
           <w:lang w:val="en-US" w:eastAsia="ru-RU"/>
           <w14:ligatures w14:val="none"/>
         </w:rPr>
@@ -2384,8 +2384,8 @@
           <w:rFonts w:eastAsia="Times New Roman" w:cs="Times New Roman"/>
           <w:color w:val="000000"/>
           <w:kern w:val="0"/>
-          <w:sz w:val="18"/>
-          <w:szCs w:val="18"/>
+          <w:sz w:val="20"/>
+          <w:szCs w:val="20"/>
           <w:lang w:val="en-US" w:eastAsia="ru-RU"/>
           <w14:ligatures w14:val="none"/>
         </w:rPr>
@@ -2400,8 +2400,8 @@
         <w:rPr>
           <w:b/>
           <w:bCs/>
-          <w:sz w:val="18"/>
-          <w:szCs w:val="18"/>
+          <w:sz w:val="20"/>
+          <w:szCs w:val="20"/>
           <w:lang w:val="en-US"/>
         </w:rPr>
         <w:sectPr>
@@ -2419,8 +2419,8 @@
         <w:ind w:left="-142"/>
         <w:jc w:val="center"/>
         <w:rPr>
-          <w:sz w:val="18"/>
-          <w:szCs w:val="18"/>
+          <w:sz w:val="20"/>
+          <w:szCs w:val="20"/>
           <w:lang w:val="en-US"/>
         </w:rPr>
       </w:pPr>

--- a/media/document/akt.docx
+++ b/media/document/akt.docx
@@ -22,174 +22,8 @@
           <w:szCs w:val="20"/>
           <w:lang w:val="en-US"/>
         </w:rPr>
-        <w:t xml:space="preserve">Sarf </w:t>
-      </w:r>
-      <w:proofErr w:type="spellStart"/>
-      <w:r>
-        <w:rPr>
-          <w:b/>
-          <w:bCs/>
-          <w:sz w:val="20"/>
-          <w:szCs w:val="20"/>
-          <w:lang w:val="en-US"/>
-        </w:rPr>
-        <w:t>materiallari</w:t>
-      </w:r>
-      <w:proofErr w:type="spellEnd"/>
-      <w:r>
-        <w:rPr>
-          <w:b/>
-          <w:bCs/>
-          <w:sz w:val="20"/>
-          <w:szCs w:val="20"/>
-          <w:lang w:val="en-US"/>
-        </w:rPr>
-        <w:t xml:space="preserve">, </w:t>
-      </w:r>
-      <w:proofErr w:type="spellStart"/>
-      <w:r>
-        <w:rPr>
-          <w:b/>
-          <w:bCs/>
-          <w:sz w:val="20"/>
-          <w:szCs w:val="20"/>
-          <w:lang w:val="en-US"/>
-        </w:rPr>
-        <w:t>ehtiyot</w:t>
-      </w:r>
-      <w:proofErr w:type="spellEnd"/>
-      <w:r>
-        <w:rPr>
-          <w:b/>
-          <w:bCs/>
-          <w:sz w:val="20"/>
-          <w:szCs w:val="20"/>
-          <w:lang w:val="en-US"/>
-        </w:rPr>
-        <w:t xml:space="preserve"> </w:t>
-      </w:r>
-      <w:proofErr w:type="spellStart"/>
-      <w:r>
-        <w:rPr>
-          <w:b/>
-          <w:bCs/>
-          <w:sz w:val="20"/>
-          <w:szCs w:val="20"/>
-          <w:lang w:val="en-US"/>
-        </w:rPr>
-        <w:t>qismlar</w:t>
-      </w:r>
-      <w:proofErr w:type="spellEnd"/>
-      <w:r>
-        <w:rPr>
-          <w:b/>
-          <w:bCs/>
-          <w:sz w:val="20"/>
-          <w:szCs w:val="20"/>
-          <w:lang w:val="en-US"/>
-        </w:rPr>
-        <w:t xml:space="preserve"> </w:t>
-      </w:r>
-      <w:proofErr w:type="spellStart"/>
-      <w:r>
-        <w:rPr>
-          <w:b/>
-          <w:bCs/>
-          <w:sz w:val="20"/>
-          <w:szCs w:val="20"/>
-          <w:lang w:val="en-US"/>
-        </w:rPr>
-        <w:t>va</w:t>
-      </w:r>
-      <w:proofErr w:type="spellEnd"/>
-      <w:r>
-        <w:rPr>
-          <w:b/>
-          <w:bCs/>
-          <w:sz w:val="20"/>
-          <w:szCs w:val="20"/>
-          <w:lang w:val="en-US"/>
-        </w:rPr>
-        <w:t xml:space="preserve"> </w:t>
-      </w:r>
-      <w:proofErr w:type="spellStart"/>
-      <w:r>
-        <w:rPr>
-          <w:b/>
-          <w:bCs/>
-          <w:sz w:val="20"/>
-          <w:szCs w:val="20"/>
-          <w:lang w:val="en-US"/>
-        </w:rPr>
-        <w:t>uskunalar</w:t>
-      </w:r>
-      <w:proofErr w:type="spellEnd"/>
-      <w:r>
-        <w:rPr>
-          <w:b/>
-          <w:bCs/>
-          <w:sz w:val="20"/>
-          <w:szCs w:val="20"/>
-          <w:lang w:val="en-US"/>
-        </w:rPr>
-        <w:t xml:space="preserve"> </w:t>
-      </w:r>
-      <w:proofErr w:type="spellStart"/>
-      <w:r>
-        <w:rPr>
-          <w:b/>
-          <w:bCs/>
-          <w:sz w:val="20"/>
-          <w:szCs w:val="20"/>
-          <w:lang w:val="en-US"/>
-        </w:rPr>
-        <w:t>o'rnatish</w:t>
-      </w:r>
-      <w:proofErr w:type="spellEnd"/>
-      <w:r>
-        <w:rPr>
-          <w:b/>
-          <w:bCs/>
-          <w:sz w:val="20"/>
-          <w:szCs w:val="20"/>
-          <w:lang w:val="en-US"/>
-        </w:rPr>
-        <w:t xml:space="preserve"> </w:t>
-      </w:r>
-      <w:proofErr w:type="spellStart"/>
-      <w:r>
-        <w:rPr>
-          <w:b/>
-          <w:bCs/>
-          <w:sz w:val="20"/>
-          <w:szCs w:val="20"/>
-          <w:lang w:val="en-US"/>
-        </w:rPr>
-        <w:t>ishlari</w:t>
-      </w:r>
-      <w:proofErr w:type="spellEnd"/>
-      <w:r>
-        <w:rPr>
-          <w:b/>
-          <w:bCs/>
-          <w:sz w:val="20"/>
-          <w:szCs w:val="20"/>
-          <w:lang w:val="en-US"/>
-        </w:rPr>
-        <w:t xml:space="preserve"> </w:t>
-      </w:r>
-      <w:proofErr w:type="spellStart"/>
-      <w:r>
-        <w:rPr>
-          <w:b/>
-          <w:bCs/>
-          <w:sz w:val="20"/>
-          <w:szCs w:val="20"/>
-          <w:lang w:val="en-US"/>
-        </w:rPr>
-        <w:t>haqida</w:t>
-      </w:r>
-      <w:proofErr w:type="spellEnd"/>
+        <w:t>Sarf materiallari, ehtiyot qismlar va uskunalar o'rnatish ishlari haqida</w:t>
+      </w:r>
     </w:p>
     <w:p>
       <w:pPr>
@@ -279,10 +113,14 @@
           <w:lang w:val="en-US" w:eastAsia="ru-RU"/>
           <w14:ligatures w14:val="none"/>
         </w:rPr>
-        <w:t xml:space="preserve">Biz, </w:t>
-      </w:r>
-      <w:proofErr w:type="spellStart"/>
-      <w:r>
+        <w:t>Biz, quyida imzo chekuvchilar, O‘zbekiston Respublikasi Iqtisodiyot va Moliya vazirligi huzuridagi “Axborot texnalogiyalar markazi” davlat unitar korxonasining vakillari:</w:t>
+      </w:r>
+    </w:p>
+    <w:p>
+      <w:pPr>
+        <w:spacing w:after="0"/>
+        <w:ind w:left="-142"/>
+        <w:jc w:val="center"/>
         <w:rPr>
           <w:rFonts w:eastAsia="Times New Roman" w:cs="Times New Roman"/>
           <w:color w:val="000000"/>
@@ -292,466 +130,6 @@
           <w:lang w:val="en-US" w:eastAsia="ru-RU"/>
           <w14:ligatures w14:val="none"/>
         </w:rPr>
-        <w:t>quyida</w:t>
-      </w:r>
-      <w:proofErr w:type="spellEnd"/>
-      <w:r>
-        <w:rPr>
-          <w:rFonts w:eastAsia="Times New Roman" w:cs="Times New Roman"/>
-          <w:color w:val="000000"/>
-          <w:kern w:val="0"/>
-          <w:sz w:val="20"/>
-          <w:szCs w:val="20"/>
-          <w:lang w:val="en-US" w:eastAsia="ru-RU"/>
-          <w14:ligatures w14:val="none"/>
-        </w:rPr>
-        <w:t xml:space="preserve"> </w:t>
-      </w:r>
-      <w:proofErr w:type="spellStart"/>
-      <w:r>
-        <w:rPr>
-          <w:rFonts w:eastAsia="Times New Roman" w:cs="Times New Roman"/>
-          <w:color w:val="000000"/>
-          <w:kern w:val="0"/>
-          <w:sz w:val="20"/>
-          <w:szCs w:val="20"/>
-          <w:lang w:val="en-US" w:eastAsia="ru-RU"/>
-          <w14:ligatures w14:val="none"/>
-        </w:rPr>
-        <w:t>imzo</w:t>
-      </w:r>
-      <w:proofErr w:type="spellEnd"/>
-      <w:r>
-        <w:rPr>
-          <w:rFonts w:eastAsia="Times New Roman" w:cs="Times New Roman"/>
-          <w:color w:val="000000"/>
-          <w:kern w:val="0"/>
-          <w:sz w:val="20"/>
-          <w:szCs w:val="20"/>
-          <w:lang w:val="en-US" w:eastAsia="ru-RU"/>
-          <w14:ligatures w14:val="none"/>
-        </w:rPr>
-        <w:t xml:space="preserve"> </w:t>
-      </w:r>
-      <w:proofErr w:type="spellStart"/>
-      <w:r>
-        <w:rPr>
-          <w:rFonts w:eastAsia="Times New Roman" w:cs="Times New Roman"/>
-          <w:color w:val="000000"/>
-          <w:kern w:val="0"/>
-          <w:sz w:val="20"/>
-          <w:szCs w:val="20"/>
-          <w:lang w:val="en-US" w:eastAsia="ru-RU"/>
-          <w14:ligatures w14:val="none"/>
-        </w:rPr>
-        <w:t>chekuvchilar</w:t>
-      </w:r>
-      <w:proofErr w:type="spellEnd"/>
-      <w:r>
-        <w:rPr>
-          <w:rFonts w:eastAsia="Times New Roman" w:cs="Times New Roman"/>
-          <w:color w:val="000000"/>
-          <w:kern w:val="0"/>
-          <w:sz w:val="20"/>
-          <w:szCs w:val="20"/>
-          <w:lang w:val="en-US" w:eastAsia="ru-RU"/>
-          <w14:ligatures w14:val="none"/>
-        </w:rPr>
-        <w:t xml:space="preserve">, </w:t>
-      </w:r>
-      <w:proofErr w:type="spellStart"/>
-      <w:proofErr w:type="gramStart"/>
-      <w:r>
-        <w:rPr>
-          <w:rFonts w:eastAsia="Times New Roman" w:cs="Times New Roman"/>
-          <w:color w:val="000000"/>
-          <w:kern w:val="0"/>
-          <w:sz w:val="20"/>
-          <w:szCs w:val="20"/>
-          <w:lang w:val="en-US" w:eastAsia="ru-RU"/>
-          <w14:ligatures w14:val="none"/>
-        </w:rPr>
-        <w:t>O‘</w:t>
-      </w:r>
-      <w:proofErr w:type="gramEnd"/>
-      <w:r>
-        <w:rPr>
-          <w:rFonts w:eastAsia="Times New Roman" w:cs="Times New Roman"/>
-          <w:color w:val="000000"/>
-          <w:kern w:val="0"/>
-          <w:sz w:val="20"/>
-          <w:szCs w:val="20"/>
-          <w:lang w:val="en-US" w:eastAsia="ru-RU"/>
-          <w14:ligatures w14:val="none"/>
-        </w:rPr>
-        <w:t>zbekiston</w:t>
-      </w:r>
-      <w:proofErr w:type="spellEnd"/>
-      <w:r>
-        <w:rPr>
-          <w:rFonts w:eastAsia="Times New Roman" w:cs="Times New Roman"/>
-          <w:color w:val="000000"/>
-          <w:kern w:val="0"/>
-          <w:sz w:val="20"/>
-          <w:szCs w:val="20"/>
-          <w:lang w:val="en-US" w:eastAsia="ru-RU"/>
-          <w14:ligatures w14:val="none"/>
-        </w:rPr>
-        <w:t xml:space="preserve"> </w:t>
-      </w:r>
-      <w:proofErr w:type="spellStart"/>
-      <w:r>
-        <w:rPr>
-          <w:rFonts w:eastAsia="Times New Roman" w:cs="Times New Roman"/>
-          <w:color w:val="000000"/>
-          <w:kern w:val="0"/>
-          <w:sz w:val="20"/>
-          <w:szCs w:val="20"/>
-          <w:lang w:val="en-US" w:eastAsia="ru-RU"/>
-          <w14:ligatures w14:val="none"/>
-        </w:rPr>
-        <w:t>Respublikasi</w:t>
-      </w:r>
-      <w:proofErr w:type="spellEnd"/>
-      <w:r>
-        <w:rPr>
-          <w:rFonts w:eastAsia="Times New Roman" w:cs="Times New Roman"/>
-          <w:color w:val="000000"/>
-          <w:kern w:val="0"/>
-          <w:sz w:val="20"/>
-          <w:szCs w:val="20"/>
-          <w:lang w:val="en-US" w:eastAsia="ru-RU"/>
-          <w14:ligatures w14:val="none"/>
-        </w:rPr>
-        <w:t xml:space="preserve"> </w:t>
-      </w:r>
-      <w:proofErr w:type="spellStart"/>
-      <w:r>
-        <w:rPr>
-          <w:rFonts w:eastAsia="Times New Roman" w:cs="Times New Roman"/>
-          <w:color w:val="000000"/>
-          <w:kern w:val="0"/>
-          <w:sz w:val="20"/>
-          <w:szCs w:val="20"/>
-          <w:lang w:val="en-US" w:eastAsia="ru-RU"/>
-          <w14:ligatures w14:val="none"/>
-        </w:rPr>
-        <w:t>Iqtisodiyot</w:t>
-      </w:r>
-      <w:proofErr w:type="spellEnd"/>
-      <w:r>
-        <w:rPr>
-          <w:rFonts w:eastAsia="Times New Roman" w:cs="Times New Roman"/>
-          <w:color w:val="000000"/>
-          <w:kern w:val="0"/>
-          <w:sz w:val="20"/>
-          <w:szCs w:val="20"/>
-          <w:lang w:val="en-US" w:eastAsia="ru-RU"/>
-          <w14:ligatures w14:val="none"/>
-        </w:rPr>
-        <w:t xml:space="preserve"> </w:t>
-      </w:r>
-      <w:proofErr w:type="spellStart"/>
-      <w:r>
-        <w:rPr>
-          <w:rFonts w:eastAsia="Times New Roman" w:cs="Times New Roman"/>
-          <w:color w:val="000000"/>
-          <w:kern w:val="0"/>
-          <w:sz w:val="20"/>
-          <w:szCs w:val="20"/>
-          <w:lang w:val="en-US" w:eastAsia="ru-RU"/>
-          <w14:ligatures w14:val="none"/>
-        </w:rPr>
-        <w:t>va</w:t>
-      </w:r>
-      <w:proofErr w:type="spellEnd"/>
-      <w:r>
-        <w:rPr>
-          <w:rFonts w:eastAsia="Times New Roman" w:cs="Times New Roman"/>
-          <w:color w:val="000000"/>
-          <w:kern w:val="0"/>
-          <w:sz w:val="20"/>
-          <w:szCs w:val="20"/>
-          <w:lang w:val="en-US" w:eastAsia="ru-RU"/>
-          <w14:ligatures w14:val="none"/>
-        </w:rPr>
-        <w:t xml:space="preserve"> </w:t>
-      </w:r>
-      <w:proofErr w:type="spellStart"/>
-      <w:r>
-        <w:rPr>
-          <w:rFonts w:eastAsia="Times New Roman" w:cs="Times New Roman"/>
-          <w:color w:val="000000"/>
-          <w:kern w:val="0"/>
-          <w:sz w:val="20"/>
-          <w:szCs w:val="20"/>
-          <w:lang w:val="en-US" w:eastAsia="ru-RU"/>
-          <w14:ligatures w14:val="none"/>
-        </w:rPr>
-        <w:t>Moliya</w:t>
-      </w:r>
-      <w:proofErr w:type="spellEnd"/>
-      <w:r>
-        <w:rPr>
-          <w:rFonts w:eastAsia="Times New Roman" w:cs="Times New Roman"/>
-          <w:color w:val="000000"/>
-          <w:kern w:val="0"/>
-          <w:sz w:val="20"/>
-          <w:szCs w:val="20"/>
-          <w:lang w:val="en-US" w:eastAsia="ru-RU"/>
-          <w14:ligatures w14:val="none"/>
-        </w:rPr>
-        <w:t xml:space="preserve"> </w:t>
-      </w:r>
-      <w:proofErr w:type="spellStart"/>
-      <w:r>
-        <w:rPr>
-          <w:rFonts w:eastAsia="Times New Roman" w:cs="Times New Roman"/>
-          <w:color w:val="000000"/>
-          <w:kern w:val="0"/>
-          <w:sz w:val="20"/>
-          <w:szCs w:val="20"/>
-          <w:lang w:val="en-US" w:eastAsia="ru-RU"/>
-          <w14:ligatures w14:val="none"/>
-        </w:rPr>
-        <w:t>vazirligi</w:t>
-      </w:r>
-      <w:proofErr w:type="spellEnd"/>
-      <w:r>
-        <w:rPr>
-          <w:rFonts w:eastAsia="Times New Roman" w:cs="Times New Roman"/>
-          <w:color w:val="000000"/>
-          <w:kern w:val="0"/>
-          <w:sz w:val="20"/>
-          <w:szCs w:val="20"/>
-          <w:lang w:val="en-US" w:eastAsia="ru-RU"/>
-          <w14:ligatures w14:val="none"/>
-        </w:rPr>
-        <w:t xml:space="preserve"> </w:t>
-      </w:r>
-      <w:proofErr w:type="spellStart"/>
-      <w:r>
-        <w:rPr>
-          <w:rFonts w:eastAsia="Times New Roman" w:cs="Times New Roman"/>
-          <w:color w:val="000000"/>
-          <w:kern w:val="0"/>
-          <w:sz w:val="20"/>
-          <w:szCs w:val="20"/>
-          <w:lang w:val="en-US" w:eastAsia="ru-RU"/>
-          <w14:ligatures w14:val="none"/>
-        </w:rPr>
-        <w:t>huzuridagi</w:t>
-      </w:r>
-      <w:proofErr w:type="spellEnd"/>
-      <w:r>
-        <w:rPr>
-          <w:rFonts w:eastAsia="Times New Roman" w:cs="Times New Roman"/>
-          <w:color w:val="000000"/>
-          <w:kern w:val="0"/>
-          <w:sz w:val="20"/>
-          <w:szCs w:val="20"/>
-          <w:lang w:val="en-US" w:eastAsia="ru-RU"/>
-          <w14:ligatures w14:val="none"/>
-        </w:rPr>
-        <w:t xml:space="preserve"> “</w:t>
-      </w:r>
-      <w:proofErr w:type="spellStart"/>
-      <w:r>
-        <w:rPr>
-          <w:rFonts w:eastAsia="Times New Roman" w:cs="Times New Roman"/>
-          <w:color w:val="000000"/>
-          <w:kern w:val="0"/>
-          <w:sz w:val="20"/>
-          <w:szCs w:val="20"/>
-          <w:lang w:val="en-US" w:eastAsia="ru-RU"/>
-          <w14:ligatures w14:val="none"/>
-        </w:rPr>
-        <w:t>Axborot</w:t>
-      </w:r>
-      <w:proofErr w:type="spellEnd"/>
-      <w:r>
-        <w:rPr>
-          <w:rFonts w:eastAsia="Times New Roman" w:cs="Times New Roman"/>
-          <w:color w:val="000000"/>
-          <w:kern w:val="0"/>
-          <w:sz w:val="20"/>
-          <w:szCs w:val="20"/>
-          <w:lang w:val="en-US" w:eastAsia="ru-RU"/>
-          <w14:ligatures w14:val="none"/>
-        </w:rPr>
-        <w:t xml:space="preserve"> </w:t>
-      </w:r>
-      <w:proofErr w:type="spellStart"/>
-      <w:r>
-        <w:rPr>
-          <w:rFonts w:eastAsia="Times New Roman" w:cs="Times New Roman"/>
-          <w:color w:val="000000"/>
-          <w:kern w:val="0"/>
-          <w:sz w:val="20"/>
-          <w:szCs w:val="20"/>
-          <w:lang w:val="en-US" w:eastAsia="ru-RU"/>
-          <w14:ligatures w14:val="none"/>
-        </w:rPr>
-        <w:t>texnalogiyalar</w:t>
-      </w:r>
-      <w:proofErr w:type="spellEnd"/>
-      <w:r>
-        <w:rPr>
-          <w:rFonts w:eastAsia="Times New Roman" w:cs="Times New Roman"/>
-          <w:color w:val="000000"/>
-          <w:kern w:val="0"/>
-          <w:sz w:val="20"/>
-          <w:szCs w:val="20"/>
-          <w:lang w:val="en-US" w:eastAsia="ru-RU"/>
-          <w14:ligatures w14:val="none"/>
-        </w:rPr>
-        <w:t xml:space="preserve"> </w:t>
-      </w:r>
-      <w:proofErr w:type="spellStart"/>
-      <w:r>
-        <w:rPr>
-          <w:rFonts w:eastAsia="Times New Roman" w:cs="Times New Roman"/>
-          <w:color w:val="000000"/>
-          <w:kern w:val="0"/>
-          <w:sz w:val="20"/>
-          <w:szCs w:val="20"/>
-          <w:lang w:val="en-US" w:eastAsia="ru-RU"/>
-          <w14:ligatures w14:val="none"/>
-        </w:rPr>
-        <w:t>markazi</w:t>
-      </w:r>
-      <w:proofErr w:type="spellEnd"/>
-      <w:r>
-        <w:rPr>
-          <w:rFonts w:eastAsia="Times New Roman" w:cs="Times New Roman"/>
-          <w:color w:val="000000"/>
-          <w:kern w:val="0"/>
-          <w:sz w:val="20"/>
-          <w:szCs w:val="20"/>
-          <w:lang w:val="en-US" w:eastAsia="ru-RU"/>
-          <w14:ligatures w14:val="none"/>
-        </w:rPr>
-        <w:t xml:space="preserve">” </w:t>
-      </w:r>
-      <w:proofErr w:type="spellStart"/>
-      <w:r>
-        <w:rPr>
-          <w:rFonts w:eastAsia="Times New Roman" w:cs="Times New Roman"/>
-          <w:color w:val="000000"/>
-          <w:kern w:val="0"/>
-          <w:sz w:val="20"/>
-          <w:szCs w:val="20"/>
-          <w:lang w:val="en-US" w:eastAsia="ru-RU"/>
-          <w14:ligatures w14:val="none"/>
-        </w:rPr>
-        <w:t>davlat</w:t>
-      </w:r>
-      <w:proofErr w:type="spellEnd"/>
-      <w:r>
-        <w:rPr>
-          <w:rFonts w:eastAsia="Times New Roman" w:cs="Times New Roman"/>
-          <w:color w:val="000000"/>
-          <w:kern w:val="0"/>
-          <w:sz w:val="20"/>
-          <w:szCs w:val="20"/>
-          <w:lang w:val="en-US" w:eastAsia="ru-RU"/>
-          <w14:ligatures w14:val="none"/>
-        </w:rPr>
-        <w:t xml:space="preserve"> </w:t>
-      </w:r>
-      <w:proofErr w:type="spellStart"/>
-      <w:r>
-        <w:rPr>
-          <w:rFonts w:eastAsia="Times New Roman" w:cs="Times New Roman"/>
-          <w:color w:val="000000"/>
-          <w:kern w:val="0"/>
-          <w:sz w:val="20"/>
-          <w:szCs w:val="20"/>
-          <w:lang w:val="en-US" w:eastAsia="ru-RU"/>
-          <w14:ligatures w14:val="none"/>
-        </w:rPr>
-        <w:t>unitar</w:t>
-      </w:r>
-      <w:proofErr w:type="spellEnd"/>
-      <w:r>
-        <w:rPr>
-          <w:rFonts w:eastAsia="Times New Roman" w:cs="Times New Roman"/>
-          <w:color w:val="000000"/>
-          <w:kern w:val="0"/>
-          <w:sz w:val="20"/>
-          <w:szCs w:val="20"/>
-          <w:lang w:val="en-US" w:eastAsia="ru-RU"/>
-          <w14:ligatures w14:val="none"/>
-        </w:rPr>
-        <w:t xml:space="preserve"> </w:t>
-      </w:r>
-      <w:proofErr w:type="spellStart"/>
-      <w:r>
-        <w:rPr>
-          <w:rFonts w:eastAsia="Times New Roman" w:cs="Times New Roman"/>
-          <w:color w:val="000000"/>
-          <w:kern w:val="0"/>
-          <w:sz w:val="20"/>
-          <w:szCs w:val="20"/>
-          <w:lang w:val="en-US" w:eastAsia="ru-RU"/>
-          <w14:ligatures w14:val="none"/>
-        </w:rPr>
-        <w:t>korxonasining</w:t>
-      </w:r>
-      <w:proofErr w:type="spellEnd"/>
-      <w:r>
-        <w:rPr>
-          <w:rFonts w:eastAsia="Times New Roman" w:cs="Times New Roman"/>
-          <w:color w:val="000000"/>
-          <w:kern w:val="0"/>
-          <w:sz w:val="20"/>
-          <w:szCs w:val="20"/>
-          <w:lang w:val="en-US" w:eastAsia="ru-RU"/>
-          <w14:ligatures w14:val="none"/>
-        </w:rPr>
-        <w:t xml:space="preserve"> </w:t>
-      </w:r>
-      <w:proofErr w:type="spellStart"/>
-      <w:r>
-        <w:rPr>
-          <w:rFonts w:eastAsia="Times New Roman" w:cs="Times New Roman"/>
-          <w:color w:val="000000"/>
-          <w:kern w:val="0"/>
-          <w:sz w:val="20"/>
-          <w:szCs w:val="20"/>
-          <w:lang w:val="en-US" w:eastAsia="ru-RU"/>
-          <w14:ligatures w14:val="none"/>
-        </w:rPr>
-        <w:t>vakillari</w:t>
-      </w:r>
-      <w:proofErr w:type="spellEnd"/>
-      <w:r>
-        <w:rPr>
-          <w:rFonts w:eastAsia="Times New Roman" w:cs="Times New Roman"/>
-          <w:color w:val="000000"/>
-          <w:kern w:val="0"/>
-          <w:sz w:val="20"/>
-          <w:szCs w:val="20"/>
-          <w:lang w:val="en-US" w:eastAsia="ru-RU"/>
-          <w14:ligatures w14:val="none"/>
-        </w:rPr>
-        <w:t>:</w:t>
-      </w:r>
-    </w:p>
-    <w:p>
-      <w:pPr>
-        <w:spacing w:after="0"/>
-        <w:ind w:left="-142"/>
-        <w:jc w:val="center"/>
-        <w:rPr>
-          <w:rFonts w:eastAsia="Times New Roman" w:cs="Times New Roman"/>
-          <w:color w:val="000000"/>
-          <w:kern w:val="0"/>
-          <w:sz w:val="20"/>
-          <w:szCs w:val="20"/>
-          <w:lang w:val="en-US" w:eastAsia="ru-RU"/>
-          <w14:ligatures w14:val="none"/>
-        </w:rPr>
       </w:pPr>
     </w:p>
     <w:p>
@@ -787,6 +165,21 @@
         </w:rPr>
         <w:t>RECEIVER</w:t>
       </w:r>
+      <w:r>
+        <w:rPr>
+          <w:rFonts w:eastAsia="Times New Roman" w:cs="Times New Roman"/>
+          <w:b/>
+          <w:bCs/>
+          <w:color w:val="000000"/>
+          <w:kern w:val="0"/>
+          <w:sz w:val="20"/>
+          <w:szCs w:val="20"/>
+          <w:u w:val="single"/>
+          <w:lang w:val="en-US" w:eastAsia="ru-RU"/>
+          <w14:ligatures w14:val="none"/>
+        </w:rPr>
+        <w:t xml:space="preserve"> RANK_R</w:t>
+      </w:r>
     </w:p>
     <w:p>
       <w:pPr>
@@ -804,43 +197,7 @@
           <w:szCs w:val="14"/>
           <w:lang w:val="en-US"/>
         </w:rPr>
-        <w:t xml:space="preserve">(FIO, ATM </w:t>
-      </w:r>
-      <w:proofErr w:type="spellStart"/>
-      <w:r>
-        <w:rPr>
-          <w:sz w:val="14"/>
-          <w:szCs w:val="14"/>
-          <w:lang w:val="en-US"/>
-        </w:rPr>
-        <w:t>mutaxassisning</w:t>
-      </w:r>
-      <w:proofErr w:type="spellEnd"/>
-      <w:r>
-        <w:rPr>
-          <w:sz w:val="14"/>
-          <w:szCs w:val="14"/>
-          <w:lang w:val="en-US"/>
-        </w:rPr>
-        <w:t xml:space="preserve"> </w:t>
-      </w:r>
-      <w:proofErr w:type="spellStart"/>
-      <w:r>
-        <w:rPr>
-          <w:sz w:val="14"/>
-          <w:szCs w:val="14"/>
-          <w:lang w:val="en-US"/>
-        </w:rPr>
-        <w:t>lavozimi</w:t>
-      </w:r>
-      <w:proofErr w:type="spellEnd"/>
-      <w:r>
-        <w:rPr>
-          <w:sz w:val="14"/>
-          <w:szCs w:val="14"/>
-          <w:lang w:val="en-US"/>
-        </w:rPr>
-        <w:t>)</w:t>
+        <w:t>(FIO, ATM mutaxassisning lavozimi)</w:t>
       </w:r>
     </w:p>
     <w:p>
@@ -913,6 +270,21 @@
         </w:rPr>
         <w:t>SENDER</w:t>
       </w:r>
+      <w:r>
+        <w:rPr>
+          <w:rFonts w:eastAsia="Times New Roman" w:cs="Times New Roman"/>
+          <w:b/>
+          <w:bCs/>
+          <w:color w:val="000000"/>
+          <w:kern w:val="0"/>
+          <w:sz w:val="20"/>
+          <w:szCs w:val="20"/>
+          <w:u w:val="single"/>
+          <w:lang w:val="en-US" w:eastAsia="ru-RU"/>
+          <w14:ligatures w14:val="none"/>
+        </w:rPr>
+        <w:t xml:space="preserve"> RANK_S </w:t>
+      </w:r>
     </w:p>
     <w:p>
       <w:pPr>
@@ -930,43 +302,7 @@
           <w:szCs w:val="14"/>
           <w:lang w:val="en-US"/>
         </w:rPr>
-        <w:t xml:space="preserve">(FIO, ATM </w:t>
-      </w:r>
-      <w:proofErr w:type="spellStart"/>
-      <w:r>
-        <w:rPr>
-          <w:sz w:val="14"/>
-          <w:szCs w:val="14"/>
-          <w:lang w:val="en-US"/>
-        </w:rPr>
-        <w:t>mutaxassisning</w:t>
-      </w:r>
-      <w:proofErr w:type="spellEnd"/>
-      <w:r>
-        <w:rPr>
-          <w:sz w:val="14"/>
-          <w:szCs w:val="14"/>
-          <w:lang w:val="en-US"/>
-        </w:rPr>
-        <w:t xml:space="preserve"> </w:t>
-      </w:r>
-      <w:proofErr w:type="spellStart"/>
-      <w:r>
-        <w:rPr>
-          <w:sz w:val="14"/>
-          <w:szCs w:val="14"/>
-          <w:lang w:val="en-US"/>
-        </w:rPr>
-        <w:t>lavozimi</w:t>
-      </w:r>
-      <w:proofErr w:type="spellEnd"/>
-      <w:r>
-        <w:rPr>
-          <w:sz w:val="14"/>
-          <w:szCs w:val="14"/>
-          <w:lang w:val="en-US"/>
-        </w:rPr>
-        <w:t>)</w:t>
+        <w:t>(FIO, ATM mutaxassisning lavozimi)</w:t>
       </w:r>
     </w:p>
     <w:p>
@@ -1033,131 +369,13 @@
           <w:lang w:val="en-US"/>
         </w:rPr>
       </w:pPr>
-      <w:proofErr w:type="spellStart"/>
-      <w:r>
-        <w:rPr>
-          <w:sz w:val="20"/>
-          <w:szCs w:val="20"/>
-          <w:lang w:val="en-US"/>
-        </w:rPr>
-        <w:t>ushbu</w:t>
-      </w:r>
-      <w:proofErr w:type="spellEnd"/>
-      <w:r>
-        <w:rPr>
-          <w:sz w:val="20"/>
-          <w:szCs w:val="20"/>
-          <w:lang w:val="en-US"/>
-        </w:rPr>
-        <w:t xml:space="preserve"> </w:t>
-      </w:r>
-      <w:proofErr w:type="spellStart"/>
-      <w:r>
-        <w:rPr>
-          <w:sz w:val="20"/>
-          <w:szCs w:val="20"/>
-          <w:lang w:val="en-US"/>
-        </w:rPr>
-        <w:t>dalolatnoma</w:t>
-      </w:r>
-      <w:proofErr w:type="spellEnd"/>
-      <w:r>
-        <w:rPr>
-          <w:sz w:val="20"/>
-          <w:szCs w:val="20"/>
-          <w:lang w:val="en-US"/>
-        </w:rPr>
-        <w:t xml:space="preserve"> </w:t>
-      </w:r>
-      <w:proofErr w:type="spellStart"/>
-      <w:r>
-        <w:rPr>
-          <w:sz w:val="20"/>
-          <w:szCs w:val="20"/>
-          <w:lang w:val="en-US"/>
-        </w:rPr>
-        <w:t>quyidagi</w:t>
-      </w:r>
-      <w:proofErr w:type="spellEnd"/>
-      <w:r>
-        <w:rPr>
-          <w:sz w:val="20"/>
-          <w:szCs w:val="20"/>
-          <w:lang w:val="en-US"/>
-        </w:rPr>
-        <w:t xml:space="preserve"> </w:t>
-      </w:r>
-      <w:proofErr w:type="spellStart"/>
-      <w:r>
-        <w:rPr>
-          <w:sz w:val="20"/>
-          <w:szCs w:val="20"/>
-          <w:lang w:val="en-US"/>
-        </w:rPr>
-        <w:t>ishlarni</w:t>
-      </w:r>
-      <w:proofErr w:type="spellEnd"/>
-      <w:r>
-        <w:rPr>
-          <w:sz w:val="20"/>
-          <w:szCs w:val="20"/>
-          <w:lang w:val="en-US"/>
-        </w:rPr>
-        <w:t xml:space="preserve"> </w:t>
-      </w:r>
-      <w:proofErr w:type="spellStart"/>
-      <w:r>
-        <w:rPr>
-          <w:sz w:val="20"/>
-          <w:szCs w:val="20"/>
-          <w:lang w:val="en-US"/>
-        </w:rPr>
-        <w:t>bajarilganligi</w:t>
-      </w:r>
-      <w:proofErr w:type="spellEnd"/>
-      <w:r>
-        <w:rPr>
-          <w:sz w:val="20"/>
-          <w:szCs w:val="20"/>
-          <w:lang w:val="en-US"/>
-        </w:rPr>
-        <w:t xml:space="preserve"> </w:t>
-      </w:r>
-      <w:proofErr w:type="spellStart"/>
-      <w:r>
-        <w:rPr>
-          <w:sz w:val="20"/>
-          <w:szCs w:val="20"/>
-          <w:lang w:val="en-US"/>
-        </w:rPr>
-        <w:t>uchun</w:t>
-      </w:r>
-      <w:proofErr w:type="spellEnd"/>
-      <w:r>
-        <w:rPr>
-          <w:sz w:val="20"/>
-          <w:szCs w:val="20"/>
-          <w:lang w:val="en-US"/>
-        </w:rPr>
-        <w:t xml:space="preserve"> </w:t>
-      </w:r>
-      <w:proofErr w:type="spellStart"/>
-      <w:r>
-        <w:rPr>
-          <w:sz w:val="20"/>
-          <w:szCs w:val="20"/>
-          <w:lang w:val="en-US"/>
-        </w:rPr>
-        <w:t>tuzilgan</w:t>
-      </w:r>
-      <w:proofErr w:type="spellEnd"/>
-      <w:r>
-        <w:rPr>
-          <w:sz w:val="20"/>
-          <w:szCs w:val="20"/>
-          <w:lang w:val="en-US"/>
-        </w:rPr>
-        <w:t>:</w:t>
+      <w:r>
+        <w:rPr>
+          <w:sz w:val="20"/>
+          <w:szCs w:val="20"/>
+          <w:lang w:val="en-US"/>
+        </w:rPr>
+        <w:t>ushbu dalolatnoma quyidagi ishlarni bajarilganligi uchun tuzilgan:</w:t>
       </w:r>
     </w:p>
     <w:p>
@@ -1197,7 +415,6 @@
           <w14:ligatures w14:val="none"/>
         </w:rPr>
       </w:pPr>
-      <w:proofErr w:type="spellStart"/>
       <w:r>
         <w:rPr>
           <w:rFonts w:eastAsia="Times New Roman" w:cs="Times New Roman"/>
@@ -1211,105 +428,8 @@
           <w:lang w:val="en-US" w:eastAsia="ru-RU"/>
           <w14:ligatures w14:val="none"/>
         </w:rPr>
-        <w:t>Quyda</w:t>
-      </w:r>
-      <w:proofErr w:type="spellEnd"/>
-      <w:r>
-        <w:rPr>
-          <w:rFonts w:eastAsia="Times New Roman" w:cs="Times New Roman"/>
-          <w:b/>
-          <w:bCs/>
-          <w:color w:val="000000"/>
-          <w:kern w:val="0"/>
-          <w:sz w:val="20"/>
-          <w:szCs w:val="20"/>
-          <w:u w:val="single"/>
-          <w:lang w:val="en-US" w:eastAsia="ru-RU"/>
-          <w14:ligatures w14:val="none"/>
-        </w:rPr>
-        <w:t xml:space="preserve"> </w:t>
-      </w:r>
-      <w:proofErr w:type="spellStart"/>
-      <w:r>
-        <w:rPr>
-          <w:rFonts w:eastAsia="Times New Roman" w:cs="Times New Roman"/>
-          <w:b/>
-          <w:bCs/>
-          <w:color w:val="000000"/>
-          <w:kern w:val="0"/>
-          <w:sz w:val="20"/>
-          <w:szCs w:val="20"/>
-          <w:u w:val="single"/>
-          <w:lang w:val="en-US" w:eastAsia="ru-RU"/>
-          <w14:ligatures w14:val="none"/>
-        </w:rPr>
-        <w:t>ko’rsatilgan</w:t>
-      </w:r>
-      <w:proofErr w:type="spellEnd"/>
-      <w:r>
-        <w:rPr>
-          <w:rFonts w:eastAsia="Times New Roman" w:cs="Times New Roman"/>
-          <w:b/>
-          <w:bCs/>
-          <w:color w:val="000000"/>
-          <w:kern w:val="0"/>
-          <w:sz w:val="20"/>
-          <w:szCs w:val="20"/>
-          <w:u w:val="single"/>
-          <w:lang w:val="en-US" w:eastAsia="ru-RU"/>
-          <w14:ligatures w14:val="none"/>
-        </w:rPr>
-        <w:t xml:space="preserve"> </w:t>
-      </w:r>
-      <w:proofErr w:type="spellStart"/>
-      <w:r>
-        <w:rPr>
-          <w:rFonts w:eastAsia="Times New Roman" w:cs="Times New Roman"/>
-          <w:b/>
-          <w:bCs/>
-          <w:color w:val="000000"/>
-          <w:kern w:val="0"/>
-          <w:sz w:val="20"/>
-          <w:szCs w:val="20"/>
-          <w:u w:val="single"/>
-          <w:lang w:val="en-US" w:eastAsia="ru-RU"/>
-          <w14:ligatures w14:val="none"/>
-        </w:rPr>
-        <w:t>materiallarni</w:t>
-      </w:r>
-      <w:proofErr w:type="spellEnd"/>
-      <w:r>
-        <w:rPr>
-          <w:rFonts w:eastAsia="Times New Roman" w:cs="Times New Roman"/>
-          <w:b/>
-          <w:bCs/>
-          <w:color w:val="000000"/>
-          <w:kern w:val="0"/>
-          <w:sz w:val="20"/>
-          <w:szCs w:val="20"/>
-          <w:u w:val="single"/>
-          <w:lang w:val="en-US" w:eastAsia="ru-RU"/>
-          <w14:ligatures w14:val="none"/>
-        </w:rPr>
-        <w:t xml:space="preserve"> </w:t>
-      </w:r>
-      <w:proofErr w:type="spellStart"/>
-      <w:r>
-        <w:rPr>
-          <w:rFonts w:eastAsia="Times New Roman" w:cs="Times New Roman"/>
-          <w:b/>
-          <w:bCs/>
-          <w:color w:val="000000"/>
-          <w:kern w:val="0"/>
-          <w:sz w:val="20"/>
-          <w:szCs w:val="20"/>
-          <w:u w:val="single"/>
-          <w:lang w:val="en-US" w:eastAsia="ru-RU"/>
-          <w14:ligatures w14:val="none"/>
-        </w:rPr>
-        <w:t>o’rnatish</w:t>
-      </w:r>
-      <w:proofErr w:type="spellEnd"/>
+        <w:t>Quyda ko’rsatilgan materiallarni o’rnatish</w:t>
+      </w:r>
     </w:p>
     <w:p>
       <w:pPr>
@@ -1327,133 +447,7 @@
           <w:szCs w:val="14"/>
           <w:lang w:val="en-US"/>
         </w:rPr>
-        <w:t xml:space="preserve">(ATM </w:t>
-      </w:r>
-      <w:proofErr w:type="spellStart"/>
-      <w:r>
-        <w:rPr>
-          <w:sz w:val="14"/>
-          <w:szCs w:val="14"/>
-          <w:lang w:val="en-US"/>
-        </w:rPr>
-        <w:t>mutaxassislari</w:t>
-      </w:r>
-      <w:proofErr w:type="spellEnd"/>
-      <w:r>
-        <w:rPr>
-          <w:sz w:val="14"/>
-          <w:szCs w:val="14"/>
-          <w:lang w:val="en-US"/>
-        </w:rPr>
-        <w:t xml:space="preserve"> </w:t>
-      </w:r>
-      <w:proofErr w:type="spellStart"/>
-      <w:r>
-        <w:rPr>
-          <w:sz w:val="14"/>
-          <w:szCs w:val="14"/>
-          <w:lang w:val="en-US"/>
-        </w:rPr>
-        <w:t>tomonidan</w:t>
-      </w:r>
-      <w:proofErr w:type="spellEnd"/>
-      <w:r>
-        <w:rPr>
-          <w:sz w:val="14"/>
-          <w:szCs w:val="14"/>
-          <w:lang w:val="en-US"/>
-        </w:rPr>
-        <w:t xml:space="preserve"> </w:t>
-      </w:r>
-      <w:proofErr w:type="spellStart"/>
-      <w:r>
-        <w:rPr>
-          <w:sz w:val="14"/>
-          <w:szCs w:val="14"/>
-          <w:lang w:val="en-US"/>
-        </w:rPr>
-        <w:t>bajarilgan</w:t>
-      </w:r>
-      <w:proofErr w:type="spellEnd"/>
-      <w:r>
-        <w:rPr>
-          <w:sz w:val="14"/>
-          <w:szCs w:val="14"/>
-          <w:lang w:val="en-US"/>
-        </w:rPr>
-        <w:t xml:space="preserve"> </w:t>
-      </w:r>
-      <w:proofErr w:type="spellStart"/>
-      <w:r>
-        <w:rPr>
-          <w:sz w:val="14"/>
-          <w:szCs w:val="14"/>
-          <w:lang w:val="en-US"/>
-        </w:rPr>
-        <w:t>ish</w:t>
-      </w:r>
-      <w:proofErr w:type="spellEnd"/>
-      <w:r>
-        <w:rPr>
-          <w:sz w:val="14"/>
-          <w:szCs w:val="14"/>
-          <w:lang w:val="en-US"/>
-        </w:rPr>
-        <w:t xml:space="preserve"> </w:t>
-      </w:r>
-      <w:proofErr w:type="spellStart"/>
-      <w:r>
-        <w:rPr>
-          <w:sz w:val="14"/>
-          <w:szCs w:val="14"/>
-          <w:lang w:val="en-US"/>
-        </w:rPr>
-        <w:t>turlari</w:t>
-      </w:r>
-      <w:proofErr w:type="spellEnd"/>
-      <w:r>
-        <w:rPr>
-          <w:sz w:val="14"/>
-          <w:szCs w:val="14"/>
-          <w:lang w:val="en-US"/>
-        </w:rPr>
-        <w:t xml:space="preserve"> </w:t>
-      </w:r>
-      <w:proofErr w:type="spellStart"/>
-      <w:r>
-        <w:rPr>
-          <w:sz w:val="14"/>
-          <w:szCs w:val="14"/>
-          <w:lang w:val="en-US"/>
-        </w:rPr>
-        <w:t>bo'yicha</w:t>
-      </w:r>
-      <w:proofErr w:type="spellEnd"/>
-      <w:r>
-        <w:rPr>
-          <w:sz w:val="14"/>
-          <w:szCs w:val="14"/>
-          <w:lang w:val="en-US"/>
-        </w:rPr>
-        <w:t xml:space="preserve"> </w:t>
-      </w:r>
-      <w:proofErr w:type="spellStart"/>
-      <w:r>
-        <w:rPr>
-          <w:sz w:val="14"/>
-          <w:szCs w:val="14"/>
-          <w:lang w:val="en-US"/>
-        </w:rPr>
-        <w:t>tafsilotlar</w:t>
-      </w:r>
-      <w:proofErr w:type="spellEnd"/>
-      <w:r>
-        <w:rPr>
-          <w:sz w:val="14"/>
-          <w:szCs w:val="14"/>
-          <w:lang w:val="en-US"/>
-        </w:rPr>
-        <w:t>)</w:t>
+        <w:t>(ATM mutaxassislari tomonidan bajarilgan ish turlari bo'yicha tafsilotlar)</w:t>
       </w:r>
     </w:p>
     <w:p>
@@ -1486,306 +480,38 @@
           <w:lang w:val="en-US"/>
         </w:rPr>
       </w:pPr>
-      <w:proofErr w:type="spellStart"/>
-      <w:r>
-        <w:rPr>
-          <w:b/>
-          <w:bCs/>
-          <w:sz w:val="20"/>
-          <w:szCs w:val="20"/>
-          <w:lang w:val="en-US"/>
-        </w:rPr>
-        <w:t>Iqtisodiyot</w:t>
-      </w:r>
-      <w:proofErr w:type="spellEnd"/>
-      <w:r>
-        <w:rPr>
-          <w:b/>
-          <w:bCs/>
-          <w:sz w:val="20"/>
-          <w:szCs w:val="20"/>
-          <w:lang w:val="en-US"/>
-        </w:rPr>
-        <w:t xml:space="preserve"> </w:t>
-      </w:r>
-      <w:proofErr w:type="spellStart"/>
-      <w:r>
-        <w:rPr>
-          <w:b/>
-          <w:bCs/>
-          <w:sz w:val="20"/>
-          <w:szCs w:val="20"/>
-          <w:lang w:val="en-US"/>
-        </w:rPr>
-        <w:t>va</w:t>
-      </w:r>
-      <w:proofErr w:type="spellEnd"/>
-      <w:r>
-        <w:rPr>
-          <w:b/>
-          <w:bCs/>
-          <w:sz w:val="20"/>
-          <w:szCs w:val="20"/>
-          <w:lang w:val="en-US"/>
-        </w:rPr>
-        <w:t xml:space="preserve"> </w:t>
-      </w:r>
-      <w:proofErr w:type="spellStart"/>
-      <w:r>
-        <w:rPr>
-          <w:b/>
-          <w:bCs/>
-          <w:sz w:val="20"/>
-          <w:szCs w:val="20"/>
-          <w:lang w:val="en-US"/>
-        </w:rPr>
-        <w:t>Moliya</w:t>
-      </w:r>
-      <w:proofErr w:type="spellEnd"/>
-      <w:r>
-        <w:rPr>
-          <w:b/>
-          <w:bCs/>
-          <w:sz w:val="20"/>
-          <w:szCs w:val="20"/>
-          <w:lang w:val="en-US"/>
-        </w:rPr>
-        <w:t xml:space="preserve"> </w:t>
-      </w:r>
-      <w:proofErr w:type="spellStart"/>
-      <w:r>
-        <w:rPr>
-          <w:b/>
-          <w:bCs/>
-          <w:sz w:val="20"/>
-          <w:szCs w:val="20"/>
-          <w:lang w:val="en-US"/>
-        </w:rPr>
-        <w:t>vazirligining</w:t>
-      </w:r>
-      <w:proofErr w:type="spellEnd"/>
-      <w:r>
-        <w:rPr>
-          <w:b/>
-          <w:bCs/>
-          <w:sz w:val="20"/>
-          <w:szCs w:val="20"/>
-          <w:lang w:val="en-US"/>
-        </w:rPr>
-        <w:t xml:space="preserve"> </w:t>
-      </w:r>
-      <w:proofErr w:type="spellStart"/>
-      <w:proofErr w:type="gramStart"/>
-      <w:r>
-        <w:rPr>
-          <w:b/>
-          <w:bCs/>
-          <w:sz w:val="20"/>
-          <w:szCs w:val="20"/>
-          <w:lang w:val="en-US"/>
-        </w:rPr>
-        <w:t>huzuridagi</w:t>
-      </w:r>
-      <w:proofErr w:type="spellEnd"/>
-      <w:r>
-        <w:rPr>
-          <w:b/>
-          <w:bCs/>
-          <w:sz w:val="20"/>
-          <w:szCs w:val="20"/>
-          <w:lang w:val="en-US"/>
-        </w:rPr>
-        <w:t xml:space="preserve">  ATM</w:t>
-      </w:r>
-      <w:proofErr w:type="gramEnd"/>
-      <w:r>
-        <w:rPr>
-          <w:b/>
-          <w:bCs/>
-          <w:sz w:val="20"/>
-          <w:szCs w:val="20"/>
-          <w:lang w:val="en-US"/>
-        </w:rPr>
-        <w:t xml:space="preserve"> </w:t>
-      </w:r>
-      <w:proofErr w:type="spellStart"/>
-      <w:r>
-        <w:rPr>
-          <w:b/>
-          <w:bCs/>
-          <w:sz w:val="20"/>
-          <w:szCs w:val="20"/>
-          <w:lang w:val="en-US"/>
-        </w:rPr>
-        <w:t>tomonidan</w:t>
-      </w:r>
-      <w:proofErr w:type="spellEnd"/>
-    </w:p>
-    <w:p>
-      <w:pPr>
-        <w:ind w:left="-142"/>
-        <w:jc w:val="center"/>
-        <w:rPr>
-          <w:b/>
-          <w:bCs/>
-          <w:sz w:val="20"/>
-          <w:szCs w:val="20"/>
-          <w:lang w:val="en-US"/>
-        </w:rPr>
-      </w:pPr>
-      <w:proofErr w:type="spellStart"/>
-      <w:r>
-        <w:rPr>
-          <w:b/>
-          <w:bCs/>
-          <w:sz w:val="20"/>
-          <w:szCs w:val="20"/>
-          <w:lang w:val="en-US"/>
-        </w:rPr>
-        <w:t>quyidagi</w:t>
-      </w:r>
-      <w:proofErr w:type="spellEnd"/>
-      <w:r>
-        <w:rPr>
-          <w:b/>
-          <w:bCs/>
-          <w:sz w:val="20"/>
-          <w:szCs w:val="20"/>
-          <w:lang w:val="en-US"/>
-        </w:rPr>
-        <w:t xml:space="preserve"> </w:t>
-      </w:r>
-      <w:proofErr w:type="spellStart"/>
-      <w:r>
-        <w:rPr>
-          <w:b/>
-          <w:bCs/>
-          <w:sz w:val="20"/>
-          <w:szCs w:val="20"/>
-          <w:lang w:val="en-US"/>
-        </w:rPr>
-        <w:t>materiallari</w:t>
-      </w:r>
-      <w:proofErr w:type="spellEnd"/>
-      <w:r>
-        <w:rPr>
-          <w:b/>
-          <w:bCs/>
-          <w:sz w:val="20"/>
-          <w:szCs w:val="20"/>
-          <w:lang w:val="en-US"/>
-        </w:rPr>
-        <w:t xml:space="preserve">, </w:t>
-      </w:r>
-      <w:proofErr w:type="spellStart"/>
-      <w:r>
-        <w:rPr>
-          <w:b/>
-          <w:bCs/>
-          <w:sz w:val="20"/>
-          <w:szCs w:val="20"/>
-          <w:lang w:val="en-US"/>
-        </w:rPr>
-        <w:t>ehtiyot</w:t>
-      </w:r>
-      <w:proofErr w:type="spellEnd"/>
-      <w:r>
-        <w:rPr>
-          <w:b/>
-          <w:bCs/>
-          <w:sz w:val="20"/>
-          <w:szCs w:val="20"/>
-          <w:lang w:val="en-US"/>
-        </w:rPr>
-        <w:t xml:space="preserve"> </w:t>
-      </w:r>
-      <w:proofErr w:type="spellStart"/>
-      <w:r>
-        <w:rPr>
-          <w:b/>
-          <w:bCs/>
-          <w:sz w:val="20"/>
-          <w:szCs w:val="20"/>
-          <w:lang w:val="en-US"/>
-        </w:rPr>
-        <w:t>qismlar</w:t>
-      </w:r>
-      <w:proofErr w:type="spellEnd"/>
-      <w:r>
-        <w:rPr>
-          <w:b/>
-          <w:bCs/>
-          <w:sz w:val="20"/>
-          <w:szCs w:val="20"/>
-          <w:lang w:val="en-US"/>
-        </w:rPr>
-        <w:t xml:space="preserve"> </w:t>
-      </w:r>
-      <w:proofErr w:type="spellStart"/>
-      <w:r>
-        <w:rPr>
-          <w:b/>
-          <w:bCs/>
-          <w:sz w:val="20"/>
-          <w:szCs w:val="20"/>
-          <w:lang w:val="en-US"/>
-        </w:rPr>
-        <w:t>va</w:t>
-      </w:r>
-      <w:proofErr w:type="spellEnd"/>
-      <w:r>
-        <w:rPr>
-          <w:b/>
-          <w:bCs/>
-          <w:sz w:val="20"/>
-          <w:szCs w:val="20"/>
-          <w:lang w:val="en-US"/>
-        </w:rPr>
-        <w:t xml:space="preserve"> </w:t>
-      </w:r>
-      <w:proofErr w:type="spellStart"/>
-      <w:r>
-        <w:rPr>
-          <w:b/>
-          <w:bCs/>
-          <w:sz w:val="20"/>
-          <w:szCs w:val="20"/>
-          <w:lang w:val="en-US"/>
-        </w:rPr>
-        <w:t>uskunalar</w:t>
-      </w:r>
-      <w:proofErr w:type="spellEnd"/>
-      <w:r>
-        <w:rPr>
-          <w:b/>
-          <w:bCs/>
-          <w:sz w:val="20"/>
-          <w:szCs w:val="20"/>
-          <w:lang w:val="en-US"/>
-        </w:rPr>
-        <w:t xml:space="preserve"> </w:t>
-      </w:r>
-      <w:proofErr w:type="spellStart"/>
-      <w:r>
-        <w:rPr>
-          <w:b/>
-          <w:bCs/>
-          <w:sz w:val="20"/>
-          <w:szCs w:val="20"/>
-          <w:lang w:val="en-US"/>
-        </w:rPr>
-        <w:t>o'rnatildi</w:t>
-      </w:r>
-      <w:proofErr w:type="spellEnd"/>
-      <w:r>
-        <w:rPr>
-          <w:b/>
-          <w:bCs/>
-          <w:sz w:val="20"/>
-          <w:szCs w:val="20"/>
-          <w:lang w:val="en-US"/>
-        </w:rPr>
-        <w:t>:</w:t>
+      <w:r>
+        <w:rPr>
+          <w:b/>
+          <w:bCs/>
+          <w:sz w:val="20"/>
+          <w:szCs w:val="20"/>
+          <w:lang w:val="en-US"/>
+        </w:rPr>
+        <w:t>Iqtisodiyot va Moliya vazirligining huzuridagi  ATM tomonidan</w:t>
+      </w:r>
+    </w:p>
+    <w:p>
+      <w:pPr>
+        <w:ind w:left="-142"/>
+        <w:jc w:val="center"/>
+        <w:rPr>
+          <w:b/>
+          <w:bCs/>
+          <w:sz w:val="20"/>
+          <w:szCs w:val="20"/>
+          <w:lang w:val="en-US"/>
+        </w:rPr>
+      </w:pPr>
+      <w:r>
+        <w:rPr>
+          <w:b/>
+          <w:bCs/>
+          <w:sz w:val="20"/>
+          <w:szCs w:val="20"/>
+          <w:lang w:val="en-US"/>
+        </w:rPr>
+        <w:t>quyidagi materiallari, ehtiyot qismlar va uskunalar o'rnatildi:</w:t>
       </w:r>
     </w:p>
     <w:p>
@@ -1858,115 +584,15 @@
           <w:lang w:val="en-US"/>
         </w:rPr>
       </w:pPr>
-      <w:proofErr w:type="spellStart"/>
-      <w:r>
-        <w:rPr>
-          <w:b/>
-          <w:bCs/>
-          <w:sz w:val="20"/>
-          <w:szCs w:val="20"/>
-          <w:lang w:val="en-US"/>
-        </w:rPr>
-        <w:t>Yaroqsiz</w:t>
-      </w:r>
-      <w:proofErr w:type="spellEnd"/>
-      <w:r>
-        <w:rPr>
-          <w:b/>
-          <w:bCs/>
-          <w:sz w:val="20"/>
-          <w:szCs w:val="20"/>
-          <w:lang w:val="en-US"/>
-        </w:rPr>
-        <w:t xml:space="preserve"> </w:t>
-      </w:r>
-      <w:proofErr w:type="spellStart"/>
-      <w:r>
-        <w:rPr>
-          <w:b/>
-          <w:bCs/>
-          <w:sz w:val="20"/>
-          <w:szCs w:val="20"/>
-          <w:lang w:val="en-US"/>
-        </w:rPr>
-        <w:t>ehtiyot</w:t>
-      </w:r>
-      <w:proofErr w:type="spellEnd"/>
-      <w:r>
-        <w:rPr>
-          <w:b/>
-          <w:bCs/>
-          <w:sz w:val="20"/>
-          <w:szCs w:val="20"/>
-          <w:lang w:val="en-US"/>
-        </w:rPr>
-        <w:t xml:space="preserve"> </w:t>
-      </w:r>
-      <w:proofErr w:type="spellStart"/>
-      <w:r>
-        <w:rPr>
-          <w:b/>
-          <w:bCs/>
-          <w:sz w:val="20"/>
-          <w:szCs w:val="20"/>
-          <w:lang w:val="en-US"/>
-        </w:rPr>
-        <w:t>qismlar</w:t>
-      </w:r>
-      <w:proofErr w:type="spellEnd"/>
-      <w:r>
-        <w:rPr>
-          <w:b/>
-          <w:bCs/>
-          <w:sz w:val="20"/>
-          <w:szCs w:val="20"/>
-          <w:lang w:val="en-US"/>
-        </w:rPr>
-        <w:t xml:space="preserve"> </w:t>
-      </w:r>
-      <w:proofErr w:type="spellStart"/>
-      <w:r>
-        <w:rPr>
-          <w:b/>
-          <w:bCs/>
-          <w:sz w:val="20"/>
-          <w:szCs w:val="20"/>
-          <w:lang w:val="en-US"/>
-        </w:rPr>
-        <w:t>foydalanuvchida</w:t>
-      </w:r>
-      <w:proofErr w:type="spellEnd"/>
-      <w:r>
-        <w:rPr>
-          <w:b/>
-          <w:bCs/>
-          <w:sz w:val="20"/>
-          <w:szCs w:val="20"/>
-          <w:lang w:val="en-US"/>
-        </w:rPr>
-        <w:t xml:space="preserve"> </w:t>
-      </w:r>
-      <w:proofErr w:type="spellStart"/>
-      <w:r>
-        <w:rPr>
-          <w:b/>
-          <w:bCs/>
-          <w:sz w:val="20"/>
-          <w:szCs w:val="20"/>
-          <w:lang w:val="en-US"/>
-        </w:rPr>
-        <w:t>qoldirildi</w:t>
-      </w:r>
-      <w:proofErr w:type="spellEnd"/>
-      <w:r>
-        <w:rPr>
-          <w:b/>
-          <w:bCs/>
-          <w:sz w:val="20"/>
-          <w:szCs w:val="20"/>
-          <w:lang w:val="en-US"/>
-        </w:rPr>
-        <w:t>.</w:t>
+      <w:r>
+        <w:rPr>
+          <w:b/>
+          <w:bCs/>
+          <w:sz w:val="20"/>
+          <w:szCs w:val="20"/>
+          <w:lang w:val="en-US"/>
+        </w:rPr>
+        <w:t>Yaroqsiz ehtiyot qismlar foydalanuvchida qoldirildi.</w:t>
       </w:r>
     </w:p>
     <w:p>
@@ -1978,231 +604,13 @@
           <w:lang w:val="en-US"/>
         </w:rPr>
       </w:pPr>
-      <w:proofErr w:type="spellStart"/>
-      <w:r>
-        <w:rPr>
-          <w:sz w:val="20"/>
-          <w:szCs w:val="20"/>
-          <w:lang w:val="en-US"/>
-        </w:rPr>
-        <w:t>Izoh</w:t>
-      </w:r>
-      <w:proofErr w:type="spellEnd"/>
-      <w:r>
-        <w:rPr>
-          <w:sz w:val="20"/>
-          <w:szCs w:val="20"/>
-          <w:lang w:val="en-US"/>
-        </w:rPr>
-        <w:t xml:space="preserve">: </w:t>
-      </w:r>
-      <w:proofErr w:type="spellStart"/>
-      <w:r>
-        <w:rPr>
-          <w:sz w:val="20"/>
-          <w:szCs w:val="20"/>
-          <w:lang w:val="en-US"/>
-        </w:rPr>
-        <w:t>o'rnatilgan</w:t>
-      </w:r>
-      <w:proofErr w:type="spellEnd"/>
-      <w:r>
-        <w:rPr>
-          <w:sz w:val="20"/>
-          <w:szCs w:val="20"/>
-          <w:lang w:val="en-US"/>
-        </w:rPr>
-        <w:t xml:space="preserve"> </w:t>
-      </w:r>
-      <w:proofErr w:type="spellStart"/>
-      <w:r>
-        <w:rPr>
-          <w:sz w:val="20"/>
-          <w:szCs w:val="20"/>
-          <w:lang w:val="en-US"/>
-        </w:rPr>
-        <w:t>ehtiyot</w:t>
-      </w:r>
-      <w:proofErr w:type="spellEnd"/>
-      <w:r>
-        <w:rPr>
-          <w:sz w:val="20"/>
-          <w:szCs w:val="20"/>
-          <w:lang w:val="en-US"/>
-        </w:rPr>
-        <w:t xml:space="preserve"> </w:t>
-      </w:r>
-      <w:proofErr w:type="spellStart"/>
-      <w:r>
-        <w:rPr>
-          <w:sz w:val="20"/>
-          <w:szCs w:val="20"/>
-          <w:lang w:val="en-US"/>
-        </w:rPr>
-        <w:t>qismlar</w:t>
-      </w:r>
-      <w:proofErr w:type="spellEnd"/>
-      <w:r>
-        <w:rPr>
-          <w:sz w:val="20"/>
-          <w:szCs w:val="20"/>
-          <w:lang w:val="en-US"/>
-        </w:rPr>
-        <w:t xml:space="preserve"> </w:t>
-      </w:r>
-      <w:proofErr w:type="spellStart"/>
-      <w:r>
-        <w:rPr>
-          <w:sz w:val="20"/>
-          <w:szCs w:val="20"/>
-          <w:lang w:val="en-US"/>
-        </w:rPr>
-        <w:t>yoki</w:t>
-      </w:r>
-      <w:proofErr w:type="spellEnd"/>
-      <w:r>
-        <w:rPr>
-          <w:sz w:val="20"/>
-          <w:szCs w:val="20"/>
-          <w:lang w:val="en-US"/>
-        </w:rPr>
-        <w:t xml:space="preserve"> </w:t>
-      </w:r>
-      <w:proofErr w:type="spellStart"/>
-      <w:r>
-        <w:rPr>
-          <w:sz w:val="20"/>
-          <w:szCs w:val="20"/>
-          <w:lang w:val="en-US"/>
-        </w:rPr>
-        <w:t>asbob-</w:t>
-      </w:r>
-      <w:proofErr w:type="gramStart"/>
-      <w:r>
-        <w:rPr>
-          <w:sz w:val="20"/>
-          <w:szCs w:val="20"/>
-          <w:lang w:val="en-US"/>
-        </w:rPr>
-        <w:t>uskunalar</w:t>
-      </w:r>
-      <w:proofErr w:type="spellEnd"/>
-      <w:r>
-        <w:rPr>
-          <w:sz w:val="20"/>
-          <w:szCs w:val="20"/>
-          <w:lang w:val="en-US"/>
-        </w:rPr>
-        <w:t xml:space="preserve">  </w:t>
-      </w:r>
-      <w:proofErr w:type="spellStart"/>
-      <w:r>
-        <w:rPr>
-          <w:sz w:val="20"/>
-          <w:szCs w:val="20"/>
-          <w:lang w:val="en-US"/>
-        </w:rPr>
-        <w:t>birlikdagi</w:t>
-      </w:r>
-      <w:proofErr w:type="spellEnd"/>
-      <w:proofErr w:type="gramEnd"/>
-      <w:r>
-        <w:rPr>
-          <w:sz w:val="20"/>
-          <w:szCs w:val="20"/>
-          <w:lang w:val="en-US"/>
-        </w:rPr>
-        <w:t xml:space="preserve"> </w:t>
-      </w:r>
-      <w:proofErr w:type="spellStart"/>
-      <w:r>
-        <w:rPr>
-          <w:sz w:val="20"/>
-          <w:szCs w:val="20"/>
-          <w:lang w:val="en-US"/>
-        </w:rPr>
-        <w:t>narxi</w:t>
-      </w:r>
-      <w:proofErr w:type="spellEnd"/>
-      <w:r>
-        <w:rPr>
-          <w:sz w:val="20"/>
-          <w:szCs w:val="20"/>
-          <w:lang w:val="en-US"/>
-        </w:rPr>
-        <w:t xml:space="preserve">, </w:t>
-      </w:r>
-      <w:proofErr w:type="spellStart"/>
-      <w:r>
-        <w:rPr>
-          <w:sz w:val="20"/>
-          <w:szCs w:val="20"/>
-          <w:lang w:val="en-US"/>
-        </w:rPr>
-        <w:t>buxgalteriya</w:t>
-      </w:r>
-      <w:proofErr w:type="spellEnd"/>
-      <w:r>
-        <w:rPr>
-          <w:sz w:val="20"/>
-          <w:szCs w:val="20"/>
-          <w:lang w:val="en-US"/>
-        </w:rPr>
-        <w:t xml:space="preserve"> </w:t>
-      </w:r>
-      <w:proofErr w:type="spellStart"/>
-      <w:r>
-        <w:rPr>
-          <w:sz w:val="20"/>
-          <w:szCs w:val="20"/>
-          <w:lang w:val="en-US"/>
-        </w:rPr>
-        <w:t>hisobini</w:t>
-      </w:r>
-      <w:proofErr w:type="spellEnd"/>
-      <w:r>
-        <w:rPr>
-          <w:sz w:val="20"/>
-          <w:szCs w:val="20"/>
-          <w:lang w:val="en-US"/>
-        </w:rPr>
-        <w:t xml:space="preserve"> </w:t>
-      </w:r>
-      <w:proofErr w:type="spellStart"/>
-      <w:r>
-        <w:rPr>
-          <w:sz w:val="20"/>
-          <w:szCs w:val="20"/>
-          <w:lang w:val="en-US"/>
-        </w:rPr>
-        <w:t>yuritish</w:t>
-      </w:r>
-      <w:proofErr w:type="spellEnd"/>
-      <w:r>
-        <w:rPr>
-          <w:sz w:val="20"/>
-          <w:szCs w:val="20"/>
-          <w:lang w:val="en-US"/>
-        </w:rPr>
-        <w:t xml:space="preserve"> </w:t>
-      </w:r>
-      <w:proofErr w:type="spellStart"/>
-      <w:r>
-        <w:rPr>
-          <w:sz w:val="20"/>
-          <w:szCs w:val="20"/>
-          <w:lang w:val="en-US"/>
-        </w:rPr>
-        <w:t>uchun</w:t>
-      </w:r>
-      <w:proofErr w:type="spellEnd"/>
-      <w:r>
-        <w:rPr>
-          <w:sz w:val="20"/>
-          <w:szCs w:val="20"/>
-          <w:lang w:val="en-US"/>
-        </w:rPr>
-        <w:t>.</w:t>
+      <w:r>
+        <w:rPr>
+          <w:sz w:val="20"/>
+          <w:szCs w:val="20"/>
+          <w:lang w:val="en-US"/>
+        </w:rPr>
+        <w:t>Izoh: o'rnatilgan ehtiyot qismlar yoki asbob-uskunalar  birlikdagi narxi, buxgalteriya hisobini yuritish uchun.</w:t>
       </w:r>
     </w:p>
     <w:p>
@@ -2235,71 +643,15 @@
           <w:lang w:val="en-US"/>
         </w:rPr>
       </w:pPr>
-      <w:proofErr w:type="spellStart"/>
-      <w:r>
-        <w:rPr>
-          <w:b/>
-          <w:bCs/>
-          <w:sz w:val="20"/>
-          <w:szCs w:val="20"/>
-          <w:lang w:val="en-US"/>
-        </w:rPr>
-        <w:t>Xizmat</w:t>
-      </w:r>
-      <w:proofErr w:type="spellEnd"/>
-      <w:r>
-        <w:rPr>
-          <w:b/>
-          <w:bCs/>
-          <w:sz w:val="20"/>
-          <w:szCs w:val="20"/>
-          <w:lang w:val="en-US"/>
-        </w:rPr>
-        <w:t xml:space="preserve"> </w:t>
-      </w:r>
-      <w:proofErr w:type="spellStart"/>
-      <w:r>
-        <w:rPr>
-          <w:b/>
-          <w:bCs/>
-          <w:sz w:val="20"/>
-          <w:szCs w:val="20"/>
-          <w:lang w:val="en-US"/>
-        </w:rPr>
-        <w:t>ko'rsatuvchinig</w:t>
-      </w:r>
-      <w:proofErr w:type="spellEnd"/>
-      <w:r>
-        <w:rPr>
-          <w:b/>
-          <w:bCs/>
-          <w:sz w:val="20"/>
-          <w:szCs w:val="20"/>
-          <w:lang w:val="en-US"/>
-        </w:rPr>
-        <w:t xml:space="preserve"> </w:t>
-      </w:r>
-      <w:proofErr w:type="spellStart"/>
-      <w:r>
-        <w:rPr>
-          <w:b/>
-          <w:bCs/>
-          <w:sz w:val="20"/>
-          <w:szCs w:val="20"/>
-          <w:lang w:val="en-US"/>
-        </w:rPr>
-        <w:t>vakili</w:t>
-      </w:r>
-      <w:proofErr w:type="spellEnd"/>
-      <w:r>
-        <w:rPr>
-          <w:b/>
-          <w:bCs/>
-          <w:sz w:val="20"/>
-          <w:szCs w:val="20"/>
-          <w:lang w:val="en-US"/>
-        </w:rPr>
-        <w:t>:</w:t>
+      <w:r>
+        <w:rPr>
+          <w:b/>
+          <w:bCs/>
+          <w:sz w:val="20"/>
+          <w:szCs w:val="20"/>
+          <w:lang w:val="en-US"/>
+        </w:rPr>
+        <w:t>Xizmat ko'rsatuvchinig vakili:</w:t>
       </w:r>
     </w:p>
     <w:p>

--- a/media/document/akt.docx
+++ b/media/document/akt.docx
@@ -551,7 +551,7 @@
           <w:szCs w:val="20"/>
           <w:lang w:val="en-US"/>
         </w:rPr>
-        <w:t xml:space="preserve"> muvofiq </w:t>
+        <w:t xml:space="preserve"> </w:t>
       </w:r>
     </w:p>
     <w:p>
@@ -704,16 +704,6 @@
           <w:lang w:val="en-US"/>
         </w:rPr>
         <w:t>ORGANIZATION</w:t>
-      </w:r>
-      <w:r>
-        <w:rPr>
-          <w:b/>
-          <w:bCs/>
-          <w:sz w:val="20"/>
-          <w:szCs w:val="20"/>
-          <w:lang w:val="en-US"/>
-        </w:rPr>
-        <w:t>:</w:t>
       </w:r>
     </w:p>
     <w:p>
